--- a/packages/docs/static/decision-guides/e-prescribe.docx
+++ b/packages/docs/static/decision-guides/e-prescribe.docx
@@ -49,7 +49,7 @@
         </w:drawing>
       </w:r>
     </w:p>
-    <w:bookmarkStart w:id="50" w:name="e-prescribe-decision-guide"/>
+    <w:bookmarkStart w:id="49" w:name="e-prescribe-decision-guide"/>
     <w:p>
       <w:pPr>
         <w:pStyle w:val="Heading1"/>
@@ -5175,7 +5175,7 @@
     <w:bookmarkEnd w:id="42"/>
     <w:bookmarkEnd w:id="43"/>
     <w:bookmarkEnd w:id="44"/>
-    <w:bookmarkStart w:id="49" w:name="related-integrations"/>
+    <w:bookmarkStart w:id="48" w:name="related-integrations"/>
     <w:p>
       <w:pPr>
         <w:pStyle w:val="Heading2"/>
@@ -5255,29 +5255,12 @@
         <w:t xml:space="preserve"> </w:t>
       </w:r>
       <w:r>
-        <w:t xml:space="preserve">— embedded iFrame prescribing, including</w:t>
+        <w:t xml:space="preserve">— embedded iFrame prescribing, including clinic favorites (3.7) and</w:t>
       </w:r>
       <w:r>
         <w:t xml:space="preserve"> </w:t>
       </w:r>
       <w:hyperlink r:id="rId47">
-        <w:r>
-          <w:rPr>
-            <w:rStyle w:val="Hyperlink"/>
-          </w:rPr>
-          <w:t xml:space="preserve">clinic favorites</w:t>
-        </w:r>
-      </w:hyperlink>
-      <w:r>
-        <w:t xml:space="preserve"> </w:t>
-      </w:r>
-      <w:r>
-        <w:t xml:space="preserve">(3.7) and</w:t>
-      </w:r>
-      <w:r>
-        <w:t xml:space="preserve"> </w:t>
-      </w:r>
-      <w:hyperlink r:id="rId48">
         <w:r>
           <w:rPr>
             <w:rStyle w:val="Hyperlink"/>
@@ -5292,8 +5275,8 @@
         <w:t xml:space="preserve">(3.2).</w:t>
       </w:r>
     </w:p>
+    <w:bookmarkEnd w:id="48"/>
     <w:bookmarkEnd w:id="49"/>
-    <w:bookmarkEnd w:id="50"/>
     <w:sectPr>
       <w:pgSz w:h="15840" w:w="12240"/>
       <w:pgMar w:bottom="1440" w:footer="720" w:gutter="0" w:header="720" w:left="1440" w:right="1440" w:top="1440"/>

--- a/packages/docs/static/decision-guides/e-prescribe.docx
+++ b/packages/docs/static/decision-guides/e-prescribe.docx
@@ -49,7 +49,7 @@
         </w:drawing>
       </w:r>
     </w:p>
-    <w:bookmarkStart w:id="49" w:name="e-prescribe-decision-guide"/>
+    <w:bookmarkStart w:id="50" w:name="e-prescribe-decision-guide"/>
     <w:p>
       <w:pPr>
         <w:pStyle w:val="Heading1"/>
@@ -106,7 +106,21 @@
         <w:pStyle w:val="BodyText"/>
       </w:pPr>
       <w:r>
-        <w:t xml:space="preserve">E-prescribing in Medplum runs through an integration with an e-prescribing vendor connected to the SureScripts network. This space is less about the FHIR data model than a sequence of</w:t>
+        <w:t xml:space="preserve">E-prescribing in Medplum is part of the</w:t>
+      </w:r>
+      <w:r>
+        <w:t xml:space="preserve"> </w:t>
+      </w:r>
+      <w:hyperlink r:id="rId24">
+        <w:r>
+          <w:rPr>
+            <w:rStyle w:val="Hyperlink"/>
+          </w:rPr>
+          <w:t xml:space="preserve">Medplum EHR</w:t>
+        </w:r>
+      </w:hyperlink>
+      <w:r>
+        <w:t xml:space="preserve">, not a standalone product. It runs through an integration with an e-prescribing vendor connected to the SureScripts network. This space is less about the FHIR data model than a sequence of</w:t>
       </w:r>
       <w:r>
         <w:t xml:space="preserve"> </w:t>
@@ -119,10 +133,10 @@
         <w:t xml:space="preserve">integration and enrollment decisions</w:t>
       </w:r>
       <w:r>
-        <w:t xml:space="preserve">: how much prescribing UI you build, whether you send controlled substances, and how prescribers get enrolled and verified. This guide moves from those high-level decisions down to feature detail.</w:t>
-      </w:r>
-    </w:p>
-    <w:bookmarkStart w:id="24" w:name="section-1-use-case-participants"/>
+        <w:t xml:space="preserve">: whether prescribing uses the vendor’s hosted flow or a custom workflow, whether you send controlled substances, and how prescribers get enrolled and verified. This guide moves from those high-level decisions down to feature detail.</w:t>
+      </w:r>
+    </w:p>
+    <w:bookmarkStart w:id="25" w:name="section-1-use-case-participants"/>
     <w:p>
       <w:pPr>
         <w:pStyle w:val="Heading2"/>
@@ -140,7 +154,7 @@
           <w:iCs/>
           <w:i/>
         </w:rPr>
-        <w:t xml:space="preserve">Two of these — what you prescribe (1.1) and how much you build (1.2) — cascade into most of Section 3. Land them first.</w:t>
+        <w:t xml:space="preserve">Two of these — what you prescribe (1.1) and which workflow you use (1.2) — cascade into most of Section 3. Land them first.</w:t>
       </w:r>
     </w:p>
     <w:p>
@@ -235,7 +249,7 @@
           <w:bCs/>
           <w:b/>
         </w:rPr>
-        <w:t xml:space="preserve">1.2 How much of the prescribing experience do you want to build?</w:t>
+        <w:t xml:space="preserve">1.2 Do you want the hosted flow, or a custom workflow?</w:t>
       </w:r>
     </w:p>
     <w:p>
@@ -257,7 +271,7 @@
         <w:t xml:space="preserve"> </w:t>
       </w:r>
       <w:r>
-        <w:t xml:space="preserve">— embed the vendor’s prescribing UI. Minimal build; drug search, dosing, pharmacy, and send all happen inside the vendor’s screens.</w:t>
+        <w:t xml:space="preserve">— embed the vendor’s prescribing screens. Drug search, dosing, pharmacy, and send all happen inside the vendor’s flow.</w:t>
       </w:r>
     </w:p>
     <w:p>
@@ -273,13 +287,13 @@
           <w:bCs/>
           <w:b/>
         </w:rPr>
-        <w:t xml:space="preserve">Integrated (API-driven)</w:t>
+        <w:t xml:space="preserve">Custom workflow</w:t>
       </w:r>
       <w:r>
         <w:t xml:space="preserve"> </w:t>
       </w:r>
       <w:r>
-        <w:t xml:space="preserve">— build your own prescribing UI on Medplum’s FHIR operations and bots; only the final, regulation-required</w:t>
+        <w:t xml:space="preserve">— prescribe from the chart using Medplum’s FHIR operations and bots. Only the final, regulation-required</w:t>
       </w:r>
       <w:r>
         <w:t xml:space="preserve"> </w:t>
@@ -319,7 +333,7 @@
           <w:iCs/>
           <w:i/>
         </w:rPr>
-        <w:t xml:space="preserve">Why: the core build-vs-UX trade-off. The iframe is fastest to live but UX is fixed and you generally can’t prescribe from inside your own chart. Integrated lets you own the workflow and prescribe in context, at the cost of building it. See 3.1.</w:t>
+        <w:t xml:space="preserve">Why: the iframe is fastest to live, and the steps stay the vendor’s. A custom workflow keeps prescribing in the chart. Presets — clinic favorites and order sets — standardize repeat orders on either path. Either way, transmission stays on the vendor’s review-and-send step. See 3.1.</w:t>
       </w:r>
     </w:p>
     <w:p>
@@ -469,7 +483,7 @@
         <w:pStyle w:val="Compact"/>
       </w:pPr>
       <w:r>
-        <w:t xml:space="preserve">Any offshore or non-US staff using the prescribing UI?</w:t>
+        <w:t xml:space="preserve">Any offshore or non-US staff using e-prescribing?</w:t>
       </w:r>
     </w:p>
     <w:p>
@@ -511,7 +525,7 @@
           <w:iCs/>
           <w:i/>
         </w:rPr>
-        <w:t xml:space="preserve">— a SureScripts-network constraint, not a Medplum one — so non-US staff can only hold non-prescribing roles, and even those must be enrolled with the vendor to call pharmacy or medication-history operations (3.3). Confirm your vendor’s policy on non-US users before designing an offshore-staffing model around the prescribing UI.</w:t>
+        <w:t xml:space="preserve">— a SureScripts-network constraint, not a Medplum one — so non-US staff can only hold non-prescribing roles, and even those must be enrolled with the vendor to call pharmacy or medication-history operations (3.3). Confirm your vendor’s policy on non-US users before designing an offshore-staffing model around e-prescribing.</w:t>
       </w:r>
     </w:p>
     <w:p>
@@ -521,8 +535,8 @@
         </w:pict>
       </w:r>
     </w:p>
-    <w:bookmarkEnd w:id="24"/>
-    <w:bookmarkStart w:id="25" w:name="section-2-feature-scoping"/>
+    <w:bookmarkEnd w:id="25"/>
+    <w:bookmarkStart w:id="26" w:name="section-2-feature-scoping"/>
     <w:p>
       <w:pPr>
         <w:pStyle w:val="Heading2"/>
@@ -694,7 +708,7 @@
               <w:jc w:val="left"/>
             </w:pPr>
             <w:r>
-              <w:t xml:space="preserve">Integration model (hosted iframe vs. integrated/API)</w:t>
+              <w:t xml:space="preserve">Custom workflow</w:t>
             </w:r>
           </w:p>
         </w:tc>
@@ -1627,8 +1641,8 @@
         </w:pict>
       </w:r>
     </w:p>
-    <w:bookmarkEnd w:id="25"/>
-    <w:bookmarkStart w:id="44" w:name="section-3-feature-deep-dives"/>
+    <w:bookmarkEnd w:id="26"/>
+    <w:bookmarkStart w:id="45" w:name="section-3-feature-deep-dives"/>
     <w:p>
       <w:pPr>
         <w:pStyle w:val="Heading2"/>
@@ -1937,7 +1951,7 @@
         </w:pict>
       </w:r>
     </w:p>
-    <w:bookmarkStart w:id="29" w:name="foundations"/>
+    <w:bookmarkStart w:id="30" w:name="foundations"/>
     <w:p>
       <w:pPr>
         <w:pStyle w:val="Heading3"/>
@@ -1946,13 +1960,13 @@
         <w:t xml:space="preserve">Foundations</w:t>
       </w:r>
     </w:p>
-    <w:bookmarkStart w:id="26" w:name="integration-model"/>
+    <w:bookmarkStart w:id="27" w:name="custom-workflow"/>
     <w:p>
       <w:pPr>
         <w:pStyle w:val="Heading4"/>
       </w:pPr>
       <w:r>
-        <w:t xml:space="preserve">3.1 Integration Model</w:t>
+        <w:t xml:space="preserve">3.1 Custom Workflow</w:t>
       </w:r>
     </w:p>
     <w:p>
@@ -1960,7 +1974,7 @@
         <w:pStyle w:val="FirstParagraph"/>
       </w:pPr>
       <w:r>
-        <w:t xml:space="preserve">How much of the prescribing UI you build — the decision that shapes almost every section below.</w:t>
+        <w:t xml:space="preserve">Whether prescribing follows the vendor’s hosted flow or a custom workflow in the chart. This choice shapes almost every section below.</w:t>
       </w:r>
     </w:p>
     <w:p>
@@ -1984,23 +1998,7 @@
         <w:pStyle w:val="Compact"/>
       </w:pPr>
       <w:r>
-        <w:t xml:space="preserve">Do prescribers need to write prescriptions</w:t>
-      </w:r>
-      <w:r>
-        <w:t xml:space="preserve"> </w:t>
-      </w:r>
-      <w:r>
-        <w:rPr>
-          <w:iCs/>
-          <w:i/>
-        </w:rPr>
-        <w:t xml:space="preserve">in context</w:t>
-      </w:r>
-      <w:r>
-        <w:t xml:space="preserve"> </w:t>
-      </w:r>
-      <w:r>
-        <w:t xml:space="preserve">(from inside your chart), or is a standalone screen fine?</w:t>
+        <w:t xml:space="preserve">Do prescribers write prescriptions from inside the chart, or is the vendor’s hosted flow enough?</w:t>
       </w:r>
     </w:p>
     <w:p>
@@ -2012,7 +2010,7 @@
         <w:pStyle w:val="Compact"/>
       </w:pPr>
       <w:r>
-        <w:t xml:space="preserve">How much engineering do you want to invest in the prescribing UI, now and ongoing?</w:t>
+        <w:t xml:space="preserve">Do you want presets — clinic favorites and order sets — for medications the practice sends often?</w:t>
       </w:r>
     </w:p>
     <w:p>
@@ -2024,7 +2022,7 @@
         <w:pStyle w:val="Compact"/>
       </w:pPr>
       <w:r>
-        <w:t xml:space="preserve">Do you need to control the look and steps of the flow, or is a vendor-standard flow acceptable?</w:t>
+        <w:t xml:space="preserve">Is the vendor’s standard sequence of steps acceptable?</w:t>
       </w:r>
     </w:p>
     <w:tbl>
@@ -2036,8 +2034,8 @@
         <w:tblLayout w:type="fixed"/>
       </w:tblPr>
       <w:tblGrid>
-        <w:gridCol w:w="4426"/>
-        <w:gridCol w:w="4934"/>
+        <w:gridCol w:w="3645"/>
+        <w:gridCol w:w="5715"/>
       </w:tblGrid>
       <w:tr>
         <w:trPr>
@@ -2081,7 +2079,7 @@
               <w:jc w:val="left"/>
             </w:pPr>
             <w:r>
-              <w:t xml:space="preserve">Standalone screen fine; minimal build</w:t>
+              <w:t xml:space="preserve">Hosted flow is enough</w:t>
             </w:r>
           </w:p>
         </w:tc>
@@ -2103,24 +2101,24 @@
               <w:t xml:space="preserve"> </w:t>
             </w:r>
             <w:r>
-              <w:t xml:space="preserve">— the vendor’s prescribing UI, embedded. Fastest to live; UX is fixed and not customizable.</w:t>
-            </w:r>
-          </w:p>
-        </w:tc>
-      </w:tr>
-      <w:tr>
-        <w:trPr>
-          <w:cantSplit/>
-        </w:trPr>
-        <w:tc>
-          <w:tcPr/>
-          <w:p>
-            <w:pPr>
-              <w:pStyle w:val="Compact"/>
-              <w:jc w:val="left"/>
-            </w:pPr>
-            <w:r>
-              <w:t xml:space="preserve">Must prescribe from within your own chart</w:t>
+              <w:t xml:space="preserve">— the vendor’s screens, embedded. Fastest to live; the steps are the vendor’s.</w:t>
+            </w:r>
+          </w:p>
+        </w:tc>
+      </w:tr>
+      <w:tr>
+        <w:trPr>
+          <w:cantSplit/>
+        </w:trPr>
+        <w:tc>
+          <w:tcPr/>
+          <w:p>
+            <w:pPr>
+              <w:pStyle w:val="Compact"/>
+              <w:jc w:val="left"/>
+            </w:pPr>
+            <w:r>
+              <w:t xml:space="preserve">Prescribe from the chart</w:t>
             </w:r>
           </w:p>
         </w:tc>
@@ -2136,30 +2134,30 @@
                 <w:bCs/>
                 <w:b/>
               </w:rPr>
-              <w:t xml:space="preserve">Integrated (API-driven)</w:t>
-            </w:r>
-            <w:r>
-              <w:t xml:space="preserve"> </w:t>
-            </w:r>
-            <w:r>
-              <w:t xml:space="preserve">— build the pre-approval flow on FHIR operations and bots; the prescriber stays in your UI until the final send.</w:t>
-            </w:r>
-          </w:p>
-        </w:tc>
-      </w:tr>
-      <w:tr>
-        <w:trPr>
-          <w:cantSplit/>
-        </w:trPr>
-        <w:tc>
-          <w:tcPr/>
-          <w:p>
-            <w:pPr>
-              <w:pStyle w:val="Compact"/>
-              <w:jc w:val="left"/>
-            </w:pPr>
-            <w:r>
-              <w:t xml:space="preserve">Own the branding and steps</w:t>
+              <w:t xml:space="preserve">Custom workflow</w:t>
+            </w:r>
+            <w:r>
+              <w:t xml:space="preserve"> </w:t>
+            </w:r>
+            <w:r>
+              <w:t xml:space="preserve">— stage the order with FHIR operations and bots; the prescriber stays in the chart until the final send.</w:t>
+            </w:r>
+          </w:p>
+        </w:tc>
+      </w:tr>
+      <w:tr>
+        <w:trPr>
+          <w:cantSplit/>
+        </w:trPr>
+        <w:tc>
+          <w:tcPr/>
+          <w:p>
+            <w:pPr>
+              <w:pStyle w:val="Compact"/>
+              <w:jc w:val="left"/>
+            </w:pPr>
+            <w:r>
+              <w:t xml:space="preserve">Repeat medications</w:t>
             </w:r>
           </w:p>
         </w:tc>
@@ -2175,42 +2173,42 @@
                 <w:bCs/>
                 <w:b/>
               </w:rPr>
-              <w:t xml:space="preserve">Integrated</w:t>
-            </w:r>
-            <w:r>
-              <w:t xml:space="preserve"> </w:t>
-            </w:r>
-            <w:r>
-              <w:t xml:space="preserve">— you control everything up to the vendor-hosted review-and-send widget (stylable; transmitted content is not).</w:t>
-            </w:r>
-          </w:p>
-        </w:tc>
-      </w:tr>
-      <w:tr>
-        <w:trPr>
-          <w:cantSplit/>
-        </w:trPr>
-        <w:tc>
-          <w:tcPr/>
-          <w:p>
-            <w:pPr>
-              <w:pStyle w:val="Compact"/>
-              <w:jc w:val="left"/>
-            </w:pPr>
-            <w:r>
-              <w:t xml:space="preserve">Either model</w:t>
-            </w:r>
-          </w:p>
-        </w:tc>
-        <w:tc>
-          <w:tcPr/>
-          <w:p>
-            <w:pPr>
-              <w:pStyle w:val="Compact"/>
-              <w:jc w:val="left"/>
-            </w:pPr>
-            <w:r>
-              <w:t xml:space="preserve">The final review-and-send step is always vendor-hosted and compliance-controlled — neither model replaces the moment of transmission with your own code.</w:t>
+              <w:t xml:space="preserve">Presets</w:t>
+            </w:r>
+            <w:r>
+              <w:t xml:space="preserve"> </w:t>
+            </w:r>
+            <w:r>
+              <w:t xml:space="preserve">— clinic favorites and order sets (3.7). These are configuration, not a separate prescribing interface.</w:t>
+            </w:r>
+          </w:p>
+        </w:tc>
+      </w:tr>
+      <w:tr>
+        <w:trPr>
+          <w:cantSplit/>
+        </w:trPr>
+        <w:tc>
+          <w:tcPr/>
+          <w:p>
+            <w:pPr>
+              <w:pStyle w:val="Compact"/>
+              <w:jc w:val="left"/>
+            </w:pPr>
+            <w:r>
+              <w:t xml:space="preserve">Either path</w:t>
+            </w:r>
+          </w:p>
+        </w:tc>
+        <w:tc>
+          <w:tcPr/>
+          <w:p>
+            <w:pPr>
+              <w:pStyle w:val="Compact"/>
+              <w:jc w:val="left"/>
+            </w:pPr>
+            <w:r>
+              <w:t xml:space="preserve">The final review-and-send step is always vendor-hosted and compliance-controlled. A custom workflow does not replace transmission.</w:t>
             </w:r>
           </w:p>
         </w:tc>
@@ -2231,29 +2229,11 @@
         <w:t xml:space="preserve"> </w:t>
       </w:r>
       <w:r>
-        <w:t xml:space="preserve">This is expensive to reverse — it determines whether you build a prescribing UI at all, whether</w:t>
-      </w:r>
-      <w:r>
-        <w:t xml:space="preserve"> </w:t>
-      </w:r>
-      <w:r>
-        <w:t xml:space="preserve">“</w:t>
-      </w:r>
-      <w:r>
-        <w:t xml:space="preserve">prescribe from the chart</w:t>
-      </w:r>
-      <w:r>
-        <w:t xml:space="preserve">”</w:t>
-      </w:r>
-      <w:r>
-        <w:t xml:space="preserve"> </w:t>
-      </w:r>
-      <w:r>
-        <w:t xml:space="preserve">is possible, and how enrollment and favorites surface. Align on 1.2 before committing engineering.</w:t>
-      </w:r>
-    </w:p>
-    <w:bookmarkEnd w:id="26"/>
-    <w:bookmarkStart w:id="27" w:name="prescriber-enrollment-identity-proofing"/>
+        <w:t xml:space="preserve">This is expensive to reverse — it determines whether prescribers stay in the chart, and how enrollment and presets surface. Align on 1.2 before you commit to a workflow.</w:t>
+      </w:r>
+    </w:p>
+    <w:bookmarkEnd w:id="27"/>
+    <w:bookmarkStart w:id="28" w:name="prescriber-enrollment-identity-proofing"/>
     <w:p>
       <w:pPr>
         <w:pStyle w:val="Heading4"/>
@@ -2497,8 +2477,8 @@
         </w:tc>
       </w:tr>
     </w:tbl>
-    <w:bookmarkEnd w:id="27"/>
-    <w:bookmarkStart w:id="28" w:name="provider-practice-identity-data"/>
+    <w:bookmarkEnd w:id="28"/>
+    <w:bookmarkStart w:id="29" w:name="provider-practice-identity-data"/>
     <w:p>
       <w:pPr>
         <w:pStyle w:val="Heading4"/>
@@ -2957,9 +2937,9 @@
         </w:pict>
       </w:r>
     </w:p>
-    <w:bookmarkEnd w:id="28"/>
     <w:bookmarkEnd w:id="29"/>
-    <w:bookmarkStart w:id="31" w:name="controlled-substances"/>
+    <w:bookmarkEnd w:id="30"/>
+    <w:bookmarkStart w:id="32" w:name="controlled-substances"/>
     <w:p>
       <w:pPr>
         <w:pStyle w:val="Heading3"/>
@@ -2980,7 +2960,7 @@
         <w:t xml:space="preserve">Read only if 1.1 includes controlled substances. Otherwise skip to 3.5.</w:t>
       </w:r>
     </w:p>
-    <w:bookmarkStart w:id="30" w:name="X3c9097b3ec9267039151118ddc1c4b6701b8af1"/>
+    <w:bookmarkStart w:id="31" w:name="X3c9097b3ec9267039151118ddc1c4b6701b8af1"/>
     <w:p>
       <w:pPr>
         <w:pStyle w:val="Heading4"/>
@@ -3279,9 +3259,9 @@
         </w:pict>
       </w:r>
     </w:p>
-    <w:bookmarkEnd w:id="30"/>
     <w:bookmarkEnd w:id="31"/>
-    <w:bookmarkStart w:id="38" w:name="prescribing-workflow"/>
+    <w:bookmarkEnd w:id="32"/>
+    <w:bookmarkStart w:id="39" w:name="prescribing-workflow"/>
     <w:p>
       <w:pPr>
         <w:pStyle w:val="Heading3"/>
@@ -3290,7 +3270,7 @@
         <w:t xml:space="preserve">Prescribing Workflow</w:t>
       </w:r>
     </w:p>
-    <w:bookmarkStart w:id="34" w:name="X7d643f3c56220bea268c9eb469439065dc34bfa"/>
+    <w:bookmarkStart w:id="35" w:name="X7d643f3c56220bea268c9eb469439065dc34bfa"/>
     <w:p>
       <w:pPr>
         <w:pStyle w:val="Heading4"/>
@@ -3532,7 +3512,7 @@
             <w:r>
               <w:t xml:space="preserve"> </w:t>
             </w:r>
-            <w:hyperlink r:id="rId32">
+            <w:hyperlink r:id="rId33">
               <w:r>
                 <w:rPr>
                   <w:rStyle w:val="Hyperlink"/>
@@ -3633,7 +3613,7 @@
             <w:r>
               <w:t xml:space="preserve"> </w:t>
             </w:r>
-            <w:hyperlink r:id="rId33">
+            <w:hyperlink r:id="rId34">
               <w:r>
                 <w:rPr>
                   <w:rStyle w:val="Hyperlink"/>
@@ -3648,8 +3628,8 @@
         </w:tc>
       </w:tr>
     </w:tbl>
-    <w:bookmarkEnd w:id="34"/>
-    <w:bookmarkStart w:id="35" w:name="refills-reorders-discontinuation"/>
+    <w:bookmarkEnd w:id="35"/>
+    <w:bookmarkStart w:id="36" w:name="refills-reorders-discontinuation"/>
     <w:p>
       <w:pPr>
         <w:pStyle w:val="Heading4"/>
@@ -3844,8 +3824,8 @@
         </w:tc>
       </w:tr>
     </w:tbl>
-    <w:bookmarkEnd w:id="35"/>
-    <w:bookmarkStart w:id="36" w:name="Xa573f0c6640e2e14ff1a171870ed2e08206db46"/>
+    <w:bookmarkEnd w:id="36"/>
+    <w:bookmarkStart w:id="37" w:name="Xa573f0c6640e2e14ff1a171870ed2e08206db46"/>
     <w:p>
       <w:pPr>
         <w:pStyle w:val="Heading4"/>
@@ -4052,8 +4032,8 @@
         </w:tc>
       </w:tr>
     </w:tbl>
-    <w:bookmarkEnd w:id="36"/>
-    <w:bookmarkStart w:id="37" w:name="medication-history"/>
+    <w:bookmarkEnd w:id="37"/>
+    <w:bookmarkStart w:id="38" w:name="medication-history"/>
     <w:p>
       <w:pPr>
         <w:pStyle w:val="Heading4"/>
@@ -4301,9 +4281,9 @@
         </w:pict>
       </w:r>
     </w:p>
-    <w:bookmarkEnd w:id="37"/>
     <w:bookmarkEnd w:id="38"/>
-    <w:bookmarkStart w:id="41" w:name="practice-structure"/>
+    <w:bookmarkEnd w:id="39"/>
+    <w:bookmarkStart w:id="42" w:name="practice-structure"/>
     <w:p>
       <w:pPr>
         <w:pStyle w:val="Heading3"/>
@@ -4312,7 +4292,7 @@
         <w:t xml:space="preserve">Practice Structure</w:t>
       </w:r>
     </w:p>
-    <w:bookmarkStart w:id="39" w:name="Xe60e968d4b09eed86bb30803009999c39481e86"/>
+    <w:bookmarkStart w:id="40" w:name="Xe60e968d4b09eed86bb30803009999c39481e86"/>
     <w:p>
       <w:pPr>
         <w:pStyle w:val="Heading4"/>
@@ -4593,8 +4573,8 @@
         </w:tc>
       </w:tr>
     </w:tbl>
-    <w:bookmarkEnd w:id="39"/>
-    <w:bookmarkStart w:id="40" w:name="multi-tenant-platform-deployments"/>
+    <w:bookmarkEnd w:id="40"/>
+    <w:bookmarkStart w:id="41" w:name="multi-tenant-platform-deployments"/>
     <w:p>
       <w:pPr>
         <w:pStyle w:val="Heading4"/>
@@ -4879,13 +4859,13 @@
                 <w:bCs/>
                 <w:b/>
               </w:rPr>
-              <w:t xml:space="preserve">integrated</w:t>
-            </w:r>
-            <w:r>
-              <w:t xml:space="preserve"> </w:t>
-            </w:r>
-            <w:r>
-              <w:t xml:space="preserve">path can grant client admins access scoped to their own tenant (cross-tenant admin access is blocked for HIPAA); the</w:t>
+              <w:t xml:space="preserve">custom workflow</w:t>
+            </w:r>
+            <w:r>
+              <w:t xml:space="preserve"> </w:t>
+            </w:r>
+            <w:r>
+              <w:t xml:space="preserve">can grant client admins access scoped to their own tenant (cross-tenant admin access is blocked for HIPAA); the</w:t>
             </w:r>
             <w:r>
               <w:t xml:space="preserve"> </w:t>
@@ -4943,9 +4923,9 @@
         </w:pict>
       </w:r>
     </w:p>
-    <w:bookmarkEnd w:id="40"/>
     <w:bookmarkEnd w:id="41"/>
-    <w:bookmarkStart w:id="43" w:name="situational"/>
+    <w:bookmarkEnd w:id="42"/>
+    <w:bookmarkStart w:id="44" w:name="situational"/>
     <w:p>
       <w:pPr>
         <w:pStyle w:val="Heading3"/>
@@ -4954,7 +4934,7 @@
         <w:t xml:space="preserve">Situational</w:t>
       </w:r>
     </w:p>
-    <w:bookmarkStart w:id="42" w:name="Xc05e7dc0a018fe694ee587ad8dfd07f5ff84d89"/>
+    <w:bookmarkStart w:id="43" w:name="Xc05e7dc0a018fe694ee587ad8dfd07f5ff84d89"/>
     <w:p>
       <w:pPr>
         <w:pStyle w:val="Heading4"/>
@@ -5172,10 +5152,10 @@
         </w:pict>
       </w:r>
     </w:p>
-    <w:bookmarkEnd w:id="42"/>
     <w:bookmarkEnd w:id="43"/>
     <w:bookmarkEnd w:id="44"/>
-    <w:bookmarkStart w:id="48" w:name="related-integrations"/>
+    <w:bookmarkEnd w:id="45"/>
+    <w:bookmarkStart w:id="49" w:name="related-integrations"/>
     <w:p>
       <w:pPr>
         <w:pStyle w:val="Heading2"/>
@@ -5200,7 +5180,7 @@
         </w:numPr>
         <w:pStyle w:val="Compact"/>
       </w:pPr>
-      <w:hyperlink r:id="rId45">
+      <w:hyperlink r:id="rId46">
         <w:r>
           <w:rPr>
             <w:rStyle w:val="Hyperlink"/>
@@ -5214,7 +5194,7 @@
         <w:t xml:space="preserve"> </w:t>
       </w:r>
       <w:r>
-        <w:t xml:space="preserve">— full API surface with custom FHIR operations and bots, plus an authenticated iframe. The option behind the</w:t>
+        <w:t xml:space="preserve">— FHIR operations and bots, plus an authenticated iframe. The option behind the</w:t>
       </w:r>
       <w:r>
         <w:t xml:space="preserve"> </w:t>
@@ -5224,13 +5204,13 @@
           <w:bCs/>
           <w:b/>
         </w:rPr>
-        <w:t xml:space="preserve">integrated (API-driven)</w:t>
+        <w:t xml:space="preserve">custom workflow</w:t>
       </w:r>
       <w:r>
         <w:t xml:space="preserve"> </w:t>
       </w:r>
       <w:r>
-        <w:t xml:space="preserve">model in 3.1.</w:t>
+        <w:t xml:space="preserve">in 3.1.</w:t>
       </w:r>
     </w:p>
     <w:p>
@@ -5241,7 +5221,7 @@
         </w:numPr>
         <w:pStyle w:val="Compact"/>
       </w:pPr>
-      <w:hyperlink r:id="rId46">
+      <w:hyperlink r:id="rId47">
         <w:r>
           <w:rPr>
             <w:rStyle w:val="Hyperlink"/>
@@ -5260,7 +5240,7 @@
       <w:r>
         <w:t xml:space="preserve"> </w:t>
       </w:r>
-      <w:hyperlink r:id="rId47">
+      <w:hyperlink r:id="rId48">
         <w:r>
           <w:rPr>
             <w:rStyle w:val="Hyperlink"/>
@@ -5275,8 +5255,8 @@
         <w:t xml:space="preserve">(3.2).</w:t>
       </w:r>
     </w:p>
-    <w:bookmarkEnd w:id="48"/>
     <w:bookmarkEnd w:id="49"/>
+    <w:bookmarkEnd w:id="50"/>
     <w:sectPr>
       <w:pgSz w:h="15840" w:w="12240"/>
       <w:pgMar w:bottom="1440" w:footer="720" w:gutter="0" w:header="720" w:left="1440" w:right="1440" w:top="1440"/>

--- a/packages/docs/static/decision-guides/e-prescribe.docx
+++ b/packages/docs/static/decision-guides/e-prescribe.docx
@@ -11,18 +11,18 @@
           <wp:inline>
             <wp:extent cx="5943600" cy="1289649"/>
             <wp:effectExtent b="0" l="0" r="0" t="0"/>
-            <wp:docPr descr="Medplum" title="" id="21" name="Picture"/>
+            <wp:docPr descr="Medplum" title="" id="10" name="Picture"/>
             <a:graphic>
               <a:graphicData uri="http://schemas.openxmlformats.org/drawingml/2006/picture">
                 <pic:pic>
                   <pic:nvPicPr>
-                    <pic:cNvPr descr="medplum-wordmark-grape.png" id="22" name="Picture"/>
+                    <pic:cNvPr descr="medplum-wordmark-grape.png" id="11" name="Picture"/>
                     <pic:cNvPicPr>
                       <a:picLocks noChangeArrowheads="1" noChangeAspect="1"/>
                     </pic:cNvPicPr>
                   </pic:nvPicPr>
                   <pic:blipFill>
-                    <a:blip r:embed="rId20"/>
+                    <a:blip r:embed="rId9"/>
                     <a:stretch>
                       <a:fillRect/>
                     </a:stretch>
@@ -49,7 +49,7 @@
         </w:drawing>
       </w:r>
     </w:p>
-    <w:bookmarkStart w:id="49" w:name="e-prescribe-decision-guide"/>
+    <w:bookmarkStart w:id="38" w:name="e-prescribe-decision-guide"/>
     <w:p>
       <w:pPr>
         <w:pStyle w:val="Heading1"/>
@@ -63,40 +63,48 @@
         <w:pStyle w:val="FirstParagraph"/>
       </w:pPr>
       <w:r>
+        <w:t xml:space="preserve">Use this guide to choose an e-prescribing integration and plan the workflow around it. Work through hosted versus integrated prescribing, prescriber enrollment, controlled substances, and practice structure to define what your application builds, what the vendor handles, and what must be ready before go-live.</w:t>
+      </w:r>
+    </w:p>
+    <w:p>
+      <w:pPr>
+        <w:pStyle w:val="BodyText"/>
+      </w:pPr>
+      <w:r>
         <w:rPr>
+          <w:i/>
           <w:iCs/>
-          <w:i/>
         </w:rPr>
         <w:t xml:space="preserve">Companion to the</w:t>
       </w:r>
       <w:r>
         <w:rPr>
+          <w:i/>
           <w:iCs/>
-          <w:i/>
         </w:rPr>
         <w:t xml:space="preserve"> </w:t>
       </w:r>
-      <w:hyperlink r:id="rId23">
+      <w:hyperlink r:id="rId12">
         <w:r>
           <w:rPr>
             <w:rStyle w:val="Hyperlink"/>
+            <w:i/>
             <w:iCs/>
-            <w:i/>
           </w:rPr>
           <w:t xml:space="preserve">E-Prescribe (eRx)</w:t>
         </w:r>
       </w:hyperlink>
       <w:r>
         <w:rPr>
+          <w:i/>
           <w:iCs/>
-          <w:i/>
         </w:rPr>
         <w:t xml:space="preserve"> </w:t>
       </w:r>
       <w:r>
         <w:rPr>
+          <w:i/>
           <w:iCs/>
-          <w:i/>
         </w:rPr>
         <w:t xml:space="preserve">docs.</w:t>
       </w:r>
@@ -106,39 +114,26 @@
         <w:pStyle w:val="BodyText"/>
       </w:pPr>
       <w:r>
-        <w:t xml:space="preserve">E-prescribing in Medplum runs through an integration with an e-prescribing vendor connected to the SureScripts network. This space is less about the FHIR data model than a sequence of</w:t>
-      </w:r>
-      <w:r>
-        <w:t xml:space="preserve"> </w:t>
-      </w:r>
+        <w:t xml:space="preserve">E-prescribing in Medplum runs through an integration with an e-prescribing vendor connected to the SureScripts network.</w:t>
+      </w:r>
+    </w:p>
+    <w:bookmarkStart w:id="13" w:name="section-1-use-case-participants"/>
+    <w:p>
+      <w:pPr>
+        <w:pStyle w:val="Heading2"/>
+      </w:pPr>
+      <w:r>
+        <w:t xml:space="preserve">Section 1: Use Case &amp; Participants</w:t>
+      </w:r>
+    </w:p>
+    <w:p>
+      <w:pPr>
+        <w:pStyle w:val="FirstParagraph"/>
+      </w:pPr>
       <w:r>
         <w:rPr>
-          <w:bCs/>
-          <w:b/>
-        </w:rPr>
-        <w:t xml:space="preserve">integration and enrollment decisions</w:t>
-      </w:r>
-      <w:r>
-        <w:t xml:space="preserve">: how much prescribing UI you build, whether you send controlled substances, and how prescribers get enrolled and verified. This guide moves from those high-level decisions down to feature detail.</w:t>
-      </w:r>
-    </w:p>
-    <w:bookmarkStart w:id="24" w:name="section-1-use-case-participants"/>
-    <w:p>
-      <w:pPr>
-        <w:pStyle w:val="Heading2"/>
-      </w:pPr>
-      <w:r>
-        <w:t xml:space="preserve">Section 1: Use Case &amp; Participants</w:t>
-      </w:r>
-    </w:p>
-    <w:p>
-      <w:pPr>
-        <w:pStyle w:val="FirstParagraph"/>
-      </w:pPr>
-      <w:r>
-        <w:rPr>
+          <w:i/>
           <w:iCs/>
-          <w:i/>
         </w:rPr>
         <w:t xml:space="preserve">Two of these — what you prescribe (1.1) and how much you build (1.2) — cascade into most of Section 3. Land them first.</w:t>
       </w:r>
@@ -149,43 +144,43 @@
       </w:pPr>
       <w:r>
         <w:rPr>
+          <w:b/>
           <w:bCs/>
-          <w:b/>
         </w:rPr>
         <w:t xml:space="preserve">1.1 What are you prescribing?</w:t>
       </w:r>
     </w:p>
     <w:p>
       <w:pPr>
+        <w:pStyle w:val="Compact"/>
         <w:numPr>
           <w:ilvl w:val="0"/>
           <w:numId w:val="1001"/>
         </w:numPr>
+      </w:pPr>
+      <w:r>
+        <w:t xml:space="preserve">Non-controlled medications only</w:t>
+      </w:r>
+    </w:p>
+    <w:p>
+      <w:pPr>
         <w:pStyle w:val="Compact"/>
-      </w:pPr>
-      <w:r>
-        <w:t xml:space="preserve">Non-controlled medications only</w:t>
-      </w:r>
-    </w:p>
-    <w:p>
-      <w:pPr>
         <w:numPr>
           <w:ilvl w:val="0"/>
           <w:numId w:val="1001"/>
         </w:numPr>
+      </w:pPr>
+      <w:r>
+        <w:t xml:space="preserve">Controlled substances too (Schedule II–V)</w:t>
+      </w:r>
+    </w:p>
+    <w:p>
+      <w:pPr>
         <w:pStyle w:val="Compact"/>
-      </w:pPr>
-      <w:r>
-        <w:t xml:space="preserve">Controlled substances too (Schedule II–V)</w:t>
-      </w:r>
-    </w:p>
-    <w:p>
-      <w:pPr>
         <w:numPr>
           <w:ilvl w:val="0"/>
           <w:numId w:val="1001"/>
         </w:numPr>
-        <w:pStyle w:val="Compact"/>
       </w:pPr>
       <w:r>
         <w:t xml:space="preserve">Not sure / depends on specialty</w:t>
@@ -197,31 +192,31 @@
       </w:pPr>
       <w:r>
         <w:rPr>
+          <w:i/>
           <w:iCs/>
-          <w:i/>
         </w:rPr>
         <w:t xml:space="preserve">Why: controlled substances require</w:t>
       </w:r>
       <w:r>
         <w:rPr>
+          <w:i/>
           <w:iCs/>
-          <w:i/>
         </w:rPr>
         <w:t xml:space="preserve"> </w:t>
       </w:r>
       <w:r>
         <w:rPr>
+          <w:b/>
           <w:bCs/>
-          <w:b/>
+          <w:i/>
           <w:iCs/>
-          <w:i/>
         </w:rPr>
         <w:t xml:space="preserve">EPCS</w:t>
       </w:r>
       <w:r>
         <w:rPr>
+          <w:i/>
           <w:iCs/>
-          <w:i/>
         </w:rPr>
         <w:t xml:space="preserve">, which adds a per-prescriber enrollment path (DEA, identity proofing, two-factor auth). If you never prescribe them, skip the entire Controlled Substances lane (3.4) and enrollment shrinks substantially.</w:t>
       </w:r>
@@ -232,24 +227,24 @@
       </w:pPr>
       <w:r>
         <w:rPr>
+          <w:b/>
           <w:bCs/>
-          <w:b/>
         </w:rPr>
         <w:t xml:space="preserve">1.2 How much of the prescribing experience do you want to build?</w:t>
       </w:r>
     </w:p>
     <w:p>
       <w:pPr>
+        <w:pStyle w:val="Compact"/>
         <w:numPr>
           <w:ilvl w:val="0"/>
           <w:numId w:val="1002"/>
         </w:numPr>
-        <w:pStyle w:val="Compact"/>
       </w:pPr>
       <w:r>
         <w:rPr>
+          <w:b/>
           <w:bCs/>
-          <w:b/>
         </w:rPr>
         <w:t xml:space="preserve">Hosted iframe</w:t>
       </w:r>
@@ -262,16 +257,16 @@
     </w:p>
     <w:p>
       <w:pPr>
+        <w:pStyle w:val="Compact"/>
         <w:numPr>
           <w:ilvl w:val="0"/>
           <w:numId w:val="1002"/>
         </w:numPr>
-        <w:pStyle w:val="Compact"/>
       </w:pPr>
       <w:r>
         <w:rPr>
+          <w:b/>
           <w:bCs/>
-          <w:b/>
         </w:rPr>
         <w:t xml:space="preserve">Integrated (API-driven)</w:t>
       </w:r>
@@ -286,8 +281,8 @@
       </w:r>
       <w:r>
         <w:rPr>
+          <w:b/>
           <w:bCs/>
-          <w:b/>
         </w:rPr>
         <w:t xml:space="preserve">review-and-send</w:t>
       </w:r>
@@ -300,11 +295,11 @@
     </w:p>
     <w:p>
       <w:pPr>
+        <w:pStyle w:val="Compact"/>
         <w:numPr>
           <w:ilvl w:val="0"/>
           <w:numId w:val="1002"/>
         </w:numPr>
-        <w:pStyle w:val="Compact"/>
       </w:pPr>
       <w:r>
         <w:t xml:space="preserve">Not sure</w:t>
@@ -316,8 +311,8 @@
       </w:pPr>
       <w:r>
         <w:rPr>
+          <w:i/>
           <w:iCs/>
-          <w:i/>
         </w:rPr>
         <w:t xml:space="preserve">Why: the core build-vs-UX trade-off. The iframe is fastest to live but UX is fixed and you generally can’t prescribe from inside your own chart. Integrated lets you own the workflow and prescribe in context, at the cost of building it. See 3.1.</w:t>
       </w:r>
@@ -328,43 +323,43 @@
       </w:pPr>
       <w:r>
         <w:rPr>
+          <w:b/>
           <w:bCs/>
-          <w:b/>
         </w:rPr>
         <w:t xml:space="preserve">1.3 New build or replacing an existing e-Rx system?</w:t>
       </w:r>
     </w:p>
     <w:p>
       <w:pPr>
+        <w:pStyle w:val="Compact"/>
         <w:numPr>
           <w:ilvl w:val="0"/>
           <w:numId w:val="1003"/>
         </w:numPr>
+      </w:pPr>
+      <w:r>
+        <w:t xml:space="preserve">New — no e-prescribing today</w:t>
+      </w:r>
+    </w:p>
+    <w:p>
+      <w:pPr>
         <w:pStyle w:val="Compact"/>
-      </w:pPr>
-      <w:r>
-        <w:t xml:space="preserve">New — no e-prescribing today</w:t>
-      </w:r>
-    </w:p>
-    <w:p>
-      <w:pPr>
         <w:numPr>
           <w:ilvl w:val="0"/>
           <w:numId w:val="1003"/>
         </w:numPr>
+      </w:pPr>
+      <w:r>
+        <w:t xml:space="preserve">Replacing another EHR or e-Rx vendor</w:t>
+      </w:r>
+    </w:p>
+    <w:p>
+      <w:pPr>
         <w:pStyle w:val="Compact"/>
-      </w:pPr>
-      <w:r>
-        <w:t xml:space="preserve">Replacing another EHR or e-Rx vendor</w:t>
-      </w:r>
-    </w:p>
-    <w:p>
-      <w:pPr>
         <w:numPr>
           <w:ilvl w:val="0"/>
           <w:numId w:val="1003"/>
         </w:numPr>
-        <w:pStyle w:val="Compact"/>
       </w:pPr>
       <w:r>
         <w:t xml:space="preserve">Adding alongside an existing clinical system</w:t>
@@ -376,38 +371,38 @@
       </w:pPr>
       <w:r>
         <w:rPr>
+          <w:i/>
           <w:iCs/>
-          <w:i/>
         </w:rPr>
         <w:t xml:space="preserve">Why: replacing an existing system means a</w:t>
       </w:r>
       <w:r>
         <w:rPr>
+          <w:i/>
           <w:iCs/>
-          <w:i/>
         </w:rPr>
         <w:t xml:space="preserve"> </w:t>
       </w:r>
       <w:r>
         <w:rPr>
+          <w:b/>
           <w:bCs/>
-          <w:b/>
+          <w:i/>
           <w:iCs/>
-          <w:i/>
         </w:rPr>
         <w:t xml:space="preserve">Change of Vendor</w:t>
       </w:r>
       <w:r>
         <w:rPr>
+          <w:i/>
           <w:iCs/>
-          <w:i/>
         </w:rPr>
         <w:t xml:space="preserve"> </w:t>
       </w:r>
       <w:r>
         <w:rPr>
+          <w:i/>
           <w:iCs/>
-          <w:i/>
         </w:rPr>
         <w:t xml:space="preserve">on SureScripts so refills and history follow prescribers over — a distinct migration workstream (3.11).</w:t>
       </w:r>
@@ -418,55 +413,55 @@
       </w:pPr>
       <w:r>
         <w:rPr>
+          <w:b/>
           <w:bCs/>
-          <w:b/>
         </w:rPr>
         <w:t xml:space="preserve">1.4 Who is involved in prescribing?</w:t>
       </w:r>
     </w:p>
     <w:p>
       <w:pPr>
+        <w:pStyle w:val="Compact"/>
         <w:numPr>
           <w:ilvl w:val="0"/>
           <w:numId w:val="1004"/>
         </w:numPr>
+      </w:pPr>
+      <w:r>
+        <w:t xml:space="preserve">Prescribers (sign and send)</w:t>
+      </w:r>
+    </w:p>
+    <w:p>
+      <w:pPr>
         <w:pStyle w:val="Compact"/>
-      </w:pPr>
-      <w:r>
-        <w:t xml:space="preserve">Prescribers (sign and send)</w:t>
-      </w:r>
-    </w:p>
-    <w:p>
-      <w:pPr>
         <w:numPr>
           <w:ilvl w:val="0"/>
           <w:numId w:val="1004"/>
         </w:numPr>
+      </w:pPr>
+      <w:r>
+        <w:t xml:space="preserve">Prescribing agents / proxies (stage but can’t send)</w:t>
+      </w:r>
+    </w:p>
+    <w:p>
+      <w:pPr>
         <w:pStyle w:val="Compact"/>
-      </w:pPr>
-      <w:r>
-        <w:t xml:space="preserve">Prescribing agents / proxies (stage but can’t send)</w:t>
-      </w:r>
-    </w:p>
-    <w:p>
-      <w:pPr>
         <w:numPr>
           <w:ilvl w:val="0"/>
           <w:numId w:val="1004"/>
         </w:numPr>
+      </w:pPr>
+      <w:r>
+        <w:t xml:space="preserve">Administrators (enroll prescribers, manage practices, configure favorites)</w:t>
+      </w:r>
+    </w:p>
+    <w:p>
+      <w:pPr>
         <w:pStyle w:val="Compact"/>
-      </w:pPr>
-      <w:r>
-        <w:t xml:space="preserve">Administrators (enroll prescribers, manage practices, configure favorites)</w:t>
-      </w:r>
-    </w:p>
-    <w:p>
-      <w:pPr>
         <w:numPr>
           <w:ilvl w:val="0"/>
           <w:numId w:val="1004"/>
         </w:numPr>
-        <w:pStyle w:val="Compact"/>
       </w:pPr>
       <w:r>
         <w:t xml:space="preserve">Any offshore or non-US staff using the prescribing UI?</w:t>
@@ -478,38 +473,38 @@
       </w:pPr>
       <w:r>
         <w:rPr>
+          <w:i/>
           <w:iCs/>
-          <w:i/>
         </w:rPr>
         <w:t xml:space="preserve">Why: prescriber vs. agent vs. admin map to distinct enrollment roles (3.3), and only fully-enrolled prescribers can transmit. Non-prescribing roles don’t need an NPI. Offshore and non-US staff matter here because e-prescribing is only available to professionals</w:t>
       </w:r>
       <w:r>
         <w:rPr>
+          <w:i/>
           <w:iCs/>
-          <w:i/>
         </w:rPr>
         <w:t xml:space="preserve"> </w:t>
       </w:r>
       <w:r>
         <w:rPr>
+          <w:b/>
           <w:bCs/>
-          <w:b/>
+          <w:i/>
           <w:iCs/>
-          <w:i/>
         </w:rPr>
         <w:t xml:space="preserve">authorized to prescribe in the United States</w:t>
       </w:r>
       <w:r>
         <w:rPr>
+          <w:i/>
           <w:iCs/>
-          <w:i/>
         </w:rPr>
         <w:t xml:space="preserve"> </w:t>
       </w:r>
       <w:r>
         <w:rPr>
+          <w:i/>
           <w:iCs/>
-          <w:i/>
         </w:rPr>
         <w:t xml:space="preserve">— a SureScripts-network constraint, not a Medplum one — so non-US staff can only hold non-prescribing roles, and even those must be enrolled with the vendor to call pharmacy or medication-history operations (3.3). Confirm your vendor’s policy on non-US users before designing an offshore-staffing model around the prescribing UI.</w:t>
       </w:r>
@@ -521,8 +516,8 @@
         </w:pict>
       </w:r>
     </w:p>
-    <w:bookmarkEnd w:id="24"/>
-    <w:bookmarkStart w:id="25" w:name="section-2-feature-scoping"/>
+    <w:bookmarkEnd w:id="13"/>
+    <w:bookmarkStart w:id="14" w:name="section-2-feature-scoping"/>
     <w:p>
       <w:pPr>
         <w:pStyle w:val="Heading2"/>
@@ -537,8 +532,8 @@
       </w:pPr>
       <w:r>
         <w:rPr>
+          <w:i/>
           <w:iCs/>
-          <w:i/>
         </w:rPr>
         <w:t xml:space="preserve">For each row, mark Yes / No / Nice-to-have / Not sure. The</w:t>
       </w:r>
@@ -547,8 +542,8 @@
       </w:r>
       <w:r>
         <w:rPr>
+          <w:b/>
           <w:bCs/>
-          <w:b/>
         </w:rPr>
         <w:t xml:space="preserve">§</w:t>
       </w:r>
@@ -557,8 +552,8 @@
       </w:r>
       <w:r>
         <w:rPr>
+          <w:i/>
           <w:iCs/>
-          <w:i/>
         </w:rPr>
         <w:t xml:space="preserve">column points to the deep dive.</w:t>
       </w:r>
@@ -567,9 +562,8 @@
       <w:tblPr>
         <w:tblStyle w:val="Table"/>
         <w:tblW w:w="9360" w:type="dxa"/>
+        <w:tblLayout w:type="fixed"/>
         <w:tblLook w:firstRow="1" w:lastRow="0" w:firstColumn="0" w:lastColumn="0" w:noHBand="0" w:noVBand="0" w:val="0020"/>
-        <w:jc w:val="start"/>
-        <w:tblLayout w:type="fixed"/>
       </w:tblPr>
       <w:tblGrid>
         <w:gridCol w:w="600"/>
@@ -583,7 +577,7 @@
       <w:tr>
         <w:trPr>
           <w:cantSplit/>
-          <w:tblHeader w:val="true"/>
+          <w:tblHeader w:val="on"/>
         </w:trPr>
         <w:tc>
           <w:tcPr/>
@@ -1627,8 +1621,8 @@
         </w:pict>
       </w:r>
     </w:p>
-    <w:bookmarkEnd w:id="25"/>
-    <w:bookmarkStart w:id="44" w:name="section-3-feature-deep-dives"/>
+    <w:bookmarkEnd w:id="14"/>
+    <w:bookmarkStart w:id="33" w:name="section-3-feature-deep-dives"/>
     <w:p>
       <w:pPr>
         <w:pStyle w:val="Heading2"/>
@@ -1643,8 +1637,8 @@
       </w:pPr>
       <w:r>
         <w:rPr>
+          <w:i/>
           <w:iCs/>
-          <w:i/>
         </w:rPr>
         <w:t xml:space="preserve">Cover each feature flagged Yes or Nice-to-have. Each question below maps to a row in the table beneath it, in order. The goal is a clear recommended approach by the end of each section.</w:t>
       </w:r>
@@ -1653,9 +1647,8 @@
       <w:tblPr>
         <w:tblStyle w:val="Table"/>
         <w:tblW w:w="9360" w:type="dxa"/>
+        <w:tblLayout w:type="fixed"/>
         <w:tblLook w:firstRow="1" w:lastRow="0" w:firstColumn="0" w:lastColumn="0" w:noHBand="0" w:noVBand="0" w:val="0020"/>
-        <w:jc w:val="start"/>
-        <w:tblLayout w:type="fixed"/>
       </w:tblPr>
       <w:tblGrid>
         <w:gridCol w:w="2858"/>
@@ -1665,7 +1658,7 @@
       <w:tr>
         <w:trPr>
           <w:cantSplit/>
-          <w:tblHeader w:val="true"/>
+          <w:tblHeader w:val="on"/>
         </w:trPr>
         <w:tc>
           <w:tcPr/>
@@ -1717,8 +1710,8 @@
             </w:pPr>
             <w:r>
               <w:rPr>
+                <w:b/>
                 <w:bCs/>
-                <w:b/>
               </w:rPr>
               <w:t xml:space="preserve">Foundations</w:t>
             </w:r>
@@ -1762,8 +1755,8 @@
             </w:pPr>
             <w:r>
               <w:rPr>
+                <w:b/>
                 <w:bCs/>
-                <w:b/>
               </w:rPr>
               <w:t xml:space="preserve">Controlled Substances</w:t>
             </w:r>
@@ -1807,8 +1800,8 @@
             </w:pPr>
             <w:r>
               <w:rPr>
+                <w:b/>
                 <w:bCs/>
-                <w:b/>
               </w:rPr>
               <w:t xml:space="preserve">Prescribing Workflow</w:t>
             </w:r>
@@ -1852,8 +1845,8 @@
             </w:pPr>
             <w:r>
               <w:rPr>
+                <w:b/>
                 <w:bCs/>
-                <w:b/>
               </w:rPr>
               <w:t xml:space="preserve">Practice Structure</w:t>
             </w:r>
@@ -1897,8 +1890,8 @@
             </w:pPr>
             <w:r>
               <w:rPr>
+                <w:b/>
                 <w:bCs/>
-                <w:b/>
               </w:rPr>
               <w:t xml:space="preserve">Situational</w:t>
             </w:r>
@@ -1937,7 +1930,7 @@
         </w:pict>
       </w:r>
     </w:p>
-    <w:bookmarkStart w:id="29" w:name="foundations"/>
+    <w:bookmarkStart w:id="18" w:name="foundations"/>
     <w:p>
       <w:pPr>
         <w:pStyle w:val="Heading3"/>
@@ -1946,7 +1939,7 @@
         <w:t xml:space="preserve">Foundations</w:t>
       </w:r>
     </w:p>
-    <w:bookmarkStart w:id="26" w:name="integration-model"/>
+    <w:bookmarkStart w:id="15" w:name="integration-model"/>
     <w:p>
       <w:pPr>
         <w:pStyle w:val="Heading4"/>
@@ -1969,19 +1962,19 @@
       </w:pPr>
       <w:r>
         <w:rPr>
+          <w:b/>
           <w:bCs/>
-          <w:b/>
         </w:rPr>
         <w:t xml:space="preserve">Questions:</w:t>
       </w:r>
     </w:p>
     <w:p>
       <w:pPr>
+        <w:pStyle w:val="Compact"/>
         <w:numPr>
           <w:ilvl w:val="0"/>
           <w:numId w:val="1005"/>
         </w:numPr>
-        <w:pStyle w:val="Compact"/>
       </w:pPr>
       <w:r>
         <w:t xml:space="preserve">Do prescribers need to write prescriptions</w:t>
@@ -1991,8 +1984,8 @@
       </w:r>
       <w:r>
         <w:rPr>
+          <w:i/>
           <w:iCs/>
-          <w:i/>
         </w:rPr>
         <w:t xml:space="preserve">in context</w:t>
       </w:r>
@@ -2005,23 +1998,23 @@
     </w:p>
     <w:p>
       <w:pPr>
+        <w:pStyle w:val="Compact"/>
         <w:numPr>
           <w:ilvl w:val="0"/>
           <w:numId w:val="1005"/>
         </w:numPr>
+      </w:pPr>
+      <w:r>
+        <w:t xml:space="preserve">How much engineering do you want to invest in the prescribing UI, now and ongoing?</w:t>
+      </w:r>
+    </w:p>
+    <w:p>
+      <w:pPr>
         <w:pStyle w:val="Compact"/>
-      </w:pPr>
-      <w:r>
-        <w:t xml:space="preserve">How much engineering do you want to invest in the prescribing UI, now and ongoing?</w:t>
-      </w:r>
-    </w:p>
-    <w:p>
-      <w:pPr>
         <w:numPr>
           <w:ilvl w:val="0"/>
           <w:numId w:val="1005"/>
         </w:numPr>
-        <w:pStyle w:val="Compact"/>
       </w:pPr>
       <w:r>
         <w:t xml:space="preserve">Do you need to control the look and steps of the flow, or is a vendor-standard flow acceptable?</w:t>
@@ -2031,9 +2024,8 @@
       <w:tblPr>
         <w:tblStyle w:val="Table"/>
         <w:tblW w:w="9360" w:type="dxa"/>
+        <w:tblLayout w:type="fixed"/>
         <w:tblLook w:firstRow="1" w:lastRow="0" w:firstColumn="0" w:lastColumn="0" w:noHBand="0" w:noVBand="0" w:val="0020"/>
-        <w:jc w:val="start"/>
-        <w:tblLayout w:type="fixed"/>
       </w:tblPr>
       <w:tblGrid>
         <w:gridCol w:w="4426"/>
@@ -2042,7 +2034,7 @@
       <w:tr>
         <w:trPr>
           <w:cantSplit/>
-          <w:tblHeader w:val="true"/>
+          <w:tblHeader w:val="on"/>
         </w:trPr>
         <w:tc>
           <w:tcPr/>
@@ -2094,8 +2086,8 @@
             </w:pPr>
             <w:r>
               <w:rPr>
+                <w:b/>
                 <w:bCs/>
-                <w:b/>
               </w:rPr>
               <w:t xml:space="preserve">Hosted iframe</w:t>
             </w:r>
@@ -2133,8 +2125,8 @@
             </w:pPr>
             <w:r>
               <w:rPr>
+                <w:b/>
                 <w:bCs/>
-                <w:b/>
               </w:rPr>
               <w:t xml:space="preserve">Integrated (API-driven)</w:t>
             </w:r>
@@ -2172,8 +2164,8 @@
             </w:pPr>
             <w:r>
               <w:rPr>
+                <w:b/>
                 <w:bCs/>
-                <w:b/>
               </w:rPr>
               <w:t xml:space="preserve">Integrated</w:t>
             </w:r>
@@ -2222,8 +2214,8 @@
       </w:pPr>
       <w:r>
         <w:rPr>
+          <w:b/>
           <w:bCs/>
-          <w:b/>
         </w:rPr>
         <w:t xml:space="preserve">⚠ Choose deliberately.</w:t>
       </w:r>
@@ -2237,13 +2229,7 @@
         <w:t xml:space="preserve"> </w:t>
       </w:r>
       <w:r>
-        <w:t xml:space="preserve">“</w:t>
-      </w:r>
-      <w:r>
-        <w:t xml:space="preserve">prescribe from the chart</w:t>
-      </w:r>
-      <w:r>
-        <w:t xml:space="preserve">”</w:t>
+        <w:t xml:space="preserve">“prescribe from the chart”</w:t>
       </w:r>
       <w:r>
         <w:t xml:space="preserve"> </w:t>
@@ -2252,8 +2238,8 @@
         <w:t xml:space="preserve">is possible, and how enrollment and favorites surface. Align on 1.2 before committing engineering.</w:t>
       </w:r>
     </w:p>
-    <w:bookmarkEnd w:id="26"/>
-    <w:bookmarkStart w:id="27" w:name="prescriber-enrollment-identity-proofing"/>
+    <w:bookmarkEnd w:id="15"/>
+    <w:bookmarkStart w:id="16" w:name="prescriber-enrollment-identity-proofing"/>
     <w:p>
       <w:pPr>
         <w:pStyle w:val="Heading4"/>
@@ -2276,43 +2262,43 @@
       </w:pPr>
       <w:r>
         <w:rPr>
+          <w:b/>
           <w:bCs/>
-          <w:b/>
         </w:rPr>
         <w:t xml:space="preserve">Questions:</w:t>
       </w:r>
     </w:p>
     <w:p>
       <w:pPr>
+        <w:pStyle w:val="Compact"/>
         <w:numPr>
           <w:ilvl w:val="0"/>
           <w:numId w:val="1006"/>
         </w:numPr>
+      </w:pPr>
+      <w:r>
+        <w:t xml:space="preserve">Who initiates enrollment — an ops admin, or the prescriber on first login?</w:t>
+      </w:r>
+    </w:p>
+    <w:p>
+      <w:pPr>
         <w:pStyle w:val="Compact"/>
-      </w:pPr>
-      <w:r>
-        <w:t xml:space="preserve">Who initiates enrollment — an ops admin, or the prescriber on first login?</w:t>
-      </w:r>
-    </w:p>
-    <w:p>
-      <w:pPr>
         <w:numPr>
           <w:ilvl w:val="0"/>
           <w:numId w:val="1006"/>
         </w:numPr>
+      </w:pPr>
+      <w:r>
+        <w:t xml:space="preserve">Do prescribers send controlled substances (which adds identity proofing and 2FA — see 3.4)?</w:t>
+      </w:r>
+    </w:p>
+    <w:p>
+      <w:pPr>
         <w:pStyle w:val="Compact"/>
-      </w:pPr>
-      <w:r>
-        <w:t xml:space="preserve">Do prescribers send controlled substances (which adds identity proofing and 2FA — see 3.4)?</w:t>
-      </w:r>
-    </w:p>
-    <w:p>
-      <w:pPr>
         <w:numPr>
           <w:ilvl w:val="0"/>
           <w:numId w:val="1006"/>
         </w:numPr>
-        <w:pStyle w:val="Compact"/>
       </w:pPr>
       <w:r>
         <w:t xml:space="preserve">How will you see which prescribers are stuck mid-enrollment?</w:t>
@@ -2322,9 +2308,8 @@
       <w:tblPr>
         <w:tblStyle w:val="Table"/>
         <w:tblW w:w="9360" w:type="dxa"/>
+        <w:tblLayout w:type="fixed"/>
         <w:tblLook w:firstRow="1" w:lastRow="0" w:firstColumn="0" w:lastColumn="0" w:noHBand="0" w:noVBand="0" w:val="0020"/>
-        <w:jc w:val="start"/>
-        <w:tblLayout w:type="fixed"/>
       </w:tblPr>
       <w:tblGrid>
         <w:gridCol w:w="4534"/>
@@ -2333,7 +2318,7 @@
       <w:tr>
         <w:trPr>
           <w:cantSplit/>
-          <w:tblHeader w:val="true"/>
+          <w:tblHeader w:val="on"/>
         </w:trPr>
         <w:tc>
           <w:tcPr/>
@@ -2385,8 +2370,8 @@
             </w:pPr>
             <w:r>
               <w:rPr>
+                <w:b/>
                 <w:bCs/>
-                <w:b/>
               </w:rPr>
               <w:t xml:space="preserve">Admin-driven enrollment bot</w:t>
             </w:r>
@@ -2424,8 +2409,8 @@
             </w:pPr>
             <w:r>
               <w:rPr>
+                <w:b/>
                 <w:bCs/>
-                <w:b/>
               </w:rPr>
               <w:t xml:space="preserve">Self-service enrollment bot</w:t>
             </w:r>
@@ -2497,8 +2482,8 @@
         </w:tc>
       </w:tr>
     </w:tbl>
-    <w:bookmarkEnd w:id="27"/>
-    <w:bookmarkStart w:id="28" w:name="provider-practice-identity-data"/>
+    <w:bookmarkEnd w:id="16"/>
+    <w:bookmarkStart w:id="17" w:name="provider-practice-identity-data"/>
     <w:p>
       <w:pPr>
         <w:pStyle w:val="Heading4"/>
@@ -2521,19 +2506,19 @@
       </w:pPr>
       <w:r>
         <w:rPr>
+          <w:b/>
           <w:bCs/>
-          <w:b/>
         </w:rPr>
         <w:t xml:space="preserve">Questions:</w:t>
       </w:r>
     </w:p>
     <w:p>
       <w:pPr>
+        <w:pStyle w:val="Compact"/>
         <w:numPr>
           <w:ilvl w:val="0"/>
           <w:numId w:val="1007"/>
         </w:numPr>
-        <w:pStyle w:val="Compact"/>
       </w:pPr>
       <w:r>
         <w:t xml:space="preserve">Do you have complete, validated</w:t>
@@ -2556,47 +2541,47 @@
     </w:p>
     <w:p>
       <w:pPr>
+        <w:pStyle w:val="Compact"/>
         <w:numPr>
           <w:ilvl w:val="0"/>
           <w:numId w:val="1007"/>
         </w:numPr>
+      </w:pPr>
+      <w:r>
+        <w:t xml:space="preserve">Do controlled-substance prescribers have a valid DEA number with issuing state?</w:t>
+      </w:r>
+    </w:p>
+    <w:p>
+      <w:pPr>
         <w:pStyle w:val="Compact"/>
-      </w:pPr>
-      <w:r>
-        <w:t xml:space="preserve">Do controlled-substance prescribers have a valid DEA number with issuing state?</w:t>
-      </w:r>
-    </w:p>
-    <w:p>
-      <w:pPr>
         <w:numPr>
           <w:ilvl w:val="0"/>
           <w:numId w:val="1007"/>
         </w:numPr>
+      </w:pPr>
+      <w:r>
+        <w:t xml:space="preserve">Which roles do users need — prescriber, agent/proxy, admin?</w:t>
+      </w:r>
+    </w:p>
+    <w:p>
+      <w:pPr>
         <w:pStyle w:val="Compact"/>
-      </w:pPr>
-      <w:r>
-        <w:t xml:space="preserve">Which roles do users need — prescriber, agent/proxy, admin?</w:t>
-      </w:r>
-    </w:p>
-    <w:p>
-      <w:pPr>
         <w:numPr>
           <w:ilvl w:val="0"/>
           <w:numId w:val="1007"/>
         </w:numPr>
+      </w:pPr>
+      <w:r>
+        <w:t xml:space="preserve">Do non-prescriber staff (front desk, MAs) need to perform prescribing-adjacent tasks — searching pharmacies, setting a preferred pharmacy, viewing history — without an NPI?</w:t>
+      </w:r>
+    </w:p>
+    <w:p>
+      <w:pPr>
         <w:pStyle w:val="Compact"/>
-      </w:pPr>
-      <w:r>
-        <w:t xml:space="preserve">Do non-prescriber staff (front desk, MAs) need to perform prescribing-adjacent tasks — searching pharmacies, setting a preferred pharmacy, viewing history — without an NPI?</w:t>
-      </w:r>
-    </w:p>
-    <w:p>
-      <w:pPr>
         <w:numPr>
           <w:ilvl w:val="0"/>
           <w:numId w:val="1007"/>
         </w:numPr>
-        <w:pStyle w:val="Compact"/>
       </w:pPr>
       <w:r>
         <w:t xml:space="preserve">Are any of those staff offshore or otherwise outside the US?</w:t>
@@ -2606,9 +2591,8 @@
       <w:tblPr>
         <w:tblStyle w:val="Table"/>
         <w:tblW w:w="9360" w:type="dxa"/>
+        <w:tblLayout w:type="fixed"/>
         <w:tblLook w:firstRow="1" w:lastRow="0" w:firstColumn="0" w:lastColumn="0" w:noHBand="0" w:noVBand="0" w:val="0020"/>
-        <w:jc w:val="start"/>
-        <w:tblLayout w:type="fixed"/>
       </w:tblPr>
       <w:tblGrid>
         <w:gridCol w:w="4651"/>
@@ -2617,7 +2601,7 @@
       <w:tr>
         <w:trPr>
           <w:cantSplit/>
-          <w:tblHeader w:val="true"/>
+          <w:tblHeader w:val="on"/>
         </w:trPr>
         <w:tc>
           <w:tcPr/>
@@ -2684,8 +2668,8 @@
             </w:r>
             <w:r>
               <w:rPr>
+                <w:b/>
                 <w:bCs/>
-                <w:b/>
               </w:rPr>
               <w:t xml:space="preserve">NPI</w:t>
             </w:r>
@@ -2726,8 +2710,8 @@
             </w:r>
             <w:r>
               <w:rPr>
+                <w:b/>
                 <w:bCs/>
-                <w:b/>
               </w:rPr>
               <w:t xml:space="preserve">DEA number</w:t>
             </w:r>
@@ -2742,8 +2726,8 @@
             </w:r>
             <w:r>
               <w:rPr>
+                <w:b/>
                 <w:bCs/>
-                <w:b/>
               </w:rPr>
               <w:t xml:space="preserve">state</w:t>
             </w:r>
@@ -2787,8 +2771,8 @@
             </w:r>
             <w:r>
               <w:rPr>
+                <w:b/>
                 <w:bCs/>
-                <w:b/>
               </w:rPr>
               <w:t xml:space="preserve">prescribing agent</w:t>
             </w:r>
@@ -2803,8 +2787,8 @@
             </w:r>
             <w:r>
               <w:rPr>
+                <w:b/>
                 <w:bCs/>
-                <w:b/>
               </w:rPr>
               <w:t xml:space="preserve">proxy</w:t>
             </w:r>
@@ -2848,8 +2832,8 @@
             </w:r>
             <w:r>
               <w:rPr>
+                <w:b/>
                 <w:bCs/>
-                <w:b/>
               </w:rPr>
               <w:t xml:space="preserve">admin/clinician-admin</w:t>
             </w:r>
@@ -2893,8 +2877,8 @@
             </w:r>
             <w:r>
               <w:rPr>
+                <w:b/>
                 <w:bCs/>
-                <w:b/>
               </w:rPr>
               <w:t xml:space="preserve">enrolled with a vendor identifier</w:t>
             </w:r>
@@ -2938,8 +2922,8 @@
             </w:r>
             <w:r>
               <w:rPr>
+                <w:b/>
                 <w:bCs/>
-                <w:b/>
               </w:rPr>
               <w:t xml:space="preserve">authorized to prescribe in the United States</w:t>
             </w:r>
@@ -2957,9 +2941,9 @@
         </w:pict>
       </w:r>
     </w:p>
-    <w:bookmarkEnd w:id="28"/>
-    <w:bookmarkEnd w:id="29"/>
-    <w:bookmarkStart w:id="31" w:name="controlled-substances"/>
+    <w:bookmarkEnd w:id="17"/>
+    <w:bookmarkEnd w:id="18"/>
+    <w:bookmarkStart w:id="20" w:name="controlled-substances"/>
     <w:p>
       <w:pPr>
         <w:pStyle w:val="Heading3"/>
@@ -2974,13 +2958,13 @@
       </w:pPr>
       <w:r>
         <w:rPr>
+          <w:i/>
           <w:iCs/>
-          <w:i/>
         </w:rPr>
         <w:t xml:space="preserve">Read only if 1.1 includes controlled substances. Otherwise skip to 3.5.</w:t>
       </w:r>
     </w:p>
-    <w:bookmarkStart w:id="30" w:name="X3c9097b3ec9267039151118ddc1c4b6701b8af1"/>
+    <w:bookmarkStart w:id="19" w:name="X3c9097b3ec9267039151118ddc1c4b6701b8af1"/>
     <w:p>
       <w:pPr>
         <w:pStyle w:val="Heading4"/>
@@ -3003,43 +2987,43 @@
       </w:pPr>
       <w:r>
         <w:rPr>
+          <w:b/>
           <w:bCs/>
-          <w:b/>
         </w:rPr>
         <w:t xml:space="preserve">Questions:</w:t>
       </w:r>
     </w:p>
     <w:p>
       <w:pPr>
+        <w:pStyle w:val="Compact"/>
         <w:numPr>
           <w:ilvl w:val="0"/>
           <w:numId w:val="1008"/>
         </w:numPr>
+      </w:pPr>
+      <w:r>
+        <w:t xml:space="preserve">Which prescribers will send controlled substances, and does each have a valid, active DEA registration (with state)?</w:t>
+      </w:r>
+    </w:p>
+    <w:p>
+      <w:pPr>
         <w:pStyle w:val="Compact"/>
-      </w:pPr>
-      <w:r>
-        <w:t xml:space="preserve">Which prescribers will send controlled substances, and does each have a valid, active DEA registration (with state)?</w:t>
-      </w:r>
-    </w:p>
-    <w:p>
-      <w:pPr>
         <w:numPr>
           <w:ilvl w:val="0"/>
           <w:numId w:val="1008"/>
         </w:numPr>
+      </w:pPr>
+      <w:r>
+        <w:t xml:space="preserve">Are prescribers ready to complete identity proofing and set up two-factor auth?</w:t>
+      </w:r>
+    </w:p>
+    <w:p>
+      <w:pPr>
         <w:pStyle w:val="Compact"/>
-      </w:pPr>
-      <w:r>
-        <w:t xml:space="preserve">Are prescribers ready to complete identity proofing and set up two-factor auth?</w:t>
-      </w:r>
-    </w:p>
-    <w:p>
-      <w:pPr>
         <w:numPr>
           <w:ilvl w:val="0"/>
           <w:numId w:val="1008"/>
         </w:numPr>
-        <w:pStyle w:val="Compact"/>
       </w:pPr>
       <w:r>
         <w:t xml:space="preserve">Have any prescribers previously enrolled in EPCS with this vendor under another organization?</w:t>
@@ -3049,9 +3033,8 @@
       <w:tblPr>
         <w:tblStyle w:val="Table"/>
         <w:tblW w:w="9360" w:type="dxa"/>
+        <w:tblLayout w:type="fixed"/>
         <w:tblLook w:firstRow="1" w:lastRow="0" w:firstColumn="0" w:lastColumn="0" w:noHBand="0" w:noVBand="0" w:val="0020"/>
-        <w:jc w:val="start"/>
-        <w:tblLayout w:type="fixed"/>
       </w:tblPr>
       <w:tblGrid>
         <w:gridCol w:w="3958"/>
@@ -3060,7 +3043,7 @@
       <w:tr>
         <w:trPr>
           <w:cantSplit/>
-          <w:tblHeader w:val="true"/>
+          <w:tblHeader w:val="on"/>
         </w:trPr>
         <w:tc>
           <w:tcPr/>
@@ -3118,8 +3101,8 @@
             </w:r>
             <w:r>
               <w:rPr>
+                <w:b/>
                 <w:bCs/>
-                <w:b/>
               </w:rPr>
               <w:t xml:space="preserve">(1)</w:t>
             </w:r>
@@ -3134,8 +3117,8 @@
             </w:r>
             <w:r>
               <w:rPr>
+                <w:b/>
                 <w:bCs/>
-                <w:b/>
               </w:rPr>
               <w:t xml:space="preserve">(2)</w:t>
             </w:r>
@@ -3150,8 +3133,8 @@
             </w:r>
             <w:r>
               <w:rPr>
+                <w:b/>
                 <w:bCs/>
-                <w:b/>
               </w:rPr>
               <w:t xml:space="preserve">(3)</w:t>
             </w:r>
@@ -3195,8 +3178,8 @@
             </w:r>
             <w:r>
               <w:rPr>
+                <w:b/>
                 <w:bCs/>
-                <w:b/>
               </w:rPr>
               <w:t xml:space="preserve">and</w:t>
             </w:r>
@@ -3260,8 +3243,8 @@
       </w:pPr>
       <w:r>
         <w:rPr>
+          <w:b/>
           <w:bCs/>
-          <w:b/>
         </w:rPr>
         <w:t xml:space="preserve">⚠ EPCS is a one-way gate on go-live.</w:t>
       </w:r>
@@ -3279,9 +3262,9 @@
         </w:pict>
       </w:r>
     </w:p>
-    <w:bookmarkEnd w:id="30"/>
-    <w:bookmarkEnd w:id="31"/>
-    <w:bookmarkStart w:id="38" w:name="prescribing-workflow"/>
+    <w:bookmarkEnd w:id="19"/>
+    <w:bookmarkEnd w:id="20"/>
+    <w:bookmarkStart w:id="27" w:name="prescribing-workflow"/>
     <w:p>
       <w:pPr>
         <w:pStyle w:val="Heading3"/>
@@ -3290,7 +3273,7 @@
         <w:t xml:space="preserve">Prescribing Workflow</w:t>
       </w:r>
     </w:p>
-    <w:bookmarkStart w:id="34" w:name="X7d643f3c56220bea268c9eb469439065dc34bfa"/>
+    <w:bookmarkStart w:id="23" w:name="X7d643f3c56220bea268c9eb469439065dc34bfa"/>
     <w:p>
       <w:pPr>
         <w:pStyle w:val="Heading4"/>
@@ -3313,43 +3296,43 @@
       </w:pPr>
       <w:r>
         <w:rPr>
+          <w:b/>
           <w:bCs/>
-          <w:b/>
         </w:rPr>
         <w:t xml:space="preserve">Questions:</w:t>
       </w:r>
     </w:p>
     <w:p>
       <w:pPr>
+        <w:pStyle w:val="Compact"/>
         <w:numPr>
           <w:ilvl w:val="0"/>
           <w:numId w:val="1009"/>
         </w:numPr>
+      </w:pPr>
+      <w:r>
+        <w:t xml:space="preserve">Do prescribers need formulary status, patient cost, and covered alternatives while prescribing?</w:t>
+      </w:r>
+    </w:p>
+    <w:p>
+      <w:pPr>
         <w:pStyle w:val="Compact"/>
-      </w:pPr>
-      <w:r>
-        <w:t xml:space="preserve">Do prescribers need formulary status, patient cost, and covered alternatives while prescribing?</w:t>
-      </w:r>
-    </w:p>
-    <w:p>
-      <w:pPr>
         <w:numPr>
           <w:ilvl w:val="0"/>
           <w:numId w:val="1009"/>
         </w:numPr>
+      </w:pPr>
+      <w:r>
+        <w:t xml:space="preserve">Do you need to initiate electronic prior authorization (ePA) — through the eRx vendor, the standards-based payer path, or both?</w:t>
+      </w:r>
+    </w:p>
+    <w:p>
+      <w:pPr>
         <w:pStyle w:val="Compact"/>
-      </w:pPr>
-      <w:r>
-        <w:t xml:space="preserve">Do you need to initiate electronic prior authorization (ePA) — through the eRx vendor, the standards-based payer path, or both?</w:t>
-      </w:r>
-    </w:p>
-    <w:p>
-      <w:pPr>
         <w:numPr>
           <w:ilvl w:val="0"/>
           <w:numId w:val="1009"/>
         </w:numPr>
-        <w:pStyle w:val="Compact"/>
       </w:pPr>
       <w:r>
         <w:t xml:space="preserve">Is your timeline driven by upcoming e-prescribing mandates?</w:t>
@@ -3359,9 +3342,8 @@
       <w:tblPr>
         <w:tblStyle w:val="Table"/>
         <w:tblW w:w="9360" w:type="dxa"/>
+        <w:tblLayout w:type="fixed"/>
         <w:tblLook w:firstRow="1" w:lastRow="0" w:firstColumn="0" w:lastColumn="0" w:noHBand="0" w:noVBand="0" w:val="0020"/>
-        <w:jc w:val="start"/>
-        <w:tblLayout w:type="fixed"/>
       </w:tblPr>
       <w:tblGrid>
         <w:gridCol w:w="4312"/>
@@ -3370,7 +3352,7 @@
       <w:tr>
         <w:trPr>
           <w:cantSplit/>
-          <w:tblHeader w:val="true"/>
+          <w:tblHeader w:val="on"/>
         </w:trPr>
         <w:tc>
           <w:tcPr/>
@@ -3428,8 +3410,8 @@
             </w:r>
             <w:r>
               <w:rPr>
+                <w:b/>
                 <w:bCs/>
-                <w:b/>
               </w:rPr>
               <w:t xml:space="preserve">not</w:t>
             </w:r>
@@ -3444,8 +3426,8 @@
             </w:r>
             <w:r>
               <w:rPr>
+                <w:b/>
                 <w:bCs/>
-                <w:b/>
               </w:rPr>
               <w:t xml:space="preserve">not</w:t>
             </w:r>
@@ -3489,8 +3471,8 @@
             </w:r>
             <w:r>
               <w:rPr>
+                <w:b/>
                 <w:bCs/>
-                <w:b/>
               </w:rPr>
               <w:t xml:space="preserve">separate enablement</w:t>
             </w:r>
@@ -3532,7 +3514,7 @@
             <w:r>
               <w:t xml:space="preserve"> </w:t>
             </w:r>
-            <w:hyperlink r:id="rId32">
+            <w:hyperlink r:id="rId21">
               <w:r>
                 <w:rPr>
                   <w:rStyle w:val="Hyperlink"/>
@@ -3577,8 +3559,8 @@
             </w:r>
             <w:r>
               <w:rPr>
+                <w:b/>
                 <w:bCs/>
-                <w:b/>
               </w:rPr>
               <w:t xml:space="preserve">NCPDP SCRIPT v2023011</w:t>
             </w:r>
@@ -3593,8 +3575,8 @@
             </w:r>
             <w:r>
               <w:rPr>
+                <w:b/>
                 <w:bCs/>
-                <w:b/>
               </w:rPr>
               <w:t xml:space="preserve">RTPB v13</w:t>
             </w:r>
@@ -3609,8 +3591,8 @@
             </w:r>
             <w:r>
               <w:rPr>
+                <w:b/>
                 <w:bCs/>
-                <w:b/>
               </w:rPr>
               <w:t xml:space="preserve">Jan 1, 2027</w:t>
             </w:r>
@@ -3622,8 +3604,8 @@
             </w:r>
             <w:r>
               <w:rPr>
+                <w:b/>
                 <w:bCs/>
-                <w:b/>
               </w:rPr>
               <w:t xml:space="preserve">Jan 1, 2028</w:t>
             </w:r>
@@ -3633,7 +3615,7 @@
             <w:r>
               <w:t xml:space="preserve"> </w:t>
             </w:r>
-            <w:hyperlink r:id="rId33">
+            <w:hyperlink r:id="rId22">
               <w:r>
                 <w:rPr>
                   <w:rStyle w:val="Hyperlink"/>
@@ -3648,8 +3630,8 @@
         </w:tc>
       </w:tr>
     </w:tbl>
-    <w:bookmarkEnd w:id="34"/>
-    <w:bookmarkStart w:id="35" w:name="refills-reorders-discontinuation"/>
+    <w:bookmarkEnd w:id="23"/>
+    <w:bookmarkStart w:id="24" w:name="refills-reorders-discontinuation"/>
     <w:p>
       <w:pPr>
         <w:pStyle w:val="Heading4"/>
@@ -3672,43 +3654,43 @@
       </w:pPr>
       <w:r>
         <w:rPr>
+          <w:b/>
           <w:bCs/>
-          <w:b/>
         </w:rPr>
         <w:t xml:space="preserve">Questions:</w:t>
       </w:r>
     </w:p>
     <w:p>
       <w:pPr>
+        <w:pStyle w:val="Compact"/>
         <w:numPr>
           <w:ilvl w:val="0"/>
           <w:numId w:val="1010"/>
         </w:numPr>
+      </w:pPr>
+      <w:r>
+        <w:t xml:space="preserve">Do prescribers respond to pharmacy-initiated refill requests?</w:t>
+      </w:r>
+    </w:p>
+    <w:p>
+      <w:pPr>
         <w:pStyle w:val="Compact"/>
-      </w:pPr>
-      <w:r>
-        <w:t xml:space="preserve">Do prescribers respond to pharmacy-initiated refill requests?</w:t>
-      </w:r>
-    </w:p>
-    <w:p>
-      <w:pPr>
         <w:numPr>
           <w:ilvl w:val="0"/>
           <w:numId w:val="1010"/>
         </w:numPr>
+      </w:pPr>
+      <w:r>
+        <w:t xml:space="preserve">Do they re-prescribe previously prescribed medications?</w:t>
+      </w:r>
+    </w:p>
+    <w:p>
+      <w:pPr>
         <w:pStyle w:val="Compact"/>
-      </w:pPr>
-      <w:r>
-        <w:t xml:space="preserve">Do they re-prescribe previously prescribed medications?</w:t>
-      </w:r>
-    </w:p>
-    <w:p>
-      <w:pPr>
         <w:numPr>
           <w:ilvl w:val="0"/>
           <w:numId w:val="1010"/>
         </w:numPr>
-        <w:pStyle w:val="Compact"/>
       </w:pPr>
       <w:r>
         <w:t xml:space="preserve">Do you need to discontinue or expire prescriptions — automatically on change?</w:t>
@@ -3718,9 +3700,8 @@
       <w:tblPr>
         <w:tblStyle w:val="Table"/>
         <w:tblW w:w="9360" w:type="dxa"/>
+        <w:tblLayout w:type="fixed"/>
         <w:tblLook w:firstRow="1" w:lastRow="0" w:firstColumn="0" w:lastColumn="0" w:noHBand="0" w:noVBand="0" w:val="0020"/>
-        <w:jc w:val="start"/>
-        <w:tblLayout w:type="fixed"/>
       </w:tblPr>
       <w:tblGrid>
         <w:gridCol w:w="3649"/>
@@ -3729,7 +3710,7 @@
       <w:tr>
         <w:trPr>
           <w:cantSplit/>
-          <w:tblHeader w:val="true"/>
+          <w:tblHeader w:val="on"/>
         </w:trPr>
         <w:tc>
           <w:tcPr/>
@@ -3844,8 +3825,8 @@
         </w:tc>
       </w:tr>
     </w:tbl>
-    <w:bookmarkEnd w:id="35"/>
-    <w:bookmarkStart w:id="36" w:name="Xa573f0c6640e2e14ff1a171870ed2e08206db46"/>
+    <w:bookmarkEnd w:id="24"/>
+    <w:bookmarkStart w:id="25" w:name="Xa573f0c6640e2e14ff1a171870ed2e08206db46"/>
     <w:p>
       <w:pPr>
         <w:pStyle w:val="Heading4"/>
@@ -3860,31 +3841,31 @@
       </w:pPr>
       <w:r>
         <w:rPr>
+          <w:b/>
           <w:bCs/>
-          <w:b/>
         </w:rPr>
         <w:t xml:space="preserve">Questions:</w:t>
       </w:r>
     </w:p>
     <w:p>
       <w:pPr>
+        <w:pStyle w:val="Compact"/>
         <w:numPr>
           <w:ilvl w:val="0"/>
           <w:numId w:val="1011"/>
         </w:numPr>
+      </w:pPr>
+      <w:r>
+        <w:t xml:space="preserve">Does the practice repeatedly prescribe a common set of medications worth curating?</w:t>
+      </w:r>
+    </w:p>
+    <w:p>
+      <w:pPr>
         <w:pStyle w:val="Compact"/>
-      </w:pPr>
-      <w:r>
-        <w:t xml:space="preserve">Does the practice repeatedly prescribe a common set of medications worth curating?</w:t>
-      </w:r>
-    </w:p>
-    <w:p>
-      <w:pPr>
         <w:numPr>
           <w:ilvl w:val="0"/>
           <w:numId w:val="1011"/>
         </w:numPr>
-        <w:pStyle w:val="Compact"/>
       </w:pPr>
       <w:r>
         <w:t xml:space="preserve">Do you prescribe to pediatric patients?</w:t>
@@ -3894,9 +3875,8 @@
       <w:tblPr>
         <w:tblStyle w:val="Table"/>
         <w:tblW w:w="9360" w:type="dxa"/>
+        <w:tblLayout w:type="fixed"/>
         <w:tblLook w:firstRow="1" w:lastRow="0" w:firstColumn="0" w:lastColumn="0" w:noHBand="0" w:noVBand="0" w:val="0020"/>
-        <w:jc w:val="start"/>
-        <w:tblLayout w:type="fixed"/>
       </w:tblPr>
       <w:tblGrid>
         <w:gridCol w:w="3864"/>
@@ -3905,7 +3885,7 @@
       <w:tr>
         <w:trPr>
           <w:cantSplit/>
-          <w:tblHeader w:val="true"/>
+          <w:tblHeader w:val="on"/>
         </w:trPr>
         <w:tc>
           <w:tcPr/>
@@ -3963,8 +3943,8 @@
             </w:r>
             <w:r>
               <w:rPr>
+                <w:b/>
                 <w:bCs/>
-                <w:b/>
               </w:rPr>
               <w:t xml:space="preserve">clinic favorites / order sets</w:t>
             </w:r>
@@ -4037,8 +4017,8 @@
             </w:r>
             <w:r>
               <w:rPr>
+                <w:b/>
                 <w:bCs/>
-                <w:b/>
               </w:rPr>
               <w:t xml:space="preserve">prescriber is responsible</w:t>
             </w:r>
@@ -4052,8 +4032,8 @@
         </w:tc>
       </w:tr>
     </w:tbl>
-    <w:bookmarkEnd w:id="36"/>
-    <w:bookmarkStart w:id="37" w:name="medication-history"/>
+    <w:bookmarkEnd w:id="25"/>
+    <w:bookmarkStart w:id="26" w:name="medication-history"/>
     <w:p>
       <w:pPr>
         <w:pStyle w:val="Heading4"/>
@@ -4076,43 +4056,43 @@
       </w:pPr>
       <w:r>
         <w:rPr>
+          <w:b/>
           <w:bCs/>
-          <w:b/>
         </w:rPr>
         <w:t xml:space="preserve">Questions:</w:t>
       </w:r>
     </w:p>
     <w:p>
       <w:pPr>
+        <w:pStyle w:val="Compact"/>
         <w:numPr>
           <w:ilvl w:val="0"/>
           <w:numId w:val="1012"/>
         </w:numPr>
+      </w:pPr>
+      <w:r>
+        <w:t xml:space="preserve">Do prescribers need a patient’s medication history from outside your system (pharmacy fill history, active prescriptions elsewhere)?</w:t>
+      </w:r>
+    </w:p>
+    <w:p>
+      <w:pPr>
         <w:pStyle w:val="Compact"/>
-      </w:pPr>
-      <w:r>
-        <w:t xml:space="preserve">Do prescribers need a patient’s medication history from outside your system (pharmacy fill history, active prescriptions elsewhere)?</w:t>
-      </w:r>
-    </w:p>
-    <w:p>
-      <w:pPr>
         <w:numPr>
           <w:ilvl w:val="0"/>
           <w:numId w:val="1012"/>
         </w:numPr>
+      </w:pPr>
+      <w:r>
+        <w:t xml:space="preserve">Can you capture and record the patient consent required to query external history?</w:t>
+      </w:r>
+    </w:p>
+    <w:p>
+      <w:pPr>
         <w:pStyle w:val="Compact"/>
-      </w:pPr>
-      <w:r>
-        <w:t xml:space="preserve">Can you capture and record the patient consent required to query external history?</w:t>
-      </w:r>
-    </w:p>
-    <w:p>
-      <w:pPr>
         <w:numPr>
           <w:ilvl w:val="0"/>
           <w:numId w:val="1012"/>
         </w:numPr>
-        <w:pStyle w:val="Compact"/>
       </w:pPr>
       <w:r>
         <w:t xml:space="preserve">Are you importing prescription history from a prior system?</w:t>
@@ -4122,9 +4102,8 @@
       <w:tblPr>
         <w:tblStyle w:val="Table"/>
         <w:tblW w:w="9360" w:type="dxa"/>
+        <w:tblLayout w:type="fixed"/>
         <w:tblLook w:firstRow="1" w:lastRow="0" w:firstColumn="0" w:lastColumn="0" w:noHBand="0" w:noVBand="0" w:val="0020"/>
-        <w:jc w:val="start"/>
-        <w:tblLayout w:type="fixed"/>
       </w:tblPr>
       <w:tblGrid>
         <w:gridCol w:w="3563"/>
@@ -4133,7 +4112,7 @@
       <w:tr>
         <w:trPr>
           <w:cantSplit/>
-          <w:tblHeader w:val="true"/>
+          <w:tblHeader w:val="on"/>
         </w:trPr>
         <w:tc>
           <w:tcPr/>
@@ -4220,8 +4199,8 @@
             </w:r>
             <w:r>
               <w:rPr>
+                <w:b/>
                 <w:bCs/>
-                <w:b/>
               </w:rPr>
               <w:t xml:space="preserve">patient consent</w:t>
             </w:r>
@@ -4276,13 +4255,7 @@
               <w:t xml:space="preserve"> </w:t>
             </w:r>
             <w:r>
-              <w:t xml:space="preserve">“</w:t>
-            </w:r>
-            <w:r>
-              <w:t xml:space="preserve">past prescriptions</w:t>
-            </w:r>
-            <w:r>
-              <w:t xml:space="preserve">”</w:t>
+              <w:t xml:space="preserve">“past prescriptions”</w:t>
             </w:r>
             <w:r>
               <w:t xml:space="preserve"> </w:t>
@@ -4301,9 +4274,9 @@
         </w:pict>
       </w:r>
     </w:p>
-    <w:bookmarkEnd w:id="37"/>
-    <w:bookmarkEnd w:id="38"/>
-    <w:bookmarkStart w:id="41" w:name="practice-structure"/>
+    <w:bookmarkEnd w:id="26"/>
+    <w:bookmarkEnd w:id="27"/>
+    <w:bookmarkStart w:id="30" w:name="practice-structure"/>
     <w:p>
       <w:pPr>
         <w:pStyle w:val="Heading3"/>
@@ -4312,7 +4285,7 @@
         <w:t xml:space="preserve">Practice Structure</w:t>
       </w:r>
     </w:p>
-    <w:bookmarkStart w:id="39" w:name="Xe60e968d4b09eed86bb30803009999c39481e86"/>
+    <w:bookmarkStart w:id="28" w:name="Xe60e968d4b09eed86bb30803009999c39481e86"/>
     <w:p>
       <w:pPr>
         <w:pStyle w:val="Heading4"/>
@@ -4335,43 +4308,43 @@
       </w:pPr>
       <w:r>
         <w:rPr>
+          <w:b/>
           <w:bCs/>
-          <w:b/>
         </w:rPr>
         <w:t xml:space="preserve">Questions:</w:t>
       </w:r>
     </w:p>
     <w:p>
       <w:pPr>
+        <w:pStyle w:val="Compact"/>
         <w:numPr>
           <w:ilvl w:val="0"/>
           <w:numId w:val="1013"/>
         </w:numPr>
+      </w:pPr>
+      <w:r>
+        <w:t xml:space="preserve">Do prescribers prescribe on behalf of more than one practice?</w:t>
+      </w:r>
+    </w:p>
+    <w:p>
+      <w:pPr>
         <w:pStyle w:val="Compact"/>
-      </w:pPr>
-      <w:r>
-        <w:t xml:space="preserve">Do prescribers prescribe on behalf of more than one practice?</w:t>
-      </w:r>
-    </w:p>
-    <w:p>
-      <w:pPr>
         <w:numPr>
           <w:ilvl w:val="0"/>
           <w:numId w:val="1013"/>
         </w:numPr>
+      </w:pPr>
+      <w:r>
+        <w:t xml:space="preserve">How should the system know which practice a prescription belongs to?</w:t>
+      </w:r>
+    </w:p>
+    <w:p>
+      <w:pPr>
         <w:pStyle w:val="Compact"/>
-      </w:pPr>
-      <w:r>
-        <w:t xml:space="preserve">How should the system know which practice a prescription belongs to?</w:t>
-      </w:r>
-    </w:p>
-    <w:p>
-      <w:pPr>
         <w:numPr>
           <w:ilvl w:val="0"/>
           <w:numId w:val="1013"/>
         </w:numPr>
-        <w:pStyle w:val="Compact"/>
       </w:pPr>
       <w:r>
         <w:t xml:space="preserve">Do you need a default pharmacy per patient or per clinic?</w:t>
@@ -4381,9 +4354,8 @@
       <w:tblPr>
         <w:tblStyle w:val="Table"/>
         <w:tblW w:w="9360" w:type="dxa"/>
+        <w:tblLayout w:type="fixed"/>
         <w:tblLook w:firstRow="1" w:lastRow="0" w:firstColumn="0" w:lastColumn="0" w:noHBand="0" w:noVBand="0" w:val="0020"/>
-        <w:jc w:val="start"/>
-        <w:tblLayout w:type="fixed"/>
       </w:tblPr>
       <w:tblGrid>
         <w:gridCol w:w="4756"/>
@@ -4392,7 +4364,7 @@
       <w:tr>
         <w:trPr>
           <w:cantSplit/>
-          <w:tblHeader w:val="true"/>
+          <w:tblHeader w:val="on"/>
         </w:trPr>
         <w:tc>
           <w:tcPr/>
@@ -4450,8 +4422,8 @@
             </w:r>
             <w:r>
               <w:rPr>
+                <w:b/>
                 <w:bCs/>
-                <w:b/>
               </w:rPr>
               <w:t xml:space="preserve">practice</w:t>
             </w:r>
@@ -4549,8 +4521,8 @@
             </w:r>
             <w:r>
               <w:rPr>
+                <w:b/>
                 <w:bCs/>
-                <w:b/>
               </w:rPr>
               <w:t xml:space="preserve">If a prescriber has multiple affiliations and no organization id is passed, the request errors</w:t>
             </w:r>
@@ -4593,8 +4565,8 @@
         </w:tc>
       </w:tr>
     </w:tbl>
-    <w:bookmarkEnd w:id="39"/>
-    <w:bookmarkStart w:id="40" w:name="multi-tenant-platform-deployments"/>
+    <w:bookmarkEnd w:id="28"/>
+    <w:bookmarkStart w:id="29" w:name="multi-tenant-platform-deployments"/>
     <w:p>
       <w:pPr>
         <w:pStyle w:val="Heading4"/>
@@ -4615,8 +4587,8 @@
       </w:r>
       <w:r>
         <w:rPr>
+          <w:b/>
           <w:bCs/>
-          <w:b/>
         </w:rPr>
         <w:t xml:space="preserve">downstream clients</w:t>
       </w:r>
@@ -4633,55 +4605,55 @@
       </w:pPr>
       <w:r>
         <w:rPr>
+          <w:b/>
           <w:bCs/>
-          <w:b/>
         </w:rPr>
         <w:t xml:space="preserve">Questions:</w:t>
       </w:r>
     </w:p>
     <w:p>
       <w:pPr>
+        <w:pStyle w:val="Compact"/>
         <w:numPr>
           <w:ilvl w:val="0"/>
           <w:numId w:val="1014"/>
         </w:numPr>
+      </w:pPr>
+      <w:r>
+        <w:t xml:space="preserve">Does a single Medplum project serve multiple downstream clients or brands that prescribe independently?</w:t>
+      </w:r>
+    </w:p>
+    <w:p>
+      <w:pPr>
         <w:pStyle w:val="Compact"/>
-      </w:pPr>
-      <w:r>
-        <w:t xml:space="preserve">Does a single Medplum project serve multiple downstream clients or brands that prescribe independently?</w:t>
-      </w:r>
-    </w:p>
-    <w:p>
-      <w:pPr>
         <w:numPr>
           <w:ilvl w:val="0"/>
           <w:numId w:val="1014"/>
         </w:numPr>
+      </w:pPr>
+      <w:r>
+        <w:t xml:space="preserve">Must each client’s prescribers and patients be isolated from the others?</w:t>
+      </w:r>
+    </w:p>
+    <w:p>
+      <w:pPr>
         <w:pStyle w:val="Compact"/>
-      </w:pPr>
-      <w:r>
-        <w:t xml:space="preserve">Must each client’s prescribers and patients be isolated from the others?</w:t>
-      </w:r>
-    </w:p>
-    <w:p>
-      <w:pPr>
         <w:numPr>
           <w:ilvl w:val="0"/>
           <w:numId w:val="1014"/>
         </w:numPr>
+      </w:pPr>
+      <w:r>
+        <w:t xml:space="preserve">Does the originating clinic’s identity or branding need to reach the pharmacy?</w:t>
+      </w:r>
+    </w:p>
+    <w:p>
+      <w:pPr>
         <w:pStyle w:val="Compact"/>
-      </w:pPr>
-      <w:r>
-        <w:t xml:space="preserve">Does the originating clinic’s identity or branding need to reach the pharmacy?</w:t>
-      </w:r>
-    </w:p>
-    <w:p>
-      <w:pPr>
         <w:numPr>
           <w:ilvl w:val="0"/>
           <w:numId w:val="1014"/>
         </w:numPr>
-        <w:pStyle w:val="Compact"/>
       </w:pPr>
       <w:r>
         <w:t xml:space="preserve">Do downstream clients’ admins need scoped self-service access to manage their own prescribers?</w:t>
@@ -4691,9 +4663,8 @@
       <w:tblPr>
         <w:tblStyle w:val="Table"/>
         <w:tblW w:w="9360" w:type="dxa"/>
+        <w:tblLayout w:type="fixed"/>
         <w:tblLook w:firstRow="1" w:lastRow="0" w:firstColumn="0" w:lastColumn="0" w:noHBand="0" w:noVBand="0" w:val="0020"/>
-        <w:jc w:val="start"/>
-        <w:tblLayout w:type="fixed"/>
       </w:tblPr>
       <w:tblGrid>
         <w:gridCol w:w="4437"/>
@@ -4702,7 +4673,7 @@
       <w:tr>
         <w:trPr>
           <w:cantSplit/>
-          <w:tblHeader w:val="true"/>
+          <w:tblHeader w:val="on"/>
         </w:trPr>
         <w:tc>
           <w:tcPr/>
@@ -4876,8 +4847,8 @@
             </w:r>
             <w:r>
               <w:rPr>
+                <w:b/>
                 <w:bCs/>
-                <w:b/>
               </w:rPr>
               <w:t xml:space="preserve">integrated</w:t>
             </w:r>
@@ -4892,8 +4863,8 @@
             </w:r>
             <w:r>
               <w:rPr>
+                <w:b/>
                 <w:bCs/>
-                <w:b/>
               </w:rPr>
               <w:t xml:space="preserve">hosted-iframe</w:t>
             </w:r>
@@ -4943,9 +4914,9 @@
         </w:pict>
       </w:r>
     </w:p>
-    <w:bookmarkEnd w:id="40"/>
-    <w:bookmarkEnd w:id="41"/>
-    <w:bookmarkStart w:id="43" w:name="situational"/>
+    <w:bookmarkEnd w:id="29"/>
+    <w:bookmarkEnd w:id="30"/>
+    <w:bookmarkStart w:id="32" w:name="situational"/>
     <w:p>
       <w:pPr>
         <w:pStyle w:val="Heading3"/>
@@ -4954,7 +4925,7 @@
         <w:t xml:space="preserve">Situational</w:t>
       </w:r>
     </w:p>
-    <w:bookmarkStart w:id="42" w:name="Xc05e7dc0a018fe694ee587ad8dfd07f5ff84d89"/>
+    <w:bookmarkStart w:id="31" w:name="Xc05e7dc0a018fe694ee587ad8dfd07f5ff84d89"/>
     <w:p>
       <w:pPr>
         <w:pStyle w:val="Heading4"/>
@@ -4977,43 +4948,43 @@
       </w:pPr>
       <w:r>
         <w:rPr>
+          <w:b/>
           <w:bCs/>
-          <w:b/>
         </w:rPr>
         <w:t xml:space="preserve">Questions:</w:t>
       </w:r>
     </w:p>
     <w:p>
       <w:pPr>
+        <w:pStyle w:val="Compact"/>
         <w:numPr>
           <w:ilvl w:val="0"/>
           <w:numId w:val="1015"/>
         </w:numPr>
+      </w:pPr>
+      <w:r>
+        <w:t xml:space="preserve">Are prescribers currently sending through another system on SureScripts?</w:t>
+      </w:r>
+    </w:p>
+    <w:p>
+      <w:pPr>
         <w:pStyle w:val="Compact"/>
-      </w:pPr>
-      <w:r>
-        <w:t xml:space="preserve">Are prescribers currently sending through another system on SureScripts?</w:t>
-      </w:r>
-    </w:p>
-    <w:p>
-      <w:pPr>
         <w:numPr>
           <w:ilvl w:val="0"/>
           <w:numId w:val="1015"/>
         </w:numPr>
+      </w:pPr>
+      <w:r>
+        <w:t xml:space="preserve">Do pending refills and history need to follow prescribers over?</w:t>
+      </w:r>
+    </w:p>
+    <w:p>
+      <w:pPr>
         <w:pStyle w:val="Compact"/>
-      </w:pPr>
-      <w:r>
-        <w:t xml:space="preserve">Do pending refills and history need to follow prescribers over?</w:t>
-      </w:r>
-    </w:p>
-    <w:p>
-      <w:pPr>
         <w:numPr>
           <w:ilvl w:val="0"/>
           <w:numId w:val="1015"/>
         </w:numPr>
-        <w:pStyle w:val="Compact"/>
       </w:pPr>
       <w:r>
         <w:t xml:space="preserve">Can migration be phased prescriber-by-prescriber, or must it be all at once?</w:t>
@@ -5023,9 +4994,8 @@
       <w:tblPr>
         <w:tblStyle w:val="Table"/>
         <w:tblW w:w="9360" w:type="dxa"/>
+        <w:tblLayout w:type="fixed"/>
         <w:tblLook w:firstRow="1" w:lastRow="0" w:firstColumn="0" w:lastColumn="0" w:noHBand="0" w:noVBand="0" w:val="0020"/>
-        <w:jc w:val="start"/>
-        <w:tblLayout w:type="fixed"/>
       </w:tblPr>
       <w:tblGrid>
         <w:gridCol w:w="3828"/>
@@ -5034,7 +5004,7 @@
       <w:tr>
         <w:trPr>
           <w:cantSplit/>
-          <w:tblHeader w:val="true"/>
+          <w:tblHeader w:val="on"/>
         </w:trPr>
         <w:tc>
           <w:tcPr/>
@@ -5092,8 +5062,8 @@
             </w:r>
             <w:r>
               <w:rPr>
+                <w:b/>
                 <w:bCs/>
-                <w:b/>
               </w:rPr>
               <w:t xml:space="preserve">Change of Vendor</w:t>
             </w:r>
@@ -5172,10 +5142,10 @@
         </w:pict>
       </w:r>
     </w:p>
-    <w:bookmarkEnd w:id="42"/>
-    <w:bookmarkEnd w:id="43"/>
-    <w:bookmarkEnd w:id="44"/>
-    <w:bookmarkStart w:id="48" w:name="related-integrations"/>
+    <w:bookmarkEnd w:id="31"/>
+    <w:bookmarkEnd w:id="32"/>
+    <w:bookmarkEnd w:id="33"/>
+    <w:bookmarkStart w:id="37" w:name="related-integrations"/>
     <w:p>
       <w:pPr>
         <w:pStyle w:val="Heading2"/>
@@ -5194,18 +5164,18 @@
     </w:p>
     <w:p>
       <w:pPr>
+        <w:pStyle w:val="Compact"/>
         <w:numPr>
           <w:ilvl w:val="0"/>
           <w:numId w:val="1016"/>
         </w:numPr>
-        <w:pStyle w:val="Compact"/>
-      </w:pPr>
-      <w:hyperlink r:id="rId45">
+      </w:pPr>
+      <w:hyperlink r:id="rId34">
         <w:r>
           <w:rPr>
             <w:rStyle w:val="Hyperlink"/>
+            <w:b/>
             <w:bCs/>
-            <w:b/>
           </w:rPr>
           <w:t xml:space="preserve">ScriptSure</w:t>
         </w:r>
@@ -5221,8 +5191,8 @@
       </w:r>
       <w:r>
         <w:rPr>
+          <w:b/>
           <w:bCs/>
-          <w:b/>
         </w:rPr>
         <w:t xml:space="preserve">integrated (API-driven)</w:t>
       </w:r>
@@ -5235,18 +5205,18 @@
     </w:p>
     <w:p>
       <w:pPr>
+        <w:pStyle w:val="Compact"/>
         <w:numPr>
           <w:ilvl w:val="0"/>
           <w:numId w:val="1016"/>
         </w:numPr>
-        <w:pStyle w:val="Compact"/>
-      </w:pPr>
-      <w:hyperlink r:id="rId46">
+      </w:pPr>
+      <w:hyperlink r:id="rId35">
         <w:r>
           <w:rPr>
             <w:rStyle w:val="Hyperlink"/>
+            <w:b/>
             <w:bCs/>
-            <w:b/>
           </w:rPr>
           <w:t xml:space="preserve">DoseSpot</w:t>
         </w:r>
@@ -5260,7 +5230,7 @@
       <w:r>
         <w:t xml:space="preserve"> </w:t>
       </w:r>
-      <w:hyperlink r:id="rId47">
+      <w:hyperlink r:id="rId36">
         <w:r>
           <w:rPr>
             <w:rStyle w:val="Hyperlink"/>
@@ -5275,8 +5245,8 @@
         <w:t xml:space="preserve">(3.2).</w:t>
       </w:r>
     </w:p>
-    <w:bookmarkEnd w:id="48"/>
-    <w:bookmarkEnd w:id="49"/>
+    <w:bookmarkEnd w:id="37"/>
+    <w:bookmarkEnd w:id="38"/>
     <w:sectPr>
       <w:pgSz w:h="15840" w:w="12240"/>
       <w:pgMar w:bottom="1440" w:footer="720" w:gutter="0" w:header="720" w:left="1440" w:right="1440" w:top="1440"/>
@@ -5314,14 +5284,14 @@
 <file path=word/numbering.xml><?xml version="1.0" encoding="utf-8"?>
 <w:numbering xmlns:w="http://schemas.openxmlformats.org/wordprocessingml/2006/main">
   <w:abstractNum w:abstractNumId="990">
-    <w:nsid w:val="A990"/>
+    <w:nsid w:val="0000A990"/>
     <w:multiLevelType w:val="multilevel"/>
     <w:lvl w:ilvl="0">
       <w:numFmt w:val="bullet"/>
       <w:lvlText w:val=" "/>
       <w:lvlJc w:val="left"/>
       <w:pPr>
-        <w:ind w:left="720" w:hanging="480"/>
+        <w:ind w:left="720" w:hanging="360"/>
       </w:pPr>
     </w:lvl>
     <w:lvl w:ilvl="1">
@@ -5329,7 +5299,7 @@
       <w:lvlText w:val=" "/>
       <w:lvlJc w:val="left"/>
       <w:pPr>
-        <w:ind w:left="1440" w:hanging="480"/>
+        <w:ind w:left="1440" w:hanging="360"/>
       </w:pPr>
     </w:lvl>
     <w:lvl w:ilvl="2">
@@ -5337,7 +5307,7 @@
       <w:lvlText w:val=" "/>
       <w:lvlJc w:val="left"/>
       <w:pPr>
-        <w:ind w:left="2160" w:hanging="480"/>
+        <w:ind w:left="2160" w:hanging="360"/>
       </w:pPr>
     </w:lvl>
     <w:lvl w:ilvl="3">
@@ -5345,7 +5315,7 @@
       <w:lvlText w:val=" "/>
       <w:lvlJc w:val="left"/>
       <w:pPr>
-        <w:ind w:left="2880" w:hanging="480"/>
+        <w:ind w:left="2880" w:hanging="360"/>
       </w:pPr>
     </w:lvl>
     <w:lvl w:ilvl="4">
@@ -5353,7 +5323,7 @@
       <w:lvlText w:val=" "/>
       <w:lvlJc w:val="left"/>
       <w:pPr>
-        <w:ind w:left="3600" w:hanging="480"/>
+        <w:ind w:left="3600" w:hanging="360"/>
       </w:pPr>
     </w:lvl>
     <w:lvl w:ilvl="5">
@@ -5361,7 +5331,7 @@
       <w:lvlText w:val=" "/>
       <w:lvlJc w:val="left"/>
       <w:pPr>
-        <w:ind w:left="4320" w:hanging="480"/>
+        <w:ind w:left="4320" w:hanging="360"/>
       </w:pPr>
     </w:lvl>
     <w:lvl w:ilvl="6">
@@ -5369,7 +5339,7 @@
       <w:lvlText w:val=" "/>
       <w:lvlJc w:val="left"/>
       <w:pPr>
-        <w:ind w:left="5040" w:hanging="480"/>
+        <w:ind w:left="5040" w:hanging="360"/>
       </w:pPr>
     </w:lvl>
     <w:lvl w:ilvl="7">
@@ -5377,7 +5347,7 @@
       <w:lvlText w:val=" "/>
       <w:lvlJc w:val="left"/>
       <w:pPr>
-        <w:ind w:left="5760" w:hanging="480"/>
+        <w:ind w:left="5760" w:hanging="360"/>
       </w:pPr>
     </w:lvl>
     <w:lvl w:ilvl="8">
@@ -5385,84 +5355,111 @@
       <w:lvlText w:val=" "/>
       <w:lvlJc w:val="left"/>
       <w:pPr>
-        <w:ind w:left="6480" w:hanging="480"/>
+        <w:ind w:left="6480" w:hanging="360"/>
       </w:pPr>
     </w:lvl>
   </w:abstractNum>
   <w:abstractNum w:abstractNumId="991">
-    <w:nsid w:val="A991"/>
+    <w:nsid w:val="0000A991"/>
     <w:multiLevelType w:val="multilevel"/>
     <w:lvl w:ilvl="0">
       <w:numFmt w:val="bullet"/>
-      <w:lvlText w:val="•"/>
+      <w:lvlText w:val=""/>
       <w:lvlJc w:val="left"/>
       <w:pPr>
-        <w:ind w:left="720" w:hanging="480"/>
-      </w:pPr>
+        <w:ind w:left="720" w:hanging="360"/>
+      </w:pPr>
+      <w:rPr>
+        <w:rFonts w:ascii="Symbol" w:hAnsi="Symbol" w:cs="Symbol" w:hint="default"/>
+      </w:rPr>
     </w:lvl>
     <w:lvl w:ilvl="1">
       <w:numFmt w:val="bullet"/>
-      <w:lvlText w:val="–"/>
+      <w:lvlText w:val="o"/>
       <w:lvlJc w:val="left"/>
       <w:pPr>
-        <w:ind w:left="1440" w:hanging="480"/>
-      </w:pPr>
+        <w:ind w:left="1440" w:hanging="360"/>
+      </w:pPr>
+      <w:rPr>
+        <w:rFonts w:ascii="Courier New" w:hAnsi="Courier New" w:cs="Courier New" w:hint="default"/>
+      </w:rPr>
     </w:lvl>
     <w:lvl w:ilvl="2">
       <w:numFmt w:val="bullet"/>
-      <w:lvlText w:val="•"/>
+      <w:lvlText w:val=""/>
       <w:lvlJc w:val="left"/>
       <w:pPr>
-        <w:ind w:left="2160" w:hanging="480"/>
-      </w:pPr>
+        <w:ind w:left="2160" w:hanging="360"/>
+      </w:pPr>
+      <w:rPr>
+        <w:rFonts w:ascii="Wingdings" w:hAnsi="Wingdings" w:cs="Wingdings" w:hint="default"/>
+      </w:rPr>
     </w:lvl>
     <w:lvl w:ilvl="3">
       <w:numFmt w:val="bullet"/>
-      <w:lvlText w:val="–"/>
+      <w:lvlText w:val=""/>
       <w:lvlJc w:val="left"/>
       <w:pPr>
-        <w:ind w:left="2880" w:hanging="480"/>
-      </w:pPr>
+        <w:ind w:left="2880" w:hanging="360"/>
+      </w:pPr>
+      <w:rPr>
+        <w:rFonts w:ascii="Symbol" w:hAnsi="Symbol" w:cs="Symbol" w:hint="default"/>
+      </w:rPr>
     </w:lvl>
     <w:lvl w:ilvl="4">
       <w:numFmt w:val="bullet"/>
-      <w:lvlText w:val="•"/>
+      <w:lvlText w:val="o"/>
       <w:lvlJc w:val="left"/>
       <w:pPr>
-        <w:ind w:left="3600" w:hanging="480"/>
-      </w:pPr>
+        <w:ind w:left="3600" w:hanging="360"/>
+      </w:pPr>
+      <w:rPr>
+        <w:rFonts w:ascii="Courier New" w:hAnsi="Courier New" w:cs="Courier New" w:hint="default"/>
+      </w:rPr>
     </w:lvl>
     <w:lvl w:ilvl="5">
       <w:numFmt w:val="bullet"/>
-      <w:lvlText w:val="–"/>
+      <w:lvlText w:val=""/>
       <w:lvlJc w:val="left"/>
       <w:pPr>
-        <w:ind w:left="4320" w:hanging="480"/>
-      </w:pPr>
+        <w:ind w:left="4320" w:hanging="360"/>
+      </w:pPr>
+      <w:rPr>
+        <w:rFonts w:ascii="Wingdings" w:hAnsi="Wingdings" w:cs="Wingdings" w:hint="default"/>
+      </w:rPr>
     </w:lvl>
     <w:lvl w:ilvl="6">
       <w:numFmt w:val="bullet"/>
-      <w:lvlText w:val="•"/>
+      <w:lvlText w:val=""/>
       <w:lvlJc w:val="left"/>
       <w:pPr>
-        <w:ind w:left="5040" w:hanging="480"/>
-      </w:pPr>
+        <w:ind w:left="5040" w:hanging="360"/>
+      </w:pPr>
+      <w:rPr>
+        <w:rFonts w:ascii="Symbol" w:hAnsi="Symbol" w:cs="Symbol" w:hint="default"/>
+      </w:rPr>
     </w:lvl>
     <w:lvl w:ilvl="7">
       <w:numFmt w:val="bullet"/>
-      <w:lvlText w:val="–"/>
+      <w:lvlText w:val="o"/>
       <w:lvlJc w:val="left"/>
       <w:pPr>
-        <w:ind w:left="5760" w:hanging="480"/>
-      </w:pPr>
+        <w:ind w:left="5760" w:hanging="360"/>
+      </w:pPr>
+      <w:rPr>
+        <w:rFonts w:ascii="Courier New" w:hAnsi="Courier New" w:cs="Courier New" w:hint="default"/>
+      </w:rPr>
     </w:lvl>
     <w:lvl w:ilvl="8">
       <w:numFmt w:val="bullet"/>
-      <w:lvlText w:val="•"/>
+      <w:lvlText w:val=""/>
       <w:lvlJc w:val="left"/>
       <w:pPr>
-        <w:ind w:left="6480" w:hanging="480"/>
-      </w:pPr>
+        <w:ind w:left="6480" w:hanging="360"/>
+      </w:pPr>
+      <w:rPr>
+        <w:rFonts w:ascii="Wingdings" w:hAnsi="Wingdings" w:cs="Wingdings" w:hint="default"/>
+      </w:rPr>
     </w:lvl>
   </w:abstractNum>
   <w:num w:numId="1000">
@@ -6195,8 +6192,8 @@
     <w:name w:val="KeywordTok"/>
     <w:basedOn w:val="VerbatimChar"/>
     <w:rPr>
+      <w:b/>
       <w:color w:val="007020"/>
-      <w:b/>
     </w:rPr>
   </w:style>
   <w:style w:type="character" w:customStyle="1" w:styleId="DataTypeTok">
@@ -6273,42 +6270,42 @@
     <w:name w:val="ImportTok"/>
     <w:basedOn w:val="VerbatimChar"/>
     <w:rPr>
+      <w:b/>
       <w:color w:val="008000"/>
-      <w:b/>
     </w:rPr>
   </w:style>
   <w:style w:type="character" w:customStyle="1" w:styleId="CommentTok">
     <w:name w:val="CommentTok"/>
     <w:basedOn w:val="VerbatimChar"/>
     <w:rPr>
+      <w:i/>
       <w:color w:val="60a0b0"/>
-      <w:i/>
     </w:rPr>
   </w:style>
   <w:style w:type="character" w:customStyle="1" w:styleId="DocumentationTok">
     <w:name w:val="DocumentationTok"/>
     <w:basedOn w:val="VerbatimChar"/>
     <w:rPr>
+      <w:i/>
       <w:color w:val="ba2121"/>
-      <w:i/>
     </w:rPr>
   </w:style>
   <w:style w:type="character" w:customStyle="1" w:styleId="AnnotationTok">
     <w:name w:val="AnnotationTok"/>
     <w:basedOn w:val="VerbatimChar"/>
     <w:rPr>
-      <w:color w:val="60a0b0"/>
       <w:b/>
       <w:i/>
+      <w:color w:val="60a0b0"/>
     </w:rPr>
   </w:style>
   <w:style w:type="character" w:customStyle="1" w:styleId="CommentVarTok">
     <w:name w:val="CommentVarTok"/>
     <w:basedOn w:val="VerbatimChar"/>
     <w:rPr>
-      <w:color w:val="60a0b0"/>
       <w:b/>
       <w:i/>
+      <w:color w:val="60a0b0"/>
     </w:rPr>
   </w:style>
   <w:style w:type="character" w:customStyle="1" w:styleId="OtherTok">
@@ -6336,8 +6333,8 @@
     <w:name w:val="ControlFlowTok"/>
     <w:basedOn w:val="VerbatimChar"/>
     <w:rPr>
+      <w:b/>
       <w:color w:val="007020"/>
-      <w:b/>
     </w:rPr>
   </w:style>
   <w:style w:type="character" w:customStyle="1" w:styleId="OperatorTok">
@@ -6382,34 +6379,34 @@
     <w:name w:val="InformationTok"/>
     <w:basedOn w:val="VerbatimChar"/>
     <w:rPr>
-      <w:color w:val="60a0b0"/>
       <w:b/>
       <w:i/>
+      <w:color w:val="60a0b0"/>
     </w:rPr>
   </w:style>
   <w:style w:type="character" w:customStyle="1" w:styleId="WarningTok">
     <w:name w:val="WarningTok"/>
     <w:basedOn w:val="VerbatimChar"/>
     <w:rPr>
-      <w:color w:val="60a0b0"/>
       <w:b/>
       <w:i/>
+      <w:color w:val="60a0b0"/>
     </w:rPr>
   </w:style>
   <w:style w:type="character" w:customStyle="1" w:styleId="AlertTok">
     <w:name w:val="AlertTok"/>
     <w:basedOn w:val="VerbatimChar"/>
     <w:rPr>
+      <w:b/>
       <w:color w:val="ff0000"/>
-      <w:b/>
     </w:rPr>
   </w:style>
   <w:style w:type="character" w:customStyle="1" w:styleId="ErrorTok">
     <w:name w:val="ErrorTok"/>
     <w:basedOn w:val="VerbatimChar"/>
     <w:rPr>
+      <w:b/>
       <w:color w:val="ff0000"/>
-      <w:b/>
     </w:rPr>
   </w:style>
   <w:style w:type="character" w:customStyle="1" w:styleId="NormalTok">

--- a/packages/docs/static/decision-guides/e-prescribe.docx
+++ b/packages/docs/static/decision-guides/e-prescribe.docx
@@ -11,18 +11,18 @@
           <wp:inline>
             <wp:extent cx="5943600" cy="1289649"/>
             <wp:effectExtent b="0" l="0" r="0" t="0"/>
-            <wp:docPr descr="Medplum" title="" id="10" name="Picture"/>
+            <wp:docPr descr="Medplum" title="" id="21" name="Picture"/>
             <a:graphic>
               <a:graphicData uri="http://schemas.openxmlformats.org/drawingml/2006/picture">
                 <pic:pic>
                   <pic:nvPicPr>
-                    <pic:cNvPr descr="medplum-wordmark-grape.png" id="11" name="Picture"/>
+                    <pic:cNvPr descr="medplum-wordmark-grape.png" id="22" name="Picture"/>
                     <pic:cNvPicPr>
                       <a:picLocks noChangeArrowheads="1" noChangeAspect="1"/>
                     </pic:cNvPicPr>
                   </pic:nvPicPr>
                   <pic:blipFill>
-                    <a:blip r:embed="rId9"/>
+                    <a:blip r:embed="rId20"/>
                     <a:stretch>
                       <a:fillRect/>
                     </a:stretch>
@@ -49,7 +49,7 @@
         </w:drawing>
       </w:r>
     </w:p>
-    <w:bookmarkStart w:id="38" w:name="e-prescribe-decision-guide"/>
+    <w:bookmarkStart w:id="49" w:name="e-prescribe-decision-guide"/>
     <w:p>
       <w:pPr>
         <w:pStyle w:val="Heading1"/>
@@ -72,39 +72,39 @@
       </w:pPr>
       <w:r>
         <w:rPr>
+          <w:iCs/>
           <w:i/>
-          <w:iCs/>
         </w:rPr>
         <w:t xml:space="preserve">Companion to the</w:t>
       </w:r>
       <w:r>
         <w:rPr>
+          <w:iCs/>
           <w:i/>
-          <w:iCs/>
         </w:rPr>
         <w:t xml:space="preserve"> </w:t>
       </w:r>
-      <w:hyperlink r:id="rId12">
+      <w:hyperlink r:id="rId23">
         <w:r>
           <w:rPr>
             <w:rStyle w:val="Hyperlink"/>
+            <w:iCs/>
             <w:i/>
-            <w:iCs/>
           </w:rPr>
           <w:t xml:space="preserve">E-Prescribe (eRx)</w:t>
         </w:r>
       </w:hyperlink>
       <w:r>
         <w:rPr>
+          <w:iCs/>
           <w:i/>
-          <w:iCs/>
         </w:rPr>
         <w:t xml:space="preserve"> </w:t>
       </w:r>
       <w:r>
         <w:rPr>
+          <w:iCs/>
           <w:i/>
-          <w:iCs/>
         </w:rPr>
         <w:t xml:space="preserve">docs.</w:t>
       </w:r>
@@ -117,7 +117,7 @@
         <w:t xml:space="preserve">E-prescribing in Medplum runs through an integration with an e-prescribing vendor connected to the SureScripts network.</w:t>
       </w:r>
     </w:p>
-    <w:bookmarkStart w:id="13" w:name="section-1-use-case-participants"/>
+    <w:bookmarkStart w:id="24" w:name="section-1-use-case-participants"/>
     <w:p>
       <w:pPr>
         <w:pStyle w:val="Heading2"/>
@@ -132,8 +132,8 @@
       </w:pPr>
       <w:r>
         <w:rPr>
+          <w:iCs/>
           <w:i/>
-          <w:iCs/>
         </w:rPr>
         <w:t xml:space="preserve">Two of these — what you prescribe (1.1) and how much you build (1.2) — cascade into most of Section 3. Land them first.</w:t>
       </w:r>
@@ -144,19 +144,19 @@
       </w:pPr>
       <w:r>
         <w:rPr>
+          <w:bCs/>
           <w:b/>
-          <w:bCs/>
         </w:rPr>
         <w:t xml:space="preserve">1.1 What are you prescribing?</w:t>
       </w:r>
     </w:p>
     <w:p>
       <w:pPr>
-        <w:pStyle w:val="Compact"/>
         <w:numPr>
           <w:ilvl w:val="0"/>
           <w:numId w:val="1001"/>
         </w:numPr>
+        <w:pStyle w:val="Compact"/>
       </w:pPr>
       <w:r>
         <w:t xml:space="preserve">Non-controlled medications only</w:t>
@@ -164,11 +164,11 @@
     </w:p>
     <w:p>
       <w:pPr>
-        <w:pStyle w:val="Compact"/>
         <w:numPr>
           <w:ilvl w:val="0"/>
           <w:numId w:val="1001"/>
         </w:numPr>
+        <w:pStyle w:val="Compact"/>
       </w:pPr>
       <w:r>
         <w:t xml:space="preserve">Controlled substances too (Schedule II–V)</w:t>
@@ -176,11 +176,11 @@
     </w:p>
     <w:p>
       <w:pPr>
-        <w:pStyle w:val="Compact"/>
         <w:numPr>
           <w:ilvl w:val="0"/>
           <w:numId w:val="1001"/>
         </w:numPr>
+        <w:pStyle w:val="Compact"/>
       </w:pPr>
       <w:r>
         <w:t xml:space="preserve">Not sure / depends on specialty</w:t>
@@ -192,31 +192,31 @@
       </w:pPr>
       <w:r>
         <w:rPr>
+          <w:iCs/>
           <w:i/>
-          <w:iCs/>
         </w:rPr>
         <w:t xml:space="preserve">Why: controlled substances require</w:t>
       </w:r>
       <w:r>
         <w:rPr>
+          <w:iCs/>
           <w:i/>
-          <w:iCs/>
         </w:rPr>
         <w:t xml:space="preserve"> </w:t>
       </w:r>
       <w:r>
         <w:rPr>
+          <w:bCs/>
           <w:b/>
-          <w:bCs/>
+          <w:iCs/>
           <w:i/>
-          <w:iCs/>
         </w:rPr>
         <w:t xml:space="preserve">EPCS</w:t>
       </w:r>
       <w:r>
         <w:rPr>
+          <w:iCs/>
           <w:i/>
-          <w:iCs/>
         </w:rPr>
         <w:t xml:space="preserve">, which adds a per-prescriber enrollment path (DEA, identity proofing, two-factor auth). If you never prescribe them, skip the entire Controlled Substances lane (3.4) and enrollment shrinks substantially.</w:t>
       </w:r>
@@ -227,24 +227,24 @@
       </w:pPr>
       <w:r>
         <w:rPr>
+          <w:bCs/>
           <w:b/>
-          <w:bCs/>
         </w:rPr>
         <w:t xml:space="preserve">1.2 How much of the prescribing experience do you want to build?</w:t>
       </w:r>
     </w:p>
     <w:p>
       <w:pPr>
-        <w:pStyle w:val="Compact"/>
         <w:numPr>
           <w:ilvl w:val="0"/>
           <w:numId w:val="1002"/>
         </w:numPr>
+        <w:pStyle w:val="Compact"/>
       </w:pPr>
       <w:r>
         <w:rPr>
+          <w:bCs/>
           <w:b/>
-          <w:bCs/>
         </w:rPr>
         <w:t xml:space="preserve">Hosted iframe</w:t>
       </w:r>
@@ -257,16 +257,16 @@
     </w:p>
     <w:p>
       <w:pPr>
-        <w:pStyle w:val="Compact"/>
         <w:numPr>
           <w:ilvl w:val="0"/>
           <w:numId w:val="1002"/>
         </w:numPr>
+        <w:pStyle w:val="Compact"/>
       </w:pPr>
       <w:r>
         <w:rPr>
+          <w:bCs/>
           <w:b/>
-          <w:bCs/>
         </w:rPr>
         <w:t xml:space="preserve">Integrated (API-driven)</w:t>
       </w:r>
@@ -281,8 +281,8 @@
       </w:r>
       <w:r>
         <w:rPr>
+          <w:bCs/>
           <w:b/>
-          <w:bCs/>
         </w:rPr>
         <w:t xml:space="preserve">review-and-send</w:t>
       </w:r>
@@ -295,11 +295,11 @@
     </w:p>
     <w:p>
       <w:pPr>
-        <w:pStyle w:val="Compact"/>
         <w:numPr>
           <w:ilvl w:val="0"/>
           <w:numId w:val="1002"/>
         </w:numPr>
+        <w:pStyle w:val="Compact"/>
       </w:pPr>
       <w:r>
         <w:t xml:space="preserve">Not sure</w:t>
@@ -311,8 +311,8 @@
       </w:pPr>
       <w:r>
         <w:rPr>
+          <w:iCs/>
           <w:i/>
-          <w:iCs/>
         </w:rPr>
         <w:t xml:space="preserve">Why: the core build-vs-UX trade-off. The iframe is fastest to live but UX is fixed and you generally can’t prescribe from inside your own chart. Integrated lets you own the workflow and prescribe in context, at the cost of building it. See 3.1.</w:t>
       </w:r>
@@ -323,19 +323,19 @@
       </w:pPr>
       <w:r>
         <w:rPr>
+          <w:bCs/>
           <w:b/>
-          <w:bCs/>
         </w:rPr>
         <w:t xml:space="preserve">1.3 New build or replacing an existing e-Rx system?</w:t>
       </w:r>
     </w:p>
     <w:p>
       <w:pPr>
-        <w:pStyle w:val="Compact"/>
         <w:numPr>
           <w:ilvl w:val="0"/>
           <w:numId w:val="1003"/>
         </w:numPr>
+        <w:pStyle w:val="Compact"/>
       </w:pPr>
       <w:r>
         <w:t xml:space="preserve">New — no e-prescribing today</w:t>
@@ -343,11 +343,11 @@
     </w:p>
     <w:p>
       <w:pPr>
-        <w:pStyle w:val="Compact"/>
         <w:numPr>
           <w:ilvl w:val="0"/>
           <w:numId w:val="1003"/>
         </w:numPr>
+        <w:pStyle w:val="Compact"/>
       </w:pPr>
       <w:r>
         <w:t xml:space="preserve">Replacing another EHR or e-Rx vendor</w:t>
@@ -355,11 +355,11 @@
     </w:p>
     <w:p>
       <w:pPr>
-        <w:pStyle w:val="Compact"/>
         <w:numPr>
           <w:ilvl w:val="0"/>
           <w:numId w:val="1003"/>
         </w:numPr>
+        <w:pStyle w:val="Compact"/>
       </w:pPr>
       <w:r>
         <w:t xml:space="preserve">Adding alongside an existing clinical system</w:t>
@@ -371,38 +371,38 @@
       </w:pPr>
       <w:r>
         <w:rPr>
+          <w:iCs/>
           <w:i/>
-          <w:iCs/>
         </w:rPr>
         <w:t xml:space="preserve">Why: replacing an existing system means a</w:t>
       </w:r>
       <w:r>
         <w:rPr>
+          <w:iCs/>
           <w:i/>
-          <w:iCs/>
         </w:rPr>
         <w:t xml:space="preserve"> </w:t>
       </w:r>
       <w:r>
         <w:rPr>
+          <w:bCs/>
           <w:b/>
-          <w:bCs/>
+          <w:iCs/>
           <w:i/>
-          <w:iCs/>
         </w:rPr>
         <w:t xml:space="preserve">Change of Vendor</w:t>
       </w:r>
       <w:r>
         <w:rPr>
+          <w:iCs/>
           <w:i/>
-          <w:iCs/>
         </w:rPr>
         <w:t xml:space="preserve"> </w:t>
       </w:r>
       <w:r>
         <w:rPr>
+          <w:iCs/>
           <w:i/>
-          <w:iCs/>
         </w:rPr>
         <w:t xml:space="preserve">on SureScripts so refills and history follow prescribers over — a distinct migration workstream (3.11).</w:t>
       </w:r>
@@ -413,19 +413,19 @@
       </w:pPr>
       <w:r>
         <w:rPr>
+          <w:bCs/>
           <w:b/>
-          <w:bCs/>
         </w:rPr>
         <w:t xml:space="preserve">1.4 Who is involved in prescribing?</w:t>
       </w:r>
     </w:p>
     <w:p>
       <w:pPr>
-        <w:pStyle w:val="Compact"/>
         <w:numPr>
           <w:ilvl w:val="0"/>
           <w:numId w:val="1004"/>
         </w:numPr>
+        <w:pStyle w:val="Compact"/>
       </w:pPr>
       <w:r>
         <w:t xml:space="preserve">Prescribers (sign and send)</w:t>
@@ -433,11 +433,11 @@
     </w:p>
     <w:p>
       <w:pPr>
-        <w:pStyle w:val="Compact"/>
         <w:numPr>
           <w:ilvl w:val="0"/>
           <w:numId w:val="1004"/>
         </w:numPr>
+        <w:pStyle w:val="Compact"/>
       </w:pPr>
       <w:r>
         <w:t xml:space="preserve">Prescribing agents / proxies (stage but can’t send)</w:t>
@@ -445,11 +445,11 @@
     </w:p>
     <w:p>
       <w:pPr>
-        <w:pStyle w:val="Compact"/>
         <w:numPr>
           <w:ilvl w:val="0"/>
           <w:numId w:val="1004"/>
         </w:numPr>
+        <w:pStyle w:val="Compact"/>
       </w:pPr>
       <w:r>
         <w:t xml:space="preserve">Administrators (enroll prescribers, manage practices, configure favorites)</w:t>
@@ -457,11 +457,11 @@
     </w:p>
     <w:p>
       <w:pPr>
-        <w:pStyle w:val="Compact"/>
         <w:numPr>
           <w:ilvl w:val="0"/>
           <w:numId w:val="1004"/>
         </w:numPr>
+        <w:pStyle w:val="Compact"/>
       </w:pPr>
       <w:r>
         <w:t xml:space="preserve">Any offshore or non-US staff using the prescribing UI?</w:t>
@@ -473,38 +473,38 @@
       </w:pPr>
       <w:r>
         <w:rPr>
+          <w:iCs/>
           <w:i/>
-          <w:iCs/>
         </w:rPr>
         <w:t xml:space="preserve">Why: prescriber vs. agent vs. admin map to distinct enrollment roles (3.3), and only fully-enrolled prescribers can transmit. Non-prescribing roles don’t need an NPI. Offshore and non-US staff matter here because e-prescribing is only available to professionals</w:t>
       </w:r>
       <w:r>
         <w:rPr>
+          <w:iCs/>
           <w:i/>
-          <w:iCs/>
         </w:rPr>
         <w:t xml:space="preserve"> </w:t>
       </w:r>
       <w:r>
         <w:rPr>
+          <w:bCs/>
           <w:b/>
-          <w:bCs/>
+          <w:iCs/>
           <w:i/>
-          <w:iCs/>
         </w:rPr>
         <w:t xml:space="preserve">authorized to prescribe in the United States</w:t>
       </w:r>
       <w:r>
         <w:rPr>
+          <w:iCs/>
           <w:i/>
-          <w:iCs/>
         </w:rPr>
         <w:t xml:space="preserve"> </w:t>
       </w:r>
       <w:r>
         <w:rPr>
+          <w:iCs/>
           <w:i/>
-          <w:iCs/>
         </w:rPr>
         <w:t xml:space="preserve">— a SureScripts-network constraint, not a Medplum one — so non-US staff can only hold non-prescribing roles, and even those must be enrolled with the vendor to call pharmacy or medication-history operations (3.3). Confirm your vendor’s policy on non-US users before designing an offshore-staffing model around the prescribing UI.</w:t>
       </w:r>
@@ -516,8 +516,8 @@
         </w:pict>
       </w:r>
     </w:p>
-    <w:bookmarkEnd w:id="13"/>
-    <w:bookmarkStart w:id="14" w:name="section-2-feature-scoping"/>
+    <w:bookmarkEnd w:id="24"/>
+    <w:bookmarkStart w:id="25" w:name="section-2-feature-scoping"/>
     <w:p>
       <w:pPr>
         <w:pStyle w:val="Heading2"/>
@@ -532,8 +532,8 @@
       </w:pPr>
       <w:r>
         <w:rPr>
+          <w:iCs/>
           <w:i/>
-          <w:iCs/>
         </w:rPr>
         <w:t xml:space="preserve">For each row, mark Yes / No / Nice-to-have / Not sure. The</w:t>
       </w:r>
@@ -542,8 +542,8 @@
       </w:r>
       <w:r>
         <w:rPr>
+          <w:bCs/>
           <w:b/>
-          <w:bCs/>
         </w:rPr>
         <w:t xml:space="preserve">§</w:t>
       </w:r>
@@ -552,8 +552,8 @@
       </w:r>
       <w:r>
         <w:rPr>
+          <w:iCs/>
           <w:i/>
-          <w:iCs/>
         </w:rPr>
         <w:t xml:space="preserve">column points to the deep dive.</w:t>
       </w:r>
@@ -562,8 +562,9 @@
       <w:tblPr>
         <w:tblStyle w:val="Table"/>
         <w:tblW w:w="9360" w:type="dxa"/>
+        <w:tblLook w:firstRow="1" w:lastRow="0" w:firstColumn="0" w:lastColumn="0" w:noHBand="0" w:noVBand="0" w:val="0020"/>
+        <w:jc w:val="start"/>
         <w:tblLayout w:type="fixed"/>
-        <w:tblLook w:firstRow="1" w:lastRow="0" w:firstColumn="0" w:lastColumn="0" w:noHBand="0" w:noVBand="0" w:val="0020"/>
       </w:tblPr>
       <w:tblGrid>
         <w:gridCol w:w="600"/>
@@ -577,7 +578,7 @@
       <w:tr>
         <w:trPr>
           <w:cantSplit/>
-          <w:tblHeader w:val="on"/>
+          <w:tblHeader w:val="true"/>
         </w:trPr>
         <w:tc>
           <w:tcPr/>
@@ -1621,8 +1622,8 @@
         </w:pict>
       </w:r>
     </w:p>
-    <w:bookmarkEnd w:id="14"/>
-    <w:bookmarkStart w:id="33" w:name="section-3-feature-deep-dives"/>
+    <w:bookmarkEnd w:id="25"/>
+    <w:bookmarkStart w:id="44" w:name="section-3-feature-deep-dives"/>
     <w:p>
       <w:pPr>
         <w:pStyle w:val="Heading2"/>
@@ -1637,8 +1638,8 @@
       </w:pPr>
       <w:r>
         <w:rPr>
+          <w:iCs/>
           <w:i/>
-          <w:iCs/>
         </w:rPr>
         <w:t xml:space="preserve">Cover each feature flagged Yes or Nice-to-have. Each question below maps to a row in the table beneath it, in order. The goal is a clear recommended approach by the end of each section.</w:t>
       </w:r>
@@ -1647,8 +1648,9 @@
       <w:tblPr>
         <w:tblStyle w:val="Table"/>
         <w:tblW w:w="9360" w:type="dxa"/>
+        <w:tblLook w:firstRow="1" w:lastRow="0" w:firstColumn="0" w:lastColumn="0" w:noHBand="0" w:noVBand="0" w:val="0020"/>
+        <w:jc w:val="start"/>
         <w:tblLayout w:type="fixed"/>
-        <w:tblLook w:firstRow="1" w:lastRow="0" w:firstColumn="0" w:lastColumn="0" w:noHBand="0" w:noVBand="0" w:val="0020"/>
       </w:tblPr>
       <w:tblGrid>
         <w:gridCol w:w="2858"/>
@@ -1658,7 +1660,7 @@
       <w:tr>
         <w:trPr>
           <w:cantSplit/>
-          <w:tblHeader w:val="on"/>
+          <w:tblHeader w:val="true"/>
         </w:trPr>
         <w:tc>
           <w:tcPr/>
@@ -1710,8 +1712,8 @@
             </w:pPr>
             <w:r>
               <w:rPr>
+                <w:bCs/>
                 <w:b/>
-                <w:bCs/>
               </w:rPr>
               <w:t xml:space="preserve">Foundations</w:t>
             </w:r>
@@ -1755,8 +1757,8 @@
             </w:pPr>
             <w:r>
               <w:rPr>
+                <w:bCs/>
                 <w:b/>
-                <w:bCs/>
               </w:rPr>
               <w:t xml:space="preserve">Controlled Substances</w:t>
             </w:r>
@@ -1800,8 +1802,8 @@
             </w:pPr>
             <w:r>
               <w:rPr>
+                <w:bCs/>
                 <w:b/>
-                <w:bCs/>
               </w:rPr>
               <w:t xml:space="preserve">Prescribing Workflow</w:t>
             </w:r>
@@ -1845,8 +1847,8 @@
             </w:pPr>
             <w:r>
               <w:rPr>
+                <w:bCs/>
                 <w:b/>
-                <w:bCs/>
               </w:rPr>
               <w:t xml:space="preserve">Practice Structure</w:t>
             </w:r>
@@ -1890,8 +1892,8 @@
             </w:pPr>
             <w:r>
               <w:rPr>
+                <w:bCs/>
                 <w:b/>
-                <w:bCs/>
               </w:rPr>
               <w:t xml:space="preserve">Situational</w:t>
             </w:r>
@@ -1930,7 +1932,7 @@
         </w:pict>
       </w:r>
     </w:p>
-    <w:bookmarkStart w:id="18" w:name="foundations"/>
+    <w:bookmarkStart w:id="29" w:name="foundations"/>
     <w:p>
       <w:pPr>
         <w:pStyle w:val="Heading3"/>
@@ -1939,7 +1941,7 @@
         <w:t xml:space="preserve">Foundations</w:t>
       </w:r>
     </w:p>
-    <w:bookmarkStart w:id="15" w:name="integration-model"/>
+    <w:bookmarkStart w:id="26" w:name="integration-model"/>
     <w:p>
       <w:pPr>
         <w:pStyle w:val="Heading4"/>
@@ -1962,19 +1964,19 @@
       </w:pPr>
       <w:r>
         <w:rPr>
+          <w:bCs/>
           <w:b/>
-          <w:bCs/>
         </w:rPr>
         <w:t xml:space="preserve">Questions:</w:t>
       </w:r>
     </w:p>
     <w:p>
       <w:pPr>
-        <w:pStyle w:val="Compact"/>
         <w:numPr>
           <w:ilvl w:val="0"/>
           <w:numId w:val="1005"/>
         </w:numPr>
+        <w:pStyle w:val="Compact"/>
       </w:pPr>
       <w:r>
         <w:t xml:space="preserve">Do prescribers need to write prescriptions</w:t>
@@ -1984,8 +1986,8 @@
       </w:r>
       <w:r>
         <w:rPr>
+          <w:iCs/>
           <w:i/>
-          <w:iCs/>
         </w:rPr>
         <w:t xml:space="preserve">in context</w:t>
       </w:r>
@@ -1998,11 +2000,11 @@
     </w:p>
     <w:p>
       <w:pPr>
-        <w:pStyle w:val="Compact"/>
         <w:numPr>
           <w:ilvl w:val="0"/>
           <w:numId w:val="1005"/>
         </w:numPr>
+        <w:pStyle w:val="Compact"/>
       </w:pPr>
       <w:r>
         <w:t xml:space="preserve">How much engineering do you want to invest in the prescribing UI, now and ongoing?</w:t>
@@ -2010,11 +2012,11 @@
     </w:p>
     <w:p>
       <w:pPr>
-        <w:pStyle w:val="Compact"/>
         <w:numPr>
           <w:ilvl w:val="0"/>
           <w:numId w:val="1005"/>
         </w:numPr>
+        <w:pStyle w:val="Compact"/>
       </w:pPr>
       <w:r>
         <w:t xml:space="preserve">Do you need to control the look and steps of the flow, or is a vendor-standard flow acceptable?</w:t>
@@ -2024,8 +2026,9 @@
       <w:tblPr>
         <w:tblStyle w:val="Table"/>
         <w:tblW w:w="9360" w:type="dxa"/>
+        <w:tblLook w:firstRow="1" w:lastRow="0" w:firstColumn="0" w:lastColumn="0" w:noHBand="0" w:noVBand="0" w:val="0020"/>
+        <w:jc w:val="start"/>
         <w:tblLayout w:type="fixed"/>
-        <w:tblLook w:firstRow="1" w:lastRow="0" w:firstColumn="0" w:lastColumn="0" w:noHBand="0" w:noVBand="0" w:val="0020"/>
       </w:tblPr>
       <w:tblGrid>
         <w:gridCol w:w="4426"/>
@@ -2034,7 +2037,7 @@
       <w:tr>
         <w:trPr>
           <w:cantSplit/>
-          <w:tblHeader w:val="on"/>
+          <w:tblHeader w:val="true"/>
         </w:trPr>
         <w:tc>
           <w:tcPr/>
@@ -2086,8 +2089,8 @@
             </w:pPr>
             <w:r>
               <w:rPr>
+                <w:bCs/>
                 <w:b/>
-                <w:bCs/>
               </w:rPr>
               <w:t xml:space="preserve">Hosted iframe</w:t>
             </w:r>
@@ -2125,8 +2128,8 @@
             </w:pPr>
             <w:r>
               <w:rPr>
+                <w:bCs/>
                 <w:b/>
-                <w:bCs/>
               </w:rPr>
               <w:t xml:space="preserve">Integrated (API-driven)</w:t>
             </w:r>
@@ -2164,8 +2167,8 @@
             </w:pPr>
             <w:r>
               <w:rPr>
+                <w:bCs/>
                 <w:b/>
-                <w:bCs/>
               </w:rPr>
               <w:t xml:space="preserve">Integrated</w:t>
             </w:r>
@@ -2214,8 +2217,8 @@
       </w:pPr>
       <w:r>
         <w:rPr>
+          <w:bCs/>
           <w:b/>
-          <w:bCs/>
         </w:rPr>
         <w:t xml:space="preserve">⚠ Choose deliberately.</w:t>
       </w:r>
@@ -2229,7 +2232,13 @@
         <w:t xml:space="preserve"> </w:t>
       </w:r>
       <w:r>
-        <w:t xml:space="preserve">“prescribe from the chart”</w:t>
+        <w:t xml:space="preserve">“</w:t>
+      </w:r>
+      <w:r>
+        <w:t xml:space="preserve">prescribe from the chart</w:t>
+      </w:r>
+      <w:r>
+        <w:t xml:space="preserve">”</w:t>
       </w:r>
       <w:r>
         <w:t xml:space="preserve"> </w:t>
@@ -2238,8 +2247,8 @@
         <w:t xml:space="preserve">is possible, and how enrollment and favorites surface. Align on 1.2 before committing engineering.</w:t>
       </w:r>
     </w:p>
-    <w:bookmarkEnd w:id="15"/>
-    <w:bookmarkStart w:id="16" w:name="prescriber-enrollment-identity-proofing"/>
+    <w:bookmarkEnd w:id="26"/>
+    <w:bookmarkStart w:id="27" w:name="prescriber-enrollment-identity-proofing"/>
     <w:p>
       <w:pPr>
         <w:pStyle w:val="Heading4"/>
@@ -2262,19 +2271,19 @@
       </w:pPr>
       <w:r>
         <w:rPr>
+          <w:bCs/>
           <w:b/>
-          <w:bCs/>
         </w:rPr>
         <w:t xml:space="preserve">Questions:</w:t>
       </w:r>
     </w:p>
     <w:p>
       <w:pPr>
-        <w:pStyle w:val="Compact"/>
         <w:numPr>
           <w:ilvl w:val="0"/>
           <w:numId w:val="1006"/>
         </w:numPr>
+        <w:pStyle w:val="Compact"/>
       </w:pPr>
       <w:r>
         <w:t xml:space="preserve">Who initiates enrollment — an ops admin, or the prescriber on first login?</w:t>
@@ -2282,11 +2291,11 @@
     </w:p>
     <w:p>
       <w:pPr>
-        <w:pStyle w:val="Compact"/>
         <w:numPr>
           <w:ilvl w:val="0"/>
           <w:numId w:val="1006"/>
         </w:numPr>
+        <w:pStyle w:val="Compact"/>
       </w:pPr>
       <w:r>
         <w:t xml:space="preserve">Do prescribers send controlled substances (which adds identity proofing and 2FA — see 3.4)?</w:t>
@@ -2294,11 +2303,11 @@
     </w:p>
     <w:p>
       <w:pPr>
-        <w:pStyle w:val="Compact"/>
         <w:numPr>
           <w:ilvl w:val="0"/>
           <w:numId w:val="1006"/>
         </w:numPr>
+        <w:pStyle w:val="Compact"/>
       </w:pPr>
       <w:r>
         <w:t xml:space="preserve">How will you see which prescribers are stuck mid-enrollment?</w:t>
@@ -2308,8 +2317,9 @@
       <w:tblPr>
         <w:tblStyle w:val="Table"/>
         <w:tblW w:w="9360" w:type="dxa"/>
+        <w:tblLook w:firstRow="1" w:lastRow="0" w:firstColumn="0" w:lastColumn="0" w:noHBand="0" w:noVBand="0" w:val="0020"/>
+        <w:jc w:val="start"/>
         <w:tblLayout w:type="fixed"/>
-        <w:tblLook w:firstRow="1" w:lastRow="0" w:firstColumn="0" w:lastColumn="0" w:noHBand="0" w:noVBand="0" w:val="0020"/>
       </w:tblPr>
       <w:tblGrid>
         <w:gridCol w:w="4534"/>
@@ -2318,7 +2328,7 @@
       <w:tr>
         <w:trPr>
           <w:cantSplit/>
-          <w:tblHeader w:val="on"/>
+          <w:tblHeader w:val="true"/>
         </w:trPr>
         <w:tc>
           <w:tcPr/>
@@ -2370,8 +2380,8 @@
             </w:pPr>
             <w:r>
               <w:rPr>
+                <w:bCs/>
                 <w:b/>
-                <w:bCs/>
               </w:rPr>
               <w:t xml:space="preserve">Admin-driven enrollment bot</w:t>
             </w:r>
@@ -2409,8 +2419,8 @@
             </w:pPr>
             <w:r>
               <w:rPr>
+                <w:bCs/>
                 <w:b/>
-                <w:bCs/>
               </w:rPr>
               <w:t xml:space="preserve">Self-service enrollment bot</w:t>
             </w:r>
@@ -2482,8 +2492,8 @@
         </w:tc>
       </w:tr>
     </w:tbl>
-    <w:bookmarkEnd w:id="16"/>
-    <w:bookmarkStart w:id="17" w:name="provider-practice-identity-data"/>
+    <w:bookmarkEnd w:id="27"/>
+    <w:bookmarkStart w:id="28" w:name="provider-practice-identity-data"/>
     <w:p>
       <w:pPr>
         <w:pStyle w:val="Heading4"/>
@@ -2506,19 +2516,19 @@
       </w:pPr>
       <w:r>
         <w:rPr>
+          <w:bCs/>
           <w:b/>
-          <w:bCs/>
         </w:rPr>
         <w:t xml:space="preserve">Questions:</w:t>
       </w:r>
     </w:p>
     <w:p>
       <w:pPr>
-        <w:pStyle w:val="Compact"/>
         <w:numPr>
           <w:ilvl w:val="0"/>
           <w:numId w:val="1007"/>
         </w:numPr>
+        <w:pStyle w:val="Compact"/>
       </w:pPr>
       <w:r>
         <w:t xml:space="preserve">Do you have complete, validated</w:t>
@@ -2541,11 +2551,11 @@
     </w:p>
     <w:p>
       <w:pPr>
-        <w:pStyle w:val="Compact"/>
         <w:numPr>
           <w:ilvl w:val="0"/>
           <w:numId w:val="1007"/>
         </w:numPr>
+        <w:pStyle w:val="Compact"/>
       </w:pPr>
       <w:r>
         <w:t xml:space="preserve">Do controlled-substance prescribers have a valid DEA number with issuing state?</w:t>
@@ -2553,11 +2563,11 @@
     </w:p>
     <w:p>
       <w:pPr>
-        <w:pStyle w:val="Compact"/>
         <w:numPr>
           <w:ilvl w:val="0"/>
           <w:numId w:val="1007"/>
         </w:numPr>
+        <w:pStyle w:val="Compact"/>
       </w:pPr>
       <w:r>
         <w:t xml:space="preserve">Which roles do users need — prescriber, agent/proxy, admin?</w:t>
@@ -2565,11 +2575,11 @@
     </w:p>
     <w:p>
       <w:pPr>
-        <w:pStyle w:val="Compact"/>
         <w:numPr>
           <w:ilvl w:val="0"/>
           <w:numId w:val="1007"/>
         </w:numPr>
+        <w:pStyle w:val="Compact"/>
       </w:pPr>
       <w:r>
         <w:t xml:space="preserve">Do non-prescriber staff (front desk, MAs) need to perform prescribing-adjacent tasks — searching pharmacies, setting a preferred pharmacy, viewing history — without an NPI?</w:t>
@@ -2577,11 +2587,11 @@
     </w:p>
     <w:p>
       <w:pPr>
-        <w:pStyle w:val="Compact"/>
         <w:numPr>
           <w:ilvl w:val="0"/>
           <w:numId w:val="1007"/>
         </w:numPr>
+        <w:pStyle w:val="Compact"/>
       </w:pPr>
       <w:r>
         <w:t xml:space="preserve">Are any of those staff offshore or otherwise outside the US?</w:t>
@@ -2591,8 +2601,9 @@
       <w:tblPr>
         <w:tblStyle w:val="Table"/>
         <w:tblW w:w="9360" w:type="dxa"/>
+        <w:tblLook w:firstRow="1" w:lastRow="0" w:firstColumn="0" w:lastColumn="0" w:noHBand="0" w:noVBand="0" w:val="0020"/>
+        <w:jc w:val="start"/>
         <w:tblLayout w:type="fixed"/>
-        <w:tblLook w:firstRow="1" w:lastRow="0" w:firstColumn="0" w:lastColumn="0" w:noHBand="0" w:noVBand="0" w:val="0020"/>
       </w:tblPr>
       <w:tblGrid>
         <w:gridCol w:w="4651"/>
@@ -2601,7 +2612,7 @@
       <w:tr>
         <w:trPr>
           <w:cantSplit/>
-          <w:tblHeader w:val="on"/>
+          <w:tblHeader w:val="true"/>
         </w:trPr>
         <w:tc>
           <w:tcPr/>
@@ -2668,8 +2679,8 @@
             </w:r>
             <w:r>
               <w:rPr>
+                <w:bCs/>
                 <w:b/>
-                <w:bCs/>
               </w:rPr>
               <w:t xml:space="preserve">NPI</w:t>
             </w:r>
@@ -2710,8 +2721,8 @@
             </w:r>
             <w:r>
               <w:rPr>
+                <w:bCs/>
                 <w:b/>
-                <w:bCs/>
               </w:rPr>
               <w:t xml:space="preserve">DEA number</w:t>
             </w:r>
@@ -2726,8 +2737,8 @@
             </w:r>
             <w:r>
               <w:rPr>
+                <w:bCs/>
                 <w:b/>
-                <w:bCs/>
               </w:rPr>
               <w:t xml:space="preserve">state</w:t>
             </w:r>
@@ -2771,8 +2782,8 @@
             </w:r>
             <w:r>
               <w:rPr>
+                <w:bCs/>
                 <w:b/>
-                <w:bCs/>
               </w:rPr>
               <w:t xml:space="preserve">prescribing agent</w:t>
             </w:r>
@@ -2787,8 +2798,8 @@
             </w:r>
             <w:r>
               <w:rPr>
+                <w:bCs/>
                 <w:b/>
-                <w:bCs/>
               </w:rPr>
               <w:t xml:space="preserve">proxy</w:t>
             </w:r>
@@ -2832,8 +2843,8 @@
             </w:r>
             <w:r>
               <w:rPr>
+                <w:bCs/>
                 <w:b/>
-                <w:bCs/>
               </w:rPr>
               <w:t xml:space="preserve">admin/clinician-admin</w:t>
             </w:r>
@@ -2877,8 +2888,8 @@
             </w:r>
             <w:r>
               <w:rPr>
+                <w:bCs/>
                 <w:b/>
-                <w:bCs/>
               </w:rPr>
               <w:t xml:space="preserve">enrolled with a vendor identifier</w:t>
             </w:r>
@@ -2922,8 +2933,8 @@
             </w:r>
             <w:r>
               <w:rPr>
+                <w:bCs/>
                 <w:b/>
-                <w:bCs/>
               </w:rPr>
               <w:t xml:space="preserve">authorized to prescribe in the United States</w:t>
             </w:r>
@@ -2941,9 +2952,9 @@
         </w:pict>
       </w:r>
     </w:p>
-    <w:bookmarkEnd w:id="17"/>
-    <w:bookmarkEnd w:id="18"/>
-    <w:bookmarkStart w:id="20" w:name="controlled-substances"/>
+    <w:bookmarkEnd w:id="28"/>
+    <w:bookmarkEnd w:id="29"/>
+    <w:bookmarkStart w:id="31" w:name="controlled-substances"/>
     <w:p>
       <w:pPr>
         <w:pStyle w:val="Heading3"/>
@@ -2958,13 +2969,13 @@
       </w:pPr>
       <w:r>
         <w:rPr>
+          <w:iCs/>
           <w:i/>
-          <w:iCs/>
         </w:rPr>
         <w:t xml:space="preserve">Read only if 1.1 includes controlled substances. Otherwise skip to 3.5.</w:t>
       </w:r>
     </w:p>
-    <w:bookmarkStart w:id="19" w:name="X3c9097b3ec9267039151118ddc1c4b6701b8af1"/>
+    <w:bookmarkStart w:id="30" w:name="X3c9097b3ec9267039151118ddc1c4b6701b8af1"/>
     <w:p>
       <w:pPr>
         <w:pStyle w:val="Heading4"/>
@@ -2987,19 +2998,19 @@
       </w:pPr>
       <w:r>
         <w:rPr>
+          <w:bCs/>
           <w:b/>
-          <w:bCs/>
         </w:rPr>
         <w:t xml:space="preserve">Questions:</w:t>
       </w:r>
     </w:p>
     <w:p>
       <w:pPr>
-        <w:pStyle w:val="Compact"/>
         <w:numPr>
           <w:ilvl w:val="0"/>
           <w:numId w:val="1008"/>
         </w:numPr>
+        <w:pStyle w:val="Compact"/>
       </w:pPr>
       <w:r>
         <w:t xml:space="preserve">Which prescribers will send controlled substances, and does each have a valid, active DEA registration (with state)?</w:t>
@@ -3007,11 +3018,11 @@
     </w:p>
     <w:p>
       <w:pPr>
-        <w:pStyle w:val="Compact"/>
         <w:numPr>
           <w:ilvl w:val="0"/>
           <w:numId w:val="1008"/>
         </w:numPr>
+        <w:pStyle w:val="Compact"/>
       </w:pPr>
       <w:r>
         <w:t xml:space="preserve">Are prescribers ready to complete identity proofing and set up two-factor auth?</w:t>
@@ -3019,11 +3030,11 @@
     </w:p>
     <w:p>
       <w:pPr>
-        <w:pStyle w:val="Compact"/>
         <w:numPr>
           <w:ilvl w:val="0"/>
           <w:numId w:val="1008"/>
         </w:numPr>
+        <w:pStyle w:val="Compact"/>
       </w:pPr>
       <w:r>
         <w:t xml:space="preserve">Have any prescribers previously enrolled in EPCS with this vendor under another organization?</w:t>
@@ -3033,8 +3044,9 @@
       <w:tblPr>
         <w:tblStyle w:val="Table"/>
         <w:tblW w:w="9360" w:type="dxa"/>
+        <w:tblLook w:firstRow="1" w:lastRow="0" w:firstColumn="0" w:lastColumn="0" w:noHBand="0" w:noVBand="0" w:val="0020"/>
+        <w:jc w:val="start"/>
         <w:tblLayout w:type="fixed"/>
-        <w:tblLook w:firstRow="1" w:lastRow="0" w:firstColumn="0" w:lastColumn="0" w:noHBand="0" w:noVBand="0" w:val="0020"/>
       </w:tblPr>
       <w:tblGrid>
         <w:gridCol w:w="3958"/>
@@ -3043,7 +3055,7 @@
       <w:tr>
         <w:trPr>
           <w:cantSplit/>
-          <w:tblHeader w:val="on"/>
+          <w:tblHeader w:val="true"/>
         </w:trPr>
         <w:tc>
           <w:tcPr/>
@@ -3101,8 +3113,8 @@
             </w:r>
             <w:r>
               <w:rPr>
+                <w:bCs/>
                 <w:b/>
-                <w:bCs/>
               </w:rPr>
               <w:t xml:space="preserve">(1)</w:t>
             </w:r>
@@ -3117,8 +3129,8 @@
             </w:r>
             <w:r>
               <w:rPr>
+                <w:bCs/>
                 <w:b/>
-                <w:bCs/>
               </w:rPr>
               <w:t xml:space="preserve">(2)</w:t>
             </w:r>
@@ -3133,8 +3145,8 @@
             </w:r>
             <w:r>
               <w:rPr>
+                <w:bCs/>
                 <w:b/>
-                <w:bCs/>
               </w:rPr>
               <w:t xml:space="preserve">(3)</w:t>
             </w:r>
@@ -3178,8 +3190,8 @@
             </w:r>
             <w:r>
               <w:rPr>
+                <w:bCs/>
                 <w:b/>
-                <w:bCs/>
               </w:rPr>
               <w:t xml:space="preserve">and</w:t>
             </w:r>
@@ -3243,8 +3255,8 @@
       </w:pPr>
       <w:r>
         <w:rPr>
+          <w:bCs/>
           <w:b/>
-          <w:bCs/>
         </w:rPr>
         <w:t xml:space="preserve">⚠ EPCS is a one-way gate on go-live.</w:t>
       </w:r>
@@ -3262,9 +3274,9 @@
         </w:pict>
       </w:r>
     </w:p>
-    <w:bookmarkEnd w:id="19"/>
-    <w:bookmarkEnd w:id="20"/>
-    <w:bookmarkStart w:id="27" w:name="prescribing-workflow"/>
+    <w:bookmarkEnd w:id="30"/>
+    <w:bookmarkEnd w:id="31"/>
+    <w:bookmarkStart w:id="38" w:name="prescribing-workflow"/>
     <w:p>
       <w:pPr>
         <w:pStyle w:val="Heading3"/>
@@ -3273,7 +3285,7 @@
         <w:t xml:space="preserve">Prescribing Workflow</w:t>
       </w:r>
     </w:p>
-    <w:bookmarkStart w:id="23" w:name="X7d643f3c56220bea268c9eb469439065dc34bfa"/>
+    <w:bookmarkStart w:id="34" w:name="X7d643f3c56220bea268c9eb469439065dc34bfa"/>
     <w:p>
       <w:pPr>
         <w:pStyle w:val="Heading4"/>
@@ -3296,19 +3308,19 @@
       </w:pPr>
       <w:r>
         <w:rPr>
+          <w:bCs/>
           <w:b/>
-          <w:bCs/>
         </w:rPr>
         <w:t xml:space="preserve">Questions:</w:t>
       </w:r>
     </w:p>
     <w:p>
       <w:pPr>
-        <w:pStyle w:val="Compact"/>
         <w:numPr>
           <w:ilvl w:val="0"/>
           <w:numId w:val="1009"/>
         </w:numPr>
+        <w:pStyle w:val="Compact"/>
       </w:pPr>
       <w:r>
         <w:t xml:space="preserve">Do prescribers need formulary status, patient cost, and covered alternatives while prescribing?</w:t>
@@ -3316,11 +3328,11 @@
     </w:p>
     <w:p>
       <w:pPr>
-        <w:pStyle w:val="Compact"/>
         <w:numPr>
           <w:ilvl w:val="0"/>
           <w:numId w:val="1009"/>
         </w:numPr>
+        <w:pStyle w:val="Compact"/>
       </w:pPr>
       <w:r>
         <w:t xml:space="preserve">Do you need to initiate electronic prior authorization (ePA) — through the eRx vendor, the standards-based payer path, or both?</w:t>
@@ -3328,11 +3340,11 @@
     </w:p>
     <w:p>
       <w:pPr>
-        <w:pStyle w:val="Compact"/>
         <w:numPr>
           <w:ilvl w:val="0"/>
           <w:numId w:val="1009"/>
         </w:numPr>
+        <w:pStyle w:val="Compact"/>
       </w:pPr>
       <w:r>
         <w:t xml:space="preserve">Is your timeline driven by upcoming e-prescribing mandates?</w:t>
@@ -3342,8 +3354,9 @@
       <w:tblPr>
         <w:tblStyle w:val="Table"/>
         <w:tblW w:w="9360" w:type="dxa"/>
+        <w:tblLook w:firstRow="1" w:lastRow="0" w:firstColumn="0" w:lastColumn="0" w:noHBand="0" w:noVBand="0" w:val="0020"/>
+        <w:jc w:val="start"/>
         <w:tblLayout w:type="fixed"/>
-        <w:tblLook w:firstRow="1" w:lastRow="0" w:firstColumn="0" w:lastColumn="0" w:noHBand="0" w:noVBand="0" w:val="0020"/>
       </w:tblPr>
       <w:tblGrid>
         <w:gridCol w:w="4312"/>
@@ -3352,7 +3365,7 @@
       <w:tr>
         <w:trPr>
           <w:cantSplit/>
-          <w:tblHeader w:val="on"/>
+          <w:tblHeader w:val="true"/>
         </w:trPr>
         <w:tc>
           <w:tcPr/>
@@ -3410,8 +3423,8 @@
             </w:r>
             <w:r>
               <w:rPr>
+                <w:bCs/>
                 <w:b/>
-                <w:bCs/>
               </w:rPr>
               <w:t xml:space="preserve">not</w:t>
             </w:r>
@@ -3426,8 +3439,8 @@
             </w:r>
             <w:r>
               <w:rPr>
+                <w:bCs/>
                 <w:b/>
-                <w:bCs/>
               </w:rPr>
               <w:t xml:space="preserve">not</w:t>
             </w:r>
@@ -3471,8 +3484,8 @@
             </w:r>
             <w:r>
               <w:rPr>
+                <w:bCs/>
                 <w:b/>
-                <w:bCs/>
               </w:rPr>
               <w:t xml:space="preserve">separate enablement</w:t>
             </w:r>
@@ -3514,7 +3527,7 @@
             <w:r>
               <w:t xml:space="preserve"> </w:t>
             </w:r>
-            <w:hyperlink r:id="rId21">
+            <w:hyperlink r:id="rId32">
               <w:r>
                 <w:rPr>
                   <w:rStyle w:val="Hyperlink"/>
@@ -3559,8 +3572,8 @@
             </w:r>
             <w:r>
               <w:rPr>
+                <w:bCs/>
                 <w:b/>
-                <w:bCs/>
               </w:rPr>
               <w:t xml:space="preserve">NCPDP SCRIPT v2023011</w:t>
             </w:r>
@@ -3575,8 +3588,8 @@
             </w:r>
             <w:r>
               <w:rPr>
+                <w:bCs/>
                 <w:b/>
-                <w:bCs/>
               </w:rPr>
               <w:t xml:space="preserve">RTPB v13</w:t>
             </w:r>
@@ -3591,8 +3604,8 @@
             </w:r>
             <w:r>
               <w:rPr>
+                <w:bCs/>
                 <w:b/>
-                <w:bCs/>
               </w:rPr>
               <w:t xml:space="preserve">Jan 1, 2027</w:t>
             </w:r>
@@ -3604,8 +3617,8 @@
             </w:r>
             <w:r>
               <w:rPr>
+                <w:bCs/>
                 <w:b/>
-                <w:bCs/>
               </w:rPr>
               <w:t xml:space="preserve">Jan 1, 2028</w:t>
             </w:r>
@@ -3615,7 +3628,7 @@
             <w:r>
               <w:t xml:space="preserve"> </w:t>
             </w:r>
-            <w:hyperlink r:id="rId22">
+            <w:hyperlink r:id="rId33">
               <w:r>
                 <w:rPr>
                   <w:rStyle w:val="Hyperlink"/>
@@ -3630,8 +3643,8 @@
         </w:tc>
       </w:tr>
     </w:tbl>
-    <w:bookmarkEnd w:id="23"/>
-    <w:bookmarkStart w:id="24" w:name="refills-reorders-discontinuation"/>
+    <w:bookmarkEnd w:id="34"/>
+    <w:bookmarkStart w:id="35" w:name="refills-reorders-discontinuation"/>
     <w:p>
       <w:pPr>
         <w:pStyle w:val="Heading4"/>
@@ -3654,19 +3667,19 @@
       </w:pPr>
       <w:r>
         <w:rPr>
+          <w:bCs/>
           <w:b/>
-          <w:bCs/>
         </w:rPr>
         <w:t xml:space="preserve">Questions:</w:t>
       </w:r>
     </w:p>
     <w:p>
       <w:pPr>
-        <w:pStyle w:val="Compact"/>
         <w:numPr>
           <w:ilvl w:val="0"/>
           <w:numId w:val="1010"/>
         </w:numPr>
+        <w:pStyle w:val="Compact"/>
       </w:pPr>
       <w:r>
         <w:t xml:space="preserve">Do prescribers respond to pharmacy-initiated refill requests?</w:t>
@@ -3674,11 +3687,11 @@
     </w:p>
     <w:p>
       <w:pPr>
-        <w:pStyle w:val="Compact"/>
         <w:numPr>
           <w:ilvl w:val="0"/>
           <w:numId w:val="1010"/>
         </w:numPr>
+        <w:pStyle w:val="Compact"/>
       </w:pPr>
       <w:r>
         <w:t xml:space="preserve">Do they re-prescribe previously prescribed medications?</w:t>
@@ -3686,11 +3699,11 @@
     </w:p>
     <w:p>
       <w:pPr>
-        <w:pStyle w:val="Compact"/>
         <w:numPr>
           <w:ilvl w:val="0"/>
           <w:numId w:val="1010"/>
         </w:numPr>
+        <w:pStyle w:val="Compact"/>
       </w:pPr>
       <w:r>
         <w:t xml:space="preserve">Do you need to discontinue or expire prescriptions — automatically on change?</w:t>
@@ -3700,8 +3713,9 @@
       <w:tblPr>
         <w:tblStyle w:val="Table"/>
         <w:tblW w:w="9360" w:type="dxa"/>
+        <w:tblLook w:firstRow="1" w:lastRow="0" w:firstColumn="0" w:lastColumn="0" w:noHBand="0" w:noVBand="0" w:val="0020"/>
+        <w:jc w:val="start"/>
         <w:tblLayout w:type="fixed"/>
-        <w:tblLook w:firstRow="1" w:lastRow="0" w:firstColumn="0" w:lastColumn="0" w:noHBand="0" w:noVBand="0" w:val="0020"/>
       </w:tblPr>
       <w:tblGrid>
         <w:gridCol w:w="3649"/>
@@ -3710,7 +3724,7 @@
       <w:tr>
         <w:trPr>
           <w:cantSplit/>
-          <w:tblHeader w:val="on"/>
+          <w:tblHeader w:val="true"/>
         </w:trPr>
         <w:tc>
           <w:tcPr/>
@@ -3825,8 +3839,8 @@
         </w:tc>
       </w:tr>
     </w:tbl>
-    <w:bookmarkEnd w:id="24"/>
-    <w:bookmarkStart w:id="25" w:name="Xa573f0c6640e2e14ff1a171870ed2e08206db46"/>
+    <w:bookmarkEnd w:id="35"/>
+    <w:bookmarkStart w:id="36" w:name="Xa573f0c6640e2e14ff1a171870ed2e08206db46"/>
     <w:p>
       <w:pPr>
         <w:pStyle w:val="Heading4"/>
@@ -3841,19 +3855,19 @@
       </w:pPr>
       <w:r>
         <w:rPr>
+          <w:bCs/>
           <w:b/>
-          <w:bCs/>
         </w:rPr>
         <w:t xml:space="preserve">Questions:</w:t>
       </w:r>
     </w:p>
     <w:p>
       <w:pPr>
-        <w:pStyle w:val="Compact"/>
         <w:numPr>
           <w:ilvl w:val="0"/>
           <w:numId w:val="1011"/>
         </w:numPr>
+        <w:pStyle w:val="Compact"/>
       </w:pPr>
       <w:r>
         <w:t xml:space="preserve">Does the practice repeatedly prescribe a common set of medications worth curating?</w:t>
@@ -3861,11 +3875,11 @@
     </w:p>
     <w:p>
       <w:pPr>
-        <w:pStyle w:val="Compact"/>
         <w:numPr>
           <w:ilvl w:val="0"/>
           <w:numId w:val="1011"/>
         </w:numPr>
+        <w:pStyle w:val="Compact"/>
       </w:pPr>
       <w:r>
         <w:t xml:space="preserve">Do you prescribe to pediatric patients?</w:t>
@@ -3875,8 +3889,9 @@
       <w:tblPr>
         <w:tblStyle w:val="Table"/>
         <w:tblW w:w="9360" w:type="dxa"/>
+        <w:tblLook w:firstRow="1" w:lastRow="0" w:firstColumn="0" w:lastColumn="0" w:noHBand="0" w:noVBand="0" w:val="0020"/>
+        <w:jc w:val="start"/>
         <w:tblLayout w:type="fixed"/>
-        <w:tblLook w:firstRow="1" w:lastRow="0" w:firstColumn="0" w:lastColumn="0" w:noHBand="0" w:noVBand="0" w:val="0020"/>
       </w:tblPr>
       <w:tblGrid>
         <w:gridCol w:w="3864"/>
@@ -3885,7 +3900,7 @@
       <w:tr>
         <w:trPr>
           <w:cantSplit/>
-          <w:tblHeader w:val="on"/>
+          <w:tblHeader w:val="true"/>
         </w:trPr>
         <w:tc>
           <w:tcPr/>
@@ -3943,8 +3958,8 @@
             </w:r>
             <w:r>
               <w:rPr>
+                <w:bCs/>
                 <w:b/>
-                <w:bCs/>
               </w:rPr>
               <w:t xml:space="preserve">clinic favorites / order sets</w:t>
             </w:r>
@@ -4017,8 +4032,8 @@
             </w:r>
             <w:r>
               <w:rPr>
+                <w:bCs/>
                 <w:b/>
-                <w:bCs/>
               </w:rPr>
               <w:t xml:space="preserve">prescriber is responsible</w:t>
             </w:r>
@@ -4032,8 +4047,8 @@
         </w:tc>
       </w:tr>
     </w:tbl>
-    <w:bookmarkEnd w:id="25"/>
-    <w:bookmarkStart w:id="26" w:name="medication-history"/>
+    <w:bookmarkEnd w:id="36"/>
+    <w:bookmarkStart w:id="37" w:name="medication-history"/>
     <w:p>
       <w:pPr>
         <w:pStyle w:val="Heading4"/>
@@ -4056,19 +4071,19 @@
       </w:pPr>
       <w:r>
         <w:rPr>
+          <w:bCs/>
           <w:b/>
-          <w:bCs/>
         </w:rPr>
         <w:t xml:space="preserve">Questions:</w:t>
       </w:r>
     </w:p>
     <w:p>
       <w:pPr>
-        <w:pStyle w:val="Compact"/>
         <w:numPr>
           <w:ilvl w:val="0"/>
           <w:numId w:val="1012"/>
         </w:numPr>
+        <w:pStyle w:val="Compact"/>
       </w:pPr>
       <w:r>
         <w:t xml:space="preserve">Do prescribers need a patient’s medication history from outside your system (pharmacy fill history, active prescriptions elsewhere)?</w:t>
@@ -4076,11 +4091,11 @@
     </w:p>
     <w:p>
       <w:pPr>
-        <w:pStyle w:val="Compact"/>
         <w:numPr>
           <w:ilvl w:val="0"/>
           <w:numId w:val="1012"/>
         </w:numPr>
+        <w:pStyle w:val="Compact"/>
       </w:pPr>
       <w:r>
         <w:t xml:space="preserve">Can you capture and record the patient consent required to query external history?</w:t>
@@ -4088,11 +4103,11 @@
     </w:p>
     <w:p>
       <w:pPr>
-        <w:pStyle w:val="Compact"/>
         <w:numPr>
           <w:ilvl w:val="0"/>
           <w:numId w:val="1012"/>
         </w:numPr>
+        <w:pStyle w:val="Compact"/>
       </w:pPr>
       <w:r>
         <w:t xml:space="preserve">Are you importing prescription history from a prior system?</w:t>
@@ -4102,8 +4117,9 @@
       <w:tblPr>
         <w:tblStyle w:val="Table"/>
         <w:tblW w:w="9360" w:type="dxa"/>
+        <w:tblLook w:firstRow="1" w:lastRow="0" w:firstColumn="0" w:lastColumn="0" w:noHBand="0" w:noVBand="0" w:val="0020"/>
+        <w:jc w:val="start"/>
         <w:tblLayout w:type="fixed"/>
-        <w:tblLook w:firstRow="1" w:lastRow="0" w:firstColumn="0" w:lastColumn="0" w:noHBand="0" w:noVBand="0" w:val="0020"/>
       </w:tblPr>
       <w:tblGrid>
         <w:gridCol w:w="3563"/>
@@ -4112,7 +4128,7 @@
       <w:tr>
         <w:trPr>
           <w:cantSplit/>
-          <w:tblHeader w:val="on"/>
+          <w:tblHeader w:val="true"/>
         </w:trPr>
         <w:tc>
           <w:tcPr/>
@@ -4199,8 +4215,8 @@
             </w:r>
             <w:r>
               <w:rPr>
+                <w:bCs/>
                 <w:b/>
-                <w:bCs/>
               </w:rPr>
               <w:t xml:space="preserve">patient consent</w:t>
             </w:r>
@@ -4255,7 +4271,13 @@
               <w:t xml:space="preserve"> </w:t>
             </w:r>
             <w:r>
-              <w:t xml:space="preserve">“past prescriptions”</w:t>
+              <w:t xml:space="preserve">“</w:t>
+            </w:r>
+            <w:r>
+              <w:t xml:space="preserve">past prescriptions</w:t>
+            </w:r>
+            <w:r>
+              <w:t xml:space="preserve">”</w:t>
             </w:r>
             <w:r>
               <w:t xml:space="preserve"> </w:t>
@@ -4274,9 +4296,9 @@
         </w:pict>
       </w:r>
     </w:p>
-    <w:bookmarkEnd w:id="26"/>
-    <w:bookmarkEnd w:id="27"/>
-    <w:bookmarkStart w:id="30" w:name="practice-structure"/>
+    <w:bookmarkEnd w:id="37"/>
+    <w:bookmarkEnd w:id="38"/>
+    <w:bookmarkStart w:id="41" w:name="practice-structure"/>
     <w:p>
       <w:pPr>
         <w:pStyle w:val="Heading3"/>
@@ -4285,7 +4307,7 @@
         <w:t xml:space="preserve">Practice Structure</w:t>
       </w:r>
     </w:p>
-    <w:bookmarkStart w:id="28" w:name="Xe60e968d4b09eed86bb30803009999c39481e86"/>
+    <w:bookmarkStart w:id="39" w:name="Xe60e968d4b09eed86bb30803009999c39481e86"/>
     <w:p>
       <w:pPr>
         <w:pStyle w:val="Heading4"/>
@@ -4308,19 +4330,19 @@
       </w:pPr>
       <w:r>
         <w:rPr>
+          <w:bCs/>
           <w:b/>
-          <w:bCs/>
         </w:rPr>
         <w:t xml:space="preserve">Questions:</w:t>
       </w:r>
     </w:p>
     <w:p>
       <w:pPr>
-        <w:pStyle w:val="Compact"/>
         <w:numPr>
           <w:ilvl w:val="0"/>
           <w:numId w:val="1013"/>
         </w:numPr>
+        <w:pStyle w:val="Compact"/>
       </w:pPr>
       <w:r>
         <w:t xml:space="preserve">Do prescribers prescribe on behalf of more than one practice?</w:t>
@@ -4328,11 +4350,11 @@
     </w:p>
     <w:p>
       <w:pPr>
-        <w:pStyle w:val="Compact"/>
         <w:numPr>
           <w:ilvl w:val="0"/>
           <w:numId w:val="1013"/>
         </w:numPr>
+        <w:pStyle w:val="Compact"/>
       </w:pPr>
       <w:r>
         <w:t xml:space="preserve">How should the system know which practice a prescription belongs to?</w:t>
@@ -4340,11 +4362,11 @@
     </w:p>
     <w:p>
       <w:pPr>
-        <w:pStyle w:val="Compact"/>
         <w:numPr>
           <w:ilvl w:val="0"/>
           <w:numId w:val="1013"/>
         </w:numPr>
+        <w:pStyle w:val="Compact"/>
       </w:pPr>
       <w:r>
         <w:t xml:space="preserve">Do you need a default pharmacy per patient or per clinic?</w:t>
@@ -4354,8 +4376,9 @@
       <w:tblPr>
         <w:tblStyle w:val="Table"/>
         <w:tblW w:w="9360" w:type="dxa"/>
+        <w:tblLook w:firstRow="1" w:lastRow="0" w:firstColumn="0" w:lastColumn="0" w:noHBand="0" w:noVBand="0" w:val="0020"/>
+        <w:jc w:val="start"/>
         <w:tblLayout w:type="fixed"/>
-        <w:tblLook w:firstRow="1" w:lastRow="0" w:firstColumn="0" w:lastColumn="0" w:noHBand="0" w:noVBand="0" w:val="0020"/>
       </w:tblPr>
       <w:tblGrid>
         <w:gridCol w:w="4756"/>
@@ -4364,7 +4387,7 @@
       <w:tr>
         <w:trPr>
           <w:cantSplit/>
-          <w:tblHeader w:val="on"/>
+          <w:tblHeader w:val="true"/>
         </w:trPr>
         <w:tc>
           <w:tcPr/>
@@ -4422,8 +4445,8 @@
             </w:r>
             <w:r>
               <w:rPr>
+                <w:bCs/>
                 <w:b/>
-                <w:bCs/>
               </w:rPr>
               <w:t xml:space="preserve">practice</w:t>
             </w:r>
@@ -4521,8 +4544,8 @@
             </w:r>
             <w:r>
               <w:rPr>
+                <w:bCs/>
                 <w:b/>
-                <w:bCs/>
               </w:rPr>
               <w:t xml:space="preserve">If a prescriber has multiple affiliations and no organization id is passed, the request errors</w:t>
             </w:r>
@@ -4565,8 +4588,8 @@
         </w:tc>
       </w:tr>
     </w:tbl>
-    <w:bookmarkEnd w:id="28"/>
-    <w:bookmarkStart w:id="29" w:name="multi-tenant-platform-deployments"/>
+    <w:bookmarkEnd w:id="39"/>
+    <w:bookmarkStart w:id="40" w:name="multi-tenant-platform-deployments"/>
     <w:p>
       <w:pPr>
         <w:pStyle w:val="Heading4"/>
@@ -4587,8 +4610,8 @@
       </w:r>
       <w:r>
         <w:rPr>
+          <w:bCs/>
           <w:b/>
-          <w:bCs/>
         </w:rPr>
         <w:t xml:space="preserve">downstream clients</w:t>
       </w:r>
@@ -4605,19 +4628,19 @@
       </w:pPr>
       <w:r>
         <w:rPr>
+          <w:bCs/>
           <w:b/>
-          <w:bCs/>
         </w:rPr>
         <w:t xml:space="preserve">Questions:</w:t>
       </w:r>
     </w:p>
     <w:p>
       <w:pPr>
-        <w:pStyle w:val="Compact"/>
         <w:numPr>
           <w:ilvl w:val="0"/>
           <w:numId w:val="1014"/>
         </w:numPr>
+        <w:pStyle w:val="Compact"/>
       </w:pPr>
       <w:r>
         <w:t xml:space="preserve">Does a single Medplum project serve multiple downstream clients or brands that prescribe independently?</w:t>
@@ -4625,11 +4648,11 @@
     </w:p>
     <w:p>
       <w:pPr>
-        <w:pStyle w:val="Compact"/>
         <w:numPr>
           <w:ilvl w:val="0"/>
           <w:numId w:val="1014"/>
         </w:numPr>
+        <w:pStyle w:val="Compact"/>
       </w:pPr>
       <w:r>
         <w:t xml:space="preserve">Must each client’s prescribers and patients be isolated from the others?</w:t>
@@ -4637,11 +4660,11 @@
     </w:p>
     <w:p>
       <w:pPr>
-        <w:pStyle w:val="Compact"/>
         <w:numPr>
           <w:ilvl w:val="0"/>
           <w:numId w:val="1014"/>
         </w:numPr>
+        <w:pStyle w:val="Compact"/>
       </w:pPr>
       <w:r>
         <w:t xml:space="preserve">Does the originating clinic’s identity or branding need to reach the pharmacy?</w:t>
@@ -4649,11 +4672,11 @@
     </w:p>
     <w:p>
       <w:pPr>
-        <w:pStyle w:val="Compact"/>
         <w:numPr>
           <w:ilvl w:val="0"/>
           <w:numId w:val="1014"/>
         </w:numPr>
+        <w:pStyle w:val="Compact"/>
       </w:pPr>
       <w:r>
         <w:t xml:space="preserve">Do downstream clients’ admins need scoped self-service access to manage their own prescribers?</w:t>
@@ -4663,8 +4686,9 @@
       <w:tblPr>
         <w:tblStyle w:val="Table"/>
         <w:tblW w:w="9360" w:type="dxa"/>
+        <w:tblLook w:firstRow="1" w:lastRow="0" w:firstColumn="0" w:lastColumn="0" w:noHBand="0" w:noVBand="0" w:val="0020"/>
+        <w:jc w:val="start"/>
         <w:tblLayout w:type="fixed"/>
-        <w:tblLook w:firstRow="1" w:lastRow="0" w:firstColumn="0" w:lastColumn="0" w:noHBand="0" w:noVBand="0" w:val="0020"/>
       </w:tblPr>
       <w:tblGrid>
         <w:gridCol w:w="4437"/>
@@ -4673,7 +4697,7 @@
       <w:tr>
         <w:trPr>
           <w:cantSplit/>
-          <w:tblHeader w:val="on"/>
+          <w:tblHeader w:val="true"/>
         </w:trPr>
         <w:tc>
           <w:tcPr/>
@@ -4847,8 +4871,8 @@
             </w:r>
             <w:r>
               <w:rPr>
+                <w:bCs/>
                 <w:b/>
-                <w:bCs/>
               </w:rPr>
               <w:t xml:space="preserve">integrated</w:t>
             </w:r>
@@ -4863,8 +4887,8 @@
             </w:r>
             <w:r>
               <w:rPr>
+                <w:bCs/>
                 <w:b/>
-                <w:bCs/>
               </w:rPr>
               <w:t xml:space="preserve">hosted-iframe</w:t>
             </w:r>
@@ -4914,9 +4938,9 @@
         </w:pict>
       </w:r>
     </w:p>
-    <w:bookmarkEnd w:id="29"/>
-    <w:bookmarkEnd w:id="30"/>
-    <w:bookmarkStart w:id="32" w:name="situational"/>
+    <w:bookmarkEnd w:id="40"/>
+    <w:bookmarkEnd w:id="41"/>
+    <w:bookmarkStart w:id="43" w:name="situational"/>
     <w:p>
       <w:pPr>
         <w:pStyle w:val="Heading3"/>
@@ -4925,7 +4949,7 @@
         <w:t xml:space="preserve">Situational</w:t>
       </w:r>
     </w:p>
-    <w:bookmarkStart w:id="31" w:name="Xc05e7dc0a018fe694ee587ad8dfd07f5ff84d89"/>
+    <w:bookmarkStart w:id="42" w:name="Xc05e7dc0a018fe694ee587ad8dfd07f5ff84d89"/>
     <w:p>
       <w:pPr>
         <w:pStyle w:val="Heading4"/>
@@ -4948,19 +4972,19 @@
       </w:pPr>
       <w:r>
         <w:rPr>
+          <w:bCs/>
           <w:b/>
-          <w:bCs/>
         </w:rPr>
         <w:t xml:space="preserve">Questions:</w:t>
       </w:r>
     </w:p>
     <w:p>
       <w:pPr>
-        <w:pStyle w:val="Compact"/>
         <w:numPr>
           <w:ilvl w:val="0"/>
           <w:numId w:val="1015"/>
         </w:numPr>
+        <w:pStyle w:val="Compact"/>
       </w:pPr>
       <w:r>
         <w:t xml:space="preserve">Are prescribers currently sending through another system on SureScripts?</w:t>
@@ -4968,11 +4992,11 @@
     </w:p>
     <w:p>
       <w:pPr>
-        <w:pStyle w:val="Compact"/>
         <w:numPr>
           <w:ilvl w:val="0"/>
           <w:numId w:val="1015"/>
         </w:numPr>
+        <w:pStyle w:val="Compact"/>
       </w:pPr>
       <w:r>
         <w:t xml:space="preserve">Do pending refills and history need to follow prescribers over?</w:t>
@@ -4980,11 +5004,11 @@
     </w:p>
     <w:p>
       <w:pPr>
-        <w:pStyle w:val="Compact"/>
         <w:numPr>
           <w:ilvl w:val="0"/>
           <w:numId w:val="1015"/>
         </w:numPr>
+        <w:pStyle w:val="Compact"/>
       </w:pPr>
       <w:r>
         <w:t xml:space="preserve">Can migration be phased prescriber-by-prescriber, or must it be all at once?</w:t>
@@ -4994,8 +5018,9 @@
       <w:tblPr>
         <w:tblStyle w:val="Table"/>
         <w:tblW w:w="9360" w:type="dxa"/>
+        <w:tblLook w:firstRow="1" w:lastRow="0" w:firstColumn="0" w:lastColumn="0" w:noHBand="0" w:noVBand="0" w:val="0020"/>
+        <w:jc w:val="start"/>
         <w:tblLayout w:type="fixed"/>
-        <w:tblLook w:firstRow="1" w:lastRow="0" w:firstColumn="0" w:lastColumn="0" w:noHBand="0" w:noVBand="0" w:val="0020"/>
       </w:tblPr>
       <w:tblGrid>
         <w:gridCol w:w="3828"/>
@@ -5004,7 +5029,7 @@
       <w:tr>
         <w:trPr>
           <w:cantSplit/>
-          <w:tblHeader w:val="on"/>
+          <w:tblHeader w:val="true"/>
         </w:trPr>
         <w:tc>
           <w:tcPr/>
@@ -5062,8 +5087,8 @@
             </w:r>
             <w:r>
               <w:rPr>
+                <w:bCs/>
                 <w:b/>
-                <w:bCs/>
               </w:rPr>
               <w:t xml:space="preserve">Change of Vendor</w:t>
             </w:r>
@@ -5142,10 +5167,10 @@
         </w:pict>
       </w:r>
     </w:p>
-    <w:bookmarkEnd w:id="31"/>
-    <w:bookmarkEnd w:id="32"/>
-    <w:bookmarkEnd w:id="33"/>
-    <w:bookmarkStart w:id="37" w:name="related-integrations"/>
+    <w:bookmarkEnd w:id="42"/>
+    <w:bookmarkEnd w:id="43"/>
+    <w:bookmarkEnd w:id="44"/>
+    <w:bookmarkStart w:id="48" w:name="related-integrations"/>
     <w:p>
       <w:pPr>
         <w:pStyle w:val="Heading2"/>
@@ -5164,18 +5189,18 @@
     </w:p>
     <w:p>
       <w:pPr>
-        <w:pStyle w:val="Compact"/>
         <w:numPr>
           <w:ilvl w:val="0"/>
           <w:numId w:val="1016"/>
         </w:numPr>
-      </w:pPr>
-      <w:hyperlink r:id="rId34">
+        <w:pStyle w:val="Compact"/>
+      </w:pPr>
+      <w:hyperlink r:id="rId45">
         <w:r>
           <w:rPr>
             <w:rStyle w:val="Hyperlink"/>
+            <w:bCs/>
             <w:b/>
-            <w:bCs/>
           </w:rPr>
           <w:t xml:space="preserve">ScriptSure</w:t>
         </w:r>
@@ -5191,8 +5216,8 @@
       </w:r>
       <w:r>
         <w:rPr>
+          <w:bCs/>
           <w:b/>
-          <w:bCs/>
         </w:rPr>
         <w:t xml:space="preserve">integrated (API-driven)</w:t>
       </w:r>
@@ -5205,18 +5230,18 @@
     </w:p>
     <w:p>
       <w:pPr>
-        <w:pStyle w:val="Compact"/>
         <w:numPr>
           <w:ilvl w:val="0"/>
           <w:numId w:val="1016"/>
         </w:numPr>
-      </w:pPr>
-      <w:hyperlink r:id="rId35">
+        <w:pStyle w:val="Compact"/>
+      </w:pPr>
+      <w:hyperlink r:id="rId46">
         <w:r>
           <w:rPr>
             <w:rStyle w:val="Hyperlink"/>
+            <w:bCs/>
             <w:b/>
-            <w:bCs/>
           </w:rPr>
           <w:t xml:space="preserve">DoseSpot</w:t>
         </w:r>
@@ -5230,7 +5255,7 @@
       <w:r>
         <w:t xml:space="preserve"> </w:t>
       </w:r>
-      <w:hyperlink r:id="rId36">
+      <w:hyperlink r:id="rId47">
         <w:r>
           <w:rPr>
             <w:rStyle w:val="Hyperlink"/>
@@ -5245,8 +5270,8 @@
         <w:t xml:space="preserve">(3.2).</w:t>
       </w:r>
     </w:p>
-    <w:bookmarkEnd w:id="37"/>
-    <w:bookmarkEnd w:id="38"/>
+    <w:bookmarkEnd w:id="48"/>
+    <w:bookmarkEnd w:id="49"/>
     <w:sectPr>
       <w:pgSz w:h="15840" w:w="12240"/>
       <w:pgMar w:bottom="1440" w:footer="720" w:gutter="0" w:header="720" w:left="1440" w:right="1440" w:top="1440"/>
@@ -5284,14 +5309,14 @@
 <file path=word/numbering.xml><?xml version="1.0" encoding="utf-8"?>
 <w:numbering xmlns:w="http://schemas.openxmlformats.org/wordprocessingml/2006/main">
   <w:abstractNum w:abstractNumId="990">
-    <w:nsid w:val="0000A990"/>
+    <w:nsid w:val="A990"/>
     <w:multiLevelType w:val="multilevel"/>
     <w:lvl w:ilvl="0">
       <w:numFmt w:val="bullet"/>
       <w:lvlText w:val=" "/>
       <w:lvlJc w:val="left"/>
       <w:pPr>
-        <w:ind w:left="720" w:hanging="360"/>
+        <w:ind w:left="720" w:hanging="480"/>
       </w:pPr>
     </w:lvl>
     <w:lvl w:ilvl="1">
@@ -5299,7 +5324,7 @@
       <w:lvlText w:val=" "/>
       <w:lvlJc w:val="left"/>
       <w:pPr>
-        <w:ind w:left="1440" w:hanging="360"/>
+        <w:ind w:left="1440" w:hanging="480"/>
       </w:pPr>
     </w:lvl>
     <w:lvl w:ilvl="2">
@@ -5307,7 +5332,7 @@
       <w:lvlText w:val=" "/>
       <w:lvlJc w:val="left"/>
       <w:pPr>
-        <w:ind w:left="2160" w:hanging="360"/>
+        <w:ind w:left="2160" w:hanging="480"/>
       </w:pPr>
     </w:lvl>
     <w:lvl w:ilvl="3">
@@ -5315,7 +5340,7 @@
       <w:lvlText w:val=" "/>
       <w:lvlJc w:val="left"/>
       <w:pPr>
-        <w:ind w:left="2880" w:hanging="360"/>
+        <w:ind w:left="2880" w:hanging="480"/>
       </w:pPr>
     </w:lvl>
     <w:lvl w:ilvl="4">
@@ -5323,7 +5348,7 @@
       <w:lvlText w:val=" "/>
       <w:lvlJc w:val="left"/>
       <w:pPr>
-        <w:ind w:left="3600" w:hanging="360"/>
+        <w:ind w:left="3600" w:hanging="480"/>
       </w:pPr>
     </w:lvl>
     <w:lvl w:ilvl="5">
@@ -5331,7 +5356,7 @@
       <w:lvlText w:val=" "/>
       <w:lvlJc w:val="left"/>
       <w:pPr>
-        <w:ind w:left="4320" w:hanging="360"/>
+        <w:ind w:left="4320" w:hanging="480"/>
       </w:pPr>
     </w:lvl>
     <w:lvl w:ilvl="6">
@@ -5339,7 +5364,7 @@
       <w:lvlText w:val=" "/>
       <w:lvlJc w:val="left"/>
       <w:pPr>
-        <w:ind w:left="5040" w:hanging="360"/>
+        <w:ind w:left="5040" w:hanging="480"/>
       </w:pPr>
     </w:lvl>
     <w:lvl w:ilvl="7">
@@ -5347,7 +5372,7 @@
       <w:lvlText w:val=" "/>
       <w:lvlJc w:val="left"/>
       <w:pPr>
-        <w:ind w:left="5760" w:hanging="360"/>
+        <w:ind w:left="5760" w:hanging="480"/>
       </w:pPr>
     </w:lvl>
     <w:lvl w:ilvl="8">
@@ -5355,111 +5380,84 @@
       <w:lvlText w:val=" "/>
       <w:lvlJc w:val="left"/>
       <w:pPr>
-        <w:ind w:left="6480" w:hanging="360"/>
+        <w:ind w:left="6480" w:hanging="480"/>
       </w:pPr>
     </w:lvl>
   </w:abstractNum>
   <w:abstractNum w:abstractNumId="991">
-    <w:nsid w:val="0000A991"/>
+    <w:nsid w:val="A991"/>
     <w:multiLevelType w:val="multilevel"/>
     <w:lvl w:ilvl="0">
       <w:numFmt w:val="bullet"/>
-      <w:lvlText w:val=""/>
+      <w:lvlText w:val="•"/>
       <w:lvlJc w:val="left"/>
       <w:pPr>
-        <w:ind w:left="720" w:hanging="360"/>
-      </w:pPr>
-      <w:rPr>
-        <w:rFonts w:ascii="Symbol" w:hAnsi="Symbol" w:cs="Symbol" w:hint="default"/>
-      </w:rPr>
+        <w:ind w:left="720" w:hanging="480"/>
+      </w:pPr>
     </w:lvl>
     <w:lvl w:ilvl="1">
       <w:numFmt w:val="bullet"/>
-      <w:lvlText w:val="o"/>
+      <w:lvlText w:val="–"/>
       <w:lvlJc w:val="left"/>
       <w:pPr>
-        <w:ind w:left="1440" w:hanging="360"/>
-      </w:pPr>
-      <w:rPr>
-        <w:rFonts w:ascii="Courier New" w:hAnsi="Courier New" w:cs="Courier New" w:hint="default"/>
-      </w:rPr>
+        <w:ind w:left="1440" w:hanging="480"/>
+      </w:pPr>
     </w:lvl>
     <w:lvl w:ilvl="2">
       <w:numFmt w:val="bullet"/>
-      <w:lvlText w:val=""/>
+      <w:lvlText w:val="•"/>
       <w:lvlJc w:val="left"/>
       <w:pPr>
-        <w:ind w:left="2160" w:hanging="360"/>
-      </w:pPr>
-      <w:rPr>
-        <w:rFonts w:ascii="Wingdings" w:hAnsi="Wingdings" w:cs="Wingdings" w:hint="default"/>
-      </w:rPr>
+        <w:ind w:left="2160" w:hanging="480"/>
+      </w:pPr>
     </w:lvl>
     <w:lvl w:ilvl="3">
       <w:numFmt w:val="bullet"/>
-      <w:lvlText w:val=""/>
+      <w:lvlText w:val="–"/>
       <w:lvlJc w:val="left"/>
       <w:pPr>
-        <w:ind w:left="2880" w:hanging="360"/>
-      </w:pPr>
-      <w:rPr>
-        <w:rFonts w:ascii="Symbol" w:hAnsi="Symbol" w:cs="Symbol" w:hint="default"/>
-      </w:rPr>
+        <w:ind w:left="2880" w:hanging="480"/>
+      </w:pPr>
     </w:lvl>
     <w:lvl w:ilvl="4">
       <w:numFmt w:val="bullet"/>
-      <w:lvlText w:val="o"/>
+      <w:lvlText w:val="•"/>
       <w:lvlJc w:val="left"/>
       <w:pPr>
-        <w:ind w:left="3600" w:hanging="360"/>
-      </w:pPr>
-      <w:rPr>
-        <w:rFonts w:ascii="Courier New" w:hAnsi="Courier New" w:cs="Courier New" w:hint="default"/>
-      </w:rPr>
+        <w:ind w:left="3600" w:hanging="480"/>
+      </w:pPr>
     </w:lvl>
     <w:lvl w:ilvl="5">
       <w:numFmt w:val="bullet"/>
-      <w:lvlText w:val=""/>
+      <w:lvlText w:val="–"/>
       <w:lvlJc w:val="left"/>
       <w:pPr>
-        <w:ind w:left="4320" w:hanging="360"/>
-      </w:pPr>
-      <w:rPr>
-        <w:rFonts w:ascii="Wingdings" w:hAnsi="Wingdings" w:cs="Wingdings" w:hint="default"/>
-      </w:rPr>
+        <w:ind w:left="4320" w:hanging="480"/>
+      </w:pPr>
     </w:lvl>
     <w:lvl w:ilvl="6">
       <w:numFmt w:val="bullet"/>
-      <w:lvlText w:val=""/>
+      <w:lvlText w:val="•"/>
       <w:lvlJc w:val="left"/>
       <w:pPr>
-        <w:ind w:left="5040" w:hanging="360"/>
-      </w:pPr>
-      <w:rPr>
-        <w:rFonts w:ascii="Symbol" w:hAnsi="Symbol" w:cs="Symbol" w:hint="default"/>
-      </w:rPr>
+        <w:ind w:left="5040" w:hanging="480"/>
+      </w:pPr>
     </w:lvl>
     <w:lvl w:ilvl="7">
       <w:numFmt w:val="bullet"/>
-      <w:lvlText w:val="o"/>
+      <w:lvlText w:val="–"/>
       <w:lvlJc w:val="left"/>
       <w:pPr>
-        <w:ind w:left="5760" w:hanging="360"/>
-      </w:pPr>
-      <w:rPr>
-        <w:rFonts w:ascii="Courier New" w:hAnsi="Courier New" w:cs="Courier New" w:hint="default"/>
-      </w:rPr>
+        <w:ind w:left="5760" w:hanging="480"/>
+      </w:pPr>
     </w:lvl>
     <w:lvl w:ilvl="8">
       <w:numFmt w:val="bullet"/>
-      <w:lvlText w:val=""/>
+      <w:lvlText w:val="•"/>
       <w:lvlJc w:val="left"/>
       <w:pPr>
-        <w:ind w:left="6480" w:hanging="360"/>
-      </w:pPr>
-      <w:rPr>
-        <w:rFonts w:ascii="Wingdings" w:hAnsi="Wingdings" w:cs="Wingdings" w:hint="default"/>
-      </w:rPr>
+        <w:ind w:left="6480" w:hanging="480"/>
+      </w:pPr>
     </w:lvl>
   </w:abstractNum>
   <w:num w:numId="1000">
@@ -6192,8 +6190,8 @@
     <w:name w:val="KeywordTok"/>
     <w:basedOn w:val="VerbatimChar"/>
     <w:rPr>
+      <w:color w:val="007020"/>
       <w:b/>
-      <w:color w:val="007020"/>
     </w:rPr>
   </w:style>
   <w:style w:type="character" w:customStyle="1" w:styleId="DataTypeTok">
@@ -6270,42 +6268,42 @@
     <w:name w:val="ImportTok"/>
     <w:basedOn w:val="VerbatimChar"/>
     <w:rPr>
+      <w:color w:val="008000"/>
       <w:b/>
-      <w:color w:val="008000"/>
     </w:rPr>
   </w:style>
   <w:style w:type="character" w:customStyle="1" w:styleId="CommentTok">
     <w:name w:val="CommentTok"/>
     <w:basedOn w:val="VerbatimChar"/>
     <w:rPr>
+      <w:color w:val="60a0b0"/>
       <w:i/>
-      <w:color w:val="60a0b0"/>
     </w:rPr>
   </w:style>
   <w:style w:type="character" w:customStyle="1" w:styleId="DocumentationTok">
     <w:name w:val="DocumentationTok"/>
     <w:basedOn w:val="VerbatimChar"/>
     <w:rPr>
+      <w:color w:val="ba2121"/>
       <w:i/>
-      <w:color w:val="ba2121"/>
     </w:rPr>
   </w:style>
   <w:style w:type="character" w:customStyle="1" w:styleId="AnnotationTok">
     <w:name w:val="AnnotationTok"/>
     <w:basedOn w:val="VerbatimChar"/>
     <w:rPr>
+      <w:color w:val="60a0b0"/>
       <w:b/>
       <w:i/>
-      <w:color w:val="60a0b0"/>
     </w:rPr>
   </w:style>
   <w:style w:type="character" w:customStyle="1" w:styleId="CommentVarTok">
     <w:name w:val="CommentVarTok"/>
     <w:basedOn w:val="VerbatimChar"/>
     <w:rPr>
+      <w:color w:val="60a0b0"/>
       <w:b/>
       <w:i/>
-      <w:color w:val="60a0b0"/>
     </w:rPr>
   </w:style>
   <w:style w:type="character" w:customStyle="1" w:styleId="OtherTok">
@@ -6333,8 +6331,8 @@
     <w:name w:val="ControlFlowTok"/>
     <w:basedOn w:val="VerbatimChar"/>
     <w:rPr>
+      <w:color w:val="007020"/>
       <w:b/>
-      <w:color w:val="007020"/>
     </w:rPr>
   </w:style>
   <w:style w:type="character" w:customStyle="1" w:styleId="OperatorTok">
@@ -6379,34 +6377,34 @@
     <w:name w:val="InformationTok"/>
     <w:basedOn w:val="VerbatimChar"/>
     <w:rPr>
+      <w:color w:val="60a0b0"/>
       <w:b/>
       <w:i/>
-      <w:color w:val="60a0b0"/>
     </w:rPr>
   </w:style>
   <w:style w:type="character" w:customStyle="1" w:styleId="WarningTok">
     <w:name w:val="WarningTok"/>
     <w:basedOn w:val="VerbatimChar"/>
     <w:rPr>
+      <w:color w:val="60a0b0"/>
       <w:b/>
       <w:i/>
-      <w:color w:val="60a0b0"/>
     </w:rPr>
   </w:style>
   <w:style w:type="character" w:customStyle="1" w:styleId="AlertTok">
     <w:name w:val="AlertTok"/>
     <w:basedOn w:val="VerbatimChar"/>
     <w:rPr>
+      <w:color w:val="ff0000"/>
       <w:b/>
-      <w:color w:val="ff0000"/>
     </w:rPr>
   </w:style>
   <w:style w:type="character" w:customStyle="1" w:styleId="ErrorTok">
     <w:name w:val="ErrorTok"/>
     <w:basedOn w:val="VerbatimChar"/>
     <w:rPr>
+      <w:color w:val="ff0000"/>
       <w:b/>
-      <w:color w:val="ff0000"/>
     </w:rPr>
   </w:style>
   <w:style w:type="character" w:customStyle="1" w:styleId="NormalTok">

--- a/packages/docs/static/decision-guides/e-prescribe.docx
+++ b/packages/docs/static/decision-guides/e-prescribe.docx
@@ -11,18 +11,18 @@
           <wp:inline>
             <wp:extent cx="5943600" cy="1289649"/>
             <wp:effectExtent b="0" l="0" r="0" t="0"/>
-            <wp:docPr descr="Medplum" title="" id="21" name="Picture"/>
+            <wp:docPr descr="Medplum" title="" id="10" name="Picture"/>
             <a:graphic>
               <a:graphicData uri="http://schemas.openxmlformats.org/drawingml/2006/picture">
                 <pic:pic>
                   <pic:nvPicPr>
-                    <pic:cNvPr descr="medplum-wordmark-grape.png" id="22" name="Picture"/>
+                    <pic:cNvPr descr="medplum-wordmark-grape.png" id="11" name="Picture"/>
                     <pic:cNvPicPr>
                       <a:picLocks noChangeArrowheads="1" noChangeAspect="1"/>
                     </pic:cNvPicPr>
                   </pic:nvPicPr>
                   <pic:blipFill>
-                    <a:blip r:embed="rId20"/>
+                    <a:blip r:embed="rId9"/>
                     <a:stretch>
                       <a:fillRect/>
                     </a:stretch>
@@ -49,7 +49,7 @@
         </w:drawing>
       </w:r>
     </w:p>
-    <w:bookmarkStart w:id="49" w:name="e-prescribe-decision-guide"/>
+    <w:bookmarkStart w:id="38" w:name="e-prescribe-decision-guide"/>
     <w:p>
       <w:pPr>
         <w:pStyle w:val="Heading1"/>
@@ -72,39 +72,39 @@
       </w:pPr>
       <w:r>
         <w:rPr>
+          <w:i/>
           <w:iCs/>
-          <w:i/>
         </w:rPr>
         <w:t xml:space="preserve">Companion to the</w:t>
       </w:r>
       <w:r>
         <w:rPr>
+          <w:i/>
           <w:iCs/>
-          <w:i/>
         </w:rPr>
         <w:t xml:space="preserve"> </w:t>
       </w:r>
-      <w:hyperlink r:id="rId23">
+      <w:hyperlink r:id="rId12">
         <w:r>
           <w:rPr>
             <w:rStyle w:val="Hyperlink"/>
+            <w:i/>
             <w:iCs/>
-            <w:i/>
           </w:rPr>
           <w:t xml:space="preserve">E-Prescribe (eRx)</w:t>
         </w:r>
       </w:hyperlink>
       <w:r>
         <w:rPr>
+          <w:i/>
           <w:iCs/>
-          <w:i/>
         </w:rPr>
         <w:t xml:space="preserve"> </w:t>
       </w:r>
       <w:r>
         <w:rPr>
+          <w:i/>
           <w:iCs/>
-          <w:i/>
         </w:rPr>
         <w:t xml:space="preserve">docs.</w:t>
       </w:r>
@@ -117,7 +117,14 @@
         <w:t xml:space="preserve">E-prescribing in Medplum runs through an integration with an e-prescribing vendor connected to the SureScripts network.</w:t>
       </w:r>
     </w:p>
-    <w:bookmarkStart w:id="24" w:name="section-1-use-case-participants"/>
+    <w:p>
+      <w:r>
+        <w:pict>
+          <v:rect style="width:0;height:1.5pt" o:hralign="center" o:hrstd="t" o:hr="t"/>
+        </w:pict>
+      </w:r>
+    </w:p>
+    <w:bookmarkStart w:id="13" w:name="section-1-use-case-participants"/>
     <w:p>
       <w:pPr>
         <w:pStyle w:val="Heading2"/>
@@ -132,8 +139,8 @@
       </w:pPr>
       <w:r>
         <w:rPr>
+          <w:i/>
           <w:iCs/>
-          <w:i/>
         </w:rPr>
         <w:t xml:space="preserve">Two of these — what you prescribe (1.1) and how much you build (1.2) — cascade into most of Section 3. Land them first.</w:t>
       </w:r>
@@ -144,43 +151,43 @@
       </w:pPr>
       <w:r>
         <w:rPr>
+          <w:b/>
           <w:bCs/>
-          <w:b/>
         </w:rPr>
         <w:t xml:space="preserve">1.1 What are you prescribing?</w:t>
       </w:r>
     </w:p>
     <w:p>
       <w:pPr>
+        <w:pStyle w:val="Compact"/>
         <w:numPr>
           <w:ilvl w:val="0"/>
           <w:numId w:val="1001"/>
         </w:numPr>
+      </w:pPr>
+      <w:r>
+        <w:t xml:space="preserve">Non-controlled medications only</w:t>
+      </w:r>
+    </w:p>
+    <w:p>
+      <w:pPr>
         <w:pStyle w:val="Compact"/>
-      </w:pPr>
-      <w:r>
-        <w:t xml:space="preserve">Non-controlled medications only</w:t>
-      </w:r>
-    </w:p>
-    <w:p>
-      <w:pPr>
         <w:numPr>
           <w:ilvl w:val="0"/>
           <w:numId w:val="1001"/>
         </w:numPr>
+      </w:pPr>
+      <w:r>
+        <w:t xml:space="preserve">Controlled substances too (Schedule II–V)</w:t>
+      </w:r>
+    </w:p>
+    <w:p>
+      <w:pPr>
         <w:pStyle w:val="Compact"/>
-      </w:pPr>
-      <w:r>
-        <w:t xml:space="preserve">Controlled substances too (Schedule II–V)</w:t>
-      </w:r>
-    </w:p>
-    <w:p>
-      <w:pPr>
         <w:numPr>
           <w:ilvl w:val="0"/>
           <w:numId w:val="1001"/>
         </w:numPr>
-        <w:pStyle w:val="Compact"/>
       </w:pPr>
       <w:r>
         <w:t xml:space="preserve">Not sure / depends on specialty</w:t>
@@ -192,31 +199,31 @@
       </w:pPr>
       <w:r>
         <w:rPr>
+          <w:i/>
           <w:iCs/>
-          <w:i/>
         </w:rPr>
         <w:t xml:space="preserve">Why: controlled substances require</w:t>
       </w:r>
       <w:r>
         <w:rPr>
+          <w:i/>
           <w:iCs/>
-          <w:i/>
         </w:rPr>
         <w:t xml:space="preserve"> </w:t>
       </w:r>
       <w:r>
         <w:rPr>
+          <w:b/>
           <w:bCs/>
-          <w:b/>
+          <w:i/>
           <w:iCs/>
-          <w:i/>
         </w:rPr>
         <w:t xml:space="preserve">EPCS</w:t>
       </w:r>
       <w:r>
         <w:rPr>
+          <w:i/>
           <w:iCs/>
-          <w:i/>
         </w:rPr>
         <w:t xml:space="preserve">, which adds a per-prescriber enrollment path (DEA, identity proofing, two-factor auth). If you never prescribe them, skip the entire Controlled Substances lane (3.4) and enrollment shrinks substantially.</w:t>
       </w:r>
@@ -227,24 +234,24 @@
       </w:pPr>
       <w:r>
         <w:rPr>
+          <w:b/>
           <w:bCs/>
-          <w:b/>
         </w:rPr>
         <w:t xml:space="preserve">1.2 How much of the prescribing experience do you want to build?</w:t>
       </w:r>
     </w:p>
     <w:p>
       <w:pPr>
+        <w:pStyle w:val="Compact"/>
         <w:numPr>
           <w:ilvl w:val="0"/>
           <w:numId w:val="1002"/>
         </w:numPr>
-        <w:pStyle w:val="Compact"/>
       </w:pPr>
       <w:r>
         <w:rPr>
+          <w:b/>
           <w:bCs/>
-          <w:b/>
         </w:rPr>
         <w:t xml:space="preserve">Hosted iframe</w:t>
       </w:r>
@@ -257,16 +264,16 @@
     </w:p>
     <w:p>
       <w:pPr>
+        <w:pStyle w:val="Compact"/>
         <w:numPr>
           <w:ilvl w:val="0"/>
           <w:numId w:val="1002"/>
         </w:numPr>
-        <w:pStyle w:val="Compact"/>
       </w:pPr>
       <w:r>
         <w:rPr>
+          <w:b/>
           <w:bCs/>
-          <w:b/>
         </w:rPr>
         <w:t xml:space="preserve">Integrated (API-driven)</w:t>
       </w:r>
@@ -281,8 +288,8 @@
       </w:r>
       <w:r>
         <w:rPr>
+          <w:b/>
           <w:bCs/>
-          <w:b/>
         </w:rPr>
         <w:t xml:space="preserve">review-and-send</w:t>
       </w:r>
@@ -295,11 +302,11 @@
     </w:p>
     <w:p>
       <w:pPr>
+        <w:pStyle w:val="Compact"/>
         <w:numPr>
           <w:ilvl w:val="0"/>
           <w:numId w:val="1002"/>
         </w:numPr>
-        <w:pStyle w:val="Compact"/>
       </w:pPr>
       <w:r>
         <w:t xml:space="preserve">Not sure</w:t>
@@ -311,8 +318,8 @@
       </w:pPr>
       <w:r>
         <w:rPr>
+          <w:i/>
           <w:iCs/>
-          <w:i/>
         </w:rPr>
         <w:t xml:space="preserve">Why: the core build-vs-UX trade-off. The iframe is fastest to live but UX is fixed and you generally can’t prescribe from inside your own chart. Integrated lets you own the workflow and prescribe in context, at the cost of building it. See 3.1.</w:t>
       </w:r>
@@ -323,43 +330,43 @@
       </w:pPr>
       <w:r>
         <w:rPr>
+          <w:b/>
           <w:bCs/>
-          <w:b/>
         </w:rPr>
         <w:t xml:space="preserve">1.3 New build or replacing an existing e-Rx system?</w:t>
       </w:r>
     </w:p>
     <w:p>
       <w:pPr>
+        <w:pStyle w:val="Compact"/>
         <w:numPr>
           <w:ilvl w:val="0"/>
           <w:numId w:val="1003"/>
         </w:numPr>
+      </w:pPr>
+      <w:r>
+        <w:t xml:space="preserve">New — no e-prescribing today</w:t>
+      </w:r>
+    </w:p>
+    <w:p>
+      <w:pPr>
         <w:pStyle w:val="Compact"/>
-      </w:pPr>
-      <w:r>
-        <w:t xml:space="preserve">New — no e-prescribing today</w:t>
-      </w:r>
-    </w:p>
-    <w:p>
-      <w:pPr>
         <w:numPr>
           <w:ilvl w:val="0"/>
           <w:numId w:val="1003"/>
         </w:numPr>
+      </w:pPr>
+      <w:r>
+        <w:t xml:space="preserve">Replacing another EHR or e-Rx vendor</w:t>
+      </w:r>
+    </w:p>
+    <w:p>
+      <w:pPr>
         <w:pStyle w:val="Compact"/>
-      </w:pPr>
-      <w:r>
-        <w:t xml:space="preserve">Replacing another EHR or e-Rx vendor</w:t>
-      </w:r>
-    </w:p>
-    <w:p>
-      <w:pPr>
         <w:numPr>
           <w:ilvl w:val="0"/>
           <w:numId w:val="1003"/>
         </w:numPr>
-        <w:pStyle w:val="Compact"/>
       </w:pPr>
       <w:r>
         <w:t xml:space="preserve">Adding alongside an existing clinical system</w:t>
@@ -371,38 +378,38 @@
       </w:pPr>
       <w:r>
         <w:rPr>
+          <w:i/>
           <w:iCs/>
-          <w:i/>
         </w:rPr>
         <w:t xml:space="preserve">Why: replacing an existing system means a</w:t>
       </w:r>
       <w:r>
         <w:rPr>
+          <w:i/>
           <w:iCs/>
-          <w:i/>
         </w:rPr>
         <w:t xml:space="preserve"> </w:t>
       </w:r>
       <w:r>
         <w:rPr>
+          <w:b/>
           <w:bCs/>
-          <w:b/>
+          <w:i/>
           <w:iCs/>
-          <w:i/>
         </w:rPr>
         <w:t xml:space="preserve">Change of Vendor</w:t>
       </w:r>
       <w:r>
         <w:rPr>
+          <w:i/>
           <w:iCs/>
-          <w:i/>
         </w:rPr>
         <w:t xml:space="preserve"> </w:t>
       </w:r>
       <w:r>
         <w:rPr>
+          <w:i/>
           <w:iCs/>
-          <w:i/>
         </w:rPr>
         <w:t xml:space="preserve">on SureScripts so refills and history follow prescribers over — a distinct migration workstream (3.11).</w:t>
       </w:r>
@@ -413,55 +420,55 @@
       </w:pPr>
       <w:r>
         <w:rPr>
+          <w:b/>
           <w:bCs/>
-          <w:b/>
         </w:rPr>
         <w:t xml:space="preserve">1.4 Who is involved in prescribing?</w:t>
       </w:r>
     </w:p>
     <w:p>
       <w:pPr>
+        <w:pStyle w:val="Compact"/>
         <w:numPr>
           <w:ilvl w:val="0"/>
           <w:numId w:val="1004"/>
         </w:numPr>
+      </w:pPr>
+      <w:r>
+        <w:t xml:space="preserve">Prescribers (sign and send)</w:t>
+      </w:r>
+    </w:p>
+    <w:p>
+      <w:pPr>
         <w:pStyle w:val="Compact"/>
-      </w:pPr>
-      <w:r>
-        <w:t xml:space="preserve">Prescribers (sign and send)</w:t>
-      </w:r>
-    </w:p>
-    <w:p>
-      <w:pPr>
         <w:numPr>
           <w:ilvl w:val="0"/>
           <w:numId w:val="1004"/>
         </w:numPr>
+      </w:pPr>
+      <w:r>
+        <w:t xml:space="preserve">Prescribing agents / proxies (stage but can’t send)</w:t>
+      </w:r>
+    </w:p>
+    <w:p>
+      <w:pPr>
         <w:pStyle w:val="Compact"/>
-      </w:pPr>
-      <w:r>
-        <w:t xml:space="preserve">Prescribing agents / proxies (stage but can’t send)</w:t>
-      </w:r>
-    </w:p>
-    <w:p>
-      <w:pPr>
         <w:numPr>
           <w:ilvl w:val="0"/>
           <w:numId w:val="1004"/>
         </w:numPr>
+      </w:pPr>
+      <w:r>
+        <w:t xml:space="preserve">Administrators (enroll prescribers, manage practices, configure favorites)</w:t>
+      </w:r>
+    </w:p>
+    <w:p>
+      <w:pPr>
         <w:pStyle w:val="Compact"/>
-      </w:pPr>
-      <w:r>
-        <w:t xml:space="preserve">Administrators (enroll prescribers, manage practices, configure favorites)</w:t>
-      </w:r>
-    </w:p>
-    <w:p>
-      <w:pPr>
         <w:numPr>
           <w:ilvl w:val="0"/>
           <w:numId w:val="1004"/>
         </w:numPr>
-        <w:pStyle w:val="Compact"/>
       </w:pPr>
       <w:r>
         <w:t xml:space="preserve">Any offshore or non-US staff using the prescribing UI?</w:t>
@@ -473,38 +480,38 @@
       </w:pPr>
       <w:r>
         <w:rPr>
+          <w:i/>
           <w:iCs/>
-          <w:i/>
         </w:rPr>
         <w:t xml:space="preserve">Why: prescriber vs. agent vs. admin map to distinct enrollment roles (3.3), and only fully-enrolled prescribers can transmit. Non-prescribing roles don’t need an NPI. Offshore and non-US staff matter here because e-prescribing is only available to professionals</w:t>
       </w:r>
       <w:r>
         <w:rPr>
+          <w:i/>
           <w:iCs/>
-          <w:i/>
         </w:rPr>
         <w:t xml:space="preserve"> </w:t>
       </w:r>
       <w:r>
         <w:rPr>
+          <w:b/>
           <w:bCs/>
-          <w:b/>
+          <w:i/>
           <w:iCs/>
-          <w:i/>
         </w:rPr>
         <w:t xml:space="preserve">authorized to prescribe in the United States</w:t>
       </w:r>
       <w:r>
         <w:rPr>
+          <w:i/>
           <w:iCs/>
-          <w:i/>
         </w:rPr>
         <w:t xml:space="preserve"> </w:t>
       </w:r>
       <w:r>
         <w:rPr>
+          <w:i/>
           <w:iCs/>
-          <w:i/>
         </w:rPr>
         <w:t xml:space="preserve">— a SureScripts-network constraint, not a Medplum one — so non-US staff can only hold non-prescribing roles, and even those must be enrolled with the vendor to call pharmacy or medication-history operations (3.3). Confirm your vendor’s policy on non-US users before designing an offshore-staffing model around the prescribing UI.</w:t>
       </w:r>
@@ -516,8 +523,8 @@
         </w:pict>
       </w:r>
     </w:p>
-    <w:bookmarkEnd w:id="24"/>
-    <w:bookmarkStart w:id="25" w:name="section-2-feature-scoping"/>
+    <w:bookmarkEnd w:id="13"/>
+    <w:bookmarkStart w:id="14" w:name="section-2-feature-scoping"/>
     <w:p>
       <w:pPr>
         <w:pStyle w:val="Heading2"/>
@@ -532,8 +539,8 @@
       </w:pPr>
       <w:r>
         <w:rPr>
+          <w:i/>
           <w:iCs/>
-          <w:i/>
         </w:rPr>
         <w:t xml:space="preserve">For each row, mark Yes / No / Nice-to-have / Not sure. The</w:t>
       </w:r>
@@ -542,8 +549,8 @@
       </w:r>
       <w:r>
         <w:rPr>
+          <w:b/>
           <w:bCs/>
-          <w:b/>
         </w:rPr>
         <w:t xml:space="preserve">§</w:t>
       </w:r>
@@ -552,8 +559,8 @@
       </w:r>
       <w:r>
         <w:rPr>
+          <w:i/>
           <w:iCs/>
-          <w:i/>
         </w:rPr>
         <w:t xml:space="preserve">column points to the deep dive.</w:t>
       </w:r>
@@ -562,9 +569,8 @@
       <w:tblPr>
         <w:tblStyle w:val="Table"/>
         <w:tblW w:w="9360" w:type="dxa"/>
+        <w:tblLayout w:type="fixed"/>
         <w:tblLook w:firstRow="1" w:lastRow="0" w:firstColumn="0" w:lastColumn="0" w:noHBand="0" w:noVBand="0" w:val="0020"/>
-        <w:jc w:val="start"/>
-        <w:tblLayout w:type="fixed"/>
       </w:tblPr>
       <w:tblGrid>
         <w:gridCol w:w="600"/>
@@ -578,7 +584,7 @@
       <w:tr>
         <w:trPr>
           <w:cantSplit/>
-          <w:tblHeader w:val="true"/>
+          <w:tblHeader w:val="on"/>
         </w:trPr>
         <w:tc>
           <w:tcPr/>
@@ -1622,8 +1628,8 @@
         </w:pict>
       </w:r>
     </w:p>
-    <w:bookmarkEnd w:id="25"/>
-    <w:bookmarkStart w:id="44" w:name="section-3-feature-deep-dives"/>
+    <w:bookmarkEnd w:id="14"/>
+    <w:bookmarkStart w:id="33" w:name="section-3-feature-deep-dives"/>
     <w:p>
       <w:pPr>
         <w:pStyle w:val="Heading2"/>
@@ -1638,8 +1644,8 @@
       </w:pPr>
       <w:r>
         <w:rPr>
+          <w:i/>
           <w:iCs/>
-          <w:i/>
         </w:rPr>
         <w:t xml:space="preserve">Cover each feature flagged Yes or Nice-to-have. Each question below maps to a row in the table beneath it, in order. The goal is a clear recommended approach by the end of each section.</w:t>
       </w:r>
@@ -1648,9 +1654,8 @@
       <w:tblPr>
         <w:tblStyle w:val="Table"/>
         <w:tblW w:w="9360" w:type="dxa"/>
+        <w:tblLayout w:type="fixed"/>
         <w:tblLook w:firstRow="1" w:lastRow="0" w:firstColumn="0" w:lastColumn="0" w:noHBand="0" w:noVBand="0" w:val="0020"/>
-        <w:jc w:val="start"/>
-        <w:tblLayout w:type="fixed"/>
       </w:tblPr>
       <w:tblGrid>
         <w:gridCol w:w="2858"/>
@@ -1660,7 +1665,7 @@
       <w:tr>
         <w:trPr>
           <w:cantSplit/>
-          <w:tblHeader w:val="true"/>
+          <w:tblHeader w:val="on"/>
         </w:trPr>
         <w:tc>
           <w:tcPr/>
@@ -1712,8 +1717,8 @@
             </w:pPr>
             <w:r>
               <w:rPr>
+                <w:b/>
                 <w:bCs/>
-                <w:b/>
               </w:rPr>
               <w:t xml:space="preserve">Foundations</w:t>
             </w:r>
@@ -1757,8 +1762,8 @@
             </w:pPr>
             <w:r>
               <w:rPr>
+                <w:b/>
                 <w:bCs/>
-                <w:b/>
               </w:rPr>
               <w:t xml:space="preserve">Controlled Substances</w:t>
             </w:r>
@@ -1802,8 +1807,8 @@
             </w:pPr>
             <w:r>
               <w:rPr>
+                <w:b/>
                 <w:bCs/>
-                <w:b/>
               </w:rPr>
               <w:t xml:space="preserve">Prescribing Workflow</w:t>
             </w:r>
@@ -1847,8 +1852,8 @@
             </w:pPr>
             <w:r>
               <w:rPr>
+                <w:b/>
                 <w:bCs/>
-                <w:b/>
               </w:rPr>
               <w:t xml:space="preserve">Practice Structure</w:t>
             </w:r>
@@ -1892,8 +1897,8 @@
             </w:pPr>
             <w:r>
               <w:rPr>
+                <w:b/>
                 <w:bCs/>
-                <w:b/>
               </w:rPr>
               <w:t xml:space="preserve">Situational</w:t>
             </w:r>
@@ -1932,7 +1937,7 @@
         </w:pict>
       </w:r>
     </w:p>
-    <w:bookmarkStart w:id="29" w:name="foundations"/>
+    <w:bookmarkStart w:id="18" w:name="foundations"/>
     <w:p>
       <w:pPr>
         <w:pStyle w:val="Heading3"/>
@@ -1941,7 +1946,7 @@
         <w:t xml:space="preserve">Foundations</w:t>
       </w:r>
     </w:p>
-    <w:bookmarkStart w:id="26" w:name="integration-model"/>
+    <w:bookmarkStart w:id="15" w:name="integration-model"/>
     <w:p>
       <w:pPr>
         <w:pStyle w:val="Heading4"/>
@@ -1964,19 +1969,19 @@
       </w:pPr>
       <w:r>
         <w:rPr>
+          <w:b/>
           <w:bCs/>
-          <w:b/>
         </w:rPr>
         <w:t xml:space="preserve">Questions:</w:t>
       </w:r>
     </w:p>
     <w:p>
       <w:pPr>
+        <w:pStyle w:val="Compact"/>
         <w:numPr>
           <w:ilvl w:val="0"/>
           <w:numId w:val="1005"/>
         </w:numPr>
-        <w:pStyle w:val="Compact"/>
       </w:pPr>
       <w:r>
         <w:t xml:space="preserve">Do prescribers need to write prescriptions</w:t>
@@ -1986,8 +1991,8 @@
       </w:r>
       <w:r>
         <w:rPr>
+          <w:i/>
           <w:iCs/>
-          <w:i/>
         </w:rPr>
         <w:t xml:space="preserve">in context</w:t>
       </w:r>
@@ -2000,23 +2005,23 @@
     </w:p>
     <w:p>
       <w:pPr>
+        <w:pStyle w:val="Compact"/>
         <w:numPr>
           <w:ilvl w:val="0"/>
           <w:numId w:val="1005"/>
         </w:numPr>
+      </w:pPr>
+      <w:r>
+        <w:t xml:space="preserve">How much engineering do you want to invest in the prescribing UI, now and ongoing?</w:t>
+      </w:r>
+    </w:p>
+    <w:p>
+      <w:pPr>
         <w:pStyle w:val="Compact"/>
-      </w:pPr>
-      <w:r>
-        <w:t xml:space="preserve">How much engineering do you want to invest in the prescribing UI, now and ongoing?</w:t>
-      </w:r>
-    </w:p>
-    <w:p>
-      <w:pPr>
         <w:numPr>
           <w:ilvl w:val="0"/>
           <w:numId w:val="1005"/>
         </w:numPr>
-        <w:pStyle w:val="Compact"/>
       </w:pPr>
       <w:r>
         <w:t xml:space="preserve">Do you need to control the look and steps of the flow, or is a vendor-standard flow acceptable?</w:t>
@@ -2026,9 +2031,8 @@
       <w:tblPr>
         <w:tblStyle w:val="Table"/>
         <w:tblW w:w="9360" w:type="dxa"/>
+        <w:tblLayout w:type="fixed"/>
         <w:tblLook w:firstRow="1" w:lastRow="0" w:firstColumn="0" w:lastColumn="0" w:noHBand="0" w:noVBand="0" w:val="0020"/>
-        <w:jc w:val="start"/>
-        <w:tblLayout w:type="fixed"/>
       </w:tblPr>
       <w:tblGrid>
         <w:gridCol w:w="4426"/>
@@ -2037,7 +2041,7 @@
       <w:tr>
         <w:trPr>
           <w:cantSplit/>
-          <w:tblHeader w:val="true"/>
+          <w:tblHeader w:val="on"/>
         </w:trPr>
         <w:tc>
           <w:tcPr/>
@@ -2089,8 +2093,8 @@
             </w:pPr>
             <w:r>
               <w:rPr>
+                <w:b/>
                 <w:bCs/>
-                <w:b/>
               </w:rPr>
               <w:t xml:space="preserve">Hosted iframe</w:t>
             </w:r>
@@ -2128,8 +2132,8 @@
             </w:pPr>
             <w:r>
               <w:rPr>
+                <w:b/>
                 <w:bCs/>
-                <w:b/>
               </w:rPr>
               <w:t xml:space="preserve">Integrated (API-driven)</w:t>
             </w:r>
@@ -2167,8 +2171,8 @@
             </w:pPr>
             <w:r>
               <w:rPr>
+                <w:b/>
                 <w:bCs/>
-                <w:b/>
               </w:rPr>
               <w:t xml:space="preserve">Integrated</w:t>
             </w:r>
@@ -2217,8 +2221,8 @@
       </w:pPr>
       <w:r>
         <w:rPr>
+          <w:b/>
           <w:bCs/>
-          <w:b/>
         </w:rPr>
         <w:t xml:space="preserve">⚠ Choose deliberately.</w:t>
       </w:r>
@@ -2232,13 +2236,7 @@
         <w:t xml:space="preserve"> </w:t>
       </w:r>
       <w:r>
-        <w:t xml:space="preserve">“</w:t>
-      </w:r>
-      <w:r>
-        <w:t xml:space="preserve">prescribe from the chart</w:t>
-      </w:r>
-      <w:r>
-        <w:t xml:space="preserve">”</w:t>
+        <w:t xml:space="preserve">“prescribe from the chart”</w:t>
       </w:r>
       <w:r>
         <w:t xml:space="preserve"> </w:t>
@@ -2247,8 +2245,8 @@
         <w:t xml:space="preserve">is possible, and how enrollment and favorites surface. Align on 1.2 before committing engineering.</w:t>
       </w:r>
     </w:p>
-    <w:bookmarkEnd w:id="26"/>
-    <w:bookmarkStart w:id="27" w:name="prescriber-enrollment-identity-proofing"/>
+    <w:bookmarkEnd w:id="15"/>
+    <w:bookmarkStart w:id="16" w:name="prescriber-enrollment-identity-proofing"/>
     <w:p>
       <w:pPr>
         <w:pStyle w:val="Heading4"/>
@@ -2271,43 +2269,43 @@
       </w:pPr>
       <w:r>
         <w:rPr>
+          <w:b/>
           <w:bCs/>
-          <w:b/>
         </w:rPr>
         <w:t xml:space="preserve">Questions:</w:t>
       </w:r>
     </w:p>
     <w:p>
       <w:pPr>
+        <w:pStyle w:val="Compact"/>
         <w:numPr>
           <w:ilvl w:val="0"/>
           <w:numId w:val="1006"/>
         </w:numPr>
+      </w:pPr>
+      <w:r>
+        <w:t xml:space="preserve">Who initiates enrollment — an ops admin, or the prescriber on first login?</w:t>
+      </w:r>
+    </w:p>
+    <w:p>
+      <w:pPr>
         <w:pStyle w:val="Compact"/>
-      </w:pPr>
-      <w:r>
-        <w:t xml:space="preserve">Who initiates enrollment — an ops admin, or the prescriber on first login?</w:t>
-      </w:r>
-    </w:p>
-    <w:p>
-      <w:pPr>
         <w:numPr>
           <w:ilvl w:val="0"/>
           <w:numId w:val="1006"/>
         </w:numPr>
+      </w:pPr>
+      <w:r>
+        <w:t xml:space="preserve">Do prescribers send controlled substances (which adds identity proofing and 2FA — see 3.4)?</w:t>
+      </w:r>
+    </w:p>
+    <w:p>
+      <w:pPr>
         <w:pStyle w:val="Compact"/>
-      </w:pPr>
-      <w:r>
-        <w:t xml:space="preserve">Do prescribers send controlled substances (which adds identity proofing and 2FA — see 3.4)?</w:t>
-      </w:r>
-    </w:p>
-    <w:p>
-      <w:pPr>
         <w:numPr>
           <w:ilvl w:val="0"/>
           <w:numId w:val="1006"/>
         </w:numPr>
-        <w:pStyle w:val="Compact"/>
       </w:pPr>
       <w:r>
         <w:t xml:space="preserve">How will you see which prescribers are stuck mid-enrollment?</w:t>
@@ -2317,9 +2315,8 @@
       <w:tblPr>
         <w:tblStyle w:val="Table"/>
         <w:tblW w:w="9360" w:type="dxa"/>
+        <w:tblLayout w:type="fixed"/>
         <w:tblLook w:firstRow="1" w:lastRow="0" w:firstColumn="0" w:lastColumn="0" w:noHBand="0" w:noVBand="0" w:val="0020"/>
-        <w:jc w:val="start"/>
-        <w:tblLayout w:type="fixed"/>
       </w:tblPr>
       <w:tblGrid>
         <w:gridCol w:w="4534"/>
@@ -2328,7 +2325,7 @@
       <w:tr>
         <w:trPr>
           <w:cantSplit/>
-          <w:tblHeader w:val="true"/>
+          <w:tblHeader w:val="on"/>
         </w:trPr>
         <w:tc>
           <w:tcPr/>
@@ -2380,8 +2377,8 @@
             </w:pPr>
             <w:r>
               <w:rPr>
+                <w:b/>
                 <w:bCs/>
-                <w:b/>
               </w:rPr>
               <w:t xml:space="preserve">Admin-driven enrollment bot</w:t>
             </w:r>
@@ -2419,8 +2416,8 @@
             </w:pPr>
             <w:r>
               <w:rPr>
+                <w:b/>
                 <w:bCs/>
-                <w:b/>
               </w:rPr>
               <w:t xml:space="preserve">Self-service enrollment bot</w:t>
             </w:r>
@@ -2492,8 +2489,8 @@
         </w:tc>
       </w:tr>
     </w:tbl>
-    <w:bookmarkEnd w:id="27"/>
-    <w:bookmarkStart w:id="28" w:name="provider-practice-identity-data"/>
+    <w:bookmarkEnd w:id="16"/>
+    <w:bookmarkStart w:id="17" w:name="provider-practice-identity-data"/>
     <w:p>
       <w:pPr>
         <w:pStyle w:val="Heading4"/>
@@ -2516,19 +2513,19 @@
       </w:pPr>
       <w:r>
         <w:rPr>
+          <w:b/>
           <w:bCs/>
-          <w:b/>
         </w:rPr>
         <w:t xml:space="preserve">Questions:</w:t>
       </w:r>
     </w:p>
     <w:p>
       <w:pPr>
+        <w:pStyle w:val="Compact"/>
         <w:numPr>
           <w:ilvl w:val="0"/>
           <w:numId w:val="1007"/>
         </w:numPr>
-        <w:pStyle w:val="Compact"/>
       </w:pPr>
       <w:r>
         <w:t xml:space="preserve">Do you have complete, validated</w:t>
@@ -2551,47 +2548,47 @@
     </w:p>
     <w:p>
       <w:pPr>
+        <w:pStyle w:val="Compact"/>
         <w:numPr>
           <w:ilvl w:val="0"/>
           <w:numId w:val="1007"/>
         </w:numPr>
+      </w:pPr>
+      <w:r>
+        <w:t xml:space="preserve">Do controlled-substance prescribers have a valid DEA number with issuing state?</w:t>
+      </w:r>
+    </w:p>
+    <w:p>
+      <w:pPr>
         <w:pStyle w:val="Compact"/>
-      </w:pPr>
-      <w:r>
-        <w:t xml:space="preserve">Do controlled-substance prescribers have a valid DEA number with issuing state?</w:t>
-      </w:r>
-    </w:p>
-    <w:p>
-      <w:pPr>
         <w:numPr>
           <w:ilvl w:val="0"/>
           <w:numId w:val="1007"/>
         </w:numPr>
+      </w:pPr>
+      <w:r>
+        <w:t xml:space="preserve">Which roles do users need — prescriber, agent/proxy, admin?</w:t>
+      </w:r>
+    </w:p>
+    <w:p>
+      <w:pPr>
         <w:pStyle w:val="Compact"/>
-      </w:pPr>
-      <w:r>
-        <w:t xml:space="preserve">Which roles do users need — prescriber, agent/proxy, admin?</w:t>
-      </w:r>
-    </w:p>
-    <w:p>
-      <w:pPr>
         <w:numPr>
           <w:ilvl w:val="0"/>
           <w:numId w:val="1007"/>
         </w:numPr>
+      </w:pPr>
+      <w:r>
+        <w:t xml:space="preserve">Do non-prescriber staff (front desk, MAs) need to perform prescribing-adjacent tasks — searching pharmacies, setting a preferred pharmacy, viewing history — without an NPI?</w:t>
+      </w:r>
+    </w:p>
+    <w:p>
+      <w:pPr>
         <w:pStyle w:val="Compact"/>
-      </w:pPr>
-      <w:r>
-        <w:t xml:space="preserve">Do non-prescriber staff (front desk, MAs) need to perform prescribing-adjacent tasks — searching pharmacies, setting a preferred pharmacy, viewing history — without an NPI?</w:t>
-      </w:r>
-    </w:p>
-    <w:p>
-      <w:pPr>
         <w:numPr>
           <w:ilvl w:val="0"/>
           <w:numId w:val="1007"/>
         </w:numPr>
-        <w:pStyle w:val="Compact"/>
       </w:pPr>
       <w:r>
         <w:t xml:space="preserve">Are any of those staff offshore or otherwise outside the US?</w:t>
@@ -2601,9 +2598,8 @@
       <w:tblPr>
         <w:tblStyle w:val="Table"/>
         <w:tblW w:w="9360" w:type="dxa"/>
+        <w:tblLayout w:type="fixed"/>
         <w:tblLook w:firstRow="1" w:lastRow="0" w:firstColumn="0" w:lastColumn="0" w:noHBand="0" w:noVBand="0" w:val="0020"/>
-        <w:jc w:val="start"/>
-        <w:tblLayout w:type="fixed"/>
       </w:tblPr>
       <w:tblGrid>
         <w:gridCol w:w="4651"/>
@@ -2612,7 +2608,7 @@
       <w:tr>
         <w:trPr>
           <w:cantSplit/>
-          <w:tblHeader w:val="true"/>
+          <w:tblHeader w:val="on"/>
         </w:trPr>
         <w:tc>
           <w:tcPr/>
@@ -2679,8 +2675,8 @@
             </w:r>
             <w:r>
               <w:rPr>
+                <w:b/>
                 <w:bCs/>
-                <w:b/>
               </w:rPr>
               <w:t xml:space="preserve">NPI</w:t>
             </w:r>
@@ -2721,8 +2717,8 @@
             </w:r>
             <w:r>
               <w:rPr>
+                <w:b/>
                 <w:bCs/>
-                <w:b/>
               </w:rPr>
               <w:t xml:space="preserve">DEA number</w:t>
             </w:r>
@@ -2737,8 +2733,8 @@
             </w:r>
             <w:r>
               <w:rPr>
+                <w:b/>
                 <w:bCs/>
-                <w:b/>
               </w:rPr>
               <w:t xml:space="preserve">state</w:t>
             </w:r>
@@ -2782,8 +2778,8 @@
             </w:r>
             <w:r>
               <w:rPr>
+                <w:b/>
                 <w:bCs/>
-                <w:b/>
               </w:rPr>
               <w:t xml:space="preserve">prescribing agent</w:t>
             </w:r>
@@ -2798,8 +2794,8 @@
             </w:r>
             <w:r>
               <w:rPr>
+                <w:b/>
                 <w:bCs/>
-                <w:b/>
               </w:rPr>
               <w:t xml:space="preserve">proxy</w:t>
             </w:r>
@@ -2843,8 +2839,8 @@
             </w:r>
             <w:r>
               <w:rPr>
+                <w:b/>
                 <w:bCs/>
-                <w:b/>
               </w:rPr>
               <w:t xml:space="preserve">admin/clinician-admin</w:t>
             </w:r>
@@ -2888,8 +2884,8 @@
             </w:r>
             <w:r>
               <w:rPr>
+                <w:b/>
                 <w:bCs/>
-                <w:b/>
               </w:rPr>
               <w:t xml:space="preserve">enrolled with a vendor identifier</w:t>
             </w:r>
@@ -2933,8 +2929,8 @@
             </w:r>
             <w:r>
               <w:rPr>
+                <w:b/>
                 <w:bCs/>
-                <w:b/>
               </w:rPr>
               <w:t xml:space="preserve">authorized to prescribe in the United States</w:t>
             </w:r>
@@ -2952,9 +2948,9 @@
         </w:pict>
       </w:r>
     </w:p>
-    <w:bookmarkEnd w:id="28"/>
-    <w:bookmarkEnd w:id="29"/>
-    <w:bookmarkStart w:id="31" w:name="controlled-substances"/>
+    <w:bookmarkEnd w:id="17"/>
+    <w:bookmarkEnd w:id="18"/>
+    <w:bookmarkStart w:id="20" w:name="controlled-substances"/>
     <w:p>
       <w:pPr>
         <w:pStyle w:val="Heading3"/>
@@ -2969,13 +2965,13 @@
       </w:pPr>
       <w:r>
         <w:rPr>
+          <w:i/>
           <w:iCs/>
-          <w:i/>
         </w:rPr>
         <w:t xml:space="preserve">Read only if 1.1 includes controlled substances. Otherwise skip to 3.5.</w:t>
       </w:r>
     </w:p>
-    <w:bookmarkStart w:id="30" w:name="X3c9097b3ec9267039151118ddc1c4b6701b8af1"/>
+    <w:bookmarkStart w:id="19" w:name="X3c9097b3ec9267039151118ddc1c4b6701b8af1"/>
     <w:p>
       <w:pPr>
         <w:pStyle w:val="Heading4"/>
@@ -2998,43 +2994,43 @@
       </w:pPr>
       <w:r>
         <w:rPr>
+          <w:b/>
           <w:bCs/>
-          <w:b/>
         </w:rPr>
         <w:t xml:space="preserve">Questions:</w:t>
       </w:r>
     </w:p>
     <w:p>
       <w:pPr>
+        <w:pStyle w:val="Compact"/>
         <w:numPr>
           <w:ilvl w:val="0"/>
           <w:numId w:val="1008"/>
         </w:numPr>
+      </w:pPr>
+      <w:r>
+        <w:t xml:space="preserve">Which prescribers will send controlled substances, and does each have a valid, active DEA registration (with state)?</w:t>
+      </w:r>
+    </w:p>
+    <w:p>
+      <w:pPr>
         <w:pStyle w:val="Compact"/>
-      </w:pPr>
-      <w:r>
-        <w:t xml:space="preserve">Which prescribers will send controlled substances, and does each have a valid, active DEA registration (with state)?</w:t>
-      </w:r>
-    </w:p>
-    <w:p>
-      <w:pPr>
         <w:numPr>
           <w:ilvl w:val="0"/>
           <w:numId w:val="1008"/>
         </w:numPr>
+      </w:pPr>
+      <w:r>
+        <w:t xml:space="preserve">Are prescribers ready to complete identity proofing and set up two-factor auth?</w:t>
+      </w:r>
+    </w:p>
+    <w:p>
+      <w:pPr>
         <w:pStyle w:val="Compact"/>
-      </w:pPr>
-      <w:r>
-        <w:t xml:space="preserve">Are prescribers ready to complete identity proofing and set up two-factor auth?</w:t>
-      </w:r>
-    </w:p>
-    <w:p>
-      <w:pPr>
         <w:numPr>
           <w:ilvl w:val="0"/>
           <w:numId w:val="1008"/>
         </w:numPr>
-        <w:pStyle w:val="Compact"/>
       </w:pPr>
       <w:r>
         <w:t xml:space="preserve">Have any prescribers previously enrolled in EPCS with this vendor under another organization?</w:t>
@@ -3044,9 +3040,8 @@
       <w:tblPr>
         <w:tblStyle w:val="Table"/>
         <w:tblW w:w="9360" w:type="dxa"/>
+        <w:tblLayout w:type="fixed"/>
         <w:tblLook w:firstRow="1" w:lastRow="0" w:firstColumn="0" w:lastColumn="0" w:noHBand="0" w:noVBand="0" w:val="0020"/>
-        <w:jc w:val="start"/>
-        <w:tblLayout w:type="fixed"/>
       </w:tblPr>
       <w:tblGrid>
         <w:gridCol w:w="3958"/>
@@ -3055,7 +3050,7 @@
       <w:tr>
         <w:trPr>
           <w:cantSplit/>
-          <w:tblHeader w:val="true"/>
+          <w:tblHeader w:val="on"/>
         </w:trPr>
         <w:tc>
           <w:tcPr/>
@@ -3113,8 +3108,8 @@
             </w:r>
             <w:r>
               <w:rPr>
+                <w:b/>
                 <w:bCs/>
-                <w:b/>
               </w:rPr>
               <w:t xml:space="preserve">(1)</w:t>
             </w:r>
@@ -3129,8 +3124,8 @@
             </w:r>
             <w:r>
               <w:rPr>
+                <w:b/>
                 <w:bCs/>
-                <w:b/>
               </w:rPr>
               <w:t xml:space="preserve">(2)</w:t>
             </w:r>
@@ -3145,8 +3140,8 @@
             </w:r>
             <w:r>
               <w:rPr>
+                <w:b/>
                 <w:bCs/>
-                <w:b/>
               </w:rPr>
               <w:t xml:space="preserve">(3)</w:t>
             </w:r>
@@ -3190,8 +3185,8 @@
             </w:r>
             <w:r>
               <w:rPr>
+                <w:b/>
                 <w:bCs/>
-                <w:b/>
               </w:rPr>
               <w:t xml:space="preserve">and</w:t>
             </w:r>
@@ -3255,8 +3250,8 @@
       </w:pPr>
       <w:r>
         <w:rPr>
+          <w:b/>
           <w:bCs/>
-          <w:b/>
         </w:rPr>
         <w:t xml:space="preserve">⚠ EPCS is a one-way gate on go-live.</w:t>
       </w:r>
@@ -3274,9 +3269,9 @@
         </w:pict>
       </w:r>
     </w:p>
-    <w:bookmarkEnd w:id="30"/>
-    <w:bookmarkEnd w:id="31"/>
-    <w:bookmarkStart w:id="38" w:name="prescribing-workflow"/>
+    <w:bookmarkEnd w:id="19"/>
+    <w:bookmarkEnd w:id="20"/>
+    <w:bookmarkStart w:id="27" w:name="prescribing-workflow"/>
     <w:p>
       <w:pPr>
         <w:pStyle w:val="Heading3"/>
@@ -3285,7 +3280,7 @@
         <w:t xml:space="preserve">Prescribing Workflow</w:t>
       </w:r>
     </w:p>
-    <w:bookmarkStart w:id="34" w:name="X7d643f3c56220bea268c9eb469439065dc34bfa"/>
+    <w:bookmarkStart w:id="23" w:name="X7d643f3c56220bea268c9eb469439065dc34bfa"/>
     <w:p>
       <w:pPr>
         <w:pStyle w:val="Heading4"/>
@@ -3308,43 +3303,43 @@
       </w:pPr>
       <w:r>
         <w:rPr>
+          <w:b/>
           <w:bCs/>
-          <w:b/>
         </w:rPr>
         <w:t xml:space="preserve">Questions:</w:t>
       </w:r>
     </w:p>
     <w:p>
       <w:pPr>
+        <w:pStyle w:val="Compact"/>
         <w:numPr>
           <w:ilvl w:val="0"/>
           <w:numId w:val="1009"/>
         </w:numPr>
+      </w:pPr>
+      <w:r>
+        <w:t xml:space="preserve">Do prescribers need formulary status, patient cost, and covered alternatives while prescribing?</w:t>
+      </w:r>
+    </w:p>
+    <w:p>
+      <w:pPr>
         <w:pStyle w:val="Compact"/>
-      </w:pPr>
-      <w:r>
-        <w:t xml:space="preserve">Do prescribers need formulary status, patient cost, and covered alternatives while prescribing?</w:t>
-      </w:r>
-    </w:p>
-    <w:p>
-      <w:pPr>
         <w:numPr>
           <w:ilvl w:val="0"/>
           <w:numId w:val="1009"/>
         </w:numPr>
+      </w:pPr>
+      <w:r>
+        <w:t xml:space="preserve">Do you need to initiate electronic prior authorization (ePA) — through the eRx vendor, the standards-based payer path, or both?</w:t>
+      </w:r>
+    </w:p>
+    <w:p>
+      <w:pPr>
         <w:pStyle w:val="Compact"/>
-      </w:pPr>
-      <w:r>
-        <w:t xml:space="preserve">Do you need to initiate electronic prior authorization (ePA) — through the eRx vendor, the standards-based payer path, or both?</w:t>
-      </w:r>
-    </w:p>
-    <w:p>
-      <w:pPr>
         <w:numPr>
           <w:ilvl w:val="0"/>
           <w:numId w:val="1009"/>
         </w:numPr>
-        <w:pStyle w:val="Compact"/>
       </w:pPr>
       <w:r>
         <w:t xml:space="preserve">Is your timeline driven by upcoming e-prescribing mandates?</w:t>
@@ -3354,9 +3349,8 @@
       <w:tblPr>
         <w:tblStyle w:val="Table"/>
         <w:tblW w:w="9360" w:type="dxa"/>
+        <w:tblLayout w:type="fixed"/>
         <w:tblLook w:firstRow="1" w:lastRow="0" w:firstColumn="0" w:lastColumn="0" w:noHBand="0" w:noVBand="0" w:val="0020"/>
-        <w:jc w:val="start"/>
-        <w:tblLayout w:type="fixed"/>
       </w:tblPr>
       <w:tblGrid>
         <w:gridCol w:w="4312"/>
@@ -3365,7 +3359,7 @@
       <w:tr>
         <w:trPr>
           <w:cantSplit/>
-          <w:tblHeader w:val="true"/>
+          <w:tblHeader w:val="on"/>
         </w:trPr>
         <w:tc>
           <w:tcPr/>
@@ -3423,8 +3417,8 @@
             </w:r>
             <w:r>
               <w:rPr>
+                <w:b/>
                 <w:bCs/>
-                <w:b/>
               </w:rPr>
               <w:t xml:space="preserve">not</w:t>
             </w:r>
@@ -3439,8 +3433,8 @@
             </w:r>
             <w:r>
               <w:rPr>
+                <w:b/>
                 <w:bCs/>
-                <w:b/>
               </w:rPr>
               <w:t xml:space="preserve">not</w:t>
             </w:r>
@@ -3484,8 +3478,8 @@
             </w:r>
             <w:r>
               <w:rPr>
+                <w:b/>
                 <w:bCs/>
-                <w:b/>
               </w:rPr>
               <w:t xml:space="preserve">separate enablement</w:t>
             </w:r>
@@ -3527,7 +3521,7 @@
             <w:r>
               <w:t xml:space="preserve"> </w:t>
             </w:r>
-            <w:hyperlink r:id="rId32">
+            <w:hyperlink r:id="rId21">
               <w:r>
                 <w:rPr>
                   <w:rStyle w:val="Hyperlink"/>
@@ -3572,8 +3566,8 @@
             </w:r>
             <w:r>
               <w:rPr>
+                <w:b/>
                 <w:bCs/>
-                <w:b/>
               </w:rPr>
               <w:t xml:space="preserve">NCPDP SCRIPT v2023011</w:t>
             </w:r>
@@ -3588,8 +3582,8 @@
             </w:r>
             <w:r>
               <w:rPr>
+                <w:b/>
                 <w:bCs/>
-                <w:b/>
               </w:rPr>
               <w:t xml:space="preserve">RTPB v13</w:t>
             </w:r>
@@ -3604,8 +3598,8 @@
             </w:r>
             <w:r>
               <w:rPr>
+                <w:b/>
                 <w:bCs/>
-                <w:b/>
               </w:rPr>
               <w:t xml:space="preserve">Jan 1, 2027</w:t>
             </w:r>
@@ -3617,8 +3611,8 @@
             </w:r>
             <w:r>
               <w:rPr>
+                <w:b/>
                 <w:bCs/>
-                <w:b/>
               </w:rPr>
               <w:t xml:space="preserve">Jan 1, 2028</w:t>
             </w:r>
@@ -3628,7 +3622,7 @@
             <w:r>
               <w:t xml:space="preserve"> </w:t>
             </w:r>
-            <w:hyperlink r:id="rId33">
+            <w:hyperlink r:id="rId22">
               <w:r>
                 <w:rPr>
                   <w:rStyle w:val="Hyperlink"/>
@@ -3643,8 +3637,8 @@
         </w:tc>
       </w:tr>
     </w:tbl>
-    <w:bookmarkEnd w:id="34"/>
-    <w:bookmarkStart w:id="35" w:name="refills-reorders-discontinuation"/>
+    <w:bookmarkEnd w:id="23"/>
+    <w:bookmarkStart w:id="24" w:name="refills-reorders-discontinuation"/>
     <w:p>
       <w:pPr>
         <w:pStyle w:val="Heading4"/>
@@ -3667,43 +3661,43 @@
       </w:pPr>
       <w:r>
         <w:rPr>
+          <w:b/>
           <w:bCs/>
-          <w:b/>
         </w:rPr>
         <w:t xml:space="preserve">Questions:</w:t>
       </w:r>
     </w:p>
     <w:p>
       <w:pPr>
+        <w:pStyle w:val="Compact"/>
         <w:numPr>
           <w:ilvl w:val="0"/>
           <w:numId w:val="1010"/>
         </w:numPr>
+      </w:pPr>
+      <w:r>
+        <w:t xml:space="preserve">Do prescribers respond to pharmacy-initiated refill requests?</w:t>
+      </w:r>
+    </w:p>
+    <w:p>
+      <w:pPr>
         <w:pStyle w:val="Compact"/>
-      </w:pPr>
-      <w:r>
-        <w:t xml:space="preserve">Do prescribers respond to pharmacy-initiated refill requests?</w:t>
-      </w:r>
-    </w:p>
-    <w:p>
-      <w:pPr>
         <w:numPr>
           <w:ilvl w:val="0"/>
           <w:numId w:val="1010"/>
         </w:numPr>
+      </w:pPr>
+      <w:r>
+        <w:t xml:space="preserve">Do they re-prescribe previously prescribed medications?</w:t>
+      </w:r>
+    </w:p>
+    <w:p>
+      <w:pPr>
         <w:pStyle w:val="Compact"/>
-      </w:pPr>
-      <w:r>
-        <w:t xml:space="preserve">Do they re-prescribe previously prescribed medications?</w:t>
-      </w:r>
-    </w:p>
-    <w:p>
-      <w:pPr>
         <w:numPr>
           <w:ilvl w:val="0"/>
           <w:numId w:val="1010"/>
         </w:numPr>
-        <w:pStyle w:val="Compact"/>
       </w:pPr>
       <w:r>
         <w:t xml:space="preserve">Do you need to discontinue or expire prescriptions — automatically on change?</w:t>
@@ -3713,9 +3707,8 @@
       <w:tblPr>
         <w:tblStyle w:val="Table"/>
         <w:tblW w:w="9360" w:type="dxa"/>
+        <w:tblLayout w:type="fixed"/>
         <w:tblLook w:firstRow="1" w:lastRow="0" w:firstColumn="0" w:lastColumn="0" w:noHBand="0" w:noVBand="0" w:val="0020"/>
-        <w:jc w:val="start"/>
-        <w:tblLayout w:type="fixed"/>
       </w:tblPr>
       <w:tblGrid>
         <w:gridCol w:w="3649"/>
@@ -3724,7 +3717,7 @@
       <w:tr>
         <w:trPr>
           <w:cantSplit/>
-          <w:tblHeader w:val="true"/>
+          <w:tblHeader w:val="on"/>
         </w:trPr>
         <w:tc>
           <w:tcPr/>
@@ -3839,8 +3832,8 @@
         </w:tc>
       </w:tr>
     </w:tbl>
-    <w:bookmarkEnd w:id="35"/>
-    <w:bookmarkStart w:id="36" w:name="Xa573f0c6640e2e14ff1a171870ed2e08206db46"/>
+    <w:bookmarkEnd w:id="24"/>
+    <w:bookmarkStart w:id="25" w:name="Xa573f0c6640e2e14ff1a171870ed2e08206db46"/>
     <w:p>
       <w:pPr>
         <w:pStyle w:val="Heading4"/>
@@ -3855,31 +3848,31 @@
       </w:pPr>
       <w:r>
         <w:rPr>
+          <w:b/>
           <w:bCs/>
-          <w:b/>
         </w:rPr>
         <w:t xml:space="preserve">Questions:</w:t>
       </w:r>
     </w:p>
     <w:p>
       <w:pPr>
+        <w:pStyle w:val="Compact"/>
         <w:numPr>
           <w:ilvl w:val="0"/>
           <w:numId w:val="1011"/>
         </w:numPr>
+      </w:pPr>
+      <w:r>
+        <w:t xml:space="preserve">Does the practice repeatedly prescribe a common set of medications worth curating?</w:t>
+      </w:r>
+    </w:p>
+    <w:p>
+      <w:pPr>
         <w:pStyle w:val="Compact"/>
-      </w:pPr>
-      <w:r>
-        <w:t xml:space="preserve">Does the practice repeatedly prescribe a common set of medications worth curating?</w:t>
-      </w:r>
-    </w:p>
-    <w:p>
-      <w:pPr>
         <w:numPr>
           <w:ilvl w:val="0"/>
           <w:numId w:val="1011"/>
         </w:numPr>
-        <w:pStyle w:val="Compact"/>
       </w:pPr>
       <w:r>
         <w:t xml:space="preserve">Do you prescribe to pediatric patients?</w:t>
@@ -3889,9 +3882,8 @@
       <w:tblPr>
         <w:tblStyle w:val="Table"/>
         <w:tblW w:w="9360" w:type="dxa"/>
+        <w:tblLayout w:type="fixed"/>
         <w:tblLook w:firstRow="1" w:lastRow="0" w:firstColumn="0" w:lastColumn="0" w:noHBand="0" w:noVBand="0" w:val="0020"/>
-        <w:jc w:val="start"/>
-        <w:tblLayout w:type="fixed"/>
       </w:tblPr>
       <w:tblGrid>
         <w:gridCol w:w="3864"/>
@@ -3900,7 +3892,7 @@
       <w:tr>
         <w:trPr>
           <w:cantSplit/>
-          <w:tblHeader w:val="true"/>
+          <w:tblHeader w:val="on"/>
         </w:trPr>
         <w:tc>
           <w:tcPr/>
@@ -3958,8 +3950,8 @@
             </w:r>
             <w:r>
               <w:rPr>
+                <w:b/>
                 <w:bCs/>
-                <w:b/>
               </w:rPr>
               <w:t xml:space="preserve">clinic favorites / order sets</w:t>
             </w:r>
@@ -4032,8 +4024,8 @@
             </w:r>
             <w:r>
               <w:rPr>
+                <w:b/>
                 <w:bCs/>
-                <w:b/>
               </w:rPr>
               <w:t xml:space="preserve">prescriber is responsible</w:t>
             </w:r>
@@ -4047,8 +4039,8 @@
         </w:tc>
       </w:tr>
     </w:tbl>
-    <w:bookmarkEnd w:id="36"/>
-    <w:bookmarkStart w:id="37" w:name="medication-history"/>
+    <w:bookmarkEnd w:id="25"/>
+    <w:bookmarkStart w:id="26" w:name="medication-history"/>
     <w:p>
       <w:pPr>
         <w:pStyle w:val="Heading4"/>
@@ -4071,43 +4063,43 @@
       </w:pPr>
       <w:r>
         <w:rPr>
+          <w:b/>
           <w:bCs/>
-          <w:b/>
         </w:rPr>
         <w:t xml:space="preserve">Questions:</w:t>
       </w:r>
     </w:p>
     <w:p>
       <w:pPr>
+        <w:pStyle w:val="Compact"/>
         <w:numPr>
           <w:ilvl w:val="0"/>
           <w:numId w:val="1012"/>
         </w:numPr>
+      </w:pPr>
+      <w:r>
+        <w:t xml:space="preserve">Do prescribers need a patient’s medication history from outside your system (pharmacy fill history, active prescriptions elsewhere)?</w:t>
+      </w:r>
+    </w:p>
+    <w:p>
+      <w:pPr>
         <w:pStyle w:val="Compact"/>
-      </w:pPr>
-      <w:r>
-        <w:t xml:space="preserve">Do prescribers need a patient’s medication history from outside your system (pharmacy fill history, active prescriptions elsewhere)?</w:t>
-      </w:r>
-    </w:p>
-    <w:p>
-      <w:pPr>
         <w:numPr>
           <w:ilvl w:val="0"/>
           <w:numId w:val="1012"/>
         </w:numPr>
+      </w:pPr>
+      <w:r>
+        <w:t xml:space="preserve">Can you capture and record the patient consent required to query external history?</w:t>
+      </w:r>
+    </w:p>
+    <w:p>
+      <w:pPr>
         <w:pStyle w:val="Compact"/>
-      </w:pPr>
-      <w:r>
-        <w:t xml:space="preserve">Can you capture and record the patient consent required to query external history?</w:t>
-      </w:r>
-    </w:p>
-    <w:p>
-      <w:pPr>
         <w:numPr>
           <w:ilvl w:val="0"/>
           <w:numId w:val="1012"/>
         </w:numPr>
-        <w:pStyle w:val="Compact"/>
       </w:pPr>
       <w:r>
         <w:t xml:space="preserve">Are you importing prescription history from a prior system?</w:t>
@@ -4117,9 +4109,8 @@
       <w:tblPr>
         <w:tblStyle w:val="Table"/>
         <w:tblW w:w="9360" w:type="dxa"/>
+        <w:tblLayout w:type="fixed"/>
         <w:tblLook w:firstRow="1" w:lastRow="0" w:firstColumn="0" w:lastColumn="0" w:noHBand="0" w:noVBand="0" w:val="0020"/>
-        <w:jc w:val="start"/>
-        <w:tblLayout w:type="fixed"/>
       </w:tblPr>
       <w:tblGrid>
         <w:gridCol w:w="3563"/>
@@ -4128,7 +4119,7 @@
       <w:tr>
         <w:trPr>
           <w:cantSplit/>
-          <w:tblHeader w:val="true"/>
+          <w:tblHeader w:val="on"/>
         </w:trPr>
         <w:tc>
           <w:tcPr/>
@@ -4215,8 +4206,8 @@
             </w:r>
             <w:r>
               <w:rPr>
+                <w:b/>
                 <w:bCs/>
-                <w:b/>
               </w:rPr>
               <w:t xml:space="preserve">patient consent</w:t>
             </w:r>
@@ -4271,13 +4262,7 @@
               <w:t xml:space="preserve"> </w:t>
             </w:r>
             <w:r>
-              <w:t xml:space="preserve">“</w:t>
-            </w:r>
-            <w:r>
-              <w:t xml:space="preserve">past prescriptions</w:t>
-            </w:r>
-            <w:r>
-              <w:t xml:space="preserve">”</w:t>
+              <w:t xml:space="preserve">“past prescriptions”</w:t>
             </w:r>
             <w:r>
               <w:t xml:space="preserve"> </w:t>
@@ -4296,9 +4281,9 @@
         </w:pict>
       </w:r>
     </w:p>
-    <w:bookmarkEnd w:id="37"/>
-    <w:bookmarkEnd w:id="38"/>
-    <w:bookmarkStart w:id="41" w:name="practice-structure"/>
+    <w:bookmarkEnd w:id="26"/>
+    <w:bookmarkEnd w:id="27"/>
+    <w:bookmarkStart w:id="30" w:name="practice-structure"/>
     <w:p>
       <w:pPr>
         <w:pStyle w:val="Heading3"/>
@@ -4307,7 +4292,7 @@
         <w:t xml:space="preserve">Practice Structure</w:t>
       </w:r>
     </w:p>
-    <w:bookmarkStart w:id="39" w:name="Xe60e968d4b09eed86bb30803009999c39481e86"/>
+    <w:bookmarkStart w:id="28" w:name="Xe60e968d4b09eed86bb30803009999c39481e86"/>
     <w:p>
       <w:pPr>
         <w:pStyle w:val="Heading4"/>
@@ -4330,43 +4315,43 @@
       </w:pPr>
       <w:r>
         <w:rPr>
+          <w:b/>
           <w:bCs/>
-          <w:b/>
         </w:rPr>
         <w:t xml:space="preserve">Questions:</w:t>
       </w:r>
     </w:p>
     <w:p>
       <w:pPr>
+        <w:pStyle w:val="Compact"/>
         <w:numPr>
           <w:ilvl w:val="0"/>
           <w:numId w:val="1013"/>
         </w:numPr>
+      </w:pPr>
+      <w:r>
+        <w:t xml:space="preserve">Do prescribers prescribe on behalf of more than one practice?</w:t>
+      </w:r>
+    </w:p>
+    <w:p>
+      <w:pPr>
         <w:pStyle w:val="Compact"/>
-      </w:pPr>
-      <w:r>
-        <w:t xml:space="preserve">Do prescribers prescribe on behalf of more than one practice?</w:t>
-      </w:r>
-    </w:p>
-    <w:p>
-      <w:pPr>
         <w:numPr>
           <w:ilvl w:val="0"/>
           <w:numId w:val="1013"/>
         </w:numPr>
+      </w:pPr>
+      <w:r>
+        <w:t xml:space="preserve">How should the system know which practice a prescription belongs to?</w:t>
+      </w:r>
+    </w:p>
+    <w:p>
+      <w:pPr>
         <w:pStyle w:val="Compact"/>
-      </w:pPr>
-      <w:r>
-        <w:t xml:space="preserve">How should the system know which practice a prescription belongs to?</w:t>
-      </w:r>
-    </w:p>
-    <w:p>
-      <w:pPr>
         <w:numPr>
           <w:ilvl w:val="0"/>
           <w:numId w:val="1013"/>
         </w:numPr>
-        <w:pStyle w:val="Compact"/>
       </w:pPr>
       <w:r>
         <w:t xml:space="preserve">Do you need a default pharmacy per patient or per clinic?</w:t>
@@ -4376,9 +4361,8 @@
       <w:tblPr>
         <w:tblStyle w:val="Table"/>
         <w:tblW w:w="9360" w:type="dxa"/>
+        <w:tblLayout w:type="fixed"/>
         <w:tblLook w:firstRow="1" w:lastRow="0" w:firstColumn="0" w:lastColumn="0" w:noHBand="0" w:noVBand="0" w:val="0020"/>
-        <w:jc w:val="start"/>
-        <w:tblLayout w:type="fixed"/>
       </w:tblPr>
       <w:tblGrid>
         <w:gridCol w:w="4756"/>
@@ -4387,7 +4371,7 @@
       <w:tr>
         <w:trPr>
           <w:cantSplit/>
-          <w:tblHeader w:val="true"/>
+          <w:tblHeader w:val="on"/>
         </w:trPr>
         <w:tc>
           <w:tcPr/>
@@ -4445,8 +4429,8 @@
             </w:r>
             <w:r>
               <w:rPr>
+                <w:b/>
                 <w:bCs/>
-                <w:b/>
               </w:rPr>
               <w:t xml:space="preserve">practice</w:t>
             </w:r>
@@ -4544,8 +4528,8 @@
             </w:r>
             <w:r>
               <w:rPr>
+                <w:b/>
                 <w:bCs/>
-                <w:b/>
               </w:rPr>
               <w:t xml:space="preserve">If a prescriber has multiple affiliations and no organization id is passed, the request errors</w:t>
             </w:r>
@@ -4588,8 +4572,8 @@
         </w:tc>
       </w:tr>
     </w:tbl>
-    <w:bookmarkEnd w:id="39"/>
-    <w:bookmarkStart w:id="40" w:name="multi-tenant-platform-deployments"/>
+    <w:bookmarkEnd w:id="28"/>
+    <w:bookmarkStart w:id="29" w:name="multi-tenant-platform-deployments"/>
     <w:p>
       <w:pPr>
         <w:pStyle w:val="Heading4"/>
@@ -4610,8 +4594,8 @@
       </w:r>
       <w:r>
         <w:rPr>
+          <w:b/>
           <w:bCs/>
-          <w:b/>
         </w:rPr>
         <w:t xml:space="preserve">downstream clients</w:t>
       </w:r>
@@ -4628,55 +4612,55 @@
       </w:pPr>
       <w:r>
         <w:rPr>
+          <w:b/>
           <w:bCs/>
-          <w:b/>
         </w:rPr>
         <w:t xml:space="preserve">Questions:</w:t>
       </w:r>
     </w:p>
     <w:p>
       <w:pPr>
+        <w:pStyle w:val="Compact"/>
         <w:numPr>
           <w:ilvl w:val="0"/>
           <w:numId w:val="1014"/>
         </w:numPr>
+      </w:pPr>
+      <w:r>
+        <w:t xml:space="preserve">Does a single Medplum project serve multiple downstream clients or brands that prescribe independently?</w:t>
+      </w:r>
+    </w:p>
+    <w:p>
+      <w:pPr>
         <w:pStyle w:val="Compact"/>
-      </w:pPr>
-      <w:r>
-        <w:t xml:space="preserve">Does a single Medplum project serve multiple downstream clients or brands that prescribe independently?</w:t>
-      </w:r>
-    </w:p>
-    <w:p>
-      <w:pPr>
         <w:numPr>
           <w:ilvl w:val="0"/>
           <w:numId w:val="1014"/>
         </w:numPr>
+      </w:pPr>
+      <w:r>
+        <w:t xml:space="preserve">Must each client’s prescribers and patients be isolated from the others?</w:t>
+      </w:r>
+    </w:p>
+    <w:p>
+      <w:pPr>
         <w:pStyle w:val="Compact"/>
-      </w:pPr>
-      <w:r>
-        <w:t xml:space="preserve">Must each client’s prescribers and patients be isolated from the others?</w:t>
-      </w:r>
-    </w:p>
-    <w:p>
-      <w:pPr>
         <w:numPr>
           <w:ilvl w:val="0"/>
           <w:numId w:val="1014"/>
         </w:numPr>
+      </w:pPr>
+      <w:r>
+        <w:t xml:space="preserve">Does the originating clinic’s identity or branding need to reach the pharmacy?</w:t>
+      </w:r>
+    </w:p>
+    <w:p>
+      <w:pPr>
         <w:pStyle w:val="Compact"/>
-      </w:pPr>
-      <w:r>
-        <w:t xml:space="preserve">Does the originating clinic’s identity or branding need to reach the pharmacy?</w:t>
-      </w:r>
-    </w:p>
-    <w:p>
-      <w:pPr>
         <w:numPr>
           <w:ilvl w:val="0"/>
           <w:numId w:val="1014"/>
         </w:numPr>
-        <w:pStyle w:val="Compact"/>
       </w:pPr>
       <w:r>
         <w:t xml:space="preserve">Do downstream clients’ admins need scoped self-service access to manage their own prescribers?</w:t>
@@ -4686,9 +4670,8 @@
       <w:tblPr>
         <w:tblStyle w:val="Table"/>
         <w:tblW w:w="9360" w:type="dxa"/>
+        <w:tblLayout w:type="fixed"/>
         <w:tblLook w:firstRow="1" w:lastRow="0" w:firstColumn="0" w:lastColumn="0" w:noHBand="0" w:noVBand="0" w:val="0020"/>
-        <w:jc w:val="start"/>
-        <w:tblLayout w:type="fixed"/>
       </w:tblPr>
       <w:tblGrid>
         <w:gridCol w:w="4437"/>
@@ -4697,7 +4680,7 @@
       <w:tr>
         <w:trPr>
           <w:cantSplit/>
-          <w:tblHeader w:val="true"/>
+          <w:tblHeader w:val="on"/>
         </w:trPr>
         <w:tc>
           <w:tcPr/>
@@ -4871,8 +4854,8 @@
             </w:r>
             <w:r>
               <w:rPr>
+                <w:b/>
                 <w:bCs/>
-                <w:b/>
               </w:rPr>
               <w:t xml:space="preserve">integrated</w:t>
             </w:r>
@@ -4887,8 +4870,8 @@
             </w:r>
             <w:r>
               <w:rPr>
+                <w:b/>
                 <w:bCs/>
-                <w:b/>
               </w:rPr>
               <w:t xml:space="preserve">hosted-iframe</w:t>
             </w:r>
@@ -4938,9 +4921,9 @@
         </w:pict>
       </w:r>
     </w:p>
-    <w:bookmarkEnd w:id="40"/>
-    <w:bookmarkEnd w:id="41"/>
-    <w:bookmarkStart w:id="43" w:name="situational"/>
+    <w:bookmarkEnd w:id="29"/>
+    <w:bookmarkEnd w:id="30"/>
+    <w:bookmarkStart w:id="32" w:name="situational"/>
     <w:p>
       <w:pPr>
         <w:pStyle w:val="Heading3"/>
@@ -4949,7 +4932,7 @@
         <w:t xml:space="preserve">Situational</w:t>
       </w:r>
     </w:p>
-    <w:bookmarkStart w:id="42" w:name="Xc05e7dc0a018fe694ee587ad8dfd07f5ff84d89"/>
+    <w:bookmarkStart w:id="31" w:name="Xc05e7dc0a018fe694ee587ad8dfd07f5ff84d89"/>
     <w:p>
       <w:pPr>
         <w:pStyle w:val="Heading4"/>
@@ -4972,43 +4955,43 @@
       </w:pPr>
       <w:r>
         <w:rPr>
+          <w:b/>
           <w:bCs/>
-          <w:b/>
         </w:rPr>
         <w:t xml:space="preserve">Questions:</w:t>
       </w:r>
     </w:p>
     <w:p>
       <w:pPr>
+        <w:pStyle w:val="Compact"/>
         <w:numPr>
           <w:ilvl w:val="0"/>
           <w:numId w:val="1015"/>
         </w:numPr>
+      </w:pPr>
+      <w:r>
+        <w:t xml:space="preserve">Are prescribers currently sending through another system on SureScripts?</w:t>
+      </w:r>
+    </w:p>
+    <w:p>
+      <w:pPr>
         <w:pStyle w:val="Compact"/>
-      </w:pPr>
-      <w:r>
-        <w:t xml:space="preserve">Are prescribers currently sending through another system on SureScripts?</w:t>
-      </w:r>
-    </w:p>
-    <w:p>
-      <w:pPr>
         <w:numPr>
           <w:ilvl w:val="0"/>
           <w:numId w:val="1015"/>
         </w:numPr>
+      </w:pPr>
+      <w:r>
+        <w:t xml:space="preserve">Do pending refills and history need to follow prescribers over?</w:t>
+      </w:r>
+    </w:p>
+    <w:p>
+      <w:pPr>
         <w:pStyle w:val="Compact"/>
-      </w:pPr>
-      <w:r>
-        <w:t xml:space="preserve">Do pending refills and history need to follow prescribers over?</w:t>
-      </w:r>
-    </w:p>
-    <w:p>
-      <w:pPr>
         <w:numPr>
           <w:ilvl w:val="0"/>
           <w:numId w:val="1015"/>
         </w:numPr>
-        <w:pStyle w:val="Compact"/>
       </w:pPr>
       <w:r>
         <w:t xml:space="preserve">Can migration be phased prescriber-by-prescriber, or must it be all at once?</w:t>
@@ -5018,9 +5001,8 @@
       <w:tblPr>
         <w:tblStyle w:val="Table"/>
         <w:tblW w:w="9360" w:type="dxa"/>
+        <w:tblLayout w:type="fixed"/>
         <w:tblLook w:firstRow="1" w:lastRow="0" w:firstColumn="0" w:lastColumn="0" w:noHBand="0" w:noVBand="0" w:val="0020"/>
-        <w:jc w:val="start"/>
-        <w:tblLayout w:type="fixed"/>
       </w:tblPr>
       <w:tblGrid>
         <w:gridCol w:w="3828"/>
@@ -5029,7 +5011,7 @@
       <w:tr>
         <w:trPr>
           <w:cantSplit/>
-          <w:tblHeader w:val="true"/>
+          <w:tblHeader w:val="on"/>
         </w:trPr>
         <w:tc>
           <w:tcPr/>
@@ -5087,8 +5069,8 @@
             </w:r>
             <w:r>
               <w:rPr>
+                <w:b/>
                 <w:bCs/>
-                <w:b/>
               </w:rPr>
               <w:t xml:space="preserve">Change of Vendor</w:t>
             </w:r>
@@ -5167,10 +5149,10 @@
         </w:pict>
       </w:r>
     </w:p>
-    <w:bookmarkEnd w:id="42"/>
-    <w:bookmarkEnd w:id="43"/>
-    <w:bookmarkEnd w:id="44"/>
-    <w:bookmarkStart w:id="48" w:name="related-integrations"/>
+    <w:bookmarkEnd w:id="31"/>
+    <w:bookmarkEnd w:id="32"/>
+    <w:bookmarkEnd w:id="33"/>
+    <w:bookmarkStart w:id="37" w:name="related-integrations"/>
     <w:p>
       <w:pPr>
         <w:pStyle w:val="Heading2"/>
@@ -5189,18 +5171,18 @@
     </w:p>
     <w:p>
       <w:pPr>
+        <w:pStyle w:val="Compact"/>
         <w:numPr>
           <w:ilvl w:val="0"/>
           <w:numId w:val="1016"/>
         </w:numPr>
-        <w:pStyle w:val="Compact"/>
-      </w:pPr>
-      <w:hyperlink r:id="rId45">
+      </w:pPr>
+      <w:hyperlink r:id="rId34">
         <w:r>
           <w:rPr>
             <w:rStyle w:val="Hyperlink"/>
+            <w:b/>
             <w:bCs/>
-            <w:b/>
           </w:rPr>
           <w:t xml:space="preserve">ScriptSure</w:t>
         </w:r>
@@ -5216,8 +5198,8 @@
       </w:r>
       <w:r>
         <w:rPr>
+          <w:b/>
           <w:bCs/>
-          <w:b/>
         </w:rPr>
         <w:t xml:space="preserve">integrated (API-driven)</w:t>
       </w:r>
@@ -5230,18 +5212,18 @@
     </w:p>
     <w:p>
       <w:pPr>
+        <w:pStyle w:val="Compact"/>
         <w:numPr>
           <w:ilvl w:val="0"/>
           <w:numId w:val="1016"/>
         </w:numPr>
-        <w:pStyle w:val="Compact"/>
-      </w:pPr>
-      <w:hyperlink r:id="rId46">
+      </w:pPr>
+      <w:hyperlink r:id="rId35">
         <w:r>
           <w:rPr>
             <w:rStyle w:val="Hyperlink"/>
+            <w:b/>
             <w:bCs/>
-            <w:b/>
           </w:rPr>
           <w:t xml:space="preserve">DoseSpot</w:t>
         </w:r>
@@ -5255,7 +5237,7 @@
       <w:r>
         <w:t xml:space="preserve"> </w:t>
       </w:r>
-      <w:hyperlink r:id="rId47">
+      <w:hyperlink r:id="rId36">
         <w:r>
           <w:rPr>
             <w:rStyle w:val="Hyperlink"/>
@@ -5270,8 +5252,8 @@
         <w:t xml:space="preserve">(3.2).</w:t>
       </w:r>
     </w:p>
-    <w:bookmarkEnd w:id="48"/>
-    <w:bookmarkEnd w:id="49"/>
+    <w:bookmarkEnd w:id="37"/>
+    <w:bookmarkEnd w:id="38"/>
     <w:sectPr>
       <w:pgSz w:h="15840" w:w="12240"/>
       <w:pgMar w:bottom="1440" w:footer="720" w:gutter="0" w:header="720" w:left="1440" w:right="1440" w:top="1440"/>
@@ -5309,14 +5291,14 @@
 <file path=word/numbering.xml><?xml version="1.0" encoding="utf-8"?>
 <w:numbering xmlns:w="http://schemas.openxmlformats.org/wordprocessingml/2006/main">
   <w:abstractNum w:abstractNumId="990">
-    <w:nsid w:val="A990"/>
+    <w:nsid w:val="0000A990"/>
     <w:multiLevelType w:val="multilevel"/>
     <w:lvl w:ilvl="0">
       <w:numFmt w:val="bullet"/>
       <w:lvlText w:val=" "/>
       <w:lvlJc w:val="left"/>
       <w:pPr>
-        <w:ind w:left="720" w:hanging="480"/>
+        <w:ind w:left="720" w:hanging="360"/>
       </w:pPr>
     </w:lvl>
     <w:lvl w:ilvl="1">
@@ -5324,7 +5306,7 @@
       <w:lvlText w:val=" "/>
       <w:lvlJc w:val="left"/>
       <w:pPr>
-        <w:ind w:left="1440" w:hanging="480"/>
+        <w:ind w:left="1440" w:hanging="360"/>
       </w:pPr>
     </w:lvl>
     <w:lvl w:ilvl="2">
@@ -5332,7 +5314,7 @@
       <w:lvlText w:val=" "/>
       <w:lvlJc w:val="left"/>
       <w:pPr>
-        <w:ind w:left="2160" w:hanging="480"/>
+        <w:ind w:left="2160" w:hanging="360"/>
       </w:pPr>
     </w:lvl>
     <w:lvl w:ilvl="3">
@@ -5340,7 +5322,7 @@
       <w:lvlText w:val=" "/>
       <w:lvlJc w:val="left"/>
       <w:pPr>
-        <w:ind w:left="2880" w:hanging="480"/>
+        <w:ind w:left="2880" w:hanging="360"/>
       </w:pPr>
     </w:lvl>
     <w:lvl w:ilvl="4">
@@ -5348,7 +5330,7 @@
       <w:lvlText w:val=" "/>
       <w:lvlJc w:val="left"/>
       <w:pPr>
-        <w:ind w:left="3600" w:hanging="480"/>
+        <w:ind w:left="3600" w:hanging="360"/>
       </w:pPr>
     </w:lvl>
     <w:lvl w:ilvl="5">
@@ -5356,7 +5338,7 @@
       <w:lvlText w:val=" "/>
       <w:lvlJc w:val="left"/>
       <w:pPr>
-        <w:ind w:left="4320" w:hanging="480"/>
+        <w:ind w:left="4320" w:hanging="360"/>
       </w:pPr>
     </w:lvl>
     <w:lvl w:ilvl="6">
@@ -5364,7 +5346,7 @@
       <w:lvlText w:val=" "/>
       <w:lvlJc w:val="left"/>
       <w:pPr>
-        <w:ind w:left="5040" w:hanging="480"/>
+        <w:ind w:left="5040" w:hanging="360"/>
       </w:pPr>
     </w:lvl>
     <w:lvl w:ilvl="7">
@@ -5372,7 +5354,7 @@
       <w:lvlText w:val=" "/>
       <w:lvlJc w:val="left"/>
       <w:pPr>
-        <w:ind w:left="5760" w:hanging="480"/>
+        <w:ind w:left="5760" w:hanging="360"/>
       </w:pPr>
     </w:lvl>
     <w:lvl w:ilvl="8">
@@ -5380,84 +5362,111 @@
       <w:lvlText w:val=" "/>
       <w:lvlJc w:val="left"/>
       <w:pPr>
-        <w:ind w:left="6480" w:hanging="480"/>
+        <w:ind w:left="6480" w:hanging="360"/>
       </w:pPr>
     </w:lvl>
   </w:abstractNum>
   <w:abstractNum w:abstractNumId="991">
-    <w:nsid w:val="A991"/>
+    <w:nsid w:val="0000A991"/>
     <w:multiLevelType w:val="multilevel"/>
     <w:lvl w:ilvl="0">
       <w:numFmt w:val="bullet"/>
-      <w:lvlText w:val="•"/>
+      <w:lvlText w:val=""/>
       <w:lvlJc w:val="left"/>
       <w:pPr>
-        <w:ind w:left="720" w:hanging="480"/>
-      </w:pPr>
+        <w:ind w:left="720" w:hanging="360"/>
+      </w:pPr>
+      <w:rPr>
+        <w:rFonts w:ascii="Symbol" w:hAnsi="Symbol" w:cs="Symbol" w:hint="default"/>
+      </w:rPr>
     </w:lvl>
     <w:lvl w:ilvl="1">
       <w:numFmt w:val="bullet"/>
-      <w:lvlText w:val="–"/>
+      <w:lvlText w:val="o"/>
       <w:lvlJc w:val="left"/>
       <w:pPr>
-        <w:ind w:left="1440" w:hanging="480"/>
-      </w:pPr>
+        <w:ind w:left="1440" w:hanging="360"/>
+      </w:pPr>
+      <w:rPr>
+        <w:rFonts w:ascii="Courier New" w:hAnsi="Courier New" w:cs="Courier New" w:hint="default"/>
+      </w:rPr>
     </w:lvl>
     <w:lvl w:ilvl="2">
       <w:numFmt w:val="bullet"/>
-      <w:lvlText w:val="•"/>
+      <w:lvlText w:val=""/>
       <w:lvlJc w:val="left"/>
       <w:pPr>
-        <w:ind w:left="2160" w:hanging="480"/>
-      </w:pPr>
+        <w:ind w:left="2160" w:hanging="360"/>
+      </w:pPr>
+      <w:rPr>
+        <w:rFonts w:ascii="Wingdings" w:hAnsi="Wingdings" w:cs="Wingdings" w:hint="default"/>
+      </w:rPr>
     </w:lvl>
     <w:lvl w:ilvl="3">
       <w:numFmt w:val="bullet"/>
-      <w:lvlText w:val="–"/>
+      <w:lvlText w:val=""/>
       <w:lvlJc w:val="left"/>
       <w:pPr>
-        <w:ind w:left="2880" w:hanging="480"/>
-      </w:pPr>
+        <w:ind w:left="2880" w:hanging="360"/>
+      </w:pPr>
+      <w:rPr>
+        <w:rFonts w:ascii="Symbol" w:hAnsi="Symbol" w:cs="Symbol" w:hint="default"/>
+      </w:rPr>
     </w:lvl>
     <w:lvl w:ilvl="4">
       <w:numFmt w:val="bullet"/>
-      <w:lvlText w:val="•"/>
+      <w:lvlText w:val="o"/>
       <w:lvlJc w:val="left"/>
       <w:pPr>
-        <w:ind w:left="3600" w:hanging="480"/>
-      </w:pPr>
+        <w:ind w:left="3600" w:hanging="360"/>
+      </w:pPr>
+      <w:rPr>
+        <w:rFonts w:ascii="Courier New" w:hAnsi="Courier New" w:cs="Courier New" w:hint="default"/>
+      </w:rPr>
     </w:lvl>
     <w:lvl w:ilvl="5">
       <w:numFmt w:val="bullet"/>
-      <w:lvlText w:val="–"/>
+      <w:lvlText w:val=""/>
       <w:lvlJc w:val="left"/>
       <w:pPr>
-        <w:ind w:left="4320" w:hanging="480"/>
-      </w:pPr>
+        <w:ind w:left="4320" w:hanging="360"/>
+      </w:pPr>
+      <w:rPr>
+        <w:rFonts w:ascii="Wingdings" w:hAnsi="Wingdings" w:cs="Wingdings" w:hint="default"/>
+      </w:rPr>
     </w:lvl>
     <w:lvl w:ilvl="6">
       <w:numFmt w:val="bullet"/>
-      <w:lvlText w:val="•"/>
+      <w:lvlText w:val=""/>
       <w:lvlJc w:val="left"/>
       <w:pPr>
-        <w:ind w:left="5040" w:hanging="480"/>
-      </w:pPr>
+        <w:ind w:left="5040" w:hanging="360"/>
+      </w:pPr>
+      <w:rPr>
+        <w:rFonts w:ascii="Symbol" w:hAnsi="Symbol" w:cs="Symbol" w:hint="default"/>
+      </w:rPr>
     </w:lvl>
     <w:lvl w:ilvl="7">
       <w:numFmt w:val="bullet"/>
-      <w:lvlText w:val="–"/>
+      <w:lvlText w:val="o"/>
       <w:lvlJc w:val="left"/>
       <w:pPr>
-        <w:ind w:left="5760" w:hanging="480"/>
-      </w:pPr>
+        <w:ind w:left="5760" w:hanging="360"/>
+      </w:pPr>
+      <w:rPr>
+        <w:rFonts w:ascii="Courier New" w:hAnsi="Courier New" w:cs="Courier New" w:hint="default"/>
+      </w:rPr>
     </w:lvl>
     <w:lvl w:ilvl="8">
       <w:numFmt w:val="bullet"/>
-      <w:lvlText w:val="•"/>
+      <w:lvlText w:val=""/>
       <w:lvlJc w:val="left"/>
       <w:pPr>
-        <w:ind w:left="6480" w:hanging="480"/>
-      </w:pPr>
+        <w:ind w:left="6480" w:hanging="360"/>
+      </w:pPr>
+      <w:rPr>
+        <w:rFonts w:ascii="Wingdings" w:hAnsi="Wingdings" w:cs="Wingdings" w:hint="default"/>
+      </w:rPr>
     </w:lvl>
   </w:abstractNum>
   <w:num w:numId="1000">
@@ -6190,8 +6199,8 @@
     <w:name w:val="KeywordTok"/>
     <w:basedOn w:val="VerbatimChar"/>
     <w:rPr>
+      <w:b/>
       <w:color w:val="007020"/>
-      <w:b/>
     </w:rPr>
   </w:style>
   <w:style w:type="character" w:customStyle="1" w:styleId="DataTypeTok">
@@ -6268,42 +6277,42 @@
     <w:name w:val="ImportTok"/>
     <w:basedOn w:val="VerbatimChar"/>
     <w:rPr>
+      <w:b/>
       <w:color w:val="008000"/>
-      <w:b/>
     </w:rPr>
   </w:style>
   <w:style w:type="character" w:customStyle="1" w:styleId="CommentTok">
     <w:name w:val="CommentTok"/>
     <w:basedOn w:val="VerbatimChar"/>
     <w:rPr>
+      <w:i/>
       <w:color w:val="60a0b0"/>
-      <w:i/>
     </w:rPr>
   </w:style>
   <w:style w:type="character" w:customStyle="1" w:styleId="DocumentationTok">
     <w:name w:val="DocumentationTok"/>
     <w:basedOn w:val="VerbatimChar"/>
     <w:rPr>
+      <w:i/>
       <w:color w:val="ba2121"/>
-      <w:i/>
     </w:rPr>
   </w:style>
   <w:style w:type="character" w:customStyle="1" w:styleId="AnnotationTok">
     <w:name w:val="AnnotationTok"/>
     <w:basedOn w:val="VerbatimChar"/>
     <w:rPr>
-      <w:color w:val="60a0b0"/>
       <w:b/>
       <w:i/>
+      <w:color w:val="60a0b0"/>
     </w:rPr>
   </w:style>
   <w:style w:type="character" w:customStyle="1" w:styleId="CommentVarTok">
     <w:name w:val="CommentVarTok"/>
     <w:basedOn w:val="VerbatimChar"/>
     <w:rPr>
-      <w:color w:val="60a0b0"/>
       <w:b/>
       <w:i/>
+      <w:color w:val="60a0b0"/>
     </w:rPr>
   </w:style>
   <w:style w:type="character" w:customStyle="1" w:styleId="OtherTok">
@@ -6331,8 +6340,8 @@
     <w:name w:val="ControlFlowTok"/>
     <w:basedOn w:val="VerbatimChar"/>
     <w:rPr>
+      <w:b/>
       <w:color w:val="007020"/>
-      <w:b/>
     </w:rPr>
   </w:style>
   <w:style w:type="character" w:customStyle="1" w:styleId="OperatorTok">
@@ -6377,34 +6386,34 @@
     <w:name w:val="InformationTok"/>
     <w:basedOn w:val="VerbatimChar"/>
     <w:rPr>
-      <w:color w:val="60a0b0"/>
       <w:b/>
       <w:i/>
+      <w:color w:val="60a0b0"/>
     </w:rPr>
   </w:style>
   <w:style w:type="character" w:customStyle="1" w:styleId="WarningTok">
     <w:name w:val="WarningTok"/>
     <w:basedOn w:val="VerbatimChar"/>
     <w:rPr>
-      <w:color w:val="60a0b0"/>
       <w:b/>
       <w:i/>
+      <w:color w:val="60a0b0"/>
     </w:rPr>
   </w:style>
   <w:style w:type="character" w:customStyle="1" w:styleId="AlertTok">
     <w:name w:val="AlertTok"/>
     <w:basedOn w:val="VerbatimChar"/>
     <w:rPr>
+      <w:b/>
       <w:color w:val="ff0000"/>
-      <w:b/>
     </w:rPr>
   </w:style>
   <w:style w:type="character" w:customStyle="1" w:styleId="ErrorTok">
     <w:name w:val="ErrorTok"/>
     <w:basedOn w:val="VerbatimChar"/>
     <w:rPr>
+      <w:b/>
       <w:color w:val="ff0000"/>
-      <w:b/>
     </w:rPr>
   </w:style>
   <w:style w:type="character" w:customStyle="1" w:styleId="NormalTok">

--- a/packages/docs/static/decision-guides/e-prescribe.docx
+++ b/packages/docs/static/decision-guides/e-prescribe.docx
@@ -11,18 +11,18 @@
           <wp:inline>
             <wp:extent cx="5943600" cy="1289649"/>
             <wp:effectExtent b="0" l="0" r="0" t="0"/>
-            <wp:docPr descr="Medplum" title="" id="10" name="Picture"/>
+            <wp:docPr descr="Medplum" title="" id="21" name="Picture"/>
             <a:graphic>
               <a:graphicData uri="http://schemas.openxmlformats.org/drawingml/2006/picture">
                 <pic:pic>
                   <pic:nvPicPr>
-                    <pic:cNvPr descr="medplum-wordmark-grape.png" id="11" name="Picture"/>
+                    <pic:cNvPr descr="medplum-wordmark-grape.png" id="22" name="Picture"/>
                     <pic:cNvPicPr>
                       <a:picLocks noChangeArrowheads="1" noChangeAspect="1"/>
                     </pic:cNvPicPr>
                   </pic:nvPicPr>
                   <pic:blipFill>
-                    <a:blip r:embed="rId9"/>
+                    <a:blip r:embed="rId20"/>
                     <a:stretch>
                       <a:fillRect/>
                     </a:stretch>
@@ -49,7 +49,7 @@
         </w:drawing>
       </w:r>
     </w:p>
-    <w:bookmarkStart w:id="38" w:name="e-prescribe-decision-guide"/>
+    <w:bookmarkStart w:id="49" w:name="e-prescribe-decision-guide"/>
     <w:p>
       <w:pPr>
         <w:pStyle w:val="Heading1"/>
@@ -72,39 +72,39 @@
       </w:pPr>
       <w:r>
         <w:rPr>
+          <w:iCs/>
           <w:i/>
-          <w:iCs/>
         </w:rPr>
         <w:t xml:space="preserve">Companion to the</w:t>
       </w:r>
       <w:r>
         <w:rPr>
+          <w:iCs/>
           <w:i/>
-          <w:iCs/>
         </w:rPr>
         <w:t xml:space="preserve"> </w:t>
       </w:r>
-      <w:hyperlink r:id="rId12">
+      <w:hyperlink r:id="rId23">
         <w:r>
           <w:rPr>
             <w:rStyle w:val="Hyperlink"/>
+            <w:iCs/>
             <w:i/>
-            <w:iCs/>
           </w:rPr>
           <w:t xml:space="preserve">E-Prescribe (eRx)</w:t>
         </w:r>
       </w:hyperlink>
       <w:r>
         <w:rPr>
+          <w:iCs/>
           <w:i/>
-          <w:iCs/>
         </w:rPr>
         <w:t xml:space="preserve"> </w:t>
       </w:r>
       <w:r>
         <w:rPr>
+          <w:iCs/>
           <w:i/>
-          <w:iCs/>
         </w:rPr>
         <w:t xml:space="preserve">docs.</w:t>
       </w:r>
@@ -124,7 +124,7 @@
         </w:pict>
       </w:r>
     </w:p>
-    <w:bookmarkStart w:id="13" w:name="section-1-use-case-participants"/>
+    <w:bookmarkStart w:id="24" w:name="section-1-use-case-participants"/>
     <w:p>
       <w:pPr>
         <w:pStyle w:val="Heading2"/>
@@ -139,8 +139,8 @@
       </w:pPr>
       <w:r>
         <w:rPr>
+          <w:iCs/>
           <w:i/>
-          <w:iCs/>
         </w:rPr>
         <w:t xml:space="preserve">Two of these — what you prescribe (1.1) and how much you build (1.2) — cascade into most of Section 3. Land them first.</w:t>
       </w:r>
@@ -151,19 +151,19 @@
       </w:pPr>
       <w:r>
         <w:rPr>
+          <w:bCs/>
           <w:b/>
-          <w:bCs/>
         </w:rPr>
         <w:t xml:space="preserve">1.1 What are you prescribing?</w:t>
       </w:r>
     </w:p>
     <w:p>
       <w:pPr>
-        <w:pStyle w:val="Compact"/>
         <w:numPr>
           <w:ilvl w:val="0"/>
           <w:numId w:val="1001"/>
         </w:numPr>
+        <w:pStyle w:val="Compact"/>
       </w:pPr>
       <w:r>
         <w:t xml:space="preserve">Non-controlled medications only</w:t>
@@ -171,11 +171,11 @@
     </w:p>
     <w:p>
       <w:pPr>
-        <w:pStyle w:val="Compact"/>
         <w:numPr>
           <w:ilvl w:val="0"/>
           <w:numId w:val="1001"/>
         </w:numPr>
+        <w:pStyle w:val="Compact"/>
       </w:pPr>
       <w:r>
         <w:t xml:space="preserve">Controlled substances too (Schedule II–V)</w:t>
@@ -183,11 +183,11 @@
     </w:p>
     <w:p>
       <w:pPr>
-        <w:pStyle w:val="Compact"/>
         <w:numPr>
           <w:ilvl w:val="0"/>
           <w:numId w:val="1001"/>
         </w:numPr>
+        <w:pStyle w:val="Compact"/>
       </w:pPr>
       <w:r>
         <w:t xml:space="preserve">Not sure / depends on specialty</w:t>
@@ -199,31 +199,31 @@
       </w:pPr>
       <w:r>
         <w:rPr>
+          <w:iCs/>
           <w:i/>
-          <w:iCs/>
         </w:rPr>
         <w:t xml:space="preserve">Why: controlled substances require</w:t>
       </w:r>
       <w:r>
         <w:rPr>
+          <w:iCs/>
           <w:i/>
-          <w:iCs/>
         </w:rPr>
         <w:t xml:space="preserve"> </w:t>
       </w:r>
       <w:r>
         <w:rPr>
+          <w:bCs/>
           <w:b/>
-          <w:bCs/>
+          <w:iCs/>
           <w:i/>
-          <w:iCs/>
         </w:rPr>
         <w:t xml:space="preserve">EPCS</w:t>
       </w:r>
       <w:r>
         <w:rPr>
+          <w:iCs/>
           <w:i/>
-          <w:iCs/>
         </w:rPr>
         <w:t xml:space="preserve">, which adds a per-prescriber enrollment path (DEA, identity proofing, two-factor auth). If you never prescribe them, skip the entire Controlled Substances lane (3.4) and enrollment shrinks substantially.</w:t>
       </w:r>
@@ -234,24 +234,24 @@
       </w:pPr>
       <w:r>
         <w:rPr>
+          <w:bCs/>
           <w:b/>
-          <w:bCs/>
         </w:rPr>
         <w:t xml:space="preserve">1.2 How much of the prescribing experience do you want to build?</w:t>
       </w:r>
     </w:p>
     <w:p>
       <w:pPr>
-        <w:pStyle w:val="Compact"/>
         <w:numPr>
           <w:ilvl w:val="0"/>
           <w:numId w:val="1002"/>
         </w:numPr>
+        <w:pStyle w:val="Compact"/>
       </w:pPr>
       <w:r>
         <w:rPr>
+          <w:bCs/>
           <w:b/>
-          <w:bCs/>
         </w:rPr>
         <w:t xml:space="preserve">Hosted iframe</w:t>
       </w:r>
@@ -264,16 +264,16 @@
     </w:p>
     <w:p>
       <w:pPr>
-        <w:pStyle w:val="Compact"/>
         <w:numPr>
           <w:ilvl w:val="0"/>
           <w:numId w:val="1002"/>
         </w:numPr>
+        <w:pStyle w:val="Compact"/>
       </w:pPr>
       <w:r>
         <w:rPr>
+          <w:bCs/>
           <w:b/>
-          <w:bCs/>
         </w:rPr>
         <w:t xml:space="preserve">Integrated (API-driven)</w:t>
       </w:r>
@@ -288,8 +288,8 @@
       </w:r>
       <w:r>
         <w:rPr>
+          <w:bCs/>
           <w:b/>
-          <w:bCs/>
         </w:rPr>
         <w:t xml:space="preserve">review-and-send</w:t>
       </w:r>
@@ -302,11 +302,11 @@
     </w:p>
     <w:p>
       <w:pPr>
-        <w:pStyle w:val="Compact"/>
         <w:numPr>
           <w:ilvl w:val="0"/>
           <w:numId w:val="1002"/>
         </w:numPr>
+        <w:pStyle w:val="Compact"/>
       </w:pPr>
       <w:r>
         <w:t xml:space="preserve">Not sure</w:t>
@@ -318,8 +318,8 @@
       </w:pPr>
       <w:r>
         <w:rPr>
+          <w:iCs/>
           <w:i/>
-          <w:iCs/>
         </w:rPr>
         <w:t xml:space="preserve">Why: the core build-vs-UX trade-off. The iframe is fastest to live but UX is fixed and you generally can’t prescribe from inside your own chart. Integrated lets you own the workflow and prescribe in context, at the cost of building it. See 3.1.</w:t>
       </w:r>
@@ -330,19 +330,19 @@
       </w:pPr>
       <w:r>
         <w:rPr>
+          <w:bCs/>
           <w:b/>
-          <w:bCs/>
         </w:rPr>
         <w:t xml:space="preserve">1.3 New build or replacing an existing e-Rx system?</w:t>
       </w:r>
     </w:p>
     <w:p>
       <w:pPr>
-        <w:pStyle w:val="Compact"/>
         <w:numPr>
           <w:ilvl w:val="0"/>
           <w:numId w:val="1003"/>
         </w:numPr>
+        <w:pStyle w:val="Compact"/>
       </w:pPr>
       <w:r>
         <w:t xml:space="preserve">New — no e-prescribing today</w:t>
@@ -350,11 +350,11 @@
     </w:p>
     <w:p>
       <w:pPr>
-        <w:pStyle w:val="Compact"/>
         <w:numPr>
           <w:ilvl w:val="0"/>
           <w:numId w:val="1003"/>
         </w:numPr>
+        <w:pStyle w:val="Compact"/>
       </w:pPr>
       <w:r>
         <w:t xml:space="preserve">Replacing another EHR or e-Rx vendor</w:t>
@@ -362,11 +362,11 @@
     </w:p>
     <w:p>
       <w:pPr>
-        <w:pStyle w:val="Compact"/>
         <w:numPr>
           <w:ilvl w:val="0"/>
           <w:numId w:val="1003"/>
         </w:numPr>
+        <w:pStyle w:val="Compact"/>
       </w:pPr>
       <w:r>
         <w:t xml:space="preserve">Adding alongside an existing clinical system</w:t>
@@ -378,38 +378,38 @@
       </w:pPr>
       <w:r>
         <w:rPr>
+          <w:iCs/>
           <w:i/>
-          <w:iCs/>
         </w:rPr>
         <w:t xml:space="preserve">Why: replacing an existing system means a</w:t>
       </w:r>
       <w:r>
         <w:rPr>
+          <w:iCs/>
           <w:i/>
-          <w:iCs/>
         </w:rPr>
         <w:t xml:space="preserve"> </w:t>
       </w:r>
       <w:r>
         <w:rPr>
+          <w:bCs/>
           <w:b/>
-          <w:bCs/>
+          <w:iCs/>
           <w:i/>
-          <w:iCs/>
         </w:rPr>
         <w:t xml:space="preserve">Change of Vendor</w:t>
       </w:r>
       <w:r>
         <w:rPr>
+          <w:iCs/>
           <w:i/>
-          <w:iCs/>
         </w:rPr>
         <w:t xml:space="preserve"> </w:t>
       </w:r>
       <w:r>
         <w:rPr>
+          <w:iCs/>
           <w:i/>
-          <w:iCs/>
         </w:rPr>
         <w:t xml:space="preserve">on SureScripts so refills and history follow prescribers over — a distinct migration workstream (3.11).</w:t>
       </w:r>
@@ -420,19 +420,19 @@
       </w:pPr>
       <w:r>
         <w:rPr>
+          <w:bCs/>
           <w:b/>
-          <w:bCs/>
         </w:rPr>
         <w:t xml:space="preserve">1.4 Who is involved in prescribing?</w:t>
       </w:r>
     </w:p>
     <w:p>
       <w:pPr>
-        <w:pStyle w:val="Compact"/>
         <w:numPr>
           <w:ilvl w:val="0"/>
           <w:numId w:val="1004"/>
         </w:numPr>
+        <w:pStyle w:val="Compact"/>
       </w:pPr>
       <w:r>
         <w:t xml:space="preserve">Prescribers (sign and send)</w:t>
@@ -440,11 +440,11 @@
     </w:p>
     <w:p>
       <w:pPr>
-        <w:pStyle w:val="Compact"/>
         <w:numPr>
           <w:ilvl w:val="0"/>
           <w:numId w:val="1004"/>
         </w:numPr>
+        <w:pStyle w:val="Compact"/>
       </w:pPr>
       <w:r>
         <w:t xml:space="preserve">Prescribing agents / proxies (stage but can’t send)</w:t>
@@ -452,11 +452,11 @@
     </w:p>
     <w:p>
       <w:pPr>
-        <w:pStyle w:val="Compact"/>
         <w:numPr>
           <w:ilvl w:val="0"/>
           <w:numId w:val="1004"/>
         </w:numPr>
+        <w:pStyle w:val="Compact"/>
       </w:pPr>
       <w:r>
         <w:t xml:space="preserve">Administrators (enroll prescribers, manage practices, configure favorites)</w:t>
@@ -464,11 +464,11 @@
     </w:p>
     <w:p>
       <w:pPr>
-        <w:pStyle w:val="Compact"/>
         <w:numPr>
           <w:ilvl w:val="0"/>
           <w:numId w:val="1004"/>
         </w:numPr>
+        <w:pStyle w:val="Compact"/>
       </w:pPr>
       <w:r>
         <w:t xml:space="preserve">Any offshore or non-US staff using the prescribing UI?</w:t>
@@ -480,38 +480,38 @@
       </w:pPr>
       <w:r>
         <w:rPr>
+          <w:iCs/>
           <w:i/>
-          <w:iCs/>
         </w:rPr>
         <w:t xml:space="preserve">Why: prescriber vs. agent vs. admin map to distinct enrollment roles (3.3), and only fully-enrolled prescribers can transmit. Non-prescribing roles don’t need an NPI. Offshore and non-US staff matter here because e-prescribing is only available to professionals</w:t>
       </w:r>
       <w:r>
         <w:rPr>
+          <w:iCs/>
           <w:i/>
-          <w:iCs/>
         </w:rPr>
         <w:t xml:space="preserve"> </w:t>
       </w:r>
       <w:r>
         <w:rPr>
+          <w:bCs/>
           <w:b/>
-          <w:bCs/>
+          <w:iCs/>
           <w:i/>
-          <w:iCs/>
         </w:rPr>
         <w:t xml:space="preserve">authorized to prescribe in the United States</w:t>
       </w:r>
       <w:r>
         <w:rPr>
+          <w:iCs/>
           <w:i/>
-          <w:iCs/>
         </w:rPr>
         <w:t xml:space="preserve"> </w:t>
       </w:r>
       <w:r>
         <w:rPr>
+          <w:iCs/>
           <w:i/>
-          <w:iCs/>
         </w:rPr>
         <w:t xml:space="preserve">— a SureScripts-network constraint, not a Medplum one — so non-US staff can only hold non-prescribing roles, and even those must be enrolled with the vendor to call pharmacy or medication-history operations (3.3). Confirm your vendor’s policy on non-US users before designing an offshore-staffing model around the prescribing UI.</w:t>
       </w:r>
@@ -523,8 +523,8 @@
         </w:pict>
       </w:r>
     </w:p>
-    <w:bookmarkEnd w:id="13"/>
-    <w:bookmarkStart w:id="14" w:name="section-2-feature-scoping"/>
+    <w:bookmarkEnd w:id="24"/>
+    <w:bookmarkStart w:id="25" w:name="section-2-feature-scoping"/>
     <w:p>
       <w:pPr>
         <w:pStyle w:val="Heading2"/>
@@ -539,8 +539,8 @@
       </w:pPr>
       <w:r>
         <w:rPr>
+          <w:iCs/>
           <w:i/>
-          <w:iCs/>
         </w:rPr>
         <w:t xml:space="preserve">For each row, mark Yes / No / Nice-to-have / Not sure. The</w:t>
       </w:r>
@@ -549,8 +549,8 @@
       </w:r>
       <w:r>
         <w:rPr>
+          <w:bCs/>
           <w:b/>
-          <w:bCs/>
         </w:rPr>
         <w:t xml:space="preserve">§</w:t>
       </w:r>
@@ -559,8 +559,8 @@
       </w:r>
       <w:r>
         <w:rPr>
+          <w:iCs/>
           <w:i/>
-          <w:iCs/>
         </w:rPr>
         <w:t xml:space="preserve">column points to the deep dive.</w:t>
       </w:r>
@@ -569,8 +569,9 @@
       <w:tblPr>
         <w:tblStyle w:val="Table"/>
         <w:tblW w:w="9360" w:type="dxa"/>
+        <w:tblLook w:firstRow="1" w:lastRow="0" w:firstColumn="0" w:lastColumn="0" w:noHBand="0" w:noVBand="0" w:val="0020"/>
+        <w:jc w:val="start"/>
         <w:tblLayout w:type="fixed"/>
-        <w:tblLook w:firstRow="1" w:lastRow="0" w:firstColumn="0" w:lastColumn="0" w:noHBand="0" w:noVBand="0" w:val="0020"/>
       </w:tblPr>
       <w:tblGrid>
         <w:gridCol w:w="600"/>
@@ -584,7 +585,7 @@
       <w:tr>
         <w:trPr>
           <w:cantSplit/>
-          <w:tblHeader w:val="on"/>
+          <w:tblHeader w:val="true"/>
         </w:trPr>
         <w:tc>
           <w:tcPr/>
@@ -1628,8 +1629,8 @@
         </w:pict>
       </w:r>
     </w:p>
-    <w:bookmarkEnd w:id="14"/>
-    <w:bookmarkStart w:id="33" w:name="section-3-feature-deep-dives"/>
+    <w:bookmarkEnd w:id="25"/>
+    <w:bookmarkStart w:id="44" w:name="section-3-feature-deep-dives"/>
     <w:p>
       <w:pPr>
         <w:pStyle w:val="Heading2"/>
@@ -1644,8 +1645,8 @@
       </w:pPr>
       <w:r>
         <w:rPr>
+          <w:iCs/>
           <w:i/>
-          <w:iCs/>
         </w:rPr>
         <w:t xml:space="preserve">Cover each feature flagged Yes or Nice-to-have. Each question below maps to a row in the table beneath it, in order. The goal is a clear recommended approach by the end of each section.</w:t>
       </w:r>
@@ -1654,8 +1655,9 @@
       <w:tblPr>
         <w:tblStyle w:val="Table"/>
         <w:tblW w:w="9360" w:type="dxa"/>
+        <w:tblLook w:firstRow="1" w:lastRow="0" w:firstColumn="0" w:lastColumn="0" w:noHBand="0" w:noVBand="0" w:val="0020"/>
+        <w:jc w:val="start"/>
         <w:tblLayout w:type="fixed"/>
-        <w:tblLook w:firstRow="1" w:lastRow="0" w:firstColumn="0" w:lastColumn="0" w:noHBand="0" w:noVBand="0" w:val="0020"/>
       </w:tblPr>
       <w:tblGrid>
         <w:gridCol w:w="2858"/>
@@ -1665,7 +1667,7 @@
       <w:tr>
         <w:trPr>
           <w:cantSplit/>
-          <w:tblHeader w:val="on"/>
+          <w:tblHeader w:val="true"/>
         </w:trPr>
         <w:tc>
           <w:tcPr/>
@@ -1717,8 +1719,8 @@
             </w:pPr>
             <w:r>
               <w:rPr>
+                <w:bCs/>
                 <w:b/>
-                <w:bCs/>
               </w:rPr>
               <w:t xml:space="preserve">Foundations</w:t>
             </w:r>
@@ -1762,8 +1764,8 @@
             </w:pPr>
             <w:r>
               <w:rPr>
+                <w:bCs/>
                 <w:b/>
-                <w:bCs/>
               </w:rPr>
               <w:t xml:space="preserve">Controlled Substances</w:t>
             </w:r>
@@ -1807,8 +1809,8 @@
             </w:pPr>
             <w:r>
               <w:rPr>
+                <w:bCs/>
                 <w:b/>
-                <w:bCs/>
               </w:rPr>
               <w:t xml:space="preserve">Prescribing Workflow</w:t>
             </w:r>
@@ -1852,8 +1854,8 @@
             </w:pPr>
             <w:r>
               <w:rPr>
+                <w:bCs/>
                 <w:b/>
-                <w:bCs/>
               </w:rPr>
               <w:t xml:space="preserve">Practice Structure</w:t>
             </w:r>
@@ -1897,8 +1899,8 @@
             </w:pPr>
             <w:r>
               <w:rPr>
+                <w:bCs/>
                 <w:b/>
-                <w:bCs/>
               </w:rPr>
               <w:t xml:space="preserve">Situational</w:t>
             </w:r>
@@ -1937,7 +1939,7 @@
         </w:pict>
       </w:r>
     </w:p>
-    <w:bookmarkStart w:id="18" w:name="foundations"/>
+    <w:bookmarkStart w:id="29" w:name="foundations"/>
     <w:p>
       <w:pPr>
         <w:pStyle w:val="Heading3"/>
@@ -1946,7 +1948,7 @@
         <w:t xml:space="preserve">Foundations</w:t>
       </w:r>
     </w:p>
-    <w:bookmarkStart w:id="15" w:name="integration-model"/>
+    <w:bookmarkStart w:id="26" w:name="integration-model"/>
     <w:p>
       <w:pPr>
         <w:pStyle w:val="Heading4"/>
@@ -1969,19 +1971,19 @@
       </w:pPr>
       <w:r>
         <w:rPr>
+          <w:bCs/>
           <w:b/>
-          <w:bCs/>
         </w:rPr>
         <w:t xml:space="preserve">Questions:</w:t>
       </w:r>
     </w:p>
     <w:p>
       <w:pPr>
-        <w:pStyle w:val="Compact"/>
         <w:numPr>
           <w:ilvl w:val="0"/>
           <w:numId w:val="1005"/>
         </w:numPr>
+        <w:pStyle w:val="Compact"/>
       </w:pPr>
       <w:r>
         <w:t xml:space="preserve">Do prescribers need to write prescriptions</w:t>
@@ -1991,8 +1993,8 @@
       </w:r>
       <w:r>
         <w:rPr>
+          <w:iCs/>
           <w:i/>
-          <w:iCs/>
         </w:rPr>
         <w:t xml:space="preserve">in context</w:t>
       </w:r>
@@ -2005,11 +2007,11 @@
     </w:p>
     <w:p>
       <w:pPr>
-        <w:pStyle w:val="Compact"/>
         <w:numPr>
           <w:ilvl w:val="0"/>
           <w:numId w:val="1005"/>
         </w:numPr>
+        <w:pStyle w:val="Compact"/>
       </w:pPr>
       <w:r>
         <w:t xml:space="preserve">How much engineering do you want to invest in the prescribing UI, now and ongoing?</w:t>
@@ -2017,11 +2019,11 @@
     </w:p>
     <w:p>
       <w:pPr>
-        <w:pStyle w:val="Compact"/>
         <w:numPr>
           <w:ilvl w:val="0"/>
           <w:numId w:val="1005"/>
         </w:numPr>
+        <w:pStyle w:val="Compact"/>
       </w:pPr>
       <w:r>
         <w:t xml:space="preserve">Do you need to control the look and steps of the flow, or is a vendor-standard flow acceptable?</w:t>
@@ -2031,8 +2033,9 @@
       <w:tblPr>
         <w:tblStyle w:val="Table"/>
         <w:tblW w:w="9360" w:type="dxa"/>
+        <w:tblLook w:firstRow="1" w:lastRow="0" w:firstColumn="0" w:lastColumn="0" w:noHBand="0" w:noVBand="0" w:val="0020"/>
+        <w:jc w:val="start"/>
         <w:tblLayout w:type="fixed"/>
-        <w:tblLook w:firstRow="1" w:lastRow="0" w:firstColumn="0" w:lastColumn="0" w:noHBand="0" w:noVBand="0" w:val="0020"/>
       </w:tblPr>
       <w:tblGrid>
         <w:gridCol w:w="4426"/>
@@ -2041,7 +2044,7 @@
       <w:tr>
         <w:trPr>
           <w:cantSplit/>
-          <w:tblHeader w:val="on"/>
+          <w:tblHeader w:val="true"/>
         </w:trPr>
         <w:tc>
           <w:tcPr/>
@@ -2093,8 +2096,8 @@
             </w:pPr>
             <w:r>
               <w:rPr>
+                <w:bCs/>
                 <w:b/>
-                <w:bCs/>
               </w:rPr>
               <w:t xml:space="preserve">Hosted iframe</w:t>
             </w:r>
@@ -2132,8 +2135,8 @@
             </w:pPr>
             <w:r>
               <w:rPr>
+                <w:bCs/>
                 <w:b/>
-                <w:bCs/>
               </w:rPr>
               <w:t xml:space="preserve">Integrated (API-driven)</w:t>
             </w:r>
@@ -2171,8 +2174,8 @@
             </w:pPr>
             <w:r>
               <w:rPr>
+                <w:bCs/>
                 <w:b/>
-                <w:bCs/>
               </w:rPr>
               <w:t xml:space="preserve">Integrated</w:t>
             </w:r>
@@ -2221,8 +2224,8 @@
       </w:pPr>
       <w:r>
         <w:rPr>
+          <w:bCs/>
           <w:b/>
-          <w:bCs/>
         </w:rPr>
         <w:t xml:space="preserve">⚠ Choose deliberately.</w:t>
       </w:r>
@@ -2236,7 +2239,13 @@
         <w:t xml:space="preserve"> </w:t>
       </w:r>
       <w:r>
-        <w:t xml:space="preserve">“prescribe from the chart”</w:t>
+        <w:t xml:space="preserve">“</w:t>
+      </w:r>
+      <w:r>
+        <w:t xml:space="preserve">prescribe from the chart</w:t>
+      </w:r>
+      <w:r>
+        <w:t xml:space="preserve">”</w:t>
       </w:r>
       <w:r>
         <w:t xml:space="preserve"> </w:t>
@@ -2245,8 +2254,8 @@
         <w:t xml:space="preserve">is possible, and how enrollment and favorites surface. Align on 1.2 before committing engineering.</w:t>
       </w:r>
     </w:p>
-    <w:bookmarkEnd w:id="15"/>
-    <w:bookmarkStart w:id="16" w:name="prescriber-enrollment-identity-proofing"/>
+    <w:bookmarkEnd w:id="26"/>
+    <w:bookmarkStart w:id="27" w:name="prescriber-enrollment-identity-proofing"/>
     <w:p>
       <w:pPr>
         <w:pStyle w:val="Heading4"/>
@@ -2269,19 +2278,19 @@
       </w:pPr>
       <w:r>
         <w:rPr>
+          <w:bCs/>
           <w:b/>
-          <w:bCs/>
         </w:rPr>
         <w:t xml:space="preserve">Questions:</w:t>
       </w:r>
     </w:p>
     <w:p>
       <w:pPr>
-        <w:pStyle w:val="Compact"/>
         <w:numPr>
           <w:ilvl w:val="0"/>
           <w:numId w:val="1006"/>
         </w:numPr>
+        <w:pStyle w:val="Compact"/>
       </w:pPr>
       <w:r>
         <w:t xml:space="preserve">Who initiates enrollment — an ops admin, or the prescriber on first login?</w:t>
@@ -2289,11 +2298,11 @@
     </w:p>
     <w:p>
       <w:pPr>
-        <w:pStyle w:val="Compact"/>
         <w:numPr>
           <w:ilvl w:val="0"/>
           <w:numId w:val="1006"/>
         </w:numPr>
+        <w:pStyle w:val="Compact"/>
       </w:pPr>
       <w:r>
         <w:t xml:space="preserve">Do prescribers send controlled substances (which adds identity proofing and 2FA — see 3.4)?</w:t>
@@ -2301,11 +2310,11 @@
     </w:p>
     <w:p>
       <w:pPr>
-        <w:pStyle w:val="Compact"/>
         <w:numPr>
           <w:ilvl w:val="0"/>
           <w:numId w:val="1006"/>
         </w:numPr>
+        <w:pStyle w:val="Compact"/>
       </w:pPr>
       <w:r>
         <w:t xml:space="preserve">How will you see which prescribers are stuck mid-enrollment?</w:t>
@@ -2315,8 +2324,9 @@
       <w:tblPr>
         <w:tblStyle w:val="Table"/>
         <w:tblW w:w="9360" w:type="dxa"/>
+        <w:tblLook w:firstRow="1" w:lastRow="0" w:firstColumn="0" w:lastColumn="0" w:noHBand="0" w:noVBand="0" w:val="0020"/>
+        <w:jc w:val="start"/>
         <w:tblLayout w:type="fixed"/>
-        <w:tblLook w:firstRow="1" w:lastRow="0" w:firstColumn="0" w:lastColumn="0" w:noHBand="0" w:noVBand="0" w:val="0020"/>
       </w:tblPr>
       <w:tblGrid>
         <w:gridCol w:w="4534"/>
@@ -2325,7 +2335,7 @@
       <w:tr>
         <w:trPr>
           <w:cantSplit/>
-          <w:tblHeader w:val="on"/>
+          <w:tblHeader w:val="true"/>
         </w:trPr>
         <w:tc>
           <w:tcPr/>
@@ -2377,8 +2387,8 @@
             </w:pPr>
             <w:r>
               <w:rPr>
+                <w:bCs/>
                 <w:b/>
-                <w:bCs/>
               </w:rPr>
               <w:t xml:space="preserve">Admin-driven enrollment bot</w:t>
             </w:r>
@@ -2416,8 +2426,8 @@
             </w:pPr>
             <w:r>
               <w:rPr>
+                <w:bCs/>
                 <w:b/>
-                <w:bCs/>
               </w:rPr>
               <w:t xml:space="preserve">Self-service enrollment bot</w:t>
             </w:r>
@@ -2489,8 +2499,8 @@
         </w:tc>
       </w:tr>
     </w:tbl>
-    <w:bookmarkEnd w:id="16"/>
-    <w:bookmarkStart w:id="17" w:name="provider-practice-identity-data"/>
+    <w:bookmarkEnd w:id="27"/>
+    <w:bookmarkStart w:id="28" w:name="provider-practice-identity-data"/>
     <w:p>
       <w:pPr>
         <w:pStyle w:val="Heading4"/>
@@ -2513,19 +2523,19 @@
       </w:pPr>
       <w:r>
         <w:rPr>
+          <w:bCs/>
           <w:b/>
-          <w:bCs/>
         </w:rPr>
         <w:t xml:space="preserve">Questions:</w:t>
       </w:r>
     </w:p>
     <w:p>
       <w:pPr>
-        <w:pStyle w:val="Compact"/>
         <w:numPr>
           <w:ilvl w:val="0"/>
           <w:numId w:val="1007"/>
         </w:numPr>
+        <w:pStyle w:val="Compact"/>
       </w:pPr>
       <w:r>
         <w:t xml:space="preserve">Do you have complete, validated</w:t>
@@ -2548,11 +2558,11 @@
     </w:p>
     <w:p>
       <w:pPr>
-        <w:pStyle w:val="Compact"/>
         <w:numPr>
           <w:ilvl w:val="0"/>
           <w:numId w:val="1007"/>
         </w:numPr>
+        <w:pStyle w:val="Compact"/>
       </w:pPr>
       <w:r>
         <w:t xml:space="preserve">Do controlled-substance prescribers have a valid DEA number with issuing state?</w:t>
@@ -2560,11 +2570,11 @@
     </w:p>
     <w:p>
       <w:pPr>
-        <w:pStyle w:val="Compact"/>
         <w:numPr>
           <w:ilvl w:val="0"/>
           <w:numId w:val="1007"/>
         </w:numPr>
+        <w:pStyle w:val="Compact"/>
       </w:pPr>
       <w:r>
         <w:t xml:space="preserve">Which roles do users need — prescriber, agent/proxy, admin?</w:t>
@@ -2572,11 +2582,11 @@
     </w:p>
     <w:p>
       <w:pPr>
-        <w:pStyle w:val="Compact"/>
         <w:numPr>
           <w:ilvl w:val="0"/>
           <w:numId w:val="1007"/>
         </w:numPr>
+        <w:pStyle w:val="Compact"/>
       </w:pPr>
       <w:r>
         <w:t xml:space="preserve">Do non-prescriber staff (front desk, MAs) need to perform prescribing-adjacent tasks — searching pharmacies, setting a preferred pharmacy, viewing history — without an NPI?</w:t>
@@ -2584,11 +2594,11 @@
     </w:p>
     <w:p>
       <w:pPr>
-        <w:pStyle w:val="Compact"/>
         <w:numPr>
           <w:ilvl w:val="0"/>
           <w:numId w:val="1007"/>
         </w:numPr>
+        <w:pStyle w:val="Compact"/>
       </w:pPr>
       <w:r>
         <w:t xml:space="preserve">Are any of those staff offshore or otherwise outside the US?</w:t>
@@ -2598,8 +2608,9 @@
       <w:tblPr>
         <w:tblStyle w:val="Table"/>
         <w:tblW w:w="9360" w:type="dxa"/>
+        <w:tblLook w:firstRow="1" w:lastRow="0" w:firstColumn="0" w:lastColumn="0" w:noHBand="0" w:noVBand="0" w:val="0020"/>
+        <w:jc w:val="start"/>
         <w:tblLayout w:type="fixed"/>
-        <w:tblLook w:firstRow="1" w:lastRow="0" w:firstColumn="0" w:lastColumn="0" w:noHBand="0" w:noVBand="0" w:val="0020"/>
       </w:tblPr>
       <w:tblGrid>
         <w:gridCol w:w="4651"/>
@@ -2608,7 +2619,7 @@
       <w:tr>
         <w:trPr>
           <w:cantSplit/>
-          <w:tblHeader w:val="on"/>
+          <w:tblHeader w:val="true"/>
         </w:trPr>
         <w:tc>
           <w:tcPr/>
@@ -2675,8 +2686,8 @@
             </w:r>
             <w:r>
               <w:rPr>
+                <w:bCs/>
                 <w:b/>
-                <w:bCs/>
               </w:rPr>
               <w:t xml:space="preserve">NPI</w:t>
             </w:r>
@@ -2717,8 +2728,8 @@
             </w:r>
             <w:r>
               <w:rPr>
+                <w:bCs/>
                 <w:b/>
-                <w:bCs/>
               </w:rPr>
               <w:t xml:space="preserve">DEA number</w:t>
             </w:r>
@@ -2733,8 +2744,8 @@
             </w:r>
             <w:r>
               <w:rPr>
+                <w:bCs/>
                 <w:b/>
-                <w:bCs/>
               </w:rPr>
               <w:t xml:space="preserve">state</w:t>
             </w:r>
@@ -2778,8 +2789,8 @@
             </w:r>
             <w:r>
               <w:rPr>
+                <w:bCs/>
                 <w:b/>
-                <w:bCs/>
               </w:rPr>
               <w:t xml:space="preserve">prescribing agent</w:t>
             </w:r>
@@ -2794,8 +2805,8 @@
             </w:r>
             <w:r>
               <w:rPr>
+                <w:bCs/>
                 <w:b/>
-                <w:bCs/>
               </w:rPr>
               <w:t xml:space="preserve">proxy</w:t>
             </w:r>
@@ -2839,8 +2850,8 @@
             </w:r>
             <w:r>
               <w:rPr>
+                <w:bCs/>
                 <w:b/>
-                <w:bCs/>
               </w:rPr>
               <w:t xml:space="preserve">admin/clinician-admin</w:t>
             </w:r>
@@ -2884,8 +2895,8 @@
             </w:r>
             <w:r>
               <w:rPr>
+                <w:bCs/>
                 <w:b/>
-                <w:bCs/>
               </w:rPr>
               <w:t xml:space="preserve">enrolled with a vendor identifier</w:t>
             </w:r>
@@ -2929,8 +2940,8 @@
             </w:r>
             <w:r>
               <w:rPr>
+                <w:bCs/>
                 <w:b/>
-                <w:bCs/>
               </w:rPr>
               <w:t xml:space="preserve">authorized to prescribe in the United States</w:t>
             </w:r>
@@ -2948,9 +2959,9 @@
         </w:pict>
       </w:r>
     </w:p>
-    <w:bookmarkEnd w:id="17"/>
-    <w:bookmarkEnd w:id="18"/>
-    <w:bookmarkStart w:id="20" w:name="controlled-substances"/>
+    <w:bookmarkEnd w:id="28"/>
+    <w:bookmarkEnd w:id="29"/>
+    <w:bookmarkStart w:id="31" w:name="controlled-substances"/>
     <w:p>
       <w:pPr>
         <w:pStyle w:val="Heading3"/>
@@ -2965,13 +2976,13 @@
       </w:pPr>
       <w:r>
         <w:rPr>
+          <w:iCs/>
           <w:i/>
-          <w:iCs/>
         </w:rPr>
         <w:t xml:space="preserve">Read only if 1.1 includes controlled substances. Otherwise skip to 3.5.</w:t>
       </w:r>
     </w:p>
-    <w:bookmarkStart w:id="19" w:name="X3c9097b3ec9267039151118ddc1c4b6701b8af1"/>
+    <w:bookmarkStart w:id="30" w:name="X3c9097b3ec9267039151118ddc1c4b6701b8af1"/>
     <w:p>
       <w:pPr>
         <w:pStyle w:val="Heading4"/>
@@ -2994,19 +3005,19 @@
       </w:pPr>
       <w:r>
         <w:rPr>
+          <w:bCs/>
           <w:b/>
-          <w:bCs/>
         </w:rPr>
         <w:t xml:space="preserve">Questions:</w:t>
       </w:r>
     </w:p>
     <w:p>
       <w:pPr>
-        <w:pStyle w:val="Compact"/>
         <w:numPr>
           <w:ilvl w:val="0"/>
           <w:numId w:val="1008"/>
         </w:numPr>
+        <w:pStyle w:val="Compact"/>
       </w:pPr>
       <w:r>
         <w:t xml:space="preserve">Which prescribers will send controlled substances, and does each have a valid, active DEA registration (with state)?</w:t>
@@ -3014,11 +3025,11 @@
     </w:p>
     <w:p>
       <w:pPr>
-        <w:pStyle w:val="Compact"/>
         <w:numPr>
           <w:ilvl w:val="0"/>
           <w:numId w:val="1008"/>
         </w:numPr>
+        <w:pStyle w:val="Compact"/>
       </w:pPr>
       <w:r>
         <w:t xml:space="preserve">Are prescribers ready to complete identity proofing and set up two-factor auth?</w:t>
@@ -3026,11 +3037,11 @@
     </w:p>
     <w:p>
       <w:pPr>
-        <w:pStyle w:val="Compact"/>
         <w:numPr>
           <w:ilvl w:val="0"/>
           <w:numId w:val="1008"/>
         </w:numPr>
+        <w:pStyle w:val="Compact"/>
       </w:pPr>
       <w:r>
         <w:t xml:space="preserve">Have any prescribers previously enrolled in EPCS with this vendor under another organization?</w:t>
@@ -3040,8 +3051,9 @@
       <w:tblPr>
         <w:tblStyle w:val="Table"/>
         <w:tblW w:w="9360" w:type="dxa"/>
+        <w:tblLook w:firstRow="1" w:lastRow="0" w:firstColumn="0" w:lastColumn="0" w:noHBand="0" w:noVBand="0" w:val="0020"/>
+        <w:jc w:val="start"/>
         <w:tblLayout w:type="fixed"/>
-        <w:tblLook w:firstRow="1" w:lastRow="0" w:firstColumn="0" w:lastColumn="0" w:noHBand="0" w:noVBand="0" w:val="0020"/>
       </w:tblPr>
       <w:tblGrid>
         <w:gridCol w:w="3958"/>
@@ -3050,7 +3062,7 @@
       <w:tr>
         <w:trPr>
           <w:cantSplit/>
-          <w:tblHeader w:val="on"/>
+          <w:tblHeader w:val="true"/>
         </w:trPr>
         <w:tc>
           <w:tcPr/>
@@ -3108,8 +3120,8 @@
             </w:r>
             <w:r>
               <w:rPr>
+                <w:bCs/>
                 <w:b/>
-                <w:bCs/>
               </w:rPr>
               <w:t xml:space="preserve">(1)</w:t>
             </w:r>
@@ -3124,8 +3136,8 @@
             </w:r>
             <w:r>
               <w:rPr>
+                <w:bCs/>
                 <w:b/>
-                <w:bCs/>
               </w:rPr>
               <w:t xml:space="preserve">(2)</w:t>
             </w:r>
@@ -3140,8 +3152,8 @@
             </w:r>
             <w:r>
               <w:rPr>
+                <w:bCs/>
                 <w:b/>
-                <w:bCs/>
               </w:rPr>
               <w:t xml:space="preserve">(3)</w:t>
             </w:r>
@@ -3185,8 +3197,8 @@
             </w:r>
             <w:r>
               <w:rPr>
+                <w:bCs/>
                 <w:b/>
-                <w:bCs/>
               </w:rPr>
               <w:t xml:space="preserve">and</w:t>
             </w:r>
@@ -3250,8 +3262,8 @@
       </w:pPr>
       <w:r>
         <w:rPr>
+          <w:bCs/>
           <w:b/>
-          <w:bCs/>
         </w:rPr>
         <w:t xml:space="preserve">⚠ EPCS is a one-way gate on go-live.</w:t>
       </w:r>
@@ -3269,9 +3281,9 @@
         </w:pict>
       </w:r>
     </w:p>
-    <w:bookmarkEnd w:id="19"/>
-    <w:bookmarkEnd w:id="20"/>
-    <w:bookmarkStart w:id="27" w:name="prescribing-workflow"/>
+    <w:bookmarkEnd w:id="30"/>
+    <w:bookmarkEnd w:id="31"/>
+    <w:bookmarkStart w:id="38" w:name="prescribing-workflow"/>
     <w:p>
       <w:pPr>
         <w:pStyle w:val="Heading3"/>
@@ -3280,7 +3292,7 @@
         <w:t xml:space="preserve">Prescribing Workflow</w:t>
       </w:r>
     </w:p>
-    <w:bookmarkStart w:id="23" w:name="X7d643f3c56220bea268c9eb469439065dc34bfa"/>
+    <w:bookmarkStart w:id="34" w:name="X7d643f3c56220bea268c9eb469439065dc34bfa"/>
     <w:p>
       <w:pPr>
         <w:pStyle w:val="Heading4"/>
@@ -3303,19 +3315,19 @@
       </w:pPr>
       <w:r>
         <w:rPr>
+          <w:bCs/>
           <w:b/>
-          <w:bCs/>
         </w:rPr>
         <w:t xml:space="preserve">Questions:</w:t>
       </w:r>
     </w:p>
     <w:p>
       <w:pPr>
-        <w:pStyle w:val="Compact"/>
         <w:numPr>
           <w:ilvl w:val="0"/>
           <w:numId w:val="1009"/>
         </w:numPr>
+        <w:pStyle w:val="Compact"/>
       </w:pPr>
       <w:r>
         <w:t xml:space="preserve">Do prescribers need formulary status, patient cost, and covered alternatives while prescribing?</w:t>
@@ -3323,11 +3335,11 @@
     </w:p>
     <w:p>
       <w:pPr>
-        <w:pStyle w:val="Compact"/>
         <w:numPr>
           <w:ilvl w:val="0"/>
           <w:numId w:val="1009"/>
         </w:numPr>
+        <w:pStyle w:val="Compact"/>
       </w:pPr>
       <w:r>
         <w:t xml:space="preserve">Do you need to initiate electronic prior authorization (ePA) — through the eRx vendor, the standards-based payer path, or both?</w:t>
@@ -3335,11 +3347,11 @@
     </w:p>
     <w:p>
       <w:pPr>
-        <w:pStyle w:val="Compact"/>
         <w:numPr>
           <w:ilvl w:val="0"/>
           <w:numId w:val="1009"/>
         </w:numPr>
+        <w:pStyle w:val="Compact"/>
       </w:pPr>
       <w:r>
         <w:t xml:space="preserve">Is your timeline driven by upcoming e-prescribing mandates?</w:t>
@@ -3349,8 +3361,9 @@
       <w:tblPr>
         <w:tblStyle w:val="Table"/>
         <w:tblW w:w="9360" w:type="dxa"/>
+        <w:tblLook w:firstRow="1" w:lastRow="0" w:firstColumn="0" w:lastColumn="0" w:noHBand="0" w:noVBand="0" w:val="0020"/>
+        <w:jc w:val="start"/>
         <w:tblLayout w:type="fixed"/>
-        <w:tblLook w:firstRow="1" w:lastRow="0" w:firstColumn="0" w:lastColumn="0" w:noHBand="0" w:noVBand="0" w:val="0020"/>
       </w:tblPr>
       <w:tblGrid>
         <w:gridCol w:w="4312"/>
@@ -3359,7 +3372,7 @@
       <w:tr>
         <w:trPr>
           <w:cantSplit/>
-          <w:tblHeader w:val="on"/>
+          <w:tblHeader w:val="true"/>
         </w:trPr>
         <w:tc>
           <w:tcPr/>
@@ -3417,8 +3430,8 @@
             </w:r>
             <w:r>
               <w:rPr>
+                <w:bCs/>
                 <w:b/>
-                <w:bCs/>
               </w:rPr>
               <w:t xml:space="preserve">not</w:t>
             </w:r>
@@ -3433,8 +3446,8 @@
             </w:r>
             <w:r>
               <w:rPr>
+                <w:bCs/>
                 <w:b/>
-                <w:bCs/>
               </w:rPr>
               <w:t xml:space="preserve">not</w:t>
             </w:r>
@@ -3478,8 +3491,8 @@
             </w:r>
             <w:r>
               <w:rPr>
+                <w:bCs/>
                 <w:b/>
-                <w:bCs/>
               </w:rPr>
               <w:t xml:space="preserve">separate enablement</w:t>
             </w:r>
@@ -3521,7 +3534,7 @@
             <w:r>
               <w:t xml:space="preserve"> </w:t>
             </w:r>
-            <w:hyperlink r:id="rId21">
+            <w:hyperlink r:id="rId32">
               <w:r>
                 <w:rPr>
                   <w:rStyle w:val="Hyperlink"/>
@@ -3566,8 +3579,8 @@
             </w:r>
             <w:r>
               <w:rPr>
+                <w:bCs/>
                 <w:b/>
-                <w:bCs/>
               </w:rPr>
               <w:t xml:space="preserve">NCPDP SCRIPT v2023011</w:t>
             </w:r>
@@ -3582,8 +3595,8 @@
             </w:r>
             <w:r>
               <w:rPr>
+                <w:bCs/>
                 <w:b/>
-                <w:bCs/>
               </w:rPr>
               <w:t xml:space="preserve">RTPB v13</w:t>
             </w:r>
@@ -3598,8 +3611,8 @@
             </w:r>
             <w:r>
               <w:rPr>
+                <w:bCs/>
                 <w:b/>
-                <w:bCs/>
               </w:rPr>
               <w:t xml:space="preserve">Jan 1, 2027</w:t>
             </w:r>
@@ -3611,8 +3624,8 @@
             </w:r>
             <w:r>
               <w:rPr>
+                <w:bCs/>
                 <w:b/>
-                <w:bCs/>
               </w:rPr>
               <w:t xml:space="preserve">Jan 1, 2028</w:t>
             </w:r>
@@ -3622,7 +3635,7 @@
             <w:r>
               <w:t xml:space="preserve"> </w:t>
             </w:r>
-            <w:hyperlink r:id="rId22">
+            <w:hyperlink r:id="rId33">
               <w:r>
                 <w:rPr>
                   <w:rStyle w:val="Hyperlink"/>
@@ -3637,8 +3650,8 @@
         </w:tc>
       </w:tr>
     </w:tbl>
-    <w:bookmarkEnd w:id="23"/>
-    <w:bookmarkStart w:id="24" w:name="refills-reorders-discontinuation"/>
+    <w:bookmarkEnd w:id="34"/>
+    <w:bookmarkStart w:id="35" w:name="refills-reorders-discontinuation"/>
     <w:p>
       <w:pPr>
         <w:pStyle w:val="Heading4"/>
@@ -3661,19 +3674,19 @@
       </w:pPr>
       <w:r>
         <w:rPr>
+          <w:bCs/>
           <w:b/>
-          <w:bCs/>
         </w:rPr>
         <w:t xml:space="preserve">Questions:</w:t>
       </w:r>
     </w:p>
     <w:p>
       <w:pPr>
-        <w:pStyle w:val="Compact"/>
         <w:numPr>
           <w:ilvl w:val="0"/>
           <w:numId w:val="1010"/>
         </w:numPr>
+        <w:pStyle w:val="Compact"/>
       </w:pPr>
       <w:r>
         <w:t xml:space="preserve">Do prescribers respond to pharmacy-initiated refill requests?</w:t>
@@ -3681,11 +3694,11 @@
     </w:p>
     <w:p>
       <w:pPr>
-        <w:pStyle w:val="Compact"/>
         <w:numPr>
           <w:ilvl w:val="0"/>
           <w:numId w:val="1010"/>
         </w:numPr>
+        <w:pStyle w:val="Compact"/>
       </w:pPr>
       <w:r>
         <w:t xml:space="preserve">Do they re-prescribe previously prescribed medications?</w:t>
@@ -3693,11 +3706,11 @@
     </w:p>
     <w:p>
       <w:pPr>
-        <w:pStyle w:val="Compact"/>
         <w:numPr>
           <w:ilvl w:val="0"/>
           <w:numId w:val="1010"/>
         </w:numPr>
+        <w:pStyle w:val="Compact"/>
       </w:pPr>
       <w:r>
         <w:t xml:space="preserve">Do you need to discontinue or expire prescriptions — automatically on change?</w:t>
@@ -3707,8 +3720,9 @@
       <w:tblPr>
         <w:tblStyle w:val="Table"/>
         <w:tblW w:w="9360" w:type="dxa"/>
+        <w:tblLook w:firstRow="1" w:lastRow="0" w:firstColumn="0" w:lastColumn="0" w:noHBand="0" w:noVBand="0" w:val="0020"/>
+        <w:jc w:val="start"/>
         <w:tblLayout w:type="fixed"/>
-        <w:tblLook w:firstRow="1" w:lastRow="0" w:firstColumn="0" w:lastColumn="0" w:noHBand="0" w:noVBand="0" w:val="0020"/>
       </w:tblPr>
       <w:tblGrid>
         <w:gridCol w:w="3649"/>
@@ -3717,7 +3731,7 @@
       <w:tr>
         <w:trPr>
           <w:cantSplit/>
-          <w:tblHeader w:val="on"/>
+          <w:tblHeader w:val="true"/>
         </w:trPr>
         <w:tc>
           <w:tcPr/>
@@ -3832,8 +3846,8 @@
         </w:tc>
       </w:tr>
     </w:tbl>
-    <w:bookmarkEnd w:id="24"/>
-    <w:bookmarkStart w:id="25" w:name="Xa573f0c6640e2e14ff1a171870ed2e08206db46"/>
+    <w:bookmarkEnd w:id="35"/>
+    <w:bookmarkStart w:id="36" w:name="Xa573f0c6640e2e14ff1a171870ed2e08206db46"/>
     <w:p>
       <w:pPr>
         <w:pStyle w:val="Heading4"/>
@@ -3848,19 +3862,19 @@
       </w:pPr>
       <w:r>
         <w:rPr>
+          <w:bCs/>
           <w:b/>
-          <w:bCs/>
         </w:rPr>
         <w:t xml:space="preserve">Questions:</w:t>
       </w:r>
     </w:p>
     <w:p>
       <w:pPr>
-        <w:pStyle w:val="Compact"/>
         <w:numPr>
           <w:ilvl w:val="0"/>
           <w:numId w:val="1011"/>
         </w:numPr>
+        <w:pStyle w:val="Compact"/>
       </w:pPr>
       <w:r>
         <w:t xml:space="preserve">Does the practice repeatedly prescribe a common set of medications worth curating?</w:t>
@@ -3868,11 +3882,11 @@
     </w:p>
     <w:p>
       <w:pPr>
-        <w:pStyle w:val="Compact"/>
         <w:numPr>
           <w:ilvl w:val="0"/>
           <w:numId w:val="1011"/>
         </w:numPr>
+        <w:pStyle w:val="Compact"/>
       </w:pPr>
       <w:r>
         <w:t xml:space="preserve">Do you prescribe to pediatric patients?</w:t>
@@ -3882,8 +3896,9 @@
       <w:tblPr>
         <w:tblStyle w:val="Table"/>
         <w:tblW w:w="9360" w:type="dxa"/>
+        <w:tblLook w:firstRow="1" w:lastRow="0" w:firstColumn="0" w:lastColumn="0" w:noHBand="0" w:noVBand="0" w:val="0020"/>
+        <w:jc w:val="start"/>
         <w:tblLayout w:type="fixed"/>
-        <w:tblLook w:firstRow="1" w:lastRow="0" w:firstColumn="0" w:lastColumn="0" w:noHBand="0" w:noVBand="0" w:val="0020"/>
       </w:tblPr>
       <w:tblGrid>
         <w:gridCol w:w="3864"/>
@@ -3892,7 +3907,7 @@
       <w:tr>
         <w:trPr>
           <w:cantSplit/>
-          <w:tblHeader w:val="on"/>
+          <w:tblHeader w:val="true"/>
         </w:trPr>
         <w:tc>
           <w:tcPr/>
@@ -3950,8 +3965,8 @@
             </w:r>
             <w:r>
               <w:rPr>
+                <w:bCs/>
                 <w:b/>
-                <w:bCs/>
               </w:rPr>
               <w:t xml:space="preserve">clinic favorites / order sets</w:t>
             </w:r>
@@ -4024,8 +4039,8 @@
             </w:r>
             <w:r>
               <w:rPr>
+                <w:bCs/>
                 <w:b/>
-                <w:bCs/>
               </w:rPr>
               <w:t xml:space="preserve">prescriber is responsible</w:t>
             </w:r>
@@ -4039,8 +4054,8 @@
         </w:tc>
       </w:tr>
     </w:tbl>
-    <w:bookmarkEnd w:id="25"/>
-    <w:bookmarkStart w:id="26" w:name="medication-history"/>
+    <w:bookmarkEnd w:id="36"/>
+    <w:bookmarkStart w:id="37" w:name="medication-history"/>
     <w:p>
       <w:pPr>
         <w:pStyle w:val="Heading4"/>
@@ -4063,19 +4078,19 @@
       </w:pPr>
       <w:r>
         <w:rPr>
+          <w:bCs/>
           <w:b/>
-          <w:bCs/>
         </w:rPr>
         <w:t xml:space="preserve">Questions:</w:t>
       </w:r>
     </w:p>
     <w:p>
       <w:pPr>
-        <w:pStyle w:val="Compact"/>
         <w:numPr>
           <w:ilvl w:val="0"/>
           <w:numId w:val="1012"/>
         </w:numPr>
+        <w:pStyle w:val="Compact"/>
       </w:pPr>
       <w:r>
         <w:t xml:space="preserve">Do prescribers need a patient’s medication history from outside your system (pharmacy fill history, active prescriptions elsewhere)?</w:t>
@@ -4083,11 +4098,11 @@
     </w:p>
     <w:p>
       <w:pPr>
-        <w:pStyle w:val="Compact"/>
         <w:numPr>
           <w:ilvl w:val="0"/>
           <w:numId w:val="1012"/>
         </w:numPr>
+        <w:pStyle w:val="Compact"/>
       </w:pPr>
       <w:r>
         <w:t xml:space="preserve">Can you capture and record the patient consent required to query external history?</w:t>
@@ -4095,11 +4110,11 @@
     </w:p>
     <w:p>
       <w:pPr>
-        <w:pStyle w:val="Compact"/>
         <w:numPr>
           <w:ilvl w:val="0"/>
           <w:numId w:val="1012"/>
         </w:numPr>
+        <w:pStyle w:val="Compact"/>
       </w:pPr>
       <w:r>
         <w:t xml:space="preserve">Are you importing prescription history from a prior system?</w:t>
@@ -4109,8 +4124,9 @@
       <w:tblPr>
         <w:tblStyle w:val="Table"/>
         <w:tblW w:w="9360" w:type="dxa"/>
+        <w:tblLook w:firstRow="1" w:lastRow="0" w:firstColumn="0" w:lastColumn="0" w:noHBand="0" w:noVBand="0" w:val="0020"/>
+        <w:jc w:val="start"/>
         <w:tblLayout w:type="fixed"/>
-        <w:tblLook w:firstRow="1" w:lastRow="0" w:firstColumn="0" w:lastColumn="0" w:noHBand="0" w:noVBand="0" w:val="0020"/>
       </w:tblPr>
       <w:tblGrid>
         <w:gridCol w:w="3563"/>
@@ -4119,7 +4135,7 @@
       <w:tr>
         <w:trPr>
           <w:cantSplit/>
-          <w:tblHeader w:val="on"/>
+          <w:tblHeader w:val="true"/>
         </w:trPr>
         <w:tc>
           <w:tcPr/>
@@ -4206,8 +4222,8 @@
             </w:r>
             <w:r>
               <w:rPr>
+                <w:bCs/>
                 <w:b/>
-                <w:bCs/>
               </w:rPr>
               <w:t xml:space="preserve">patient consent</w:t>
             </w:r>
@@ -4262,7 +4278,13 @@
               <w:t xml:space="preserve"> </w:t>
             </w:r>
             <w:r>
-              <w:t xml:space="preserve">“past prescriptions”</w:t>
+              <w:t xml:space="preserve">“</w:t>
+            </w:r>
+            <w:r>
+              <w:t xml:space="preserve">past prescriptions</w:t>
+            </w:r>
+            <w:r>
+              <w:t xml:space="preserve">”</w:t>
             </w:r>
             <w:r>
               <w:t xml:space="preserve"> </w:t>
@@ -4281,9 +4303,9 @@
         </w:pict>
       </w:r>
     </w:p>
-    <w:bookmarkEnd w:id="26"/>
-    <w:bookmarkEnd w:id="27"/>
-    <w:bookmarkStart w:id="30" w:name="practice-structure"/>
+    <w:bookmarkEnd w:id="37"/>
+    <w:bookmarkEnd w:id="38"/>
+    <w:bookmarkStart w:id="41" w:name="practice-structure"/>
     <w:p>
       <w:pPr>
         <w:pStyle w:val="Heading3"/>
@@ -4292,7 +4314,7 @@
         <w:t xml:space="preserve">Practice Structure</w:t>
       </w:r>
     </w:p>
-    <w:bookmarkStart w:id="28" w:name="Xe60e968d4b09eed86bb30803009999c39481e86"/>
+    <w:bookmarkStart w:id="39" w:name="Xe60e968d4b09eed86bb30803009999c39481e86"/>
     <w:p>
       <w:pPr>
         <w:pStyle w:val="Heading4"/>
@@ -4315,19 +4337,19 @@
       </w:pPr>
       <w:r>
         <w:rPr>
+          <w:bCs/>
           <w:b/>
-          <w:bCs/>
         </w:rPr>
         <w:t xml:space="preserve">Questions:</w:t>
       </w:r>
     </w:p>
     <w:p>
       <w:pPr>
-        <w:pStyle w:val="Compact"/>
         <w:numPr>
           <w:ilvl w:val="0"/>
           <w:numId w:val="1013"/>
         </w:numPr>
+        <w:pStyle w:val="Compact"/>
       </w:pPr>
       <w:r>
         <w:t xml:space="preserve">Do prescribers prescribe on behalf of more than one practice?</w:t>
@@ -4335,11 +4357,11 @@
     </w:p>
     <w:p>
       <w:pPr>
-        <w:pStyle w:val="Compact"/>
         <w:numPr>
           <w:ilvl w:val="0"/>
           <w:numId w:val="1013"/>
         </w:numPr>
+        <w:pStyle w:val="Compact"/>
       </w:pPr>
       <w:r>
         <w:t xml:space="preserve">How should the system know which practice a prescription belongs to?</w:t>
@@ -4347,11 +4369,11 @@
     </w:p>
     <w:p>
       <w:pPr>
-        <w:pStyle w:val="Compact"/>
         <w:numPr>
           <w:ilvl w:val="0"/>
           <w:numId w:val="1013"/>
         </w:numPr>
+        <w:pStyle w:val="Compact"/>
       </w:pPr>
       <w:r>
         <w:t xml:space="preserve">Do you need a default pharmacy per patient or per clinic?</w:t>
@@ -4361,8 +4383,9 @@
       <w:tblPr>
         <w:tblStyle w:val="Table"/>
         <w:tblW w:w="9360" w:type="dxa"/>
+        <w:tblLook w:firstRow="1" w:lastRow="0" w:firstColumn="0" w:lastColumn="0" w:noHBand="0" w:noVBand="0" w:val="0020"/>
+        <w:jc w:val="start"/>
         <w:tblLayout w:type="fixed"/>
-        <w:tblLook w:firstRow="1" w:lastRow="0" w:firstColumn="0" w:lastColumn="0" w:noHBand="0" w:noVBand="0" w:val="0020"/>
       </w:tblPr>
       <w:tblGrid>
         <w:gridCol w:w="4756"/>
@@ -4371,7 +4394,7 @@
       <w:tr>
         <w:trPr>
           <w:cantSplit/>
-          <w:tblHeader w:val="on"/>
+          <w:tblHeader w:val="true"/>
         </w:trPr>
         <w:tc>
           <w:tcPr/>
@@ -4429,8 +4452,8 @@
             </w:r>
             <w:r>
               <w:rPr>
+                <w:bCs/>
                 <w:b/>
-                <w:bCs/>
               </w:rPr>
               <w:t xml:space="preserve">practice</w:t>
             </w:r>
@@ -4528,8 +4551,8 @@
             </w:r>
             <w:r>
               <w:rPr>
+                <w:bCs/>
                 <w:b/>
-                <w:bCs/>
               </w:rPr>
               <w:t xml:space="preserve">If a prescriber has multiple affiliations and no organization id is passed, the request errors</w:t>
             </w:r>
@@ -4572,8 +4595,8 @@
         </w:tc>
       </w:tr>
     </w:tbl>
-    <w:bookmarkEnd w:id="28"/>
-    <w:bookmarkStart w:id="29" w:name="multi-tenant-platform-deployments"/>
+    <w:bookmarkEnd w:id="39"/>
+    <w:bookmarkStart w:id="40" w:name="multi-tenant-platform-deployments"/>
     <w:p>
       <w:pPr>
         <w:pStyle w:val="Heading4"/>
@@ -4594,8 +4617,8 @@
       </w:r>
       <w:r>
         <w:rPr>
+          <w:bCs/>
           <w:b/>
-          <w:bCs/>
         </w:rPr>
         <w:t xml:space="preserve">downstream clients</w:t>
       </w:r>
@@ -4612,19 +4635,19 @@
       </w:pPr>
       <w:r>
         <w:rPr>
+          <w:bCs/>
           <w:b/>
-          <w:bCs/>
         </w:rPr>
         <w:t xml:space="preserve">Questions:</w:t>
       </w:r>
     </w:p>
     <w:p>
       <w:pPr>
-        <w:pStyle w:val="Compact"/>
         <w:numPr>
           <w:ilvl w:val="0"/>
           <w:numId w:val="1014"/>
         </w:numPr>
+        <w:pStyle w:val="Compact"/>
       </w:pPr>
       <w:r>
         <w:t xml:space="preserve">Does a single Medplum project serve multiple downstream clients or brands that prescribe independently?</w:t>
@@ -4632,11 +4655,11 @@
     </w:p>
     <w:p>
       <w:pPr>
-        <w:pStyle w:val="Compact"/>
         <w:numPr>
           <w:ilvl w:val="0"/>
           <w:numId w:val="1014"/>
         </w:numPr>
+        <w:pStyle w:val="Compact"/>
       </w:pPr>
       <w:r>
         <w:t xml:space="preserve">Must each client’s prescribers and patients be isolated from the others?</w:t>
@@ -4644,11 +4667,11 @@
     </w:p>
     <w:p>
       <w:pPr>
-        <w:pStyle w:val="Compact"/>
         <w:numPr>
           <w:ilvl w:val="0"/>
           <w:numId w:val="1014"/>
         </w:numPr>
+        <w:pStyle w:val="Compact"/>
       </w:pPr>
       <w:r>
         <w:t xml:space="preserve">Does the originating clinic’s identity or branding need to reach the pharmacy?</w:t>
@@ -4656,11 +4679,11 @@
     </w:p>
     <w:p>
       <w:pPr>
-        <w:pStyle w:val="Compact"/>
         <w:numPr>
           <w:ilvl w:val="0"/>
           <w:numId w:val="1014"/>
         </w:numPr>
+        <w:pStyle w:val="Compact"/>
       </w:pPr>
       <w:r>
         <w:t xml:space="preserve">Do downstream clients’ admins need scoped self-service access to manage their own prescribers?</w:t>
@@ -4670,8 +4693,9 @@
       <w:tblPr>
         <w:tblStyle w:val="Table"/>
         <w:tblW w:w="9360" w:type="dxa"/>
+        <w:tblLook w:firstRow="1" w:lastRow="0" w:firstColumn="0" w:lastColumn="0" w:noHBand="0" w:noVBand="0" w:val="0020"/>
+        <w:jc w:val="start"/>
         <w:tblLayout w:type="fixed"/>
-        <w:tblLook w:firstRow="1" w:lastRow="0" w:firstColumn="0" w:lastColumn="0" w:noHBand="0" w:noVBand="0" w:val="0020"/>
       </w:tblPr>
       <w:tblGrid>
         <w:gridCol w:w="4437"/>
@@ -4680,7 +4704,7 @@
       <w:tr>
         <w:trPr>
           <w:cantSplit/>
-          <w:tblHeader w:val="on"/>
+          <w:tblHeader w:val="true"/>
         </w:trPr>
         <w:tc>
           <w:tcPr/>
@@ -4854,8 +4878,8 @@
             </w:r>
             <w:r>
               <w:rPr>
+                <w:bCs/>
                 <w:b/>
-                <w:bCs/>
               </w:rPr>
               <w:t xml:space="preserve">integrated</w:t>
             </w:r>
@@ -4870,8 +4894,8 @@
             </w:r>
             <w:r>
               <w:rPr>
+                <w:bCs/>
                 <w:b/>
-                <w:bCs/>
               </w:rPr>
               <w:t xml:space="preserve">hosted-iframe</w:t>
             </w:r>
@@ -4921,9 +4945,9 @@
         </w:pict>
       </w:r>
     </w:p>
-    <w:bookmarkEnd w:id="29"/>
-    <w:bookmarkEnd w:id="30"/>
-    <w:bookmarkStart w:id="32" w:name="situational"/>
+    <w:bookmarkEnd w:id="40"/>
+    <w:bookmarkEnd w:id="41"/>
+    <w:bookmarkStart w:id="43" w:name="situational"/>
     <w:p>
       <w:pPr>
         <w:pStyle w:val="Heading3"/>
@@ -4932,7 +4956,7 @@
         <w:t xml:space="preserve">Situational</w:t>
       </w:r>
     </w:p>
-    <w:bookmarkStart w:id="31" w:name="Xc05e7dc0a018fe694ee587ad8dfd07f5ff84d89"/>
+    <w:bookmarkStart w:id="42" w:name="Xc05e7dc0a018fe694ee587ad8dfd07f5ff84d89"/>
     <w:p>
       <w:pPr>
         <w:pStyle w:val="Heading4"/>
@@ -4955,19 +4979,19 @@
       </w:pPr>
       <w:r>
         <w:rPr>
+          <w:bCs/>
           <w:b/>
-          <w:bCs/>
         </w:rPr>
         <w:t xml:space="preserve">Questions:</w:t>
       </w:r>
     </w:p>
     <w:p>
       <w:pPr>
-        <w:pStyle w:val="Compact"/>
         <w:numPr>
           <w:ilvl w:val="0"/>
           <w:numId w:val="1015"/>
         </w:numPr>
+        <w:pStyle w:val="Compact"/>
       </w:pPr>
       <w:r>
         <w:t xml:space="preserve">Are prescribers currently sending through another system on SureScripts?</w:t>
@@ -4975,11 +4999,11 @@
     </w:p>
     <w:p>
       <w:pPr>
-        <w:pStyle w:val="Compact"/>
         <w:numPr>
           <w:ilvl w:val="0"/>
           <w:numId w:val="1015"/>
         </w:numPr>
+        <w:pStyle w:val="Compact"/>
       </w:pPr>
       <w:r>
         <w:t xml:space="preserve">Do pending refills and history need to follow prescribers over?</w:t>
@@ -4987,11 +5011,11 @@
     </w:p>
     <w:p>
       <w:pPr>
-        <w:pStyle w:val="Compact"/>
         <w:numPr>
           <w:ilvl w:val="0"/>
           <w:numId w:val="1015"/>
         </w:numPr>
+        <w:pStyle w:val="Compact"/>
       </w:pPr>
       <w:r>
         <w:t xml:space="preserve">Can migration be phased prescriber-by-prescriber, or must it be all at once?</w:t>
@@ -5001,8 +5025,9 @@
       <w:tblPr>
         <w:tblStyle w:val="Table"/>
         <w:tblW w:w="9360" w:type="dxa"/>
+        <w:tblLook w:firstRow="1" w:lastRow="0" w:firstColumn="0" w:lastColumn="0" w:noHBand="0" w:noVBand="0" w:val="0020"/>
+        <w:jc w:val="start"/>
         <w:tblLayout w:type="fixed"/>
-        <w:tblLook w:firstRow="1" w:lastRow="0" w:firstColumn="0" w:lastColumn="0" w:noHBand="0" w:noVBand="0" w:val="0020"/>
       </w:tblPr>
       <w:tblGrid>
         <w:gridCol w:w="3828"/>
@@ -5011,7 +5036,7 @@
       <w:tr>
         <w:trPr>
           <w:cantSplit/>
-          <w:tblHeader w:val="on"/>
+          <w:tblHeader w:val="true"/>
         </w:trPr>
         <w:tc>
           <w:tcPr/>
@@ -5069,8 +5094,8 @@
             </w:r>
             <w:r>
               <w:rPr>
+                <w:bCs/>
                 <w:b/>
-                <w:bCs/>
               </w:rPr>
               <w:t xml:space="preserve">Change of Vendor</w:t>
             </w:r>
@@ -5149,10 +5174,10 @@
         </w:pict>
       </w:r>
     </w:p>
-    <w:bookmarkEnd w:id="31"/>
-    <w:bookmarkEnd w:id="32"/>
-    <w:bookmarkEnd w:id="33"/>
-    <w:bookmarkStart w:id="37" w:name="related-integrations"/>
+    <w:bookmarkEnd w:id="42"/>
+    <w:bookmarkEnd w:id="43"/>
+    <w:bookmarkEnd w:id="44"/>
+    <w:bookmarkStart w:id="48" w:name="related-integrations"/>
     <w:p>
       <w:pPr>
         <w:pStyle w:val="Heading2"/>
@@ -5171,18 +5196,18 @@
     </w:p>
     <w:p>
       <w:pPr>
-        <w:pStyle w:val="Compact"/>
         <w:numPr>
           <w:ilvl w:val="0"/>
           <w:numId w:val="1016"/>
         </w:numPr>
-      </w:pPr>
-      <w:hyperlink r:id="rId34">
+        <w:pStyle w:val="Compact"/>
+      </w:pPr>
+      <w:hyperlink r:id="rId45">
         <w:r>
           <w:rPr>
             <w:rStyle w:val="Hyperlink"/>
+            <w:bCs/>
             <w:b/>
-            <w:bCs/>
           </w:rPr>
           <w:t xml:space="preserve">ScriptSure</w:t>
         </w:r>
@@ -5198,8 +5223,8 @@
       </w:r>
       <w:r>
         <w:rPr>
+          <w:bCs/>
           <w:b/>
-          <w:bCs/>
         </w:rPr>
         <w:t xml:space="preserve">integrated (API-driven)</w:t>
       </w:r>
@@ -5212,18 +5237,18 @@
     </w:p>
     <w:p>
       <w:pPr>
-        <w:pStyle w:val="Compact"/>
         <w:numPr>
           <w:ilvl w:val="0"/>
           <w:numId w:val="1016"/>
         </w:numPr>
-      </w:pPr>
-      <w:hyperlink r:id="rId35">
+        <w:pStyle w:val="Compact"/>
+      </w:pPr>
+      <w:hyperlink r:id="rId46">
         <w:r>
           <w:rPr>
             <w:rStyle w:val="Hyperlink"/>
+            <w:bCs/>
             <w:b/>
-            <w:bCs/>
           </w:rPr>
           <w:t xml:space="preserve">DoseSpot</w:t>
         </w:r>
@@ -5237,7 +5262,7 @@
       <w:r>
         <w:t xml:space="preserve"> </w:t>
       </w:r>
-      <w:hyperlink r:id="rId36">
+      <w:hyperlink r:id="rId47">
         <w:r>
           <w:rPr>
             <w:rStyle w:val="Hyperlink"/>
@@ -5252,8 +5277,8 @@
         <w:t xml:space="preserve">(3.2).</w:t>
       </w:r>
     </w:p>
-    <w:bookmarkEnd w:id="37"/>
-    <w:bookmarkEnd w:id="38"/>
+    <w:bookmarkEnd w:id="48"/>
+    <w:bookmarkEnd w:id="49"/>
     <w:sectPr>
       <w:pgSz w:h="15840" w:w="12240"/>
       <w:pgMar w:bottom="1440" w:footer="720" w:gutter="0" w:header="720" w:left="1440" w:right="1440" w:top="1440"/>
@@ -5291,14 +5316,14 @@
 <file path=word/numbering.xml><?xml version="1.0" encoding="utf-8"?>
 <w:numbering xmlns:w="http://schemas.openxmlformats.org/wordprocessingml/2006/main">
   <w:abstractNum w:abstractNumId="990">
-    <w:nsid w:val="0000A990"/>
+    <w:nsid w:val="A990"/>
     <w:multiLevelType w:val="multilevel"/>
     <w:lvl w:ilvl="0">
       <w:numFmt w:val="bullet"/>
       <w:lvlText w:val=" "/>
       <w:lvlJc w:val="left"/>
       <w:pPr>
-        <w:ind w:left="720" w:hanging="360"/>
+        <w:ind w:left="720" w:hanging="480"/>
       </w:pPr>
     </w:lvl>
     <w:lvl w:ilvl="1">
@@ -5306,7 +5331,7 @@
       <w:lvlText w:val=" "/>
       <w:lvlJc w:val="left"/>
       <w:pPr>
-        <w:ind w:left="1440" w:hanging="360"/>
+        <w:ind w:left="1440" w:hanging="480"/>
       </w:pPr>
     </w:lvl>
     <w:lvl w:ilvl="2">
@@ -5314,7 +5339,7 @@
       <w:lvlText w:val=" "/>
       <w:lvlJc w:val="left"/>
       <w:pPr>
-        <w:ind w:left="2160" w:hanging="360"/>
+        <w:ind w:left="2160" w:hanging="480"/>
       </w:pPr>
     </w:lvl>
     <w:lvl w:ilvl="3">
@@ -5322,7 +5347,7 @@
       <w:lvlText w:val=" "/>
       <w:lvlJc w:val="left"/>
       <w:pPr>
-        <w:ind w:left="2880" w:hanging="360"/>
+        <w:ind w:left="2880" w:hanging="480"/>
       </w:pPr>
     </w:lvl>
     <w:lvl w:ilvl="4">
@@ -5330,7 +5355,7 @@
       <w:lvlText w:val=" "/>
       <w:lvlJc w:val="left"/>
       <w:pPr>
-        <w:ind w:left="3600" w:hanging="360"/>
+        <w:ind w:left="3600" w:hanging="480"/>
       </w:pPr>
     </w:lvl>
     <w:lvl w:ilvl="5">
@@ -5338,7 +5363,7 @@
       <w:lvlText w:val=" "/>
       <w:lvlJc w:val="left"/>
       <w:pPr>
-        <w:ind w:left="4320" w:hanging="360"/>
+        <w:ind w:left="4320" w:hanging="480"/>
       </w:pPr>
     </w:lvl>
     <w:lvl w:ilvl="6">
@@ -5346,7 +5371,7 @@
       <w:lvlText w:val=" "/>
       <w:lvlJc w:val="left"/>
       <w:pPr>
-        <w:ind w:left="5040" w:hanging="360"/>
+        <w:ind w:left="5040" w:hanging="480"/>
       </w:pPr>
     </w:lvl>
     <w:lvl w:ilvl="7">
@@ -5354,7 +5379,7 @@
       <w:lvlText w:val=" "/>
       <w:lvlJc w:val="left"/>
       <w:pPr>
-        <w:ind w:left="5760" w:hanging="360"/>
+        <w:ind w:left="5760" w:hanging="480"/>
       </w:pPr>
     </w:lvl>
     <w:lvl w:ilvl="8">
@@ -5362,111 +5387,84 @@
       <w:lvlText w:val=" "/>
       <w:lvlJc w:val="left"/>
       <w:pPr>
-        <w:ind w:left="6480" w:hanging="360"/>
+        <w:ind w:left="6480" w:hanging="480"/>
       </w:pPr>
     </w:lvl>
   </w:abstractNum>
   <w:abstractNum w:abstractNumId="991">
-    <w:nsid w:val="0000A991"/>
+    <w:nsid w:val="A991"/>
     <w:multiLevelType w:val="multilevel"/>
     <w:lvl w:ilvl="0">
       <w:numFmt w:val="bullet"/>
-      <w:lvlText w:val=""/>
+      <w:lvlText w:val="•"/>
       <w:lvlJc w:val="left"/>
       <w:pPr>
-        <w:ind w:left="720" w:hanging="360"/>
-      </w:pPr>
-      <w:rPr>
-        <w:rFonts w:ascii="Symbol" w:hAnsi="Symbol" w:cs="Symbol" w:hint="default"/>
-      </w:rPr>
+        <w:ind w:left="720" w:hanging="480"/>
+      </w:pPr>
     </w:lvl>
     <w:lvl w:ilvl="1">
       <w:numFmt w:val="bullet"/>
-      <w:lvlText w:val="o"/>
+      <w:lvlText w:val="–"/>
       <w:lvlJc w:val="left"/>
       <w:pPr>
-        <w:ind w:left="1440" w:hanging="360"/>
-      </w:pPr>
-      <w:rPr>
-        <w:rFonts w:ascii="Courier New" w:hAnsi="Courier New" w:cs="Courier New" w:hint="default"/>
-      </w:rPr>
+        <w:ind w:left="1440" w:hanging="480"/>
+      </w:pPr>
     </w:lvl>
     <w:lvl w:ilvl="2">
       <w:numFmt w:val="bullet"/>
-      <w:lvlText w:val=""/>
+      <w:lvlText w:val="•"/>
       <w:lvlJc w:val="left"/>
       <w:pPr>
-        <w:ind w:left="2160" w:hanging="360"/>
-      </w:pPr>
-      <w:rPr>
-        <w:rFonts w:ascii="Wingdings" w:hAnsi="Wingdings" w:cs="Wingdings" w:hint="default"/>
-      </w:rPr>
+        <w:ind w:left="2160" w:hanging="480"/>
+      </w:pPr>
     </w:lvl>
     <w:lvl w:ilvl="3">
       <w:numFmt w:val="bullet"/>
-      <w:lvlText w:val=""/>
+      <w:lvlText w:val="–"/>
       <w:lvlJc w:val="left"/>
       <w:pPr>
-        <w:ind w:left="2880" w:hanging="360"/>
-      </w:pPr>
-      <w:rPr>
-        <w:rFonts w:ascii="Symbol" w:hAnsi="Symbol" w:cs="Symbol" w:hint="default"/>
-      </w:rPr>
+        <w:ind w:left="2880" w:hanging="480"/>
+      </w:pPr>
     </w:lvl>
     <w:lvl w:ilvl="4">
       <w:numFmt w:val="bullet"/>
-      <w:lvlText w:val="o"/>
+      <w:lvlText w:val="•"/>
       <w:lvlJc w:val="left"/>
       <w:pPr>
-        <w:ind w:left="3600" w:hanging="360"/>
-      </w:pPr>
-      <w:rPr>
-        <w:rFonts w:ascii="Courier New" w:hAnsi="Courier New" w:cs="Courier New" w:hint="default"/>
-      </w:rPr>
+        <w:ind w:left="3600" w:hanging="480"/>
+      </w:pPr>
     </w:lvl>
     <w:lvl w:ilvl="5">
       <w:numFmt w:val="bullet"/>
-      <w:lvlText w:val=""/>
+      <w:lvlText w:val="–"/>
       <w:lvlJc w:val="left"/>
       <w:pPr>
-        <w:ind w:left="4320" w:hanging="360"/>
-      </w:pPr>
-      <w:rPr>
-        <w:rFonts w:ascii="Wingdings" w:hAnsi="Wingdings" w:cs="Wingdings" w:hint="default"/>
-      </w:rPr>
+        <w:ind w:left="4320" w:hanging="480"/>
+      </w:pPr>
     </w:lvl>
     <w:lvl w:ilvl="6">
       <w:numFmt w:val="bullet"/>
-      <w:lvlText w:val=""/>
+      <w:lvlText w:val="•"/>
       <w:lvlJc w:val="left"/>
       <w:pPr>
-        <w:ind w:left="5040" w:hanging="360"/>
-      </w:pPr>
-      <w:rPr>
-        <w:rFonts w:ascii="Symbol" w:hAnsi="Symbol" w:cs="Symbol" w:hint="default"/>
-      </w:rPr>
+        <w:ind w:left="5040" w:hanging="480"/>
+      </w:pPr>
     </w:lvl>
     <w:lvl w:ilvl="7">
       <w:numFmt w:val="bullet"/>
-      <w:lvlText w:val="o"/>
+      <w:lvlText w:val="–"/>
       <w:lvlJc w:val="left"/>
       <w:pPr>
-        <w:ind w:left="5760" w:hanging="360"/>
-      </w:pPr>
-      <w:rPr>
-        <w:rFonts w:ascii="Courier New" w:hAnsi="Courier New" w:cs="Courier New" w:hint="default"/>
-      </w:rPr>
+        <w:ind w:left="5760" w:hanging="480"/>
+      </w:pPr>
     </w:lvl>
     <w:lvl w:ilvl="8">
       <w:numFmt w:val="bullet"/>
-      <w:lvlText w:val=""/>
+      <w:lvlText w:val="•"/>
       <w:lvlJc w:val="left"/>
       <w:pPr>
-        <w:ind w:left="6480" w:hanging="360"/>
-      </w:pPr>
-      <w:rPr>
-        <w:rFonts w:ascii="Wingdings" w:hAnsi="Wingdings" w:cs="Wingdings" w:hint="default"/>
-      </w:rPr>
+        <w:ind w:left="6480" w:hanging="480"/>
+      </w:pPr>
     </w:lvl>
   </w:abstractNum>
   <w:num w:numId="1000">
@@ -6199,8 +6197,8 @@
     <w:name w:val="KeywordTok"/>
     <w:basedOn w:val="VerbatimChar"/>
     <w:rPr>
+      <w:color w:val="007020"/>
       <w:b/>
-      <w:color w:val="007020"/>
     </w:rPr>
   </w:style>
   <w:style w:type="character" w:customStyle="1" w:styleId="DataTypeTok">
@@ -6277,42 +6275,42 @@
     <w:name w:val="ImportTok"/>
     <w:basedOn w:val="VerbatimChar"/>
     <w:rPr>
+      <w:color w:val="008000"/>
       <w:b/>
-      <w:color w:val="008000"/>
     </w:rPr>
   </w:style>
   <w:style w:type="character" w:customStyle="1" w:styleId="CommentTok">
     <w:name w:val="CommentTok"/>
     <w:basedOn w:val="VerbatimChar"/>
     <w:rPr>
+      <w:color w:val="60a0b0"/>
       <w:i/>
-      <w:color w:val="60a0b0"/>
     </w:rPr>
   </w:style>
   <w:style w:type="character" w:customStyle="1" w:styleId="DocumentationTok">
     <w:name w:val="DocumentationTok"/>
     <w:basedOn w:val="VerbatimChar"/>
     <w:rPr>
+      <w:color w:val="ba2121"/>
       <w:i/>
-      <w:color w:val="ba2121"/>
     </w:rPr>
   </w:style>
   <w:style w:type="character" w:customStyle="1" w:styleId="AnnotationTok">
     <w:name w:val="AnnotationTok"/>
     <w:basedOn w:val="VerbatimChar"/>
     <w:rPr>
+      <w:color w:val="60a0b0"/>
       <w:b/>
       <w:i/>
-      <w:color w:val="60a0b0"/>
     </w:rPr>
   </w:style>
   <w:style w:type="character" w:customStyle="1" w:styleId="CommentVarTok">
     <w:name w:val="CommentVarTok"/>
     <w:basedOn w:val="VerbatimChar"/>
     <w:rPr>
+      <w:color w:val="60a0b0"/>
       <w:b/>
       <w:i/>
-      <w:color w:val="60a0b0"/>
     </w:rPr>
   </w:style>
   <w:style w:type="character" w:customStyle="1" w:styleId="OtherTok">
@@ -6340,8 +6338,8 @@
     <w:name w:val="ControlFlowTok"/>
     <w:basedOn w:val="VerbatimChar"/>
     <w:rPr>
+      <w:color w:val="007020"/>
       <w:b/>
-      <w:color w:val="007020"/>
     </w:rPr>
   </w:style>
   <w:style w:type="character" w:customStyle="1" w:styleId="OperatorTok">
@@ -6386,34 +6384,34 @@
     <w:name w:val="InformationTok"/>
     <w:basedOn w:val="VerbatimChar"/>
     <w:rPr>
+      <w:color w:val="60a0b0"/>
       <w:b/>
       <w:i/>
-      <w:color w:val="60a0b0"/>
     </w:rPr>
   </w:style>
   <w:style w:type="character" w:customStyle="1" w:styleId="WarningTok">
     <w:name w:val="WarningTok"/>
     <w:basedOn w:val="VerbatimChar"/>
     <w:rPr>
+      <w:color w:val="60a0b0"/>
       <w:b/>
       <w:i/>
-      <w:color w:val="60a0b0"/>
     </w:rPr>
   </w:style>
   <w:style w:type="character" w:customStyle="1" w:styleId="AlertTok">
     <w:name w:val="AlertTok"/>
     <w:basedOn w:val="VerbatimChar"/>
     <w:rPr>
+      <w:color w:val="ff0000"/>
       <w:b/>
-      <w:color w:val="ff0000"/>
     </w:rPr>
   </w:style>
   <w:style w:type="character" w:customStyle="1" w:styleId="ErrorTok">
     <w:name w:val="ErrorTok"/>
     <w:basedOn w:val="VerbatimChar"/>
     <w:rPr>
+      <w:color w:val="ff0000"/>
       <w:b/>
-      <w:color w:val="ff0000"/>
     </w:rPr>
   </w:style>
   <w:style w:type="character" w:customStyle="1" w:styleId="NormalTok">

--- a/packages/docs/static/decision-guides/e-prescribe.docx
+++ b/packages/docs/static/decision-guides/e-prescribe.docx
@@ -11,18 +11,18 @@
           <wp:inline>
             <wp:extent cx="5943600" cy="1289649"/>
             <wp:effectExtent b="0" l="0" r="0" t="0"/>
-            <wp:docPr descr="Medplum" title="" id="21" name="Picture"/>
+            <wp:docPr descr="Medplum" title="" id="10" name="Picture"/>
             <a:graphic>
               <a:graphicData uri="http://schemas.openxmlformats.org/drawingml/2006/picture">
                 <pic:pic>
                   <pic:nvPicPr>
-                    <pic:cNvPr descr="medplum-wordmark-grape.png" id="22" name="Picture"/>
+                    <pic:cNvPr descr="medplum-wordmark-grape.png" id="11" name="Picture"/>
                     <pic:cNvPicPr>
                       <a:picLocks noChangeArrowheads="1" noChangeAspect="1"/>
                     </pic:cNvPicPr>
                   </pic:nvPicPr>
                   <pic:blipFill>
-                    <a:blip r:embed="rId20"/>
+                    <a:blip r:embed="rId9"/>
                     <a:stretch>
                       <a:fillRect/>
                     </a:stretch>
@@ -49,7 +49,7 @@
         </w:drawing>
       </w:r>
     </w:p>
-    <w:bookmarkStart w:id="50" w:name="e-prescribe-decision-guide"/>
+    <w:bookmarkStart w:id="84" w:name="e-prescribe-decision-guide"/>
     <w:p>
       <w:pPr>
         <w:pStyle w:val="Heading1"/>
@@ -63,40 +63,48 @@
         <w:pStyle w:val="FirstParagraph"/>
       </w:pPr>
       <w:r>
+        <w:t xml:space="preserve">Use this guide to choose an e-prescribing integration and plan the workflow around it. Work through hosted versus custom prescribing workflows, prescriber enrollment, controlled substances, and practice structure to define what your application builds, what the vendor handles, and what must be ready before go-live.</w:t>
+      </w:r>
+    </w:p>
+    <w:p>
+      <w:pPr>
+        <w:pStyle w:val="BodyText"/>
+      </w:pPr>
+      <w:r>
         <w:rPr>
+          <w:i/>
           <w:iCs/>
-          <w:i/>
         </w:rPr>
         <w:t xml:space="preserve">Companion to the</w:t>
       </w:r>
       <w:r>
         <w:rPr>
+          <w:i/>
           <w:iCs/>
-          <w:i/>
         </w:rPr>
         <w:t xml:space="preserve"> </w:t>
       </w:r>
-      <w:hyperlink r:id="rId23">
+      <w:hyperlink r:id="rId12">
         <w:r>
           <w:rPr>
             <w:rStyle w:val="Hyperlink"/>
+            <w:i/>
             <w:iCs/>
-            <w:i/>
           </w:rPr>
           <w:t xml:space="preserve">E-Prescribe (eRx)</w:t>
         </w:r>
       </w:hyperlink>
       <w:r>
         <w:rPr>
+          <w:i/>
           <w:iCs/>
-          <w:i/>
         </w:rPr>
         <w:t xml:space="preserve"> </w:t>
       </w:r>
       <w:r>
         <w:rPr>
+          <w:i/>
           <w:iCs/>
-          <w:i/>
         </w:rPr>
         <w:t xml:space="preserve">docs.</w:t>
       </w:r>
@@ -111,7 +119,7 @@
       <w:r>
         <w:t xml:space="preserve"> </w:t>
       </w:r>
-      <w:hyperlink r:id="rId24">
+      <w:hyperlink r:id="rId13">
         <w:r>
           <w:rPr>
             <w:rStyle w:val="Hyperlink"/>
@@ -120,29 +128,268 @@
         </w:r>
       </w:hyperlink>
       <w:r>
-        <w:t xml:space="preserve">, not a standalone product. It runs through an integration with an e-prescribing vendor connected to the SureScripts network. This space is less about the FHIR data model than a sequence of</w:t>
+        <w:t xml:space="preserve">, not a standalone product. It runs through an integration with a vendor connected to the e-prescribing network. See</w:t>
       </w:r>
       <w:r>
         <w:t xml:space="preserve"> </w:t>
       </w:r>
+      <w:hyperlink w:anchor="related-integrations">
+        <w:r>
+          <w:rPr>
+            <w:rStyle w:val="Hyperlink"/>
+          </w:rPr>
+          <w:t xml:space="preserve">Related Integrations</w:t>
+        </w:r>
+      </w:hyperlink>
+      <w:r>
+        <w:t xml:space="preserve"> </w:t>
+      </w:r>
+      <w:r>
+        <w:t xml:space="preserve">for the available first-party options.</w:t>
+      </w:r>
+    </w:p>
+    <w:p>
+      <w:pPr>
+        <w:pStyle w:val="BodyText"/>
+      </w:pPr>
+      <w:r>
+        <w:t xml:space="preserve">Choose the prescribing experience, then plan what supports it:</w:t>
+      </w:r>
+    </w:p>
+    <w:p>
+      <w:pPr>
+        <w:pStyle w:val="Compact"/>
+        <w:numPr>
+          <w:ilvl w:val="0"/>
+          <w:numId w:val="1001"/>
+        </w:numPr>
+      </w:pPr>
+      <w:hyperlink w:anchor="hosted-or-custom-prescribing">
+        <w:r>
+          <w:rPr>
+            <w:rStyle w:val="Hyperlink"/>
+            <w:b/>
+            <w:bCs/>
+          </w:rPr>
+          <w:t xml:space="preserve">Choose hosted or custom prescribing</w:t>
+        </w:r>
+      </w:hyperlink>
       <w:r>
         <w:rPr>
+          <w:b/>
           <w:bCs/>
+        </w:rPr>
+        <w:t xml:space="preserve">.</w:t>
+      </w:r>
+      <w:r>
+        <w:t xml:space="preserve"> </w:t>
+      </w:r>
+      <w:r>
+        <w:t xml:space="preserve">Decide which workflow your application builds and which interface the integration provides.</w:t>
+      </w:r>
+    </w:p>
+    <w:p>
+      <w:pPr>
+        <w:pStyle w:val="Compact"/>
+        <w:numPr>
+          <w:ilvl w:val="0"/>
+          <w:numId w:val="1001"/>
+        </w:numPr>
+      </w:pPr>
+      <w:hyperlink w:anchor="enrollment-and-staff-roles">
+        <w:r>
+          <w:rPr>
+            <w:rStyle w:val="Hyperlink"/>
+            <w:b/>
+            <w:bCs/>
+          </w:rPr>
+          <w:t xml:space="preserve">Plan enrollment and staff roles</w:t>
+        </w:r>
+      </w:hyperlink>
+      <w:r>
+        <w:rPr>
           <w:b/>
+          <w:bCs/>
         </w:rPr>
-        <w:t xml:space="preserve">integration and enrollment decisions</w:t>
-      </w:r>
-      <w:r>
-        <w:t xml:space="preserve">: whether prescribing uses the vendor’s hosted flow or a custom workflow, whether you send controlled substances, and how prescribers get enrolled and verified. This guide moves from those high-level decisions down to feature detail.</w:t>
-      </w:r>
-    </w:p>
-    <w:bookmarkStart w:id="25" w:name="section-1-use-case-participants"/>
+        <w:t xml:space="preserve">.</w:t>
+      </w:r>
+      <w:r>
+        <w:t xml:space="preserve"> </w:t>
+      </w:r>
+      <w:r>
+        <w:t xml:space="preserve">Define onboarding, identity requirements, supervision, and evidence that each user is ready to prescribe or assist.</w:t>
+      </w:r>
+    </w:p>
+    <w:p>
+      <w:pPr>
+        <w:pStyle w:val="Compact"/>
+        <w:numPr>
+          <w:ilvl w:val="0"/>
+          <w:numId w:val="1001"/>
+        </w:numPr>
+      </w:pPr>
+      <w:hyperlink w:anchor="how-will-epcs-enrollment-work">
+        <w:r>
+          <w:rPr>
+            <w:rStyle w:val="Hyperlink"/>
+            <w:b/>
+            <w:bCs/>
+          </w:rPr>
+          <w:t xml:space="preserve">Plan EPCS enrollment</w:t>
+        </w:r>
+      </w:hyperlink>
+      <w:r>
+        <w:t xml:space="preserve"> </w:t>
+      </w:r>
+      <w:r>
+        <w:t xml:space="preserve">if prescribers will send controlled-substance prescriptions.</w:t>
+      </w:r>
+    </w:p>
+    <w:p>
+      <w:pPr>
+        <w:pStyle w:val="Compact"/>
+        <w:numPr>
+          <w:ilvl w:val="0"/>
+          <w:numId w:val="1001"/>
+        </w:numPr>
+      </w:pPr>
+      <w:hyperlink w:anchor="prescribing-and-follow-up">
+        <w:r>
+          <w:rPr>
+            <w:rStyle w:val="Hyperlink"/>
+            <w:b/>
+            <w:bCs/>
+          </w:rPr>
+          <w:t xml:space="preserve">Define prescribing and follow-up</w:t>
+        </w:r>
+      </w:hyperlink>
+      <w:r>
+        <w:rPr>
+          <w:b/>
+          <w:bCs/>
+        </w:rPr>
+        <w:t xml:space="preserve">.</w:t>
+      </w:r>
+      <w:r>
+        <w:t xml:space="preserve"> </w:t>
+      </w:r>
+      <w:r>
+        <w:t xml:space="preserve">Identify required benefits and authorization checks, refills, presets, pediatric workflows, and medication history.</w:t>
+      </w:r>
+    </w:p>
+    <w:p>
+      <w:pPr>
+        <w:pStyle w:val="Compact"/>
+        <w:numPr>
+          <w:ilvl w:val="0"/>
+          <w:numId w:val="1001"/>
+        </w:numPr>
+      </w:pPr>
+      <w:hyperlink w:anchor="practices-and-transition">
+        <w:r>
+          <w:rPr>
+            <w:rStyle w:val="Hyperlink"/>
+            <w:b/>
+            <w:bCs/>
+          </w:rPr>
+          <w:t xml:space="preserve">Define practice structure and transition</w:t>
+        </w:r>
+      </w:hyperlink>
+      <w:r>
+        <w:rPr>
+          <w:b/>
+          <w:bCs/>
+        </w:rPr>
+        <w:t xml:space="preserve">.</w:t>
+      </w:r>
+      <w:r>
+        <w:t xml:space="preserve"> </w:t>
+      </w:r>
+      <w:r>
+        <w:t xml:space="preserve">Choose practice context; address multiple locations, independent clients, or migration from an existing system where applicable.</w:t>
+      </w:r>
+    </w:p>
+    <w:p>
+      <w:pPr>
+        <w:pStyle w:val="FirstParagraph"/>
+      </w:pPr>
+      <w:r>
+        <w:t xml:space="preserve">Use the</w:t>
+      </w:r>
+      <w:r>
+        <w:t xml:space="preserve"> </w:t>
+      </w:r>
+      <w:hyperlink w:anchor="before-you-start">
+        <w:r>
+          <w:rPr>
+            <w:rStyle w:val="Hyperlink"/>
+          </w:rPr>
+          <w:t xml:space="preserve">questions below</w:t>
+        </w:r>
+      </w:hyperlink>
+      <w:r>
+        <w:t xml:space="preserve"> </w:t>
+      </w:r>
+      <w:r>
+        <w:t xml:space="preserve">to establish your use case, then follow the relevant sections. Add requirements beyond these examples where needed.</w:t>
+      </w:r>
+    </w:p>
+    <w:bookmarkStart w:id="14" w:name="section-1-use-case--participants"/>
+    <w:bookmarkEnd w:id="14"/>
+    <w:bookmarkStart w:id="31" w:name="before-you-start"/>
     <w:p>
       <w:pPr>
         <w:pStyle w:val="Heading2"/>
       </w:pPr>
       <w:r>
-        <w:t xml:space="preserve">Section 1: Use Case &amp; Participants</w:t>
+        <w:t xml:space="preserve">Before you start</w:t>
+      </w:r>
+    </w:p>
+    <w:bookmarkStart w:id="15" w:name="q1-what-are-you-prescribing"/>
+    <w:bookmarkEnd w:id="15"/>
+    <w:bookmarkStart w:id="17" w:name="what-are-you-prescribing"/>
+    <w:p>
+      <w:pPr>
+        <w:pStyle w:val="Heading3"/>
+      </w:pPr>
+      <w:r>
+        <w:t xml:space="preserve">What are you prescribing?</w:t>
+      </w:r>
+    </w:p>
+    <w:p>
+      <w:pPr>
+        <w:pStyle w:val="Compact"/>
+        <w:numPr>
+          <w:ilvl w:val="0"/>
+          <w:numId w:val="1002"/>
+        </w:numPr>
+      </w:pPr>
+      <w:r>
+        <w:t xml:space="preserve">Non-controlled medications only</w:t>
+      </w:r>
+    </w:p>
+    <w:p>
+      <w:pPr>
+        <w:pStyle w:val="Compact"/>
+        <w:numPr>
+          <w:ilvl w:val="0"/>
+          <w:numId w:val="1002"/>
+        </w:numPr>
+      </w:pPr>
+      <w:r>
+        <w:t xml:space="preserve">Controlled substances too (Schedule II–V)</w:t>
+      </w:r>
+    </w:p>
+    <w:p>
+      <w:pPr>
+        <w:pStyle w:val="Compact"/>
+        <w:numPr>
+          <w:ilvl w:val="0"/>
+          <w:numId w:val="1002"/>
+        </w:numPr>
+      </w:pPr>
+      <w:r>
+        <w:t xml:space="preserve">Not sure / depends on specialty</w:t>
       </w:r>
     </w:p>
     <w:p>
@@ -151,119 +398,76 @@
       </w:pPr>
       <w:r>
         <w:rPr>
+          <w:i/>
           <w:iCs/>
-          <w:i/>
-        </w:rPr>
-        <w:t xml:space="preserve">Two of these — what you prescribe (1.1) and which workflow you use (1.2) — cascade into most of Section 3. Land them first.</w:t>
-      </w:r>
-    </w:p>
-    <w:p>
-      <w:pPr>
-        <w:pStyle w:val="BodyText"/>
-      </w:pPr>
-      <w:r>
-        <w:rPr>
-          <w:bCs/>
-          <w:b/>
-        </w:rPr>
-        <w:t xml:space="preserve">1.1 What are you prescribing?</w:t>
-      </w:r>
-    </w:p>
-    <w:p>
-      <w:pPr>
-        <w:numPr>
-          <w:ilvl w:val="0"/>
-          <w:numId w:val="1001"/>
-        </w:numPr>
-        <w:pStyle w:val="Compact"/>
-      </w:pPr>
-      <w:r>
-        <w:t xml:space="preserve">Non-controlled medications only</w:t>
-      </w:r>
-    </w:p>
-    <w:p>
-      <w:pPr>
-        <w:numPr>
-          <w:ilvl w:val="0"/>
-          <w:numId w:val="1001"/>
-        </w:numPr>
-        <w:pStyle w:val="Compact"/>
-      </w:pPr>
-      <w:r>
-        <w:t xml:space="preserve">Controlled substances too (Schedule II–V)</w:t>
-      </w:r>
-    </w:p>
-    <w:p>
-      <w:pPr>
-        <w:numPr>
-          <w:ilvl w:val="0"/>
-          <w:numId w:val="1001"/>
-        </w:numPr>
-        <w:pStyle w:val="Compact"/>
-      </w:pPr>
-      <w:r>
-        <w:t xml:space="preserve">Not sure / depends on specialty</w:t>
-      </w:r>
-    </w:p>
-    <w:p>
-      <w:pPr>
-        <w:pStyle w:val="FirstParagraph"/>
-      </w:pPr>
-      <w:r>
-        <w:rPr>
-          <w:iCs/>
-          <w:i/>
         </w:rPr>
         <w:t xml:space="preserve">Why: controlled substances require</w:t>
       </w:r>
       <w:r>
         <w:rPr>
+          <w:i/>
           <w:iCs/>
-          <w:i/>
         </w:rPr>
         <w:t xml:space="preserve"> </w:t>
       </w:r>
       <w:r>
         <w:rPr>
+          <w:b/>
           <w:bCs/>
-          <w:b/>
+          <w:i/>
           <w:iCs/>
-          <w:i/>
         </w:rPr>
         <w:t xml:space="preserve">EPCS</w:t>
       </w:r>
       <w:r>
         <w:rPr>
+          <w:i/>
           <w:iCs/>
+        </w:rPr>
+        <w:t xml:space="preserve">, which adds a per-prescriber enrollment path (DEA, identity proofing, two-factor auth). If you never prescribe them, skip the controlled-substance decision (</w:t>
+      </w:r>
+      <w:hyperlink w:anchor="how-will-epcs-enrollment-work">
+        <w:r>
+          <w:rPr>
+            <w:rStyle w:val="Hyperlink"/>
+            <w:i/>
+            <w:iCs/>
+          </w:rPr>
+          <w:t xml:space="preserve">EPCS</w:t>
+        </w:r>
+      </w:hyperlink>
+      <w:r>
+        <w:rPr>
           <w:i/>
+          <w:iCs/>
         </w:rPr>
-        <w:t xml:space="preserve">, which adds a per-prescriber enrollment path (DEA, identity proofing, two-factor auth). If you never prescribe them, skip the entire Controlled Substances lane (3.4) and enrollment shrinks substantially.</w:t>
-      </w:r>
-    </w:p>
-    <w:p>
-      <w:pPr>
-        <w:pStyle w:val="BodyText"/>
+        <w:t xml:space="preserve">) and enrollment shrinks substantially.</w:t>
+      </w:r>
+    </w:p>
+    <w:bookmarkStart w:id="16" w:name="X3b4324f7dde1d28bfa7d4d0884d6c3216778398"/>
+    <w:bookmarkEnd w:id="16"/>
+    <w:bookmarkEnd w:id="17"/>
+    <w:bookmarkStart w:id="19" w:name="X773c6149157c1030ba5b0b8171bf6f32aa2c2f8"/>
+    <w:p>
+      <w:pPr>
+        <w:pStyle w:val="Heading3"/>
+      </w:pPr>
+      <w:r>
+        <w:t xml:space="preserve">Do you want the hosted flow, or a custom workflow?</w:t>
+      </w:r>
+    </w:p>
+    <w:p>
+      <w:pPr>
+        <w:pStyle w:val="Compact"/>
+        <w:numPr>
+          <w:ilvl w:val="0"/>
+          <w:numId w:val="1003"/>
+        </w:numPr>
       </w:pPr>
       <w:r>
         <w:rPr>
+          <w:b/>
           <w:bCs/>
-          <w:b/>
-        </w:rPr>
-        <w:t xml:space="preserve">1.2 Do you want the hosted flow, or a custom workflow?</w:t>
-      </w:r>
-    </w:p>
-    <w:p>
-      <w:pPr>
-        <w:numPr>
-          <w:ilvl w:val="0"/>
-          <w:numId w:val="1002"/>
-        </w:numPr>
-        <w:pStyle w:val="Compact"/>
-      </w:pPr>
-      <w:r>
-        <w:rPr>
-          <w:bCs/>
-          <w:b/>
         </w:rPr>
         <w:t xml:space="preserve">Hosted iframe</w:t>
       </w:r>
@@ -276,16 +480,16 @@
     </w:p>
     <w:p>
       <w:pPr>
-        <w:numPr>
-          <w:ilvl w:val="0"/>
-          <w:numId w:val="1002"/>
-        </w:numPr>
-        <w:pStyle w:val="Compact"/>
+        <w:pStyle w:val="Compact"/>
+        <w:numPr>
+          <w:ilvl w:val="0"/>
+          <w:numId w:val="1003"/>
+        </w:numPr>
       </w:pPr>
       <w:r>
         <w:rPr>
+          <w:b/>
           <w:bCs/>
-          <w:b/>
         </w:rPr>
         <w:t xml:space="preserve">Custom workflow</w:t>
       </w:r>
@@ -300,8 +504,8 @@
       </w:r>
       <w:r>
         <w:rPr>
+          <w:b/>
           <w:bCs/>
-          <w:b/>
         </w:rPr>
         <w:t xml:space="preserve">review-and-send</w:t>
       </w:r>
@@ -314,11 +518,11 @@
     </w:p>
     <w:p>
       <w:pPr>
-        <w:numPr>
-          <w:ilvl w:val="0"/>
-          <w:numId w:val="1002"/>
-        </w:numPr>
-        <w:pStyle w:val="Compact"/>
+        <w:pStyle w:val="Compact"/>
+        <w:numPr>
+          <w:ilvl w:val="0"/>
+          <w:numId w:val="1003"/>
+        </w:numPr>
       </w:pPr>
       <w:r>
         <w:t xml:space="preserve">Not sure</w:t>
@@ -330,100 +534,277 @@
       </w:pPr>
       <w:r>
         <w:rPr>
+          <w:i/>
           <w:iCs/>
+        </w:rPr>
+        <w:t xml:space="preserve">Why: the iframe is fastest to live, and the steps stay the vendor’s. A custom workflow keeps prescribing in the chart. Presets — clinic favorites and order sets — standardize repeat orders on either path. Either way, transmission stays on the vendor’s review-and-send step. See</w:t>
+      </w:r>
+      <w:r>
+        <w:rPr>
           <w:i/>
-        </w:rPr>
-        <w:t xml:space="preserve">Why: the iframe is fastest to live, and the steps stay the vendor’s. A custom workflow keeps prescribing in the chart. Presets — clinic favorites and order sets — standardize repeat orders on either path. Either way, transmission stays on the vendor’s review-and-send step. See 3.1.</w:t>
-      </w:r>
-    </w:p>
-    <w:p>
-      <w:pPr>
-        <w:pStyle w:val="BodyText"/>
-      </w:pPr>
-      <w:r>
-        <w:rPr>
-          <w:bCs/>
-          <w:b/>
-        </w:rPr>
-        <w:t xml:space="preserve">1.3 New build or replacing an existing e-Rx system?</w:t>
-      </w:r>
-    </w:p>
-    <w:p>
-      <w:pPr>
-        <w:numPr>
-          <w:ilvl w:val="0"/>
-          <w:numId w:val="1003"/>
-        </w:numPr>
-        <w:pStyle w:val="Compact"/>
-      </w:pPr>
-      <w:r>
-        <w:t xml:space="preserve">New — no e-prescribing today</w:t>
-      </w:r>
-    </w:p>
-    <w:p>
-      <w:pPr>
-        <w:numPr>
-          <w:ilvl w:val="0"/>
-          <w:numId w:val="1003"/>
-        </w:numPr>
-        <w:pStyle w:val="Compact"/>
-      </w:pPr>
-      <w:r>
-        <w:t xml:space="preserve">Replacing another EHR or e-Rx vendor</w:t>
-      </w:r>
-    </w:p>
-    <w:p>
-      <w:pPr>
-        <w:numPr>
-          <w:ilvl w:val="0"/>
-          <w:numId w:val="1003"/>
-        </w:numPr>
-        <w:pStyle w:val="Compact"/>
-      </w:pPr>
-      <w:r>
-        <w:t xml:space="preserve">Adding alongside an existing clinical system</w:t>
-      </w:r>
-    </w:p>
-    <w:p>
-      <w:pPr>
-        <w:pStyle w:val="FirstParagraph"/>
-      </w:pPr>
-      <w:r>
-        <w:rPr>
           <w:iCs/>
-          <w:i/>
-        </w:rPr>
-        <w:t xml:space="preserve">Why: replacing an existing system means a</w:t>
-      </w:r>
-      <w:r>
-        <w:rPr>
-          <w:iCs/>
-          <w:i/>
         </w:rPr>
         <w:t xml:space="preserve"> </w:t>
       </w:r>
+      <w:hyperlink w:anchor="hosted-or-custom-prescribing">
+        <w:r>
+          <w:rPr>
+            <w:rStyle w:val="Hyperlink"/>
+            <w:i/>
+            <w:iCs/>
+          </w:rPr>
+          <w:t xml:space="preserve">Prescribing workflow</w:t>
+        </w:r>
+      </w:hyperlink>
       <w:r>
         <w:rPr>
+          <w:i/>
+          <w:iCs/>
+        </w:rPr>
+        <w:t xml:space="preserve">.</w:t>
+      </w:r>
+    </w:p>
+    <w:bookmarkStart w:id="18" w:name="X8ba4e318a426715c214fd3262bbf8f2ade71e10"/>
+    <w:bookmarkEnd w:id="18"/>
+    <w:bookmarkEnd w:id="19"/>
+    <w:bookmarkStart w:id="21" w:name="Xb25e96f6b4ef17a17239f2dc54c7f6e34760dba"/>
+    <w:p>
+      <w:pPr>
+        <w:pStyle w:val="Heading3"/>
+      </w:pPr>
+      <w:r>
+        <w:t xml:space="preserve">New build or replacing an existing e-Rx system?</w:t>
+      </w:r>
+    </w:p>
+    <w:p>
+      <w:pPr>
+        <w:pStyle w:val="Compact"/>
+        <w:numPr>
+          <w:ilvl w:val="0"/>
+          <w:numId w:val="1004"/>
+        </w:numPr>
+      </w:pPr>
+      <w:r>
+        <w:t xml:space="preserve">New — no e-prescribing today</w:t>
+      </w:r>
+    </w:p>
+    <w:p>
+      <w:pPr>
+        <w:pStyle w:val="Compact"/>
+        <w:numPr>
+          <w:ilvl w:val="0"/>
+          <w:numId w:val="1004"/>
+        </w:numPr>
+      </w:pPr>
+      <w:r>
+        <w:t xml:space="preserve">Replacing another EHR or e-Rx vendor</w:t>
+      </w:r>
+    </w:p>
+    <w:p>
+      <w:pPr>
+        <w:pStyle w:val="Compact"/>
+        <w:numPr>
+          <w:ilvl w:val="0"/>
+          <w:numId w:val="1004"/>
+        </w:numPr>
+      </w:pPr>
+      <w:r>
+        <w:t xml:space="preserve">Adding alongside an existing clinical system</w:t>
+      </w:r>
+    </w:p>
+    <w:p>
+      <w:pPr>
+        <w:pStyle w:val="FirstParagraph"/>
+      </w:pPr>
+      <w:r>
+        <w:rPr>
+          <w:i/>
+          <w:iCs/>
+        </w:rPr>
+        <w:t xml:space="preserve">Why: replacing an existing system requires coordinating a</w:t>
+      </w:r>
+      <w:r>
+        <w:rPr>
+          <w:i/>
+          <w:iCs/>
+        </w:rPr>
+        <w:t xml:space="preserve"> </w:t>
+      </w:r>
+      <w:r>
+        <w:rPr>
+          <w:b/>
           <w:bCs/>
-          <w:b/>
+          <w:i/>
           <w:iCs/>
-          <w:i/>
         </w:rPr>
         <w:t xml:space="preserve">Change of Vendor</w:t>
       </w:r>
       <w:r>
         <w:rPr>
+          <w:i/>
           <w:iCs/>
-          <w:i/>
         </w:rPr>
         <w:t xml:space="preserve"> </w:t>
       </w:r>
       <w:r>
         <w:rPr>
+          <w:i/>
           <w:iCs/>
+        </w:rPr>
+        <w:t xml:space="preserve">with the prescribing network so refills and history follow prescribers over, a distinct migration workstream (</w:t>
+      </w:r>
+      <w:hyperlink w:anchor="X65bac591accc0f62d1184bb4e7e2a0499527739">
+        <w:r>
+          <w:rPr>
+            <w:rStyle w:val="Hyperlink"/>
+            <w:i/>
+            <w:iCs/>
+          </w:rPr>
+          <w:t xml:space="preserve">Transition</w:t>
+        </w:r>
+      </w:hyperlink>
+      <w:r>
+        <w:rPr>
           <w:i/>
+          <w:iCs/>
         </w:rPr>
-        <w:t xml:space="preserve">on SureScripts so refills and history follow prescribers over — a distinct migration workstream (3.11).</w:t>
+        <w:t xml:space="preserve">).</w:t>
+      </w:r>
+    </w:p>
+    <w:bookmarkStart w:id="20" w:name="q4-who-is-involved-in-prescribing"/>
+    <w:bookmarkEnd w:id="20"/>
+    <w:bookmarkEnd w:id="21"/>
+    <w:bookmarkStart w:id="30" w:name="who-is-involved-in-prescribing"/>
+    <w:p>
+      <w:pPr>
+        <w:pStyle w:val="Heading3"/>
+      </w:pPr>
+      <w:r>
+        <w:t xml:space="preserve">Who is involved in prescribing?</w:t>
+      </w:r>
+    </w:p>
+    <w:p>
+      <w:pPr>
+        <w:pStyle w:val="Compact"/>
+        <w:numPr>
+          <w:ilvl w:val="0"/>
+          <w:numId w:val="1005"/>
+        </w:numPr>
+      </w:pPr>
+      <w:r>
+        <w:t xml:space="preserve">Prescribers (sign and send)</w:t>
+      </w:r>
+    </w:p>
+    <w:p>
+      <w:pPr>
+        <w:pStyle w:val="Compact"/>
+        <w:numPr>
+          <w:ilvl w:val="0"/>
+          <w:numId w:val="1005"/>
+        </w:numPr>
+      </w:pPr>
+      <w:r>
+        <w:t xml:space="preserve">Clinicians prescribing under supervision</w:t>
+      </w:r>
+    </w:p>
+    <w:p>
+      <w:pPr>
+        <w:pStyle w:val="Compact"/>
+        <w:numPr>
+          <w:ilvl w:val="0"/>
+          <w:numId w:val="1005"/>
+        </w:numPr>
+      </w:pPr>
+      <w:r>
+        <w:t xml:space="preserve">Non-prescribing proxies or staff who stage orders</w:t>
+      </w:r>
+    </w:p>
+    <w:p>
+      <w:pPr>
+        <w:pStyle w:val="Compact"/>
+        <w:numPr>
+          <w:ilvl w:val="0"/>
+          <w:numId w:val="1005"/>
+        </w:numPr>
+      </w:pPr>
+      <w:r>
+        <w:t xml:space="preserve">Administrators (enroll prescribers, manage practices, configure favorites)</w:t>
+      </w:r>
+    </w:p>
+    <w:p>
+      <w:pPr>
+        <w:pStyle w:val="Compact"/>
+        <w:numPr>
+          <w:ilvl w:val="0"/>
+          <w:numId w:val="1005"/>
+        </w:numPr>
+      </w:pPr>
+      <w:r>
+        <w:t xml:space="preserve">Any offshore or non-US staff using e-prescribing?</w:t>
+      </w:r>
+    </w:p>
+    <w:p>
+      <w:pPr>
+        <w:pStyle w:val="FirstParagraph"/>
+      </w:pPr>
+      <w:r>
+        <w:rPr>
+          <w:i/>
+          <w:iCs/>
+        </w:rPr>
+        <w:t xml:space="preserve">Why: enrollment and permissions depend on the vendor and role (</w:t>
+      </w:r>
+      <w:hyperlink w:anchor="X80dcd9ff5a90e6d7faea04f7a0693dd5d5e3eaa">
+        <w:r>
+          <w:rPr>
+            <w:rStyle w:val="Hyperlink"/>
+            <w:i/>
+            <w:iCs/>
+          </w:rPr>
+          <w:t xml:space="preserve">Identity and roles</w:t>
+        </w:r>
+      </w:hyperlink>
+      <w:r>
+        <w:rPr>
+          <w:i/>
+          <w:iCs/>
+        </w:rPr>
+        <w:t xml:space="preserve">). Supervised prescribing and non-prescribing order preparation are different responsibilities. Confirm which roles can stage, sign, send, or administer, and the vendor’s requirements for non-US staff before designing the workflow.</w:t>
+      </w:r>
+    </w:p>
+    <w:bookmarkStart w:id="22" w:name="section-2-feature-scoping"/>
+    <w:bookmarkEnd w:id="22"/>
+    <w:bookmarkStart w:id="23" w:name="scope-checklist"/>
+    <w:bookmarkEnd w:id="23"/>
+    <w:bookmarkStart w:id="24" w:name="section-3-feature-deep-dives"/>
+    <w:bookmarkEnd w:id="24"/>
+    <w:bookmarkStart w:id="25" w:name="decisions"/>
+    <w:bookmarkEnd w:id="25"/>
+    <w:bookmarkStart w:id="26" w:name="foundations"/>
+    <w:bookmarkEnd w:id="26"/>
+    <w:bookmarkStart w:id="27" w:name="X75bbcdeeb58f1086848c729af2e6b07cb0632cd"/>
+    <w:bookmarkEnd w:id="27"/>
+    <w:bookmarkStart w:id="28" w:name="decision-1"/>
+    <w:bookmarkEnd w:id="28"/>
+    <w:bookmarkStart w:id="29" w:name="X8b16ebdd3225c845a25644e4a43131080e1aced"/>
+    <w:bookmarkEnd w:id="29"/>
+    <w:bookmarkEnd w:id="30"/>
+    <w:bookmarkEnd w:id="31"/>
+    <w:bookmarkStart w:id="34" w:name="hosted-or-custom-prescribing"/>
+    <w:p>
+      <w:pPr>
+        <w:pStyle w:val="Heading2"/>
+      </w:pPr>
+      <w:r>
+        <w:t xml:space="preserve">Hosted or custom prescribing?</w:t>
+      </w:r>
+    </w:p>
+    <w:p>
+      <w:pPr>
+        <w:pStyle w:val="FirstParagraph"/>
+      </w:pPr>
+      <w:r>
+        <w:t xml:space="preserve">Whether prescribing follows the vendor’s hosted flow or a custom workflow in the chart. This choice shapes almost every section below.</w:t>
       </w:r>
     </w:p>
     <w:p>
@@ -432,1606 +813,54 @@
       </w:pPr>
       <w:r>
         <w:rPr>
+          <w:b/>
           <w:bCs/>
-          <w:b/>
         </w:rPr>
-        <w:t xml:space="preserve">1.4 Who is involved in prescribing?</w:t>
-      </w:r>
-    </w:p>
-    <w:p>
-      <w:pPr>
-        <w:numPr>
-          <w:ilvl w:val="0"/>
-          <w:numId w:val="1004"/>
-        </w:numPr>
-        <w:pStyle w:val="Compact"/>
-      </w:pPr>
-      <w:r>
-        <w:t xml:space="preserve">Prescribers (sign and send)</w:t>
-      </w:r>
-    </w:p>
-    <w:p>
-      <w:pPr>
-        <w:numPr>
-          <w:ilvl w:val="0"/>
-          <w:numId w:val="1004"/>
-        </w:numPr>
-        <w:pStyle w:val="Compact"/>
-      </w:pPr>
-      <w:r>
-        <w:t xml:space="preserve">Prescribing agents / proxies (stage but can’t send)</w:t>
-      </w:r>
-    </w:p>
-    <w:p>
-      <w:pPr>
-        <w:numPr>
-          <w:ilvl w:val="0"/>
-          <w:numId w:val="1004"/>
-        </w:numPr>
-        <w:pStyle w:val="Compact"/>
-      </w:pPr>
-      <w:r>
-        <w:t xml:space="preserve">Administrators (enroll prescribers, manage practices, configure favorites)</w:t>
-      </w:r>
-    </w:p>
-    <w:p>
-      <w:pPr>
-        <w:numPr>
-          <w:ilvl w:val="0"/>
-          <w:numId w:val="1004"/>
-        </w:numPr>
-        <w:pStyle w:val="Compact"/>
-      </w:pPr>
-      <w:r>
-        <w:t xml:space="preserve">Any offshore or non-US staff using e-prescribing?</w:t>
-      </w:r>
-    </w:p>
-    <w:p>
-      <w:pPr>
-        <w:pStyle w:val="FirstParagraph"/>
-      </w:pPr>
-      <w:r>
-        <w:rPr>
-          <w:iCs/>
-          <w:i/>
-        </w:rPr>
-        <w:t xml:space="preserve">Why: prescriber vs. agent vs. admin map to distinct enrollment roles (3.3), and only fully-enrolled prescribers can transmit. Non-prescribing roles don’t need an NPI. Offshore and non-US staff matter here because e-prescribing is only available to professionals</w:t>
-      </w:r>
-      <w:r>
-        <w:rPr>
-          <w:iCs/>
-          <w:i/>
-        </w:rPr>
-        <w:t xml:space="preserve"> </w:t>
-      </w:r>
-      <w:r>
-        <w:rPr>
-          <w:bCs/>
-          <w:b/>
-          <w:iCs/>
-          <w:i/>
-        </w:rPr>
-        <w:t xml:space="preserve">authorized to prescribe in the United States</w:t>
-      </w:r>
-      <w:r>
-        <w:rPr>
-          <w:iCs/>
-          <w:i/>
-        </w:rPr>
-        <w:t xml:space="preserve"> </w:t>
-      </w:r>
-      <w:r>
-        <w:rPr>
-          <w:iCs/>
-          <w:i/>
-        </w:rPr>
-        <w:t xml:space="preserve">— a SureScripts-network constraint, not a Medplum one — so non-US staff can only hold non-prescribing roles, and even those must be enrolled with the vendor to call pharmacy or medication-history operations (3.3). Confirm your vendor’s policy on non-US users before designing an offshore-staffing model around e-prescribing.</w:t>
-      </w:r>
-    </w:p>
-    <w:p>
-      <w:r>
-        <w:pict>
-          <v:rect style="width:0;height:1.5pt" o:hralign="center" o:hrstd="t" o:hr="t"/>
-        </w:pict>
-      </w:r>
-    </w:p>
-    <w:bookmarkEnd w:id="25"/>
-    <w:bookmarkStart w:id="26" w:name="section-2-feature-scoping"/>
-    <w:p>
-      <w:pPr>
-        <w:pStyle w:val="Heading2"/>
-      </w:pPr>
-      <w:r>
-        <w:t xml:space="preserve">Section 2: Feature Scoping</w:t>
-      </w:r>
-    </w:p>
-    <w:p>
-      <w:pPr>
-        <w:pStyle w:val="FirstParagraph"/>
-      </w:pPr>
-      <w:r>
-        <w:rPr>
-          <w:iCs/>
-          <w:i/>
-        </w:rPr>
-        <w:t xml:space="preserve">For each row, mark Yes / No / Nice-to-have / Not sure. The</w:t>
-      </w:r>
-      <w:r>
-        <w:t xml:space="preserve"> </w:t>
-      </w:r>
-      <w:r>
-        <w:rPr>
-          <w:bCs/>
-          <w:b/>
-        </w:rPr>
-        <w:t xml:space="preserve">§</w:t>
-      </w:r>
-      <w:r>
-        <w:t xml:space="preserve"> </w:t>
-      </w:r>
-      <w:r>
-        <w:rPr>
-          <w:iCs/>
-          <w:i/>
-        </w:rPr>
-        <w:t xml:space="preserve">column points to the deep dive.</w:t>
+        <w:t xml:space="preserve">Questions:</w:t>
+      </w:r>
+    </w:p>
+    <w:p>
+      <w:pPr>
+        <w:pStyle w:val="Compact"/>
+        <w:numPr>
+          <w:ilvl w:val="0"/>
+          <w:numId w:val="1006"/>
+        </w:numPr>
+      </w:pPr>
+      <w:r>
+        <w:t xml:space="preserve">Do prescribers write prescriptions from inside the chart, or is the vendor’s hosted flow enough?</w:t>
+      </w:r>
+    </w:p>
+    <w:p>
+      <w:pPr>
+        <w:pStyle w:val="Compact"/>
+        <w:numPr>
+          <w:ilvl w:val="0"/>
+          <w:numId w:val="1006"/>
+        </w:numPr>
+      </w:pPr>
+      <w:r>
+        <w:t xml:space="preserve">Do you want presets — clinic favorites and order sets — for medications the practice sends often?</w:t>
+      </w:r>
+    </w:p>
+    <w:p>
+      <w:pPr>
+        <w:pStyle w:val="Compact"/>
+        <w:numPr>
+          <w:ilvl w:val="0"/>
+          <w:numId w:val="1006"/>
+        </w:numPr>
+      </w:pPr>
+      <w:r>
+        <w:t xml:space="preserve">Is the vendor’s standard sequence of steps acceptable?</w:t>
       </w:r>
     </w:p>
     <w:tbl>
       <w:tblPr>
         <w:tblStyle w:val="Table"/>
         <w:tblW w:w="9360" w:type="dxa"/>
+        <w:tblLayout w:type="fixed"/>
         <w:tblLook w:firstRow="1" w:lastRow="0" w:firstColumn="0" w:lastColumn="0" w:noHBand="0" w:noVBand="0" w:val="0020"/>
-        <w:jc w:val="start"/>
-        <w:tblLayout w:type="fixed"/>
-      </w:tblPr>
-      <w:tblGrid>
-        <w:gridCol w:w="600"/>
-        <w:gridCol w:w="3511"/>
-        <w:gridCol w:w="880"/>
-        <w:gridCol w:w="740"/>
-        <w:gridCol w:w="600"/>
-        <w:gridCol w:w="2000"/>
-        <w:gridCol w:w="1029"/>
-      </w:tblGrid>
-      <w:tr>
-        <w:trPr>
-          <w:cantSplit/>
-          <w:tblHeader w:val="true"/>
-        </w:trPr>
-        <w:tc>
-          <w:tcPr/>
-          <w:p>
-            <w:pPr>
-              <w:pStyle w:val="Compact"/>
-              <w:jc w:val="left"/>
-            </w:pPr>
-            <w:r>
-              <w:t xml:space="preserve">#</w:t>
-            </w:r>
-          </w:p>
-        </w:tc>
-        <w:tc>
-          <w:tcPr/>
-          <w:p>
-            <w:pPr>
-              <w:pStyle w:val="Compact"/>
-              <w:jc w:val="left"/>
-            </w:pPr>
-            <w:r>
-              <w:t xml:space="preserve">Feature</w:t>
-            </w:r>
-          </w:p>
-        </w:tc>
-        <w:tc>
-          <w:tcPr/>
-          <w:p>
-            <w:pPr>
-              <w:pStyle w:val="Compact"/>
-              <w:jc w:val="left"/>
-            </w:pPr>
-            <w:r>
-              <w:t xml:space="preserve">§</w:t>
-            </w:r>
-          </w:p>
-        </w:tc>
-        <w:tc>
-          <w:tcPr/>
-          <w:p>
-            <w:pPr>
-              <w:pStyle w:val="Compact"/>
-              <w:jc w:val="left"/>
-            </w:pPr>
-            <w:r>
-              <w:t xml:space="preserve">Yes</w:t>
-            </w:r>
-          </w:p>
-        </w:tc>
-        <w:tc>
-          <w:tcPr/>
-          <w:p>
-            <w:pPr>
-              <w:pStyle w:val="Compact"/>
-              <w:jc w:val="left"/>
-            </w:pPr>
-            <w:r>
-              <w:t xml:space="preserve">No</w:t>
-            </w:r>
-          </w:p>
-        </w:tc>
-        <w:tc>
-          <w:tcPr/>
-          <w:p>
-            <w:pPr>
-              <w:pStyle w:val="Compact"/>
-              <w:jc w:val="left"/>
-            </w:pPr>
-            <w:r>
-              <w:t xml:space="preserve">Nice-to-have</w:t>
-            </w:r>
-          </w:p>
-        </w:tc>
-        <w:tc>
-          <w:tcPr/>
-          <w:p>
-            <w:pPr>
-              <w:pStyle w:val="Compact"/>
-              <w:jc w:val="left"/>
-            </w:pPr>
-            <w:r>
-              <w:t xml:space="preserve">Not sure</w:t>
-            </w:r>
-          </w:p>
-        </w:tc>
-      </w:tr>
-      <w:tr>
-        <w:trPr>
-          <w:cantSplit/>
-        </w:trPr>
-        <w:tc>
-          <w:tcPr/>
-          <w:p>
-            <w:pPr>
-              <w:pStyle w:val="Compact"/>
-              <w:jc w:val="left"/>
-            </w:pPr>
-            <w:r>
-              <w:t xml:space="preserve">1</w:t>
-            </w:r>
-          </w:p>
-        </w:tc>
-        <w:tc>
-          <w:tcPr/>
-          <w:p>
-            <w:pPr>
-              <w:pStyle w:val="Compact"/>
-              <w:jc w:val="left"/>
-            </w:pPr>
-            <w:r>
-              <w:t xml:space="preserve">Custom workflow</w:t>
-            </w:r>
-          </w:p>
-        </w:tc>
-        <w:tc>
-          <w:tcPr/>
-          <w:p>
-            <w:pPr>
-              <w:pStyle w:val="Compact"/>
-              <w:jc w:val="left"/>
-            </w:pPr>
-            <w:r>
-              <w:t xml:space="preserve">3.1</w:t>
-            </w:r>
-          </w:p>
-        </w:tc>
-        <w:tc>
-          <w:tcPr/>
-          <w:p>
-            <w:pPr>
-              <w:pStyle w:val="Compact"/>
-            </w:pPr>
-          </w:p>
-        </w:tc>
-        <w:tc>
-          <w:tcPr/>
-          <w:p>
-            <w:pPr>
-              <w:pStyle w:val="Compact"/>
-            </w:pPr>
-          </w:p>
-        </w:tc>
-        <w:tc>
-          <w:tcPr/>
-          <w:p>
-            <w:pPr>
-              <w:pStyle w:val="Compact"/>
-            </w:pPr>
-          </w:p>
-        </w:tc>
-        <w:tc>
-          <w:tcPr/>
-          <w:p>
-            <w:pPr>
-              <w:pStyle w:val="Compact"/>
-            </w:pPr>
-          </w:p>
-        </w:tc>
-      </w:tr>
-      <w:tr>
-        <w:trPr>
-          <w:cantSplit/>
-        </w:trPr>
-        <w:tc>
-          <w:tcPr/>
-          <w:p>
-            <w:pPr>
-              <w:pStyle w:val="Compact"/>
-              <w:jc w:val="left"/>
-            </w:pPr>
-            <w:r>
-              <w:t xml:space="preserve">2</w:t>
-            </w:r>
-          </w:p>
-        </w:tc>
-        <w:tc>
-          <w:tcPr/>
-          <w:p>
-            <w:pPr>
-              <w:pStyle w:val="Compact"/>
-              <w:jc w:val="left"/>
-            </w:pPr>
-            <w:r>
-              <w:t xml:space="preserve">Prescriber enrollment &amp; identity proofing</w:t>
-            </w:r>
-          </w:p>
-        </w:tc>
-        <w:tc>
-          <w:tcPr/>
-          <w:p>
-            <w:pPr>
-              <w:pStyle w:val="Compact"/>
-              <w:jc w:val="left"/>
-            </w:pPr>
-            <w:r>
-              <w:t xml:space="preserve">3.2</w:t>
-            </w:r>
-          </w:p>
-        </w:tc>
-        <w:tc>
-          <w:tcPr/>
-          <w:p>
-            <w:pPr>
-              <w:pStyle w:val="Compact"/>
-            </w:pPr>
-          </w:p>
-        </w:tc>
-        <w:tc>
-          <w:tcPr/>
-          <w:p>
-            <w:pPr>
-              <w:pStyle w:val="Compact"/>
-            </w:pPr>
-          </w:p>
-        </w:tc>
-        <w:tc>
-          <w:tcPr/>
-          <w:p>
-            <w:pPr>
-              <w:pStyle w:val="Compact"/>
-            </w:pPr>
-          </w:p>
-        </w:tc>
-        <w:tc>
-          <w:tcPr/>
-          <w:p>
-            <w:pPr>
-              <w:pStyle w:val="Compact"/>
-            </w:pPr>
-          </w:p>
-        </w:tc>
-      </w:tr>
-      <w:tr>
-        <w:trPr>
-          <w:cantSplit/>
-        </w:trPr>
-        <w:tc>
-          <w:tcPr/>
-          <w:p>
-            <w:pPr>
-              <w:pStyle w:val="Compact"/>
-              <w:jc w:val="left"/>
-            </w:pPr>
-            <w:r>
-              <w:t xml:space="preserve">3</w:t>
-            </w:r>
-          </w:p>
-        </w:tc>
-        <w:tc>
-          <w:tcPr/>
-          <w:p>
-            <w:pPr>
-              <w:pStyle w:val="Compact"/>
-              <w:jc w:val="left"/>
-            </w:pPr>
-            <w:r>
-              <w:t xml:space="preserve">Provider &amp; practice identity data (NPI, DEA, roles)</w:t>
-            </w:r>
-          </w:p>
-        </w:tc>
-        <w:tc>
-          <w:tcPr/>
-          <w:p>
-            <w:pPr>
-              <w:pStyle w:val="Compact"/>
-              <w:jc w:val="left"/>
-            </w:pPr>
-            <w:r>
-              <w:t xml:space="preserve">3.3</w:t>
-            </w:r>
-          </w:p>
-        </w:tc>
-        <w:tc>
-          <w:tcPr/>
-          <w:p>
-            <w:pPr>
-              <w:pStyle w:val="Compact"/>
-            </w:pPr>
-          </w:p>
-        </w:tc>
-        <w:tc>
-          <w:tcPr/>
-          <w:p>
-            <w:pPr>
-              <w:pStyle w:val="Compact"/>
-            </w:pPr>
-          </w:p>
-        </w:tc>
-        <w:tc>
-          <w:tcPr/>
-          <w:p>
-            <w:pPr>
-              <w:pStyle w:val="Compact"/>
-            </w:pPr>
-          </w:p>
-        </w:tc>
-        <w:tc>
-          <w:tcPr/>
-          <w:p>
-            <w:pPr>
-              <w:pStyle w:val="Compact"/>
-            </w:pPr>
-          </w:p>
-        </w:tc>
-      </w:tr>
-      <w:tr>
-        <w:trPr>
-          <w:cantSplit/>
-        </w:trPr>
-        <w:tc>
-          <w:tcPr/>
-          <w:p>
-            <w:pPr>
-              <w:pStyle w:val="Compact"/>
-              <w:jc w:val="left"/>
-            </w:pPr>
-            <w:r>
-              <w:t xml:space="preserve">4</w:t>
-            </w:r>
-          </w:p>
-        </w:tc>
-        <w:tc>
-          <w:tcPr/>
-          <w:p>
-            <w:pPr>
-              <w:pStyle w:val="Compact"/>
-              <w:jc w:val="left"/>
-            </w:pPr>
-            <w:r>
-              <w:t xml:space="preserve">Non-prescriber staff access (pharmacy / history ops)</w:t>
-            </w:r>
-          </w:p>
-        </w:tc>
-        <w:tc>
-          <w:tcPr/>
-          <w:p>
-            <w:pPr>
-              <w:pStyle w:val="Compact"/>
-              <w:jc w:val="left"/>
-            </w:pPr>
-            <w:r>
-              <w:t xml:space="preserve">3.3</w:t>
-            </w:r>
-          </w:p>
-        </w:tc>
-        <w:tc>
-          <w:tcPr/>
-          <w:p>
-            <w:pPr>
-              <w:pStyle w:val="Compact"/>
-            </w:pPr>
-          </w:p>
-        </w:tc>
-        <w:tc>
-          <w:tcPr/>
-          <w:p>
-            <w:pPr>
-              <w:pStyle w:val="Compact"/>
-            </w:pPr>
-          </w:p>
-        </w:tc>
-        <w:tc>
-          <w:tcPr/>
-          <w:p>
-            <w:pPr>
-              <w:pStyle w:val="Compact"/>
-            </w:pPr>
-          </w:p>
-        </w:tc>
-        <w:tc>
-          <w:tcPr/>
-          <w:p>
-            <w:pPr>
-              <w:pStyle w:val="Compact"/>
-            </w:pPr>
-          </w:p>
-        </w:tc>
-      </w:tr>
-      <w:tr>
-        <w:trPr>
-          <w:cantSplit/>
-        </w:trPr>
-        <w:tc>
-          <w:tcPr/>
-          <w:p>
-            <w:pPr>
-              <w:pStyle w:val="Compact"/>
-              <w:jc w:val="left"/>
-            </w:pPr>
-            <w:r>
-              <w:t xml:space="preserve">5</w:t>
-            </w:r>
-          </w:p>
-        </w:tc>
-        <w:tc>
-          <w:tcPr/>
-          <w:p>
-            <w:pPr>
-              <w:pStyle w:val="Compact"/>
-              <w:jc w:val="left"/>
-            </w:pPr>
-            <w:r>
-              <w:t xml:space="preserve">Controlled substances / EPCS</w:t>
-            </w:r>
-          </w:p>
-        </w:tc>
-        <w:tc>
-          <w:tcPr/>
-          <w:p>
-            <w:pPr>
-              <w:pStyle w:val="Compact"/>
-              <w:jc w:val="left"/>
-            </w:pPr>
-            <w:r>
-              <w:t xml:space="preserve">3.4</w:t>
-            </w:r>
-          </w:p>
-        </w:tc>
-        <w:tc>
-          <w:tcPr/>
-          <w:p>
-            <w:pPr>
-              <w:pStyle w:val="Compact"/>
-            </w:pPr>
-          </w:p>
-        </w:tc>
-        <w:tc>
-          <w:tcPr/>
-          <w:p>
-            <w:pPr>
-              <w:pStyle w:val="Compact"/>
-            </w:pPr>
-          </w:p>
-        </w:tc>
-        <w:tc>
-          <w:tcPr/>
-          <w:p>
-            <w:pPr>
-              <w:pStyle w:val="Compact"/>
-            </w:pPr>
-          </w:p>
-        </w:tc>
-        <w:tc>
-          <w:tcPr/>
-          <w:p>
-            <w:pPr>
-              <w:pStyle w:val="Compact"/>
-            </w:pPr>
-          </w:p>
-        </w:tc>
-      </w:tr>
-      <w:tr>
-        <w:trPr>
-          <w:cantSplit/>
-        </w:trPr>
-        <w:tc>
-          <w:tcPr/>
-          <w:p>
-            <w:pPr>
-              <w:pStyle w:val="Compact"/>
-              <w:jc w:val="left"/>
-            </w:pPr>
-            <w:r>
-              <w:t xml:space="preserve">6</w:t>
-            </w:r>
-          </w:p>
-        </w:tc>
-        <w:tc>
-          <w:tcPr/>
-          <w:p>
-            <w:pPr>
-              <w:pStyle w:val="Compact"/>
-              <w:jc w:val="left"/>
-            </w:pPr>
-            <w:r>
-              <w:t xml:space="preserve">Formulary/benefit checks &amp; prior authorization</w:t>
-            </w:r>
-          </w:p>
-        </w:tc>
-        <w:tc>
-          <w:tcPr/>
-          <w:p>
-            <w:pPr>
-              <w:pStyle w:val="Compact"/>
-              <w:jc w:val="left"/>
-            </w:pPr>
-            <w:r>
-              <w:t xml:space="preserve">3.5</w:t>
-            </w:r>
-          </w:p>
-        </w:tc>
-        <w:tc>
-          <w:tcPr/>
-          <w:p>
-            <w:pPr>
-              <w:pStyle w:val="Compact"/>
-            </w:pPr>
-          </w:p>
-        </w:tc>
-        <w:tc>
-          <w:tcPr/>
-          <w:p>
-            <w:pPr>
-              <w:pStyle w:val="Compact"/>
-            </w:pPr>
-          </w:p>
-        </w:tc>
-        <w:tc>
-          <w:tcPr/>
-          <w:p>
-            <w:pPr>
-              <w:pStyle w:val="Compact"/>
-            </w:pPr>
-          </w:p>
-        </w:tc>
-        <w:tc>
-          <w:tcPr/>
-          <w:p>
-            <w:pPr>
-              <w:pStyle w:val="Compact"/>
-            </w:pPr>
-          </w:p>
-        </w:tc>
-      </w:tr>
-      <w:tr>
-        <w:trPr>
-          <w:cantSplit/>
-        </w:trPr>
-        <w:tc>
-          <w:tcPr/>
-          <w:p>
-            <w:pPr>
-              <w:pStyle w:val="Compact"/>
-              <w:jc w:val="left"/>
-            </w:pPr>
-            <w:r>
-              <w:t xml:space="preserve">7</w:t>
-            </w:r>
-          </w:p>
-        </w:tc>
-        <w:tc>
-          <w:tcPr/>
-          <w:p>
-            <w:pPr>
-              <w:pStyle w:val="Compact"/>
-              <w:jc w:val="left"/>
-            </w:pPr>
-            <w:r>
-              <w:t xml:space="preserve">Refills, reorders &amp; discontinuation</w:t>
-            </w:r>
-          </w:p>
-        </w:tc>
-        <w:tc>
-          <w:tcPr/>
-          <w:p>
-            <w:pPr>
-              <w:pStyle w:val="Compact"/>
-              <w:jc w:val="left"/>
-            </w:pPr>
-            <w:r>
-              <w:t xml:space="preserve">3.6</w:t>
-            </w:r>
-          </w:p>
-        </w:tc>
-        <w:tc>
-          <w:tcPr/>
-          <w:p>
-            <w:pPr>
-              <w:pStyle w:val="Compact"/>
-            </w:pPr>
-          </w:p>
-        </w:tc>
-        <w:tc>
-          <w:tcPr/>
-          <w:p>
-            <w:pPr>
-              <w:pStyle w:val="Compact"/>
-            </w:pPr>
-          </w:p>
-        </w:tc>
-        <w:tc>
-          <w:tcPr/>
-          <w:p>
-            <w:pPr>
-              <w:pStyle w:val="Compact"/>
-            </w:pPr>
-          </w:p>
-        </w:tc>
-        <w:tc>
-          <w:tcPr/>
-          <w:p>
-            <w:pPr>
-              <w:pStyle w:val="Compact"/>
-            </w:pPr>
-          </w:p>
-        </w:tc>
-      </w:tr>
-      <w:tr>
-        <w:trPr>
-          <w:cantSplit/>
-        </w:trPr>
-        <w:tc>
-          <w:tcPr/>
-          <w:p>
-            <w:pPr>
-              <w:pStyle w:val="Compact"/>
-              <w:jc w:val="left"/>
-            </w:pPr>
-            <w:r>
-              <w:t xml:space="preserve">8</w:t>
-            </w:r>
-          </w:p>
-        </w:tc>
-        <w:tc>
-          <w:tcPr/>
-          <w:p>
-            <w:pPr>
-              <w:pStyle w:val="Compact"/>
-              <w:jc w:val="left"/>
-            </w:pPr>
-            <w:r>
-              <w:t xml:space="preserve">Clinic favorites / order sets</w:t>
-            </w:r>
-          </w:p>
-        </w:tc>
-        <w:tc>
-          <w:tcPr/>
-          <w:p>
-            <w:pPr>
-              <w:pStyle w:val="Compact"/>
-              <w:jc w:val="left"/>
-            </w:pPr>
-            <w:r>
-              <w:t xml:space="preserve">3.7</w:t>
-            </w:r>
-          </w:p>
-        </w:tc>
-        <w:tc>
-          <w:tcPr/>
-          <w:p>
-            <w:pPr>
-              <w:pStyle w:val="Compact"/>
-            </w:pPr>
-          </w:p>
-        </w:tc>
-        <w:tc>
-          <w:tcPr/>
-          <w:p>
-            <w:pPr>
-              <w:pStyle w:val="Compact"/>
-            </w:pPr>
-          </w:p>
-        </w:tc>
-        <w:tc>
-          <w:tcPr/>
-          <w:p>
-            <w:pPr>
-              <w:pStyle w:val="Compact"/>
-            </w:pPr>
-          </w:p>
-        </w:tc>
-        <w:tc>
-          <w:tcPr/>
-          <w:p>
-            <w:pPr>
-              <w:pStyle w:val="Compact"/>
-            </w:pPr>
-          </w:p>
-        </w:tc>
-      </w:tr>
-      <w:tr>
-        <w:trPr>
-          <w:cantSplit/>
-        </w:trPr>
-        <w:tc>
-          <w:tcPr/>
-          <w:p>
-            <w:pPr>
-              <w:pStyle w:val="Compact"/>
-              <w:jc w:val="left"/>
-            </w:pPr>
-            <w:r>
-              <w:t xml:space="preserve">9</w:t>
-            </w:r>
-          </w:p>
-        </w:tc>
-        <w:tc>
-          <w:tcPr/>
-          <w:p>
-            <w:pPr>
-              <w:pStyle w:val="Compact"/>
-              <w:jc w:val="left"/>
-            </w:pPr>
-            <w:r>
-              <w:t xml:space="preserve">Pediatric prescribing</w:t>
-            </w:r>
-          </w:p>
-        </w:tc>
-        <w:tc>
-          <w:tcPr/>
-          <w:p>
-            <w:pPr>
-              <w:pStyle w:val="Compact"/>
-              <w:jc w:val="left"/>
-            </w:pPr>
-            <w:r>
-              <w:t xml:space="preserve">3.7</w:t>
-            </w:r>
-          </w:p>
-        </w:tc>
-        <w:tc>
-          <w:tcPr/>
-          <w:p>
-            <w:pPr>
-              <w:pStyle w:val="Compact"/>
-            </w:pPr>
-          </w:p>
-        </w:tc>
-        <w:tc>
-          <w:tcPr/>
-          <w:p>
-            <w:pPr>
-              <w:pStyle w:val="Compact"/>
-            </w:pPr>
-          </w:p>
-        </w:tc>
-        <w:tc>
-          <w:tcPr/>
-          <w:p>
-            <w:pPr>
-              <w:pStyle w:val="Compact"/>
-            </w:pPr>
-          </w:p>
-        </w:tc>
-        <w:tc>
-          <w:tcPr/>
-          <w:p>
-            <w:pPr>
-              <w:pStyle w:val="Compact"/>
-            </w:pPr>
-          </w:p>
-        </w:tc>
-      </w:tr>
-      <w:tr>
-        <w:trPr>
-          <w:cantSplit/>
-        </w:trPr>
-        <w:tc>
-          <w:tcPr/>
-          <w:p>
-            <w:pPr>
-              <w:pStyle w:val="Compact"/>
-              <w:jc w:val="left"/>
-            </w:pPr>
-            <w:r>
-              <w:t xml:space="preserve">10</w:t>
-            </w:r>
-          </w:p>
-        </w:tc>
-        <w:tc>
-          <w:tcPr/>
-          <w:p>
-            <w:pPr>
-              <w:pStyle w:val="Compact"/>
-              <w:jc w:val="left"/>
-            </w:pPr>
-            <w:r>
-              <w:t xml:space="preserve">Medication history retrieval (with consent)</w:t>
-            </w:r>
-          </w:p>
-        </w:tc>
-        <w:tc>
-          <w:tcPr/>
-          <w:p>
-            <w:pPr>
-              <w:pStyle w:val="Compact"/>
-              <w:jc w:val="left"/>
-            </w:pPr>
-            <w:r>
-              <w:t xml:space="preserve">3.8</w:t>
-            </w:r>
-          </w:p>
-        </w:tc>
-        <w:tc>
-          <w:tcPr/>
-          <w:p>
-            <w:pPr>
-              <w:pStyle w:val="Compact"/>
-            </w:pPr>
-          </w:p>
-        </w:tc>
-        <w:tc>
-          <w:tcPr/>
-          <w:p>
-            <w:pPr>
-              <w:pStyle w:val="Compact"/>
-            </w:pPr>
-          </w:p>
-        </w:tc>
-        <w:tc>
-          <w:tcPr/>
-          <w:p>
-            <w:pPr>
-              <w:pStyle w:val="Compact"/>
-            </w:pPr>
-          </w:p>
-        </w:tc>
-        <w:tc>
-          <w:tcPr/>
-          <w:p>
-            <w:pPr>
-              <w:pStyle w:val="Compact"/>
-            </w:pPr>
-          </w:p>
-        </w:tc>
-      </w:tr>
-      <w:tr>
-        <w:trPr>
-          <w:cantSplit/>
-        </w:trPr>
-        <w:tc>
-          <w:tcPr/>
-          <w:p>
-            <w:pPr>
-              <w:pStyle w:val="Compact"/>
-              <w:jc w:val="left"/>
-            </w:pPr>
-            <w:r>
-              <w:t xml:space="preserve">11</w:t>
-            </w:r>
-          </w:p>
-        </w:tc>
-        <w:tc>
-          <w:tcPr/>
-          <w:p>
-            <w:pPr>
-              <w:pStyle w:val="Compact"/>
-              <w:jc w:val="left"/>
-            </w:pPr>
-            <w:r>
-              <w:t xml:space="preserve">Multi-location / multi-practice prescribing</w:t>
-            </w:r>
-          </w:p>
-        </w:tc>
-        <w:tc>
-          <w:tcPr/>
-          <w:p>
-            <w:pPr>
-              <w:pStyle w:val="Compact"/>
-              <w:jc w:val="left"/>
-            </w:pPr>
-            <w:r>
-              <w:t xml:space="preserve">3.9</w:t>
-            </w:r>
-          </w:p>
-        </w:tc>
-        <w:tc>
-          <w:tcPr/>
-          <w:p>
-            <w:pPr>
-              <w:pStyle w:val="Compact"/>
-            </w:pPr>
-          </w:p>
-        </w:tc>
-        <w:tc>
-          <w:tcPr/>
-          <w:p>
-            <w:pPr>
-              <w:pStyle w:val="Compact"/>
-            </w:pPr>
-          </w:p>
-        </w:tc>
-        <w:tc>
-          <w:tcPr/>
-          <w:p>
-            <w:pPr>
-              <w:pStyle w:val="Compact"/>
-            </w:pPr>
-          </w:p>
-        </w:tc>
-        <w:tc>
-          <w:tcPr/>
-          <w:p>
-            <w:pPr>
-              <w:pStyle w:val="Compact"/>
-            </w:pPr>
-          </w:p>
-        </w:tc>
-      </w:tr>
-      <w:tr>
-        <w:trPr>
-          <w:cantSplit/>
-        </w:trPr>
-        <w:tc>
-          <w:tcPr/>
-          <w:p>
-            <w:pPr>
-              <w:pStyle w:val="Compact"/>
-              <w:jc w:val="left"/>
-            </w:pPr>
-            <w:r>
-              <w:t xml:space="preserve">12</w:t>
-            </w:r>
-          </w:p>
-        </w:tc>
-        <w:tc>
-          <w:tcPr/>
-          <w:p>
-            <w:pPr>
-              <w:pStyle w:val="Compact"/>
-              <w:jc w:val="left"/>
-            </w:pPr>
-            <w:r>
-              <w:t xml:space="preserve">Multi-tenant / platform deployment (multiple downstream clients)</w:t>
-            </w:r>
-          </w:p>
-        </w:tc>
-        <w:tc>
-          <w:tcPr/>
-          <w:p>
-            <w:pPr>
-              <w:pStyle w:val="Compact"/>
-              <w:jc w:val="left"/>
-            </w:pPr>
-            <w:r>
-              <w:t xml:space="preserve">3.10</w:t>
-            </w:r>
-          </w:p>
-        </w:tc>
-        <w:tc>
-          <w:tcPr/>
-          <w:p>
-            <w:pPr>
-              <w:pStyle w:val="Compact"/>
-            </w:pPr>
-          </w:p>
-        </w:tc>
-        <w:tc>
-          <w:tcPr/>
-          <w:p>
-            <w:pPr>
-              <w:pStyle w:val="Compact"/>
-            </w:pPr>
-          </w:p>
-        </w:tc>
-        <w:tc>
-          <w:tcPr/>
-          <w:p>
-            <w:pPr>
-              <w:pStyle w:val="Compact"/>
-            </w:pPr>
-          </w:p>
-        </w:tc>
-        <w:tc>
-          <w:tcPr/>
-          <w:p>
-            <w:pPr>
-              <w:pStyle w:val="Compact"/>
-            </w:pPr>
-          </w:p>
-        </w:tc>
-      </w:tr>
-      <w:tr>
-        <w:trPr>
-          <w:cantSplit/>
-        </w:trPr>
-        <w:tc>
-          <w:tcPr/>
-          <w:p>
-            <w:pPr>
-              <w:pStyle w:val="Compact"/>
-              <w:jc w:val="left"/>
-            </w:pPr>
-            <w:r>
-              <w:t xml:space="preserve">13</w:t>
-            </w:r>
-          </w:p>
-        </w:tc>
-        <w:tc>
-          <w:tcPr/>
-          <w:p>
-            <w:pPr>
-              <w:pStyle w:val="Compact"/>
-              <w:jc w:val="left"/>
-            </w:pPr>
-            <w:r>
-              <w:t xml:space="preserve">Migration from an existing e-Rx system (Change of Vendor)</w:t>
-            </w:r>
-          </w:p>
-        </w:tc>
-        <w:tc>
-          <w:tcPr/>
-          <w:p>
-            <w:pPr>
-              <w:pStyle w:val="Compact"/>
-              <w:jc w:val="left"/>
-            </w:pPr>
-            <w:r>
-              <w:t xml:space="preserve">3.11</w:t>
-            </w:r>
-          </w:p>
-        </w:tc>
-        <w:tc>
-          <w:tcPr/>
-          <w:p>
-            <w:pPr>
-              <w:pStyle w:val="Compact"/>
-            </w:pPr>
-          </w:p>
-        </w:tc>
-        <w:tc>
-          <w:tcPr/>
-          <w:p>
-            <w:pPr>
-              <w:pStyle w:val="Compact"/>
-            </w:pPr>
-          </w:p>
-        </w:tc>
-        <w:tc>
-          <w:tcPr/>
-          <w:p>
-            <w:pPr>
-              <w:pStyle w:val="Compact"/>
-            </w:pPr>
-          </w:p>
-        </w:tc>
-        <w:tc>
-          <w:tcPr/>
-          <w:p>
-            <w:pPr>
-              <w:pStyle w:val="Compact"/>
-            </w:pPr>
-          </w:p>
-        </w:tc>
-      </w:tr>
-    </w:tbl>
-    <w:p>
-      <w:r>
-        <w:pict>
-          <v:rect style="width:0;height:1.5pt" o:hralign="center" o:hrstd="t" o:hr="t"/>
-        </w:pict>
-      </w:r>
-    </w:p>
-    <w:bookmarkEnd w:id="26"/>
-    <w:bookmarkStart w:id="45" w:name="section-3-feature-deep-dives"/>
-    <w:p>
-      <w:pPr>
-        <w:pStyle w:val="Heading2"/>
-      </w:pPr>
-      <w:r>
-        <w:t xml:space="preserve">Section 3: Feature Deep Dives</w:t>
-      </w:r>
-    </w:p>
-    <w:p>
-      <w:pPr>
-        <w:pStyle w:val="FirstParagraph"/>
-      </w:pPr>
-      <w:r>
-        <w:rPr>
-          <w:iCs/>
-          <w:i/>
-        </w:rPr>
-        <w:t xml:space="preserve">Cover each feature flagged Yes or Nice-to-have. Each question below maps to a row in the table beneath it, in order. The goal is a clear recommended approach by the end of each section.</w:t>
-      </w:r>
-    </w:p>
-    <w:tbl>
-      <w:tblPr>
-        <w:tblStyle w:val="Table"/>
-        <w:tblW w:w="9360" w:type="dxa"/>
-        <w:tblLook w:firstRow="1" w:lastRow="0" w:firstColumn="0" w:lastColumn="0" w:noHBand="0" w:noVBand="0" w:val="0020"/>
-        <w:jc w:val="start"/>
-        <w:tblLayout w:type="fixed"/>
-      </w:tblPr>
-      <w:tblGrid>
-        <w:gridCol w:w="2858"/>
-        <w:gridCol w:w="1860"/>
-        <w:gridCol w:w="4642"/>
-      </w:tblGrid>
-      <w:tr>
-        <w:trPr>
-          <w:cantSplit/>
-          <w:tblHeader w:val="true"/>
-        </w:trPr>
-        <w:tc>
-          <w:tcPr/>
-          <w:p>
-            <w:pPr>
-              <w:pStyle w:val="Compact"/>
-              <w:jc w:val="left"/>
-            </w:pPr>
-            <w:r>
-              <w:t xml:space="preserve">Lane</w:t>
-            </w:r>
-          </w:p>
-        </w:tc>
-        <w:tc>
-          <w:tcPr/>
-          <w:p>
-            <w:pPr>
-              <w:pStyle w:val="Compact"/>
-              <w:jc w:val="left"/>
-            </w:pPr>
-            <w:r>
-              <w:t xml:space="preserve">Subsections</w:t>
-            </w:r>
-          </w:p>
-        </w:tc>
-        <w:tc>
-          <w:tcPr/>
-          <w:p>
-            <w:pPr>
-              <w:pStyle w:val="Compact"/>
-              <w:jc w:val="left"/>
-            </w:pPr>
-            <w:r>
-              <w:t xml:space="preserve">When to read</w:t>
-            </w:r>
-          </w:p>
-        </w:tc>
-      </w:tr>
-      <w:tr>
-        <w:trPr>
-          <w:cantSplit/>
-        </w:trPr>
-        <w:tc>
-          <w:tcPr/>
-          <w:p>
-            <w:pPr>
-              <w:pStyle w:val="Compact"/>
-              <w:jc w:val="left"/>
-            </w:pPr>
-            <w:r>
-              <w:rPr>
-                <w:bCs/>
-                <w:b/>
-              </w:rPr>
-              <w:t xml:space="preserve">Foundations</w:t>
-            </w:r>
-          </w:p>
-        </w:tc>
-        <w:tc>
-          <w:tcPr/>
-          <w:p>
-            <w:pPr>
-              <w:pStyle w:val="Compact"/>
-              <w:jc w:val="left"/>
-            </w:pPr>
-            <w:r>
-              <w:t xml:space="preserve">3.1 – 3.3</w:t>
-            </w:r>
-          </w:p>
-        </w:tc>
-        <w:tc>
-          <w:tcPr/>
-          <w:p>
-            <w:pPr>
-              <w:pStyle w:val="Compact"/>
-              <w:jc w:val="left"/>
-            </w:pPr>
-            <w:r>
-              <w:t xml:space="preserve">Always</w:t>
-            </w:r>
-          </w:p>
-        </w:tc>
-      </w:tr>
-      <w:tr>
-        <w:trPr>
-          <w:cantSplit/>
-        </w:trPr>
-        <w:tc>
-          <w:tcPr/>
-          <w:p>
-            <w:pPr>
-              <w:pStyle w:val="Compact"/>
-              <w:jc w:val="left"/>
-            </w:pPr>
-            <w:r>
-              <w:rPr>
-                <w:bCs/>
-                <w:b/>
-              </w:rPr>
-              <w:t xml:space="preserve">Controlled Substances</w:t>
-            </w:r>
-          </w:p>
-        </w:tc>
-        <w:tc>
-          <w:tcPr/>
-          <w:p>
-            <w:pPr>
-              <w:pStyle w:val="Compact"/>
-              <w:jc w:val="left"/>
-            </w:pPr>
-            <w:r>
-              <w:t xml:space="preserve">3.4</w:t>
-            </w:r>
-          </w:p>
-        </w:tc>
-        <w:tc>
-          <w:tcPr/>
-          <w:p>
-            <w:pPr>
-              <w:pStyle w:val="Compact"/>
-              <w:jc w:val="left"/>
-            </w:pPr>
-            <w:r>
-              <w:t xml:space="preserve">Only if you prescribe controlled substances (1.1)</w:t>
-            </w:r>
-          </w:p>
-        </w:tc>
-      </w:tr>
-      <w:tr>
-        <w:trPr>
-          <w:cantSplit/>
-        </w:trPr>
-        <w:tc>
-          <w:tcPr/>
-          <w:p>
-            <w:pPr>
-              <w:pStyle w:val="Compact"/>
-              <w:jc w:val="left"/>
-            </w:pPr>
-            <w:r>
-              <w:rPr>
-                <w:bCs/>
-                <w:b/>
-              </w:rPr>
-              <w:t xml:space="preserve">Prescribing Workflow</w:t>
-            </w:r>
-          </w:p>
-        </w:tc>
-        <w:tc>
-          <w:tcPr/>
-          <w:p>
-            <w:pPr>
-              <w:pStyle w:val="Compact"/>
-              <w:jc w:val="left"/>
-            </w:pPr>
-            <w:r>
-              <w:t xml:space="preserve">3.5 – 3.8</w:t>
-            </w:r>
-          </w:p>
-        </w:tc>
-        <w:tc>
-          <w:tcPr/>
-          <w:p>
-            <w:pPr>
-              <w:pStyle w:val="Compact"/>
-              <w:jc w:val="left"/>
-            </w:pPr>
-            <w:r>
-              <w:t xml:space="preserve">Always</w:t>
-            </w:r>
-          </w:p>
-        </w:tc>
-      </w:tr>
-      <w:tr>
-        <w:trPr>
-          <w:cantSplit/>
-        </w:trPr>
-        <w:tc>
-          <w:tcPr/>
-          <w:p>
-            <w:pPr>
-              <w:pStyle w:val="Compact"/>
-              <w:jc w:val="left"/>
-            </w:pPr>
-            <w:r>
-              <w:rPr>
-                <w:bCs/>
-                <w:b/>
-              </w:rPr>
-              <w:t xml:space="preserve">Practice Structure</w:t>
-            </w:r>
-          </w:p>
-        </w:tc>
-        <w:tc>
-          <w:tcPr/>
-          <w:p>
-            <w:pPr>
-              <w:pStyle w:val="Compact"/>
-              <w:jc w:val="left"/>
-            </w:pPr>
-            <w:r>
-              <w:t xml:space="preserve">3.9 – 3.10</w:t>
-            </w:r>
-          </w:p>
-        </w:tc>
-        <w:tc>
-          <w:tcPr/>
-          <w:p>
-            <w:pPr>
-              <w:pStyle w:val="Compact"/>
-              <w:jc w:val="left"/>
-            </w:pPr>
-            <w:r>
-              <w:t xml:space="preserve">When prescribing across multiple locations, entities, or downstream clients</w:t>
-            </w:r>
-          </w:p>
-        </w:tc>
-      </w:tr>
-      <w:tr>
-        <w:trPr>
-          <w:cantSplit/>
-        </w:trPr>
-        <w:tc>
-          <w:tcPr/>
-          <w:p>
-            <w:pPr>
-              <w:pStyle w:val="Compact"/>
-              <w:jc w:val="left"/>
-            </w:pPr>
-            <w:r>
-              <w:rPr>
-                <w:bCs/>
-                <w:b/>
-              </w:rPr>
-              <w:t xml:space="preserve">Situational</w:t>
-            </w:r>
-          </w:p>
-        </w:tc>
-        <w:tc>
-          <w:tcPr/>
-          <w:p>
-            <w:pPr>
-              <w:pStyle w:val="Compact"/>
-              <w:jc w:val="left"/>
-            </w:pPr>
-            <w:r>
-              <w:t xml:space="preserve">3.11</w:t>
-            </w:r>
-          </w:p>
-        </w:tc>
-        <w:tc>
-          <w:tcPr/>
-          <w:p>
-            <w:pPr>
-              <w:pStyle w:val="Compact"/>
-              <w:jc w:val="left"/>
-            </w:pPr>
-            <w:r>
-              <w:t xml:space="preserve">When replacing an existing e-Rx system (1.3)</w:t>
-            </w:r>
-          </w:p>
-        </w:tc>
-      </w:tr>
-    </w:tbl>
-    <w:p>
-      <w:r>
-        <w:pict>
-          <v:rect style="width:0;height:1.5pt" o:hralign="center" o:hrstd="t" o:hr="t"/>
-        </w:pict>
-      </w:r>
-    </w:p>
-    <w:bookmarkStart w:id="30" w:name="foundations"/>
-    <w:p>
-      <w:pPr>
-        <w:pStyle w:val="Heading3"/>
-      </w:pPr>
-      <w:r>
-        <w:t xml:space="preserve">Foundations</w:t>
-      </w:r>
-    </w:p>
-    <w:bookmarkStart w:id="27" w:name="custom-workflow"/>
-    <w:p>
-      <w:pPr>
-        <w:pStyle w:val="Heading4"/>
-      </w:pPr>
-      <w:r>
-        <w:t xml:space="preserve">3.1 Custom Workflow</w:t>
-      </w:r>
-    </w:p>
-    <w:p>
-      <w:pPr>
-        <w:pStyle w:val="FirstParagraph"/>
-      </w:pPr>
-      <w:r>
-        <w:t xml:space="preserve">Whether prescribing follows the vendor’s hosted flow or a custom workflow in the chart. This choice shapes almost every section below.</w:t>
-      </w:r>
-    </w:p>
-    <w:p>
-      <w:pPr>
-        <w:pStyle w:val="BodyText"/>
-      </w:pPr>
-      <w:r>
-        <w:rPr>
-          <w:bCs/>
-          <w:b/>
-        </w:rPr>
-        <w:t xml:space="preserve">Questions:</w:t>
-      </w:r>
-    </w:p>
-    <w:p>
-      <w:pPr>
-        <w:numPr>
-          <w:ilvl w:val="0"/>
-          <w:numId w:val="1005"/>
-        </w:numPr>
-        <w:pStyle w:val="Compact"/>
-      </w:pPr>
-      <w:r>
-        <w:t xml:space="preserve">Do prescribers write prescriptions from inside the chart, or is the vendor’s hosted flow enough?</w:t>
-      </w:r>
-    </w:p>
-    <w:p>
-      <w:pPr>
-        <w:numPr>
-          <w:ilvl w:val="0"/>
-          <w:numId w:val="1005"/>
-        </w:numPr>
-        <w:pStyle w:val="Compact"/>
-      </w:pPr>
-      <w:r>
-        <w:t xml:space="preserve">Do you want presets — clinic favorites and order sets — for medications the practice sends often?</w:t>
-      </w:r>
-    </w:p>
-    <w:p>
-      <w:pPr>
-        <w:numPr>
-          <w:ilvl w:val="0"/>
-          <w:numId w:val="1005"/>
-        </w:numPr>
-        <w:pStyle w:val="Compact"/>
-      </w:pPr>
-      <w:r>
-        <w:t xml:space="preserve">Is the vendor’s standard sequence of steps acceptable?</w:t>
-      </w:r>
-    </w:p>
-    <w:tbl>
-      <w:tblPr>
-        <w:tblStyle w:val="Table"/>
-        <w:tblW w:w="9360" w:type="dxa"/>
-        <w:tblLook w:firstRow="1" w:lastRow="0" w:firstColumn="0" w:lastColumn="0" w:noHBand="0" w:noVBand="0" w:val="0020"/>
-        <w:jc w:val="start"/>
-        <w:tblLayout w:type="fixed"/>
       </w:tblPr>
       <w:tblGrid>
         <w:gridCol w:w="3645"/>
@@ -2040,7 +869,7 @@
       <w:tr>
         <w:trPr>
           <w:cantSplit/>
-          <w:tblHeader w:val="true"/>
+          <w:tblHeader w:val="on"/>
         </w:trPr>
         <w:tc>
           <w:tcPr/>
@@ -2092,8 +921,8 @@
             </w:pPr>
             <w:r>
               <w:rPr>
+                <w:b/>
                 <w:bCs/>
-                <w:b/>
               </w:rPr>
               <w:t xml:space="preserve">Hosted iframe</w:t>
             </w:r>
@@ -2131,8 +960,8 @@
             </w:pPr>
             <w:r>
               <w:rPr>
+                <w:b/>
                 <w:bCs/>
-                <w:b/>
               </w:rPr>
               <w:t xml:space="preserve">Custom workflow</w:t>
             </w:r>
@@ -2170,8 +999,8 @@
             </w:pPr>
             <w:r>
               <w:rPr>
+                <w:b/>
                 <w:bCs/>
-                <w:b/>
               </w:rPr>
               <w:t xml:space="preserve">Presets</w:t>
             </w:r>
@@ -2179,7 +1008,18 @@
               <w:t xml:space="preserve"> </w:t>
             </w:r>
             <w:r>
-              <w:t xml:space="preserve">— clinic favorites and order sets (3.7). These are configuration, not a separate prescribing interface.</w:t>
+              <w:t xml:space="preserve">— clinic favorites and order sets (</w:t>
+            </w:r>
+            <w:hyperlink w:anchor="Xc65d667f03b6da8b2c33fcaf69d091205bcdb22">
+              <w:r>
+                <w:rPr>
+                  <w:rStyle w:val="Hyperlink"/>
+                </w:rPr>
+                <w:t xml:space="preserve">Presets and pediatrics</w:t>
+              </w:r>
+            </w:hyperlink>
+            <w:r>
+              <w:t xml:space="preserve">). These are configuration, not a separate prescribing interface.</w:t>
             </w:r>
           </w:p>
         </w:tc>
@@ -2220,8 +1060,8 @@
       </w:pPr>
       <w:r>
         <w:rPr>
+          <w:b/>
           <w:bCs/>
-          <w:b/>
         </w:rPr>
         <w:t xml:space="preserve">⚠ Choose deliberately.</w:t>
       </w:r>
@@ -2229,17 +1069,51 @@
         <w:t xml:space="preserve"> </w:t>
       </w:r>
       <w:r>
-        <w:t xml:space="preserve">This is expensive to reverse — it determines whether prescribers stay in the chart, and how enrollment and presets surface. Align on 1.2 before you commit to a workflow.</w:t>
-      </w:r>
-    </w:p>
-    <w:bookmarkEnd w:id="27"/>
-    <w:bookmarkStart w:id="28" w:name="prescriber-enrollment-identity-proofing"/>
-    <w:p>
-      <w:pPr>
-        <w:pStyle w:val="Heading4"/>
-      </w:pPr>
-      <w:r>
-        <w:t xml:space="preserve">3.2 Prescriber Enrollment &amp; Identity Proofing</w:t>
+        <w:t xml:space="preserve">This is expensive to reverse — it determines whether prescribers stay in the chart, and how enrollment and presets surface. Align on</w:t>
+      </w:r>
+      <w:r>
+        <w:t xml:space="preserve"> </w:t>
+      </w:r>
+      <w:hyperlink w:anchor="X773c6149157c1030ba5b0b8171bf6f32aa2c2f8">
+        <w:r>
+          <w:rPr>
+            <w:rStyle w:val="Hyperlink"/>
+          </w:rPr>
+          <w:t xml:space="preserve">Hosted or custom workflow</w:t>
+        </w:r>
+      </w:hyperlink>
+      <w:r>
+        <w:t xml:space="preserve"> </w:t>
+      </w:r>
+      <w:r>
+        <w:t xml:space="preserve">before you commit to a workflow.</w:t>
+      </w:r>
+    </w:p>
+    <w:bookmarkStart w:id="32" w:name="decision-2"/>
+    <w:bookmarkEnd w:id="32"/>
+    <w:bookmarkStart w:id="33" w:name="X143b737f6beb0b59021810ff43580b135ea6794"/>
+    <w:bookmarkEnd w:id="33"/>
+    <w:bookmarkEnd w:id="34"/>
+    <w:bookmarkStart w:id="45" w:name="enrollment-and-staff-roles"/>
+    <w:p>
+      <w:pPr>
+        <w:pStyle w:val="Heading2"/>
+      </w:pPr>
+      <w:r>
+        <w:t xml:space="preserve">Enrollment and staff roles</w:t>
+      </w:r>
+    </w:p>
+    <w:bookmarkStart w:id="35" w:name="Xe992326c3e083b9f62510d6f3cd707b09bb6654"/>
+    <w:bookmarkEnd w:id="35"/>
+    <w:bookmarkStart w:id="36" w:name="X9bf2f5cc38fdcf7bc4e24f0b14d3b3a3c896a3f"/>
+    <w:bookmarkEnd w:id="36"/>
+    <w:bookmarkStart w:id="39" w:name="X6057bb8abef28868cb83d6127d4a448322f708d"/>
+    <w:p>
+      <w:pPr>
+        <w:pStyle w:val="Heading3"/>
+      </w:pPr>
+      <w:r>
+        <w:t xml:space="preserve">Who drives enrollment, and how is readiness tracked?</w:t>
       </w:r>
     </w:p>
     <w:p>
@@ -2247,7 +1121,7 @@
         <w:pStyle w:val="FirstParagraph"/>
       </w:pPr>
       <w:r>
-        <w:t xml:space="preserve">Every prescriber must be enrolled before transmitting. Decide who drives enrollment and how much your platform automates.</w:t>
+        <w:t xml:space="preserve">Every prescriber must be enrolled before transmitting. Choose who drives enrollment and how much your platform automates. Map the selected integration’s states to actionable progress; an invitation, account registration, and readiness to prescribe are different milestones.</w:t>
       </w:r>
     </w:p>
     <w:p>
@@ -2256,19 +1130,19 @@
       </w:pPr>
       <w:r>
         <w:rPr>
+          <w:b/>
           <w:bCs/>
-          <w:b/>
         </w:rPr>
         <w:t xml:space="preserve">Questions:</w:t>
       </w:r>
     </w:p>
     <w:p>
       <w:pPr>
-        <w:numPr>
-          <w:ilvl w:val="0"/>
-          <w:numId w:val="1006"/>
-        </w:numPr>
-        <w:pStyle w:val="Compact"/>
+        <w:pStyle w:val="Compact"/>
+        <w:numPr>
+          <w:ilvl w:val="0"/>
+          <w:numId w:val="1007"/>
+        </w:numPr>
       </w:pPr>
       <w:r>
         <w:t xml:space="preserve">Who initiates enrollment — an ops admin, or the prescriber on first login?</w:t>
@@ -2276,23 +1150,37 @@
     </w:p>
     <w:p>
       <w:pPr>
-        <w:numPr>
-          <w:ilvl w:val="0"/>
-          <w:numId w:val="1006"/>
-        </w:numPr>
-        <w:pStyle w:val="Compact"/>
-      </w:pPr>
-      <w:r>
-        <w:t xml:space="preserve">Do prescribers send controlled substances (which adds identity proofing and 2FA — see 3.4)?</w:t>
-      </w:r>
-    </w:p>
-    <w:p>
-      <w:pPr>
-        <w:numPr>
-          <w:ilvl w:val="0"/>
-          <w:numId w:val="1006"/>
-        </w:numPr>
-        <w:pStyle w:val="Compact"/>
+        <w:pStyle w:val="Compact"/>
+        <w:numPr>
+          <w:ilvl w:val="0"/>
+          <w:numId w:val="1007"/>
+        </w:numPr>
+      </w:pPr>
+      <w:r>
+        <w:t xml:space="preserve">Do prescribers send controlled substances (which adds identity proofing and 2FA — see</w:t>
+      </w:r>
+      <w:r>
+        <w:t xml:space="preserve"> </w:t>
+      </w:r>
+      <w:hyperlink w:anchor="how-will-epcs-enrollment-work">
+        <w:r>
+          <w:rPr>
+            <w:rStyle w:val="Hyperlink"/>
+          </w:rPr>
+          <w:t xml:space="preserve">EPCS</w:t>
+        </w:r>
+      </w:hyperlink>
+      <w:r>
+        <w:t xml:space="preserve">)?</w:t>
+      </w:r>
+    </w:p>
+    <w:p>
+      <w:pPr>
+        <w:pStyle w:val="Compact"/>
+        <w:numPr>
+          <w:ilvl w:val="0"/>
+          <w:numId w:val="1007"/>
+        </w:numPr>
       </w:pPr>
       <w:r>
         <w:t xml:space="preserve">How will you see which prescribers are stuck mid-enrollment?</w:t>
@@ -2302,18 +1190,17 @@
       <w:tblPr>
         <w:tblStyle w:val="Table"/>
         <w:tblW w:w="9360" w:type="dxa"/>
+        <w:tblLayout w:type="fixed"/>
         <w:tblLook w:firstRow="1" w:lastRow="0" w:firstColumn="0" w:lastColumn="0" w:noHBand="0" w:noVBand="0" w:val="0020"/>
-        <w:jc w:val="start"/>
-        <w:tblLayout w:type="fixed"/>
       </w:tblPr>
       <w:tblGrid>
-        <w:gridCol w:w="4534"/>
-        <w:gridCol w:w="4826"/>
+        <w:gridCol w:w="4420"/>
+        <w:gridCol w:w="4940"/>
       </w:tblGrid>
       <w:tr>
         <w:trPr>
           <w:cantSplit/>
-          <w:tblHeader w:val="true"/>
+          <w:tblHeader w:val="on"/>
         </w:trPr>
         <w:tc>
           <w:tcPr/>
@@ -2352,29 +1239,19 @@
               <w:jc w:val="left"/>
             </w:pPr>
             <w:r>
-              <w:t xml:space="preserve">Ops admin drives it, stage by stage</w:t>
-            </w:r>
-          </w:p>
-        </w:tc>
-        <w:tc>
-          <w:tcPr/>
-          <w:p>
-            <w:pPr>
-              <w:pStyle w:val="Compact"/>
-              <w:jc w:val="left"/>
-            </w:pPr>
-            <w:r>
-              <w:rPr>
-                <w:bCs/>
-                <w:b/>
-              </w:rPr>
-              <w:t xml:space="preserve">Admin-driven enrollment bot</w:t>
-            </w:r>
-            <w:r>
-              <w:t xml:space="preserve"> </w:t>
-            </w:r>
-            <w:r>
-              <w:t xml:space="preserve">— invoked per practitioner; the admin controls when each stage advances. Requires a project admin with vendor admin access.</w:t>
+              <w:t xml:space="preserve">Admin-driven enrollment</w:t>
+            </w:r>
+          </w:p>
+        </w:tc>
+        <w:tc>
+          <w:tcPr/>
+          <w:p>
+            <w:pPr>
+              <w:pStyle w:val="Compact"/>
+              <w:jc w:val="left"/>
+            </w:pPr>
+            <w:r>
+              <w:t xml:space="preserve">Use the integration’s supported administrative workflow. Define caller permissions, required credentials, and which steps still need prescriber participation</w:t>
             </w:r>
           </w:p>
         </w:tc>
@@ -2391,29 +1268,19 @@
               <w:jc w:val="left"/>
             </w:pPr>
             <w:r>
-              <w:t xml:space="preserve">Prescriber self-enrolls on first use</w:t>
-            </w:r>
-          </w:p>
-        </w:tc>
-        <w:tc>
-          <w:tcPr/>
-          <w:p>
-            <w:pPr>
-              <w:pStyle w:val="Compact"/>
-              <w:jc w:val="left"/>
-            </w:pPr>
-            <w:r>
-              <w:rPr>
-                <w:bCs/>
-                <w:b/>
-              </w:rPr>
-              <w:t xml:space="preserve">Self-service enrollment bot</w:t>
-            </w:r>
-            <w:r>
-              <w:t xml:space="preserve"> </w:t>
-            </w:r>
-            <w:r>
-              <w:t xml:space="preserve">— auto-advances through registration as the prescriber opens the iframe. Requires an admin-level vendor user id as a project secret and an active prescriber role record.</w:t>
+              <w:t xml:space="preserve">Provider self-service</w:t>
+            </w:r>
+          </w:p>
+        </w:tc>
+        <w:tc>
+          <w:tcPr/>
+          <w:p>
+            <w:pPr>
+              <w:pStyle w:val="Compact"/>
+              <w:jc w:val="left"/>
+            </w:pPr>
+            <w:r>
+              <w:t xml:space="preserve">Choose a supported invite or embedded enrollment flow. Track completion and link the vendor user account to the Medplum user; launching the flow alone is not completed enrollment</w:t>
             </w:r>
           </w:p>
         </w:tc>
@@ -2430,19 +1297,19 @@
               <w:jc w:val="left"/>
             </w:pPr>
             <w:r>
-              <w:t xml:space="preserve">Non-controlled only</w:t>
-            </w:r>
-          </w:p>
-        </w:tc>
-        <w:tc>
-          <w:tcPr/>
-          <w:p>
-            <w:pPr>
-              <w:pStyle w:val="Compact"/>
-              <w:jc w:val="left"/>
-            </w:pPr>
-            <w:r>
-              <w:t xml:space="preserve">Enrollment completes at basic registration — the prescriber can prescribe non-controlled meds immediately; no identity proofing or 2FA.</w:t>
+              <w:t xml:space="preserve">Bulk onboarding or profile updates</w:t>
+            </w:r>
+          </w:p>
+        </w:tc>
+        <w:tc>
+          <w:tcPr/>
+          <w:p>
+            <w:pPr>
+              <w:pStyle w:val="Compact"/>
+              <w:jc w:val="left"/>
+            </w:pPr>
+            <w:r>
+              <w:t xml:space="preserve">Confirm support for administrative sync, activation, and network registration. Decide who approves changes and handles failed or incomplete records</w:t>
             </w:r>
           </w:p>
         </w:tc>
@@ -2459,167 +1326,19 @@
               <w:jc w:val="left"/>
             </w:pPr>
             <w:r>
-              <w:t xml:space="preserve">Track enrollment state</w:t>
-            </w:r>
-          </w:p>
-        </w:tc>
-        <w:tc>
-          <w:tcPr/>
-          <w:p>
-            <w:pPr>
-              <w:pStyle w:val="Compact"/>
-              <w:jc w:val="left"/>
-            </w:pPr>
-            <w:r>
-              <w:t xml:space="preserve">The bots return a status that progresses registration → identity proofing → 2FA; surface it to admins so stuck prescribers are visible.</w:t>
-            </w:r>
-          </w:p>
-        </w:tc>
-      </w:tr>
-    </w:tbl>
-    <w:bookmarkEnd w:id="28"/>
-    <w:bookmarkStart w:id="29" w:name="provider-practice-identity-data"/>
-    <w:p>
-      <w:pPr>
-        <w:pStyle w:val="Heading4"/>
-      </w:pPr>
-      <w:r>
-        <w:t xml:space="preserve">3.3 Provider &amp; Practice Identity Data</w:t>
-      </w:r>
-    </w:p>
-    <w:p>
-      <w:pPr>
-        <w:pStyle w:val="FirstParagraph"/>
-      </w:pPr>
-      <w:r>
-        <w:t xml:space="preserve">Accurate provider identity data prevents the most common enrollment failures.</w:t>
-      </w:r>
-    </w:p>
-    <w:p>
-      <w:pPr>
-        <w:pStyle w:val="BodyText"/>
-      </w:pPr>
-      <w:r>
-        <w:rPr>
-          <w:bCs/>
-          <w:b/>
-        </w:rPr>
-        <w:t xml:space="preserve">Questions:</w:t>
-      </w:r>
-    </w:p>
-    <w:p>
-      <w:pPr>
-        <w:numPr>
-          <w:ilvl w:val="0"/>
-          <w:numId w:val="1007"/>
-        </w:numPr>
-        <w:pStyle w:val="Compact"/>
-      </w:pPr>
-      <w:r>
-        <w:t xml:space="preserve">Do you have complete, validated</w:t>
-      </w:r>
-      <w:r>
-        <w:t xml:space="preserve"> </w:t>
-      </w:r>
-      <w:r>
-        <w:rPr>
-          <w:rStyle w:val="VerbatimChar"/>
-        </w:rPr>
-        <w:t xml:space="preserve">Practitioner</w:t>
-      </w:r>
-      <w:r>
-        <w:t xml:space="preserve"> </w:t>
-      </w:r>
-      <w:r>
-        <w:t xml:space="preserve">records (name, DOB, address, work phone/fax, email, NPI)?</w:t>
-      </w:r>
-    </w:p>
-    <w:p>
-      <w:pPr>
-        <w:numPr>
-          <w:ilvl w:val="0"/>
-          <w:numId w:val="1007"/>
-        </w:numPr>
-        <w:pStyle w:val="Compact"/>
-      </w:pPr>
-      <w:r>
-        <w:t xml:space="preserve">Do controlled-substance prescribers have a valid DEA number with issuing state?</w:t>
-      </w:r>
-    </w:p>
-    <w:p>
-      <w:pPr>
-        <w:numPr>
-          <w:ilvl w:val="0"/>
-          <w:numId w:val="1007"/>
-        </w:numPr>
-        <w:pStyle w:val="Compact"/>
-      </w:pPr>
-      <w:r>
-        <w:t xml:space="preserve">Which roles do users need — prescriber, agent/proxy, admin?</w:t>
-      </w:r>
-    </w:p>
-    <w:p>
-      <w:pPr>
-        <w:numPr>
-          <w:ilvl w:val="0"/>
-          <w:numId w:val="1007"/>
-        </w:numPr>
-        <w:pStyle w:val="Compact"/>
-      </w:pPr>
-      <w:r>
-        <w:t xml:space="preserve">Do non-prescriber staff (front desk, MAs) need to perform prescribing-adjacent tasks — searching pharmacies, setting a preferred pharmacy, viewing history — without an NPI?</w:t>
-      </w:r>
-    </w:p>
-    <w:p>
-      <w:pPr>
-        <w:numPr>
-          <w:ilvl w:val="0"/>
-          <w:numId w:val="1007"/>
-        </w:numPr>
-        <w:pStyle w:val="Compact"/>
-      </w:pPr>
-      <w:r>
-        <w:t xml:space="preserve">Are any of those staff offshore or otherwise outside the US?</w:t>
-      </w:r>
-    </w:p>
-    <w:tbl>
-      <w:tblPr>
-        <w:tblStyle w:val="Table"/>
-        <w:tblW w:w="9360" w:type="dxa"/>
-        <w:tblLook w:firstRow="1" w:lastRow="0" w:firstColumn="0" w:lastColumn="0" w:noHBand="0" w:noVBand="0" w:val="0020"/>
-        <w:jc w:val="start"/>
-        <w:tblLayout w:type="fixed"/>
-      </w:tblPr>
-      <w:tblGrid>
-        <w:gridCol w:w="4651"/>
-        <w:gridCol w:w="4709"/>
-      </w:tblGrid>
-      <w:tr>
-        <w:trPr>
-          <w:cantSplit/>
-          <w:tblHeader w:val="true"/>
-        </w:trPr>
-        <w:tc>
-          <w:tcPr/>
-          <w:p>
-            <w:pPr>
-              <w:pStyle w:val="Compact"/>
-              <w:jc w:val="left"/>
-            </w:pPr>
-            <w:r>
-              <w:t xml:space="preserve">Situation</w:t>
-            </w:r>
-          </w:p>
-        </w:tc>
-        <w:tc>
-          <w:tcPr/>
-          <w:p>
-            <w:pPr>
-              <w:pStyle w:val="Compact"/>
-              <w:jc w:val="left"/>
-            </w:pPr>
-            <w:r>
-              <w:t xml:space="preserve">Approach</w:t>
+              <w:t xml:space="preserve">Non-controlled only</w:t>
+            </w:r>
+          </w:p>
+        </w:tc>
+        <w:tc>
+          <w:tcPr/>
+          <w:p>
+            <w:pPr>
+              <w:pStyle w:val="Compact"/>
+              <w:jc w:val="left"/>
+            </w:pPr>
+            <w:r>
+              <w:t xml:space="preserve">Complete the requirements for non-controlled prescribing; track additional EPCS enrollment separately if controlled substances are later added</w:t>
             </w:r>
           </w:p>
         </w:tc>
@@ -2636,41 +1355,167 @@
               <w:jc w:val="left"/>
             </w:pPr>
             <w:r>
-              <w:t xml:space="preserve">Standard prescriber</w:t>
-            </w:r>
-          </w:p>
-        </w:tc>
-        <w:tc>
-          <w:tcPr/>
-          <w:p>
-            <w:pPr>
-              <w:pStyle w:val="Compact"/>
-              <w:jc w:val="left"/>
-            </w:pPr>
-            <w:r>
-              <w:rPr>
-                <w:rStyle w:val="VerbatimChar"/>
-              </w:rPr>
-              <w:t xml:space="preserve">Practitioner</w:t>
-            </w:r>
-            <w:r>
-              <w:t xml:space="preserve"> </w:t>
-            </w:r>
-            <w:r>
-              <w:t xml:space="preserve">with full name, birth date, complete address, work phone and fax, email, and a valid 10-digit</w:t>
-            </w:r>
-            <w:r>
-              <w:t xml:space="preserve"> </w:t>
-            </w:r>
-            <w:r>
-              <w:rPr>
-                <w:bCs/>
-                <w:b/>
-              </w:rPr>
-              <w:t xml:space="preserve">NPI</w:t>
-            </w:r>
-            <w:r>
-              <w:t xml:space="preserve">. Missing or malformed fields are the top cause of enrollment errors.</w:t>
+              <w:t xml:space="preserve">Track enrollment state</w:t>
+            </w:r>
+          </w:p>
+        </w:tc>
+        <w:tc>
+          <w:tcPr/>
+          <w:p>
+            <w:pPr>
+              <w:pStyle w:val="Compact"/>
+              <w:jc w:val="left"/>
+            </w:pPr>
+            <w:r>
+              <w:t xml:space="preserve">Show progress, errors, the next required action, and its owner. Keep basic registration and EPCS readiness distinct</w:t>
+            </w:r>
+          </w:p>
+        </w:tc>
+      </w:tr>
+    </w:tbl>
+    <w:bookmarkStart w:id="37" w:name="X2b3bbbcbb6f80feea05c8bf450135be7e9cf518"/>
+    <w:bookmarkEnd w:id="37"/>
+    <w:bookmarkStart w:id="38" w:name="X98177b5e3adedfd1c1881abe5fec880e52433f5"/>
+    <w:bookmarkEnd w:id="38"/>
+    <w:bookmarkEnd w:id="39"/>
+    <w:bookmarkStart w:id="44" w:name="X80dcd9ff5a90e6d7faea04f7a0693dd5d5e3eaa"/>
+    <w:p>
+      <w:pPr>
+        <w:pStyle w:val="Heading3"/>
+      </w:pPr>
+      <w:r>
+        <w:t xml:space="preserve">What identity data, roles, and supervision relationships are required?</w:t>
+      </w:r>
+    </w:p>
+    <w:p>
+      <w:pPr>
+        <w:pStyle w:val="FirstParagraph"/>
+      </w:pPr>
+      <w:r>
+        <w:t xml:space="preserve">Accurate provider identity data prevents the most common enrollment failures.</w:t>
+      </w:r>
+    </w:p>
+    <w:p>
+      <w:pPr>
+        <w:pStyle w:val="BodyText"/>
+      </w:pPr>
+      <w:r>
+        <w:rPr>
+          <w:b/>
+          <w:bCs/>
+        </w:rPr>
+        <w:t xml:space="preserve">Questions:</w:t>
+      </w:r>
+    </w:p>
+    <w:p>
+      <w:pPr>
+        <w:pStyle w:val="Compact"/>
+        <w:numPr>
+          <w:ilvl w:val="0"/>
+          <w:numId w:val="1008"/>
+        </w:numPr>
+      </w:pPr>
+      <w:r>
+        <w:t xml:space="preserve">Do Practitioner records satisfy the selected vendor’s required profile and role?</w:t>
+      </w:r>
+    </w:p>
+    <w:p>
+      <w:pPr>
+        <w:pStyle w:val="Compact"/>
+        <w:numPr>
+          <w:ilvl w:val="0"/>
+          <w:numId w:val="1008"/>
+        </w:numPr>
+      </w:pPr>
+      <w:r>
+        <w:t xml:space="preserve">Do controlled-substance prescribers have a valid DEA number with issuing state?</w:t>
+      </w:r>
+    </w:p>
+    <w:p>
+      <w:pPr>
+        <w:pStyle w:val="Compact"/>
+        <w:numPr>
+          <w:ilvl w:val="0"/>
+          <w:numId w:val="1008"/>
+        </w:numPr>
+      </w:pPr>
+      <w:r>
+        <w:t xml:space="preserve">Which roles do users need: independent prescriber, supervised prescribing clinician, non-prescribing proxy, or admin?</w:t>
+      </w:r>
+    </w:p>
+    <w:p>
+      <w:pPr>
+        <w:pStyle w:val="Compact"/>
+        <w:numPr>
+          <w:ilvl w:val="0"/>
+          <w:numId w:val="1008"/>
+        </w:numPr>
+      </w:pPr>
+      <w:r>
+        <w:t xml:space="preserve">Who validates and maintains supervising-prescriber relationships for each clinic?</w:t>
+      </w:r>
+    </w:p>
+    <w:p>
+      <w:pPr>
+        <w:pStyle w:val="Compact"/>
+        <w:numPr>
+          <w:ilvl w:val="0"/>
+          <w:numId w:val="1008"/>
+        </w:numPr>
+      </w:pPr>
+      <w:r>
+        <w:t xml:space="preserve">Do non-prescriber staff (front desk, MAs) need to perform prescribing-adjacent tasks — searching pharmacies, setting a preferred pharmacy, viewing history — without an NPI?</w:t>
+      </w:r>
+    </w:p>
+    <w:p>
+      <w:pPr>
+        <w:pStyle w:val="Compact"/>
+        <w:numPr>
+          <w:ilvl w:val="0"/>
+          <w:numId w:val="1008"/>
+        </w:numPr>
+      </w:pPr>
+      <w:r>
+        <w:t xml:space="preserve">Are any of those staff offshore or otherwise outside the US?</w:t>
+      </w:r>
+    </w:p>
+    <w:tbl>
+      <w:tblPr>
+        <w:tblStyle w:val="Table"/>
+        <w:tblW w:w="9360" w:type="dxa"/>
+        <w:tblLayout w:type="fixed"/>
+        <w:tblLook w:firstRow="1" w:lastRow="0" w:firstColumn="0" w:lastColumn="0" w:noHBand="0" w:noVBand="0" w:val="0020"/>
+      </w:tblPr>
+      <w:tblGrid>
+        <w:gridCol w:w="4806"/>
+        <w:gridCol w:w="4554"/>
+      </w:tblGrid>
+      <w:tr>
+        <w:trPr>
+          <w:cantSplit/>
+          <w:tblHeader w:val="on"/>
+        </w:trPr>
+        <w:tc>
+          <w:tcPr/>
+          <w:p>
+            <w:pPr>
+              <w:pStyle w:val="Compact"/>
+              <w:jc w:val="left"/>
+            </w:pPr>
+            <w:r>
+              <w:t xml:space="preserve">Situation</w:t>
+            </w:r>
+          </w:p>
+        </w:tc>
+        <w:tc>
+          <w:tcPr/>
+          <w:p>
+            <w:pPr>
+              <w:pStyle w:val="Compact"/>
+              <w:jc w:val="left"/>
+            </w:pPr>
+            <w:r>
+              <w:t xml:space="preserve">Approach</w:t>
             </w:r>
           </w:p>
         </w:tc>
@@ -2687,51 +1532,19 @@
               <w:jc w:val="left"/>
             </w:pPr>
             <w:r>
-              <w:t xml:space="preserve">Controlled-substance prescriber</w:t>
-            </w:r>
-          </w:p>
-        </w:tc>
-        <w:tc>
-          <w:tcPr/>
-          <w:p>
-            <w:pPr>
-              <w:pStyle w:val="Compact"/>
-              <w:jc w:val="left"/>
-            </w:pPr>
-            <w:r>
-              <w:t xml:space="preserve">Additionally a</w:t>
-            </w:r>
-            <w:r>
-              <w:t xml:space="preserve"> </w:t>
-            </w:r>
-            <w:r>
-              <w:rPr>
-                <w:bCs/>
-                <w:b/>
-              </w:rPr>
-              <w:t xml:space="preserve">DEA number</w:t>
-            </w:r>
-            <w:r>
-              <w:t xml:space="preserve"> </w:t>
-            </w:r>
-            <w:r>
-              <w:t xml:space="preserve">with the issuing</w:t>
-            </w:r>
-            <w:r>
-              <w:t xml:space="preserve"> </w:t>
-            </w:r>
-            <w:r>
-              <w:rPr>
-                <w:bCs/>
-                <w:b/>
-              </w:rPr>
-              <w:t xml:space="preserve">state</w:t>
-            </w:r>
-            <w:r>
-              <w:t xml:space="preserve"> </w:t>
-            </w:r>
-            <w:r>
-              <w:t xml:space="preserve">present (2-letter abbreviation) — required to trigger EPCS enrollment (3.4).</w:t>
+              <w:t xml:space="preserve">Prescriber profile</w:t>
+            </w:r>
+          </w:p>
+        </w:tc>
+        <w:tc>
+          <w:tcPr/>
+          <w:p>
+            <w:pPr>
+              <w:pStyle w:val="Compact"/>
+              <w:jc w:val="left"/>
+            </w:pPr>
+            <w:r>
+              <w:t xml:space="preserve">Populate the selected integration’s required Practitioner fields and identifiers. Validate demographic, contact, NPI, and license data before enrollment; required fields vary by vendor</w:t>
             </w:r>
           </w:p>
         </w:tc>
@@ -2748,51 +1561,19 @@
               <w:jc w:val="left"/>
             </w:pPr>
             <w:r>
-              <w:t xml:space="preserve">Staff who stage but don’t send</w:t>
-            </w:r>
-          </w:p>
-        </w:tc>
-        <w:tc>
-          <w:tcPr/>
-          <w:p>
-            <w:pPr>
-              <w:pStyle w:val="Compact"/>
-              <w:jc w:val="left"/>
-            </w:pPr>
-            <w:r>
-              <w:t xml:space="preserve">Enroll as a</w:t>
-            </w:r>
-            <w:r>
-              <w:t xml:space="preserve"> </w:t>
-            </w:r>
-            <w:r>
-              <w:rPr>
-                <w:bCs/>
-                <w:b/>
-              </w:rPr>
-              <w:t xml:space="preserve">prescribing agent</w:t>
-            </w:r>
-            <w:r>
-              <w:t xml:space="preserve"> </w:t>
-            </w:r>
-            <w:r>
-              <w:t xml:space="preserve">or</w:t>
-            </w:r>
-            <w:r>
-              <w:t xml:space="preserve"> </w:t>
-            </w:r>
-            <w:r>
-              <w:rPr>
-                <w:bCs/>
-                <w:b/>
-              </w:rPr>
-              <w:t xml:space="preserve">proxy</w:t>
-            </w:r>
-            <w:r>
-              <w:t xml:space="preserve"> </w:t>
-            </w:r>
-            <w:r>
-              <w:t xml:space="preserve">role — no NPI required; cannot finalize or transmit.</w:t>
+              <w:t xml:space="preserve">Controlled-substance prescriber</w:t>
+            </w:r>
+          </w:p>
+        </w:tc>
+        <w:tc>
+          <w:tcPr/>
+          <w:p>
+            <w:pPr>
+              <w:pStyle w:val="Compact"/>
+              <w:jc w:val="left"/>
+            </w:pPr>
+            <w:r>
+              <w:t xml:space="preserve">Complete the selected vendor’s EPCS requirements, including its required DEA data and issuing-state representation</w:t>
             </w:r>
           </w:p>
         </w:tc>
@@ -2809,35 +1590,19 @@
               <w:jc w:val="left"/>
             </w:pPr>
             <w:r>
-              <w:t xml:space="preserve">Users who enroll others</w:t>
-            </w:r>
-          </w:p>
-        </w:tc>
-        <w:tc>
-          <w:tcPr/>
-          <w:p>
-            <w:pPr>
-              <w:pStyle w:val="Compact"/>
-              <w:jc w:val="left"/>
-            </w:pPr>
-            <w:r>
-              <w:t xml:space="preserve">Enroll with an</w:t>
-            </w:r>
-            <w:r>
-              <w:t xml:space="preserve"> </w:t>
-            </w:r>
-            <w:r>
-              <w:rPr>
-                <w:bCs/>
-                <w:b/>
-              </w:rPr>
-              <w:t xml:space="preserve">admin/clinician-admin</w:t>
-            </w:r>
-            <w:r>
-              <w:t xml:space="preserve"> </w:t>
-            </w:r>
-            <w:r>
-              <w:t xml:space="preserve">role to invite and manage other prescribers and configure favorites (3.7).</w:t>
+              <w:t xml:space="preserve">Staff who stage but do not prescribe</w:t>
+            </w:r>
+          </w:p>
+        </w:tc>
+        <w:tc>
+          <w:tcPr/>
+          <w:p>
+            <w:pPr>
+              <w:pStyle w:val="Compact"/>
+              <w:jc w:val="left"/>
+            </w:pPr>
+            <w:r>
+              <w:t xml:space="preserve">Use a non-prescribing role and confirm its permitted actions. Order preparation must not imply authority to sign or send</w:t>
             </w:r>
           </w:p>
         </w:tc>
@@ -2854,35 +1619,19 @@
               <w:jc w:val="left"/>
             </w:pPr>
             <w:r>
-              <w:t xml:space="preserve">Non-prescriber staff running pharmacy/history ops</w:t>
-            </w:r>
-          </w:p>
-        </w:tc>
-        <w:tc>
-          <w:tcPr/>
-          <w:p>
-            <w:pPr>
-              <w:pStyle w:val="Compact"/>
-              <w:jc w:val="left"/>
-            </w:pPr>
-            <w:r>
-              <w:t xml:space="preserve">Even without prescribing rights, staff must be</w:t>
-            </w:r>
-            <w:r>
-              <w:t xml:space="preserve"> </w:t>
-            </w:r>
-            <w:r>
-              <w:rPr>
-                <w:bCs/>
-                <w:b/>
-              </w:rPr>
-              <w:t xml:space="preserve">enrolled with a vendor identifier</w:t>
-            </w:r>
-            <w:r>
-              <w:t xml:space="preserve"> </w:t>
-            </w:r>
-            <w:r>
-              <w:t xml:space="preserve">to call pharmacy-directory or medication-history operations — an un-enrolled user is rejected. Confirm which staff need these ops and provision a non-prescribing role for them.</w:t>
+              <w:t xml:space="preserve">Clinician requiring supervision</w:t>
+            </w:r>
+          </w:p>
+        </w:tc>
+        <w:tc>
+          <w:tcPr/>
+          <w:p>
+            <w:pPr>
+              <w:pStyle w:val="Compact"/>
+              <w:jc w:val="left"/>
+            </w:pPr>
+            <w:r>
+              <w:t xml:space="preserve">Confirm supported prescribing and supervising roles, then configure the relationship for the intended clinic. Assign ownership for eligibility checks, updates, and removal</w:t>
             </w:r>
           </w:p>
         </w:tc>
@@ -2899,170 +1648,30 @@
               <w:jc w:val="left"/>
             </w:pPr>
             <w:r>
-              <w:t xml:space="preserve">Offshore / non-US staff</w:t>
-            </w:r>
-          </w:p>
-        </w:tc>
-        <w:tc>
-          <w:tcPr/>
-          <w:p>
-            <w:pPr>
-              <w:pStyle w:val="Compact"/>
-              <w:jc w:val="left"/>
-            </w:pPr>
-            <w:r>
-              <w:t xml:space="preserve">Prescribing itself is limited to professionals</w:t>
-            </w:r>
-            <w:r>
-              <w:t xml:space="preserve"> </w:t>
-            </w:r>
-            <w:r>
-              <w:rPr>
-                <w:bCs/>
-                <w:b/>
-              </w:rPr>
-              <w:t xml:space="preserve">authorized to prescribe in the United States</w:t>
-            </w:r>
-            <w:r>
-              <w:t xml:space="preserve">, so non-US users can only take non-prescribing roles (agent/proxy, admin) — and still need vendor enrollment for pharmacy and history operations. Vendor policy on non-US users varies; validate it with your vendor before designing an offshore-staffing model, not after.</w:t>
-            </w:r>
-          </w:p>
-        </w:tc>
-      </w:tr>
-    </w:tbl>
-    <w:p>
-      <w:r>
-        <w:pict>
-          <v:rect style="width:0;height:1.5pt" o:hralign="center" o:hrstd="t" o:hr="t"/>
-        </w:pict>
-      </w:r>
-    </w:p>
-    <w:bookmarkEnd w:id="29"/>
-    <w:bookmarkEnd w:id="30"/>
-    <w:bookmarkStart w:id="32" w:name="controlled-substances"/>
-    <w:p>
-      <w:pPr>
-        <w:pStyle w:val="Heading3"/>
-      </w:pPr>
-      <w:r>
-        <w:t xml:space="preserve">Controlled Substances</w:t>
-      </w:r>
-    </w:p>
-    <w:p>
-      <w:pPr>
-        <w:pStyle w:val="FirstParagraph"/>
-      </w:pPr>
-      <w:r>
-        <w:rPr>
-          <w:iCs/>
-          <w:i/>
-        </w:rPr>
-        <w:t xml:space="preserve">Read only if 1.1 includes controlled substances. Otherwise skip to 3.5.</w:t>
-      </w:r>
-    </w:p>
-    <w:bookmarkStart w:id="31" w:name="X3c9097b3ec9267039151118ddc1c4b6701b8af1"/>
-    <w:p>
-      <w:pPr>
-        <w:pStyle w:val="Heading4"/>
-      </w:pPr>
-      <w:r>
-        <w:t xml:space="preserve">3.4 EPCS (Electronic Prescriptions for Controlled Substances)</w:t>
-      </w:r>
-    </w:p>
-    <w:p>
-      <w:pPr>
-        <w:pStyle w:val="FirstParagraph"/>
-      </w:pPr>
-      <w:r>
-        <w:t xml:space="preserve">Supported, but a regulated, multi-step enrollment on top of basic registration. Treat it as its own workstream.</w:t>
-      </w:r>
-    </w:p>
-    <w:p>
-      <w:pPr>
-        <w:pStyle w:val="BodyText"/>
-      </w:pPr>
-      <w:r>
-        <w:rPr>
-          <w:bCs/>
-          <w:b/>
-        </w:rPr>
-        <w:t xml:space="preserve">Questions:</w:t>
-      </w:r>
-    </w:p>
-    <w:p>
-      <w:pPr>
-        <w:numPr>
-          <w:ilvl w:val="0"/>
-          <w:numId w:val="1008"/>
-        </w:numPr>
-        <w:pStyle w:val="Compact"/>
-      </w:pPr>
-      <w:r>
-        <w:t xml:space="preserve">Which prescribers will send controlled substances, and does each have a valid, active DEA registration (with state)?</w:t>
-      </w:r>
-    </w:p>
-    <w:p>
-      <w:pPr>
-        <w:numPr>
-          <w:ilvl w:val="0"/>
-          <w:numId w:val="1008"/>
-        </w:numPr>
-        <w:pStyle w:val="Compact"/>
-      </w:pPr>
-      <w:r>
-        <w:t xml:space="preserve">Are prescribers ready to complete identity proofing and set up two-factor auth?</w:t>
-      </w:r>
-    </w:p>
-    <w:p>
-      <w:pPr>
-        <w:numPr>
-          <w:ilvl w:val="0"/>
-          <w:numId w:val="1008"/>
-        </w:numPr>
-        <w:pStyle w:val="Compact"/>
-      </w:pPr>
-      <w:r>
-        <w:t xml:space="preserve">Have any prescribers previously enrolled in EPCS with this vendor under another organization?</w:t>
-      </w:r>
-    </w:p>
-    <w:tbl>
-      <w:tblPr>
-        <w:tblStyle w:val="Table"/>
-        <w:tblW w:w="9360" w:type="dxa"/>
-        <w:tblLook w:firstRow="1" w:lastRow="0" w:firstColumn="0" w:lastColumn="0" w:noHBand="0" w:noVBand="0" w:val="0020"/>
-        <w:jc w:val="start"/>
-        <w:tblLayout w:type="fixed"/>
-      </w:tblPr>
-      <w:tblGrid>
-        <w:gridCol w:w="3958"/>
-        <w:gridCol w:w="5402"/>
-      </w:tblGrid>
-      <w:tr>
-        <w:trPr>
-          <w:cantSplit/>
-          <w:tblHeader w:val="true"/>
-        </w:trPr>
-        <w:tc>
-          <w:tcPr/>
-          <w:p>
-            <w:pPr>
-              <w:pStyle w:val="Compact"/>
-              <w:jc w:val="left"/>
-            </w:pPr>
-            <w:r>
-              <w:t xml:space="preserve">Situation</w:t>
-            </w:r>
-          </w:p>
-        </w:tc>
-        <w:tc>
-          <w:tcPr/>
-          <w:p>
-            <w:pPr>
-              <w:pStyle w:val="Compact"/>
-              <w:jc w:val="left"/>
-            </w:pPr>
-            <w:r>
-              <w:t xml:space="preserve">Approach</w:t>
+              <w:t xml:space="preserve">Users who enroll others</w:t>
+            </w:r>
+          </w:p>
+        </w:tc>
+        <w:tc>
+          <w:tcPr/>
+          <w:p>
+            <w:pPr>
+              <w:pStyle w:val="Compact"/>
+              <w:jc w:val="left"/>
+            </w:pPr>
+            <w:r>
+              <w:t xml:space="preserve">Provision the required administrative role and credentials to manage prescribers and favorites (</w:t>
+            </w:r>
+            <w:hyperlink w:anchor="Xc65d667f03b6da8b2c33fcaf69d091205bcdb22">
+              <w:r>
+                <w:rPr>
+                  <w:rStyle w:val="Hyperlink"/>
+                </w:rPr>
+                <w:t xml:space="preserve">Presets and pediatrics</w:t>
+              </w:r>
+            </w:hyperlink>
+            <w:r>
+              <w:t xml:space="preserve">); confirm the scope of that access</w:t>
             </w:r>
           </w:p>
         </w:tc>
@@ -3079,67 +1688,19 @@
               <w:jc w:val="left"/>
             </w:pPr>
             <w:r>
-              <w:t xml:space="preserve">Enable EPCS for a prescriber</w:t>
-            </w:r>
-          </w:p>
-        </w:tc>
-        <w:tc>
-          <w:tcPr/>
-          <w:p>
-            <w:pPr>
-              <w:pStyle w:val="Compact"/>
-              <w:jc w:val="left"/>
-            </w:pPr>
-            <w:r>
-              <w:t xml:space="preserve">Three stages on top of registration:</w:t>
-            </w:r>
-            <w:r>
-              <w:t xml:space="preserve"> </w:t>
-            </w:r>
-            <w:r>
-              <w:rPr>
-                <w:bCs/>
-                <w:b/>
-              </w:rPr>
-              <w:t xml:space="preserve">(1)</w:t>
-            </w:r>
-            <w:r>
-              <w:t xml:space="preserve"> </w:t>
-            </w:r>
-            <w:r>
-              <w:t xml:space="preserve">registration with DEA present →</w:t>
-            </w:r>
-            <w:r>
-              <w:t xml:space="preserve"> </w:t>
-            </w:r>
-            <w:r>
-              <w:rPr>
-                <w:bCs/>
-                <w:b/>
-              </w:rPr>
-              <w:t xml:space="preserve">(2)</w:t>
-            </w:r>
-            <w:r>
-              <w:t xml:space="preserve"> </w:t>
-            </w:r>
-            <w:r>
-              <w:t xml:space="preserve">identity proofing (Experian-based) →</w:t>
-            </w:r>
-            <w:r>
-              <w:t xml:space="preserve"> </w:t>
-            </w:r>
-            <w:r>
-              <w:rPr>
-                <w:bCs/>
-                <w:b/>
-              </w:rPr>
-              <w:t xml:space="preserve">(3)</w:t>
-            </w:r>
-            <w:r>
-              <w:t xml:space="preserve"> </w:t>
-            </w:r>
-            <w:r>
-              <w:t xml:space="preserve">two-factor auth activation. All three required before transmitting controlled substances.</w:t>
+              <w:t xml:space="preserve">Non-prescriber staff running pharmacy/history ops</w:t>
+            </w:r>
+          </w:p>
+        </w:tc>
+        <w:tc>
+          <w:tcPr/>
+          <w:p>
+            <w:pPr>
+              <w:pStyle w:val="Compact"/>
+              <w:jc w:val="left"/>
+            </w:pPr>
+            <w:r>
+              <w:t xml:space="preserve">Confirm which operations staff need and whether each requires a vendor account, identifier, or additional permission. Provision the supported non-prescribing role</w:t>
             </w:r>
           </w:p>
         </w:tc>
@@ -3156,50 +1717,211 @@
               <w:jc w:val="left"/>
             </w:pPr>
             <w:r>
-              <w:t xml:space="preserve">Missing or inactive DEA</w:t>
-            </w:r>
-          </w:p>
-        </w:tc>
-        <w:tc>
-          <w:tcPr/>
-          <w:p>
-            <w:pPr>
-              <w:pStyle w:val="Compact"/>
-              <w:jc w:val="left"/>
-            </w:pPr>
-            <w:r>
-              <w:t xml:space="preserve">Blocks identity proofing; the DEA number</w:t>
-            </w:r>
-            <w:r>
-              <w:t xml:space="preserve"> </w:t>
-            </w:r>
-            <w:r>
-              <w:rPr>
-                <w:bCs/>
-                <w:b/>
-              </w:rPr>
-              <w:t xml:space="preserve">and</w:t>
-            </w:r>
-            <w:r>
-              <w:t xml:space="preserve"> </w:t>
-            </w:r>
-            <w:r>
-              <w:t xml:space="preserve">issuing state must be on the</w:t>
-            </w:r>
-            <w:r>
-              <w:t xml:space="preserve"> </w:t>
-            </w:r>
-            <w:r>
-              <w:rPr>
-                <w:rStyle w:val="VerbatimChar"/>
-              </w:rPr>
-              <w:t xml:space="preserve">Practitioner</w:t>
-            </w:r>
-            <w:r>
-              <w:t xml:space="preserve"> </w:t>
-            </w:r>
-            <w:r>
-              <w:t xml:space="preserve">(3.3).</w:t>
+              <w:t xml:space="preserve">Offshore / non-US staff</w:t>
+            </w:r>
+          </w:p>
+        </w:tc>
+        <w:tc>
+          <w:tcPr/>
+          <w:p>
+            <w:pPr>
+              <w:pStyle w:val="Compact"/>
+              <w:jc w:val="left"/>
+            </w:pPr>
+            <w:r>
+              <w:t xml:space="preserve">Confirm permitted activities, enrollment requirements, and administrative access with the selected vendor before designing the staffing model</w:t>
+            </w:r>
+          </w:p>
+        </w:tc>
+      </w:tr>
+    </w:tbl>
+    <w:p>
+      <w:pPr>
+        <w:pStyle w:val="BodyText"/>
+      </w:pPr>
+      <w:r>
+        <w:t xml:space="preserve">Validate both clinicians’ eligibility before assigning a supervisor, and confirm what the integration checks itself. Successfully linking enrolled accounts does not by itself establish that the relationship is appropriate for the intended clinic.</w:t>
+      </w:r>
+    </w:p>
+    <w:bookmarkStart w:id="40" w:name="controlled-substances"/>
+    <w:bookmarkEnd w:id="40"/>
+    <w:bookmarkStart w:id="41" w:name="Xa12ae50fe85241b5f85480c354d5924bd22fbbf"/>
+    <w:bookmarkEnd w:id="41"/>
+    <w:bookmarkStart w:id="42" w:name="decision-3"/>
+    <w:bookmarkEnd w:id="42"/>
+    <w:bookmarkStart w:id="43" w:name="Xeb3675760722381d0afcf66d099dbaa5de2df34"/>
+    <w:bookmarkEnd w:id="43"/>
+    <w:bookmarkEnd w:id="44"/>
+    <w:bookmarkEnd w:id="45"/>
+    <w:bookmarkStart w:id="48" w:name="how-will-epcs-enrollment-work"/>
+    <w:p>
+      <w:pPr>
+        <w:pStyle w:val="Heading2"/>
+      </w:pPr>
+      <w:r>
+        <w:t xml:space="preserve">How will EPCS enrollment work?</w:t>
+      </w:r>
+    </w:p>
+    <w:p>
+      <w:pPr>
+        <w:pStyle w:val="FirstParagraph"/>
+      </w:pPr>
+      <w:r>
+        <w:rPr>
+          <w:i/>
+          <w:iCs/>
+        </w:rPr>
+        <w:t xml:space="preserve">Read only if</w:t>
+      </w:r>
+      <w:r>
+        <w:rPr>
+          <w:i/>
+          <w:iCs/>
+        </w:rPr>
+        <w:t xml:space="preserve"> </w:t>
+      </w:r>
+      <w:hyperlink w:anchor="what-are-you-prescribing">
+        <w:r>
+          <w:rPr>
+            <w:rStyle w:val="Hyperlink"/>
+            <w:i/>
+            <w:iCs/>
+          </w:rPr>
+          <w:t xml:space="preserve">Medication scope</w:t>
+        </w:r>
+      </w:hyperlink>
+      <w:r>
+        <w:rPr>
+          <w:i/>
+          <w:iCs/>
+        </w:rPr>
+        <w:t xml:space="preserve"> </w:t>
+      </w:r>
+      <w:r>
+        <w:rPr>
+          <w:i/>
+          <w:iCs/>
+        </w:rPr>
+        <w:t xml:space="preserve">includes controlled substances. Otherwise skip to</w:t>
+      </w:r>
+      <w:r>
+        <w:rPr>
+          <w:i/>
+          <w:iCs/>
+        </w:rPr>
+        <w:t xml:space="preserve"> </w:t>
+      </w:r>
+      <w:hyperlink w:anchor="X2e88fc445e0f1cfe534f7a90ecfcf7716f0341d">
+        <w:r>
+          <w:rPr>
+            <w:rStyle w:val="Hyperlink"/>
+            <w:i/>
+            <w:iCs/>
+          </w:rPr>
+          <w:t xml:space="preserve">Benefits and authorization</w:t>
+        </w:r>
+      </w:hyperlink>
+      <w:r>
+        <w:rPr>
+          <w:i/>
+          <w:iCs/>
+        </w:rPr>
+        <w:t xml:space="preserve">.</w:t>
+      </w:r>
+    </w:p>
+    <w:p>
+      <w:pPr>
+        <w:pStyle w:val="BodyText"/>
+      </w:pPr>
+      <w:r>
+        <w:t xml:space="preserve">Supported, but a regulated, multi-step enrollment on top of basic registration. Treat it as its own workstream.</w:t>
+      </w:r>
+    </w:p>
+    <w:p>
+      <w:pPr>
+        <w:pStyle w:val="BodyText"/>
+      </w:pPr>
+      <w:r>
+        <w:rPr>
+          <w:b/>
+          <w:bCs/>
+        </w:rPr>
+        <w:t xml:space="preserve">Questions:</w:t>
+      </w:r>
+    </w:p>
+    <w:p>
+      <w:pPr>
+        <w:pStyle w:val="Compact"/>
+        <w:numPr>
+          <w:ilvl w:val="0"/>
+          <w:numId w:val="1009"/>
+        </w:numPr>
+      </w:pPr>
+      <w:r>
+        <w:t xml:space="preserve">Which prescribers will send controlled substances, and does each have a valid, active DEA registration (with state)?</w:t>
+      </w:r>
+    </w:p>
+    <w:p>
+      <w:pPr>
+        <w:pStyle w:val="Compact"/>
+        <w:numPr>
+          <w:ilvl w:val="0"/>
+          <w:numId w:val="1009"/>
+        </w:numPr>
+      </w:pPr>
+      <w:r>
+        <w:t xml:space="preserve">Are prescribers ready to complete identity proofing and set up two-factor auth?</w:t>
+      </w:r>
+    </w:p>
+    <w:p>
+      <w:pPr>
+        <w:pStyle w:val="Compact"/>
+        <w:numPr>
+          <w:ilvl w:val="0"/>
+          <w:numId w:val="1009"/>
+        </w:numPr>
+      </w:pPr>
+      <w:r>
+        <w:t xml:space="preserve">Have any prescribers previously enrolled in EPCS with this vendor under another organization?</w:t>
+      </w:r>
+    </w:p>
+    <w:tbl>
+      <w:tblPr>
+        <w:tblStyle w:val="Table"/>
+        <w:tblW w:w="9360" w:type="dxa"/>
+        <w:tblLayout w:type="fixed"/>
+        <w:tblLook w:firstRow="1" w:lastRow="0" w:firstColumn="0" w:lastColumn="0" w:noHBand="0" w:noVBand="0" w:val="0020"/>
+      </w:tblPr>
+      <w:tblGrid>
+        <w:gridCol w:w="3795"/>
+        <w:gridCol w:w="5565"/>
+      </w:tblGrid>
+      <w:tr>
+        <w:trPr>
+          <w:cantSplit/>
+          <w:tblHeader w:val="on"/>
+        </w:trPr>
+        <w:tc>
+          <w:tcPr/>
+          <w:p>
+            <w:pPr>
+              <w:pStyle w:val="Compact"/>
+              <w:jc w:val="left"/>
+            </w:pPr>
+            <w:r>
+              <w:t xml:space="preserve">Situation</w:t>
+            </w:r>
+          </w:p>
+        </w:tc>
+        <w:tc>
+          <w:tcPr/>
+          <w:p>
+            <w:pPr>
+              <w:pStyle w:val="Compact"/>
+              <w:jc w:val="left"/>
+            </w:pPr>
+            <w:r>
+              <w:t xml:space="preserve">Approach</w:t>
             </w:r>
           </w:p>
         </w:tc>
@@ -3216,6 +1938,104 @@
               <w:jc w:val="left"/>
             </w:pPr>
             <w:r>
+              <w:t xml:space="preserve">EPCS enrollment</w:t>
+            </w:r>
+          </w:p>
+        </w:tc>
+        <w:tc>
+          <w:tcPr/>
+          <w:p>
+            <w:pPr>
+              <w:pStyle w:val="Compact"/>
+              <w:jc w:val="left"/>
+            </w:pPr>
+            <w:r>
+              <w:t xml:space="preserve">Follow the selected vendor’s registration, required agreements, identity proofing, and two-factor activation workflow. Track completion before allowing controlled-substance prescribing</w:t>
+            </w:r>
+          </w:p>
+        </w:tc>
+      </w:tr>
+      <w:tr>
+        <w:trPr>
+          <w:cantSplit/>
+        </w:trPr>
+        <w:tc>
+          <w:tcPr/>
+          <w:p>
+            <w:pPr>
+              <w:pStyle w:val="Compact"/>
+              <w:jc w:val="left"/>
+            </w:pPr>
+            <w:r>
+              <w:t xml:space="preserve">Readiness check</w:t>
+            </w:r>
+          </w:p>
+        </w:tc>
+        <w:tc>
+          <w:tcPr/>
+          <w:p>
+            <w:pPr>
+              <w:pStyle w:val="Compact"/>
+              <w:jc w:val="left"/>
+            </w:pPr>
+            <w:r>
+              <w:t xml:space="preserve">Confirm EPCS activation for each prescriber in the selected integration. Stage names and identity-proofing providers vary; basic enrollment is not proof of EPCS readiness</w:t>
+            </w:r>
+          </w:p>
+        </w:tc>
+      </w:tr>
+      <w:tr>
+        <w:trPr>
+          <w:cantSplit/>
+        </w:trPr>
+        <w:tc>
+          <w:tcPr/>
+          <w:p>
+            <w:pPr>
+              <w:pStyle w:val="Compact"/>
+              <w:jc w:val="left"/>
+            </w:pPr>
+            <w:r>
+              <w:t xml:space="preserve">Missing DEA data</w:t>
+            </w:r>
+          </w:p>
+        </w:tc>
+        <w:tc>
+          <w:tcPr/>
+          <w:p>
+            <w:pPr>
+              <w:pStyle w:val="Compact"/>
+              <w:jc w:val="left"/>
+            </w:pPr>
+            <w:r>
+              <w:t xml:space="preserve">Resolve the selected vendor’s required DEA data and state information before EPCS enrollment (</w:t>
+            </w:r>
+            <w:hyperlink w:anchor="X80dcd9ff5a90e6d7faea04f7a0693dd5d5e3eaa">
+              <w:r>
+                <w:rPr>
+                  <w:rStyle w:val="Hyperlink"/>
+                </w:rPr>
+                <w:t xml:space="preserve">Identity and roles</w:t>
+              </w:r>
+            </w:hyperlink>
+            <w:r>
+              <w:t xml:space="preserve">)</w:t>
+            </w:r>
+          </w:p>
+        </w:tc>
+      </w:tr>
+      <w:tr>
+        <w:trPr>
+          <w:cantSplit/>
+        </w:trPr>
+        <w:tc>
+          <w:tcPr/>
+          <w:p>
+            <w:pPr>
+              <w:pStyle w:val="Compact"/>
+              <w:jc w:val="left"/>
+            </w:pPr>
+            <w:r>
               <w:t xml:space="preserve">Prior enrollment elsewhere</w:t>
             </w:r>
           </w:p>
@@ -3240,8 +2060,8 @@
       </w:pPr>
       <w:r>
         <w:rPr>
+          <w:b/>
           <w:bCs/>
-          <w:b/>
         </w:rPr>
         <w:t xml:space="preserve">⚠ EPCS is a one-way gate on go-live.</w:t>
       </w:r>
@@ -3249,34 +2069,47 @@
         <w:t xml:space="preserve"> </w:t>
       </w:r>
       <w:r>
-        <w:t xml:space="preserve">Identity proofing and 2FA are per-prescriber, take real calendar time, and are the most common onboarding delay. Start early and build admin visibility into each prescriber’s stage (3.2). Controlled-substance prescriptions also require effective dates and often a diagnosis — confirm your workflow captures these.</w:t>
-      </w:r>
-    </w:p>
-    <w:p>
-      <w:r>
-        <w:pict>
-          <v:rect style="width:0;height:1.5pt" o:hralign="center" o:hrstd="t" o:hr="t"/>
-        </w:pict>
-      </w:r>
-    </w:p>
-    <w:bookmarkEnd w:id="31"/>
-    <w:bookmarkEnd w:id="32"/>
-    <w:bookmarkStart w:id="39" w:name="prescribing-workflow"/>
+        <w:t xml:space="preserve">Identity proofing and 2FA are per-prescriber, take real calendar time, and are the most common onboarding delay. Start early and build admin visibility into each prescriber’s stage (</w:t>
+      </w:r>
+      <w:hyperlink w:anchor="X6057bb8abef28868cb83d6127d4a448322f708d">
+        <w:r>
+          <w:rPr>
+            <w:rStyle w:val="Hyperlink"/>
+          </w:rPr>
+          <w:t xml:space="preserve">Enrollment</w:t>
+        </w:r>
+      </w:hyperlink>
+      <w:r>
+        <w:t xml:space="preserve">). Controlled-substance prescriptions also require effective dates and often a diagnosis — confirm your workflow captures these.</w:t>
+      </w:r>
+    </w:p>
+    <w:bookmarkStart w:id="46" w:name="decision-4"/>
+    <w:bookmarkEnd w:id="46"/>
+    <w:bookmarkStart w:id="47" w:name="X981a9beada17c1ae89afab3d15214d092ff9554"/>
+    <w:bookmarkEnd w:id="47"/>
+    <w:bookmarkEnd w:id="48"/>
+    <w:bookmarkStart w:id="66" w:name="prescribing-and-follow-up"/>
+    <w:p>
+      <w:pPr>
+        <w:pStyle w:val="Heading2"/>
+      </w:pPr>
+      <w:r>
+        <w:t xml:space="preserve">Prescribing and follow-up</w:t>
+      </w:r>
+    </w:p>
+    <w:bookmarkStart w:id="49" w:name="prescribing-workflow"/>
+    <w:bookmarkEnd w:id="49"/>
+    <w:bookmarkStart w:id="50" w:name="X4a26a4b1ce7cf116bbcf4701dc2aee0dff82904"/>
+    <w:bookmarkEnd w:id="50"/>
+    <w:bookmarkStart w:id="51" w:name="Xaf6478aac6f72620700b86eca8e8ed515d3f1f4"/>
+    <w:bookmarkEnd w:id="51"/>
+    <w:bookmarkStart w:id="56" w:name="X2e88fc445e0f1cfe534f7a90ecfcf7716f0341d"/>
     <w:p>
       <w:pPr>
         <w:pStyle w:val="Heading3"/>
       </w:pPr>
       <w:r>
-        <w:t xml:space="preserve">Prescribing Workflow</w:t>
-      </w:r>
-    </w:p>
-    <w:bookmarkStart w:id="35" w:name="X7d643f3c56220bea268c9eb469439065dc34bfa"/>
-    <w:p>
-      <w:pPr>
-        <w:pStyle w:val="Heading4"/>
-      </w:pPr>
-      <w:r>
-        <w:t xml:space="preserve">3.5 Formulary/Benefit Checks &amp; Prior Authorization</w:t>
+        <w:t xml:space="preserve">Will prescribers need benefit checks and prior authorization?</w:t>
       </w:r>
     </w:p>
     <w:p>
@@ -3293,19 +2126,19 @@
       </w:pPr>
       <w:r>
         <w:rPr>
+          <w:b/>
           <w:bCs/>
-          <w:b/>
         </w:rPr>
         <w:t xml:space="preserve">Questions:</w:t>
       </w:r>
     </w:p>
     <w:p>
       <w:pPr>
-        <w:numPr>
-          <w:ilvl w:val="0"/>
-          <w:numId w:val="1009"/>
-        </w:numPr>
-        <w:pStyle w:val="Compact"/>
+        <w:pStyle w:val="Compact"/>
+        <w:numPr>
+          <w:ilvl w:val="0"/>
+          <w:numId w:val="1010"/>
+        </w:numPr>
       </w:pPr>
       <w:r>
         <w:t xml:space="preserve">Do prescribers need formulary status, patient cost, and covered alternatives while prescribing?</w:t>
@@ -3313,11 +2146,11 @@
     </w:p>
     <w:p>
       <w:pPr>
-        <w:numPr>
-          <w:ilvl w:val="0"/>
-          <w:numId w:val="1009"/>
-        </w:numPr>
-        <w:pStyle w:val="Compact"/>
+        <w:pStyle w:val="Compact"/>
+        <w:numPr>
+          <w:ilvl w:val="0"/>
+          <w:numId w:val="1010"/>
+        </w:numPr>
       </w:pPr>
       <w:r>
         <w:t xml:space="preserve">Do you need to initiate electronic prior authorization (ePA) — through the eRx vendor, the standards-based payer path, or both?</w:t>
@@ -3325,11 +2158,11 @@
     </w:p>
     <w:p>
       <w:pPr>
-        <w:numPr>
-          <w:ilvl w:val="0"/>
-          <w:numId w:val="1009"/>
-        </w:numPr>
-        <w:pStyle w:val="Compact"/>
+        <w:pStyle w:val="Compact"/>
+        <w:numPr>
+          <w:ilvl w:val="0"/>
+          <w:numId w:val="1010"/>
+        </w:numPr>
       </w:pPr>
       <w:r>
         <w:t xml:space="preserve">Is your timeline driven by upcoming e-prescribing mandates?</w:t>
@@ -3339,9 +2172,8 @@
       <w:tblPr>
         <w:tblStyle w:val="Table"/>
         <w:tblW w:w="9360" w:type="dxa"/>
+        <w:tblLayout w:type="fixed"/>
         <w:tblLook w:firstRow="1" w:lastRow="0" w:firstColumn="0" w:lastColumn="0" w:noHBand="0" w:noVBand="0" w:val="0020"/>
-        <w:jc w:val="start"/>
-        <w:tblLayout w:type="fixed"/>
       </w:tblPr>
       <w:tblGrid>
         <w:gridCol w:w="4312"/>
@@ -3350,7 +2182,7 @@
       <w:tr>
         <w:trPr>
           <w:cantSplit/>
-          <w:tblHeader w:val="true"/>
+          <w:tblHeader w:val="on"/>
         </w:trPr>
         <w:tc>
           <w:tcPr/>
@@ -3408,8 +2240,8 @@
             </w:r>
             <w:r>
               <w:rPr>
+                <w:b/>
                 <w:bCs/>
-                <w:b/>
               </w:rPr>
               <w:t xml:space="preserve">not</w:t>
             </w:r>
@@ -3424,8 +2256,8 @@
             </w:r>
             <w:r>
               <w:rPr>
+                <w:b/>
                 <w:bCs/>
-                <w:b/>
               </w:rPr>
               <w:t xml:space="preserve">not</w:t>
             </w:r>
@@ -3469,8 +2301,8 @@
             </w:r>
             <w:r>
               <w:rPr>
+                <w:b/>
                 <w:bCs/>
-                <w:b/>
               </w:rPr>
               <w:t xml:space="preserve">separate enablement</w:t>
             </w:r>
@@ -3512,7 +2344,7 @@
             <w:r>
               <w:t xml:space="preserve"> </w:t>
             </w:r>
-            <w:hyperlink r:id="rId33">
+            <w:hyperlink r:id="rId52">
               <w:r>
                 <w:rPr>
                   <w:rStyle w:val="Hyperlink"/>
@@ -3557,8 +2389,8 @@
             </w:r>
             <w:r>
               <w:rPr>
+                <w:b/>
                 <w:bCs/>
-                <w:b/>
               </w:rPr>
               <w:t xml:space="preserve">NCPDP SCRIPT v2023011</w:t>
             </w:r>
@@ -3573,8 +2405,8 @@
             </w:r>
             <w:r>
               <w:rPr>
+                <w:b/>
                 <w:bCs/>
-                <w:b/>
               </w:rPr>
               <w:t xml:space="preserve">RTPB v13</w:t>
             </w:r>
@@ -3589,8 +2421,8 @@
             </w:r>
             <w:r>
               <w:rPr>
+                <w:b/>
                 <w:bCs/>
-                <w:b/>
               </w:rPr>
               <w:t xml:space="preserve">Jan 1, 2027</w:t>
             </w:r>
@@ -3602,18 +2434,32 @@
             </w:r>
             <w:r>
               <w:rPr>
+                <w:b/>
                 <w:bCs/>
-                <w:b/>
               </w:rPr>
               <w:t xml:space="preserve">Jan 1, 2028</w:t>
             </w:r>
             <w:r>
-              <w:t xml:space="preserve">. Factor these into the 3.1 decision. See</w:t>
+              <w:t xml:space="preserve">. Factor these into</w:t>
             </w:r>
             <w:r>
               <w:t xml:space="preserve"> </w:t>
             </w:r>
-            <w:hyperlink r:id="rId34">
+            <w:hyperlink w:anchor="hosted-or-custom-prescribing">
+              <w:r>
+                <w:rPr>
+                  <w:rStyle w:val="Hyperlink"/>
+                </w:rPr>
+                <w:t xml:space="preserve">Prescribing workflow</w:t>
+              </w:r>
+            </w:hyperlink>
+            <w:r>
+              <w:t xml:space="preserve">. See</w:t>
+            </w:r>
+            <w:r>
+              <w:t xml:space="preserve"> </w:t>
+            </w:r>
+            <w:hyperlink r:id="rId53">
               <w:r>
                 <w:rPr>
                   <w:rStyle w:val="Hyperlink"/>
@@ -3628,14 +2474,18 @@
         </w:tc>
       </w:tr>
     </w:tbl>
-    <w:bookmarkEnd w:id="35"/>
-    <w:bookmarkStart w:id="36" w:name="refills-reorders-discontinuation"/>
-    <w:p>
-      <w:pPr>
-        <w:pStyle w:val="Heading4"/>
-      </w:pPr>
-      <w:r>
-        <w:t xml:space="preserve">3.6 Refills, Reorders &amp; Discontinuation</w:t>
+    <w:bookmarkStart w:id="54" w:name="X6403a63f1559d0f21e4a8b418830332a71e4333"/>
+    <w:bookmarkEnd w:id="54"/>
+    <w:bookmarkStart w:id="55" w:name="Xb6c660c31c1581fdd1641a32ec2dd2095d87717"/>
+    <w:bookmarkEnd w:id="55"/>
+    <w:bookmarkEnd w:id="56"/>
+    <w:bookmarkStart w:id="59" w:name="Xe29ae65332a331c07ad52b3b51a680591259d06"/>
+    <w:p>
+      <w:pPr>
+        <w:pStyle w:val="Heading3"/>
+      </w:pPr>
+      <w:r>
+        <w:t xml:space="preserve">How will refills, reorders, and discontinuation be handled?</w:t>
       </w:r>
     </w:p>
     <w:p>
@@ -3652,19 +2502,19 @@
       </w:pPr>
       <w:r>
         <w:rPr>
+          <w:b/>
           <w:bCs/>
-          <w:b/>
         </w:rPr>
         <w:t xml:space="preserve">Questions:</w:t>
       </w:r>
     </w:p>
     <w:p>
       <w:pPr>
-        <w:numPr>
-          <w:ilvl w:val="0"/>
-          <w:numId w:val="1010"/>
-        </w:numPr>
-        <w:pStyle w:val="Compact"/>
+        <w:pStyle w:val="Compact"/>
+        <w:numPr>
+          <w:ilvl w:val="0"/>
+          <w:numId w:val="1011"/>
+        </w:numPr>
       </w:pPr>
       <w:r>
         <w:t xml:space="preserve">Do prescribers respond to pharmacy-initiated refill requests?</w:t>
@@ -3672,11 +2522,11 @@
     </w:p>
     <w:p>
       <w:pPr>
-        <w:numPr>
-          <w:ilvl w:val="0"/>
-          <w:numId w:val="1010"/>
-        </w:numPr>
-        <w:pStyle w:val="Compact"/>
+        <w:pStyle w:val="Compact"/>
+        <w:numPr>
+          <w:ilvl w:val="0"/>
+          <w:numId w:val="1011"/>
+        </w:numPr>
       </w:pPr>
       <w:r>
         <w:t xml:space="preserve">Do they re-prescribe previously prescribed medications?</w:t>
@@ -3684,11 +2534,11 @@
     </w:p>
     <w:p>
       <w:pPr>
-        <w:numPr>
-          <w:ilvl w:val="0"/>
-          <w:numId w:val="1010"/>
-        </w:numPr>
-        <w:pStyle w:val="Compact"/>
+        <w:pStyle w:val="Compact"/>
+        <w:numPr>
+          <w:ilvl w:val="0"/>
+          <w:numId w:val="1011"/>
+        </w:numPr>
       </w:pPr>
       <w:r>
         <w:t xml:space="preserve">Do you need to discontinue or expire prescriptions — automatically on change?</w:t>
@@ -3698,9 +2548,8 @@
       <w:tblPr>
         <w:tblStyle w:val="Table"/>
         <w:tblW w:w="9360" w:type="dxa"/>
+        <w:tblLayout w:type="fixed"/>
         <w:tblLook w:firstRow="1" w:lastRow="0" w:firstColumn="0" w:lastColumn="0" w:noHBand="0" w:noVBand="0" w:val="0020"/>
-        <w:jc w:val="start"/>
-        <w:tblLayout w:type="fixed"/>
       </w:tblPr>
       <w:tblGrid>
         <w:gridCol w:w="3649"/>
@@ -3709,7 +2558,7 @@
       <w:tr>
         <w:trPr>
           <w:cantSplit/>
-          <w:tblHeader w:val="true"/>
+          <w:tblHeader w:val="on"/>
         </w:trPr>
         <w:tc>
           <w:tcPr/>
@@ -3824,14 +2673,18 @@
         </w:tc>
       </w:tr>
     </w:tbl>
-    <w:bookmarkEnd w:id="36"/>
-    <w:bookmarkStart w:id="37" w:name="Xa573f0c6640e2e14ff1a171870ed2e08206db46"/>
-    <w:p>
-      <w:pPr>
-        <w:pStyle w:val="Heading4"/>
-      </w:pPr>
-      <w:r>
-        <w:t xml:space="preserve">3.7 Favorites, Order Sets &amp; Pediatric Prescribing</w:t>
+    <w:bookmarkStart w:id="57" w:name="X8b93cc8f85c56cf7817b803bf392359e5fd1159"/>
+    <w:bookmarkEnd w:id="57"/>
+    <w:bookmarkStart w:id="58" w:name="Xe116cb2b9bddc5017270cd60b0db2d0702c4f98"/>
+    <w:bookmarkEnd w:id="58"/>
+    <w:bookmarkEnd w:id="59"/>
+    <w:bookmarkStart w:id="62" w:name="Xc65d667f03b6da8b2c33fcaf69d091205bcdb22"/>
+    <w:p>
+      <w:pPr>
+        <w:pStyle w:val="Heading3"/>
+      </w:pPr>
+      <w:r>
+        <w:t xml:space="preserve">Are favorites, order sets, or pediatric workflows needed?</w:t>
       </w:r>
     </w:p>
     <w:p>
@@ -3840,19 +2693,19 @@
       </w:pPr>
       <w:r>
         <w:rPr>
+          <w:b/>
           <w:bCs/>
-          <w:b/>
         </w:rPr>
         <w:t xml:space="preserve">Questions:</w:t>
       </w:r>
     </w:p>
     <w:p>
       <w:pPr>
-        <w:numPr>
-          <w:ilvl w:val="0"/>
-          <w:numId w:val="1011"/>
-        </w:numPr>
-        <w:pStyle w:val="Compact"/>
+        <w:pStyle w:val="Compact"/>
+        <w:numPr>
+          <w:ilvl w:val="0"/>
+          <w:numId w:val="1012"/>
+        </w:numPr>
       </w:pPr>
       <w:r>
         <w:t xml:space="preserve">Does the practice repeatedly prescribe a common set of medications worth curating?</w:t>
@@ -3860,11 +2713,11 @@
     </w:p>
     <w:p>
       <w:pPr>
-        <w:numPr>
-          <w:ilvl w:val="0"/>
-          <w:numId w:val="1011"/>
-        </w:numPr>
-        <w:pStyle w:val="Compact"/>
+        <w:pStyle w:val="Compact"/>
+        <w:numPr>
+          <w:ilvl w:val="0"/>
+          <w:numId w:val="1012"/>
+        </w:numPr>
       </w:pPr>
       <w:r>
         <w:t xml:space="preserve">Do you prescribe to pediatric patients?</w:t>
@@ -3874,18 +2727,17 @@
       <w:tblPr>
         <w:tblStyle w:val="Table"/>
         <w:tblW w:w="9360" w:type="dxa"/>
+        <w:tblLayout w:type="fixed"/>
         <w:tblLook w:firstRow="1" w:lastRow="0" w:firstColumn="0" w:lastColumn="0" w:noHBand="0" w:noVBand="0" w:val="0020"/>
-        <w:jc w:val="start"/>
-        <w:tblLayout w:type="fixed"/>
       </w:tblPr>
       <w:tblGrid>
-        <w:gridCol w:w="3864"/>
-        <w:gridCol w:w="5496"/>
+        <w:gridCol w:w="3870"/>
+        <w:gridCol w:w="5490"/>
       </w:tblGrid>
       <w:tr>
         <w:trPr>
           <w:cantSplit/>
-          <w:tblHeader w:val="true"/>
+          <w:tblHeader w:val="on"/>
         </w:trPr>
         <w:tc>
           <w:tcPr/>
@@ -3936,23 +2788,31 @@
               <w:jc w:val="left"/>
             </w:pPr>
             <w:r>
-              <w:t xml:space="preserve">Configure</w:t>
+              <w:t xml:space="preserve">Configure supported</w:t>
             </w:r>
             <w:r>
               <w:t xml:space="preserve"> </w:t>
             </w:r>
             <w:r>
               <w:rPr>
+                <w:b/>
                 <w:bCs/>
-                <w:b/>
               </w:rPr>
               <w:t xml:space="preserve">clinic favorites / order sets</w:t>
             </w:r>
             <w:r>
-              <w:t xml:space="preserve"> </w:t>
-            </w:r>
-            <w:r>
-              <w:t xml:space="preserve">— curated, reusable entries, including specialty/compounded configurations. Requires an admin/clinician-admin role (3.3); confirm who may create and edit them.</w:t>
+              <w:t xml:space="preserve">, including specialty/compounded configurations where available. Confirm which administrative role may create and edit them (</w:t>
+            </w:r>
+            <w:hyperlink w:anchor="X80dcd9ff5a90e6d7faea04f7a0693dd5d5e3eaa">
+              <w:r>
+                <w:rPr>
+                  <w:rStyle w:val="Hyperlink"/>
+                </w:rPr>
+                <w:t xml:space="preserve">Identity and roles</w:t>
+              </w:r>
+            </w:hyperlink>
+            <w:r>
+              <w:t xml:space="preserve">).</w:t>
             </w:r>
           </w:p>
         </w:tc>
@@ -4017,8 +2877,8 @@
             </w:r>
             <w:r>
               <w:rPr>
+                <w:b/>
                 <w:bCs/>
-                <w:b/>
               </w:rPr>
               <w:t xml:space="preserve">prescriber is responsible</w:t>
             </w:r>
@@ -4032,14 +2892,18 @@
         </w:tc>
       </w:tr>
     </w:tbl>
-    <w:bookmarkEnd w:id="37"/>
-    <w:bookmarkStart w:id="38" w:name="medication-history"/>
-    <w:p>
-      <w:pPr>
-        <w:pStyle w:val="Heading4"/>
-      </w:pPr>
-      <w:r>
-        <w:t xml:space="preserve">3.8 Medication History</w:t>
+    <w:bookmarkStart w:id="60" w:name="X56027e518e6ed026e0ae0c2ae150377f1e58a9c"/>
+    <w:bookmarkEnd w:id="60"/>
+    <w:bookmarkStart w:id="61" w:name="Xc3ab35e754c51580c97db828312df2e7e7ebdf1"/>
+    <w:bookmarkEnd w:id="61"/>
+    <w:bookmarkEnd w:id="62"/>
+    <w:bookmarkStart w:id="65" w:name="X8c773c695f4f960120a7961212bda5c336dae9a"/>
+    <w:p>
+      <w:pPr>
+        <w:pStyle w:val="Heading3"/>
+      </w:pPr>
+      <w:r>
+        <w:t xml:space="preserve">What medication history is needed, and how is consent captured?</w:t>
       </w:r>
     </w:p>
     <w:p>
@@ -4056,19 +2920,19 @@
       </w:pPr>
       <w:r>
         <w:rPr>
+          <w:b/>
           <w:bCs/>
-          <w:b/>
         </w:rPr>
         <w:t xml:space="preserve">Questions:</w:t>
       </w:r>
     </w:p>
     <w:p>
       <w:pPr>
-        <w:numPr>
-          <w:ilvl w:val="0"/>
-          <w:numId w:val="1012"/>
-        </w:numPr>
-        <w:pStyle w:val="Compact"/>
+        <w:pStyle w:val="Compact"/>
+        <w:numPr>
+          <w:ilvl w:val="0"/>
+          <w:numId w:val="1013"/>
+        </w:numPr>
       </w:pPr>
       <w:r>
         <w:t xml:space="preserve">Do prescribers need a patient’s medication history from outside your system (pharmacy fill history, active prescriptions elsewhere)?</w:t>
@@ -4076,11 +2940,11 @@
     </w:p>
     <w:p>
       <w:pPr>
-        <w:numPr>
-          <w:ilvl w:val="0"/>
-          <w:numId w:val="1012"/>
-        </w:numPr>
-        <w:pStyle w:val="Compact"/>
+        <w:pStyle w:val="Compact"/>
+        <w:numPr>
+          <w:ilvl w:val="0"/>
+          <w:numId w:val="1013"/>
+        </w:numPr>
       </w:pPr>
       <w:r>
         <w:t xml:space="preserve">Can you capture and record the patient consent required to query external history?</w:t>
@@ -4088,11 +2952,11 @@
     </w:p>
     <w:p>
       <w:pPr>
-        <w:numPr>
-          <w:ilvl w:val="0"/>
-          <w:numId w:val="1012"/>
-        </w:numPr>
-        <w:pStyle w:val="Compact"/>
+        <w:pStyle w:val="Compact"/>
+        <w:numPr>
+          <w:ilvl w:val="0"/>
+          <w:numId w:val="1013"/>
+        </w:numPr>
       </w:pPr>
       <w:r>
         <w:t xml:space="preserve">Are you importing prescription history from a prior system?</w:t>
@@ -4102,9 +2966,8 @@
       <w:tblPr>
         <w:tblStyle w:val="Table"/>
         <w:tblW w:w="9360" w:type="dxa"/>
+        <w:tblLayout w:type="fixed"/>
         <w:tblLook w:firstRow="1" w:lastRow="0" w:firstColumn="0" w:lastColumn="0" w:noHBand="0" w:noVBand="0" w:val="0020"/>
-        <w:jc w:val="start"/>
-        <w:tblLayout w:type="fixed"/>
       </w:tblPr>
       <w:tblGrid>
         <w:gridCol w:w="3563"/>
@@ -4113,7 +2976,7 @@
       <w:tr>
         <w:trPr>
           <w:cantSplit/>
-          <w:tblHeader w:val="true"/>
+          <w:tblHeader w:val="on"/>
         </w:trPr>
         <w:tc>
           <w:tcPr/>
@@ -4164,7 +3027,7 @@
               <w:jc w:val="left"/>
             </w:pPr>
             <w:r>
-              <w:t xml:space="preserve">Retrieved from the SureScripts network (pharmacy fill history and/or active prescriptions) — a distinct capability from writing prescriptions, so scope it explicitly.</w:t>
+              <w:t xml:space="preserve">Confirm the integration’s access to network medication history, including pharmacy fill history and/or active prescriptions. This is a distinct capability from writing prescriptions, so scope it explicitly.</w:t>
             </w:r>
           </w:p>
         </w:tc>
@@ -4200,8 +3063,8 @@
             </w:r>
             <w:r>
               <w:rPr>
+                <w:b/>
                 <w:bCs/>
-                <w:b/>
               </w:rPr>
               <w:t xml:space="preserve">patient consent</w:t>
             </w:r>
@@ -4256,13 +3119,7 @@
               <w:t xml:space="preserve"> </w:t>
             </w:r>
             <w:r>
-              <w:t xml:space="preserve">“</w:t>
-            </w:r>
-            <w:r>
-              <w:t xml:space="preserve">past prescriptions</w:t>
-            </w:r>
-            <w:r>
-              <w:t xml:space="preserve">”</w:t>
+              <w:t xml:space="preserve">“past prescriptions”</w:t>
             </w:r>
             <w:r>
               <w:t xml:space="preserve"> </w:t>
@@ -4274,31 +3131,34 @@
         </w:tc>
       </w:tr>
     </w:tbl>
-    <w:p>
-      <w:r>
-        <w:pict>
-          <v:rect style="width:0;height:1.5pt" o:hralign="center" o:hrstd="t" o:hr="t"/>
-        </w:pict>
-      </w:r>
-    </w:p>
-    <w:bookmarkEnd w:id="38"/>
-    <w:bookmarkEnd w:id="39"/>
-    <w:bookmarkStart w:id="42" w:name="practice-structure"/>
+    <w:bookmarkStart w:id="63" w:name="decision-5"/>
+    <w:bookmarkEnd w:id="63"/>
+    <w:bookmarkStart w:id="64" w:name="Xc866aa768e79a4eadfbdfb451ed3d60b8d10ef5"/>
+    <w:bookmarkEnd w:id="64"/>
+    <w:bookmarkEnd w:id="65"/>
+    <w:bookmarkEnd w:id="66"/>
+    <w:bookmarkStart w:id="78" w:name="practices-and-transition"/>
+    <w:p>
+      <w:pPr>
+        <w:pStyle w:val="Heading2"/>
+      </w:pPr>
+      <w:r>
+        <w:t xml:space="preserve">Practices and transition</w:t>
+      </w:r>
+    </w:p>
+    <w:bookmarkStart w:id="67" w:name="practice-structure"/>
+    <w:bookmarkEnd w:id="67"/>
+    <w:bookmarkStart w:id="68" w:name="X383b7f7068115d8e778d526a8f4e84e52a1436a"/>
+    <w:bookmarkEnd w:id="68"/>
+    <w:bookmarkStart w:id="69" w:name="Xac0d56ce8831f90d0aea20d5f57ba515c55374d"/>
+    <w:bookmarkEnd w:id="69"/>
+    <w:bookmarkStart w:id="72" w:name="X580f58f2cbbc042ddfc79b17e853d0b931897ff"/>
     <w:p>
       <w:pPr>
         <w:pStyle w:val="Heading3"/>
       </w:pPr>
       <w:r>
-        <w:t xml:space="preserve">Practice Structure</w:t>
-      </w:r>
-    </w:p>
-    <w:bookmarkStart w:id="40" w:name="Xe60e968d4b09eed86bb30803009999c39481e86"/>
-    <w:p>
-      <w:pPr>
-        <w:pStyle w:val="Heading4"/>
-      </w:pPr>
-      <w:r>
-        <w:t xml:space="preserve">3.9 Multi-Location / Multi-Practice Prescribing</w:t>
+        <w:t xml:space="preserve">How will prescriptions resolve to the correct practice?</w:t>
       </w:r>
     </w:p>
     <w:p>
@@ -4315,19 +3175,19 @@
       </w:pPr>
       <w:r>
         <w:rPr>
+          <w:b/>
           <w:bCs/>
-          <w:b/>
         </w:rPr>
         <w:t xml:space="preserve">Questions:</w:t>
       </w:r>
     </w:p>
     <w:p>
       <w:pPr>
-        <w:numPr>
-          <w:ilvl w:val="0"/>
-          <w:numId w:val="1013"/>
-        </w:numPr>
-        <w:pStyle w:val="Compact"/>
+        <w:pStyle w:val="Compact"/>
+        <w:numPr>
+          <w:ilvl w:val="0"/>
+          <w:numId w:val="1014"/>
+        </w:numPr>
       </w:pPr>
       <w:r>
         <w:t xml:space="preserve">Do prescribers prescribe on behalf of more than one practice?</w:t>
@@ -4335,11 +3195,11 @@
     </w:p>
     <w:p>
       <w:pPr>
-        <w:numPr>
-          <w:ilvl w:val="0"/>
-          <w:numId w:val="1013"/>
-        </w:numPr>
-        <w:pStyle w:val="Compact"/>
+        <w:pStyle w:val="Compact"/>
+        <w:numPr>
+          <w:ilvl w:val="0"/>
+          <w:numId w:val="1014"/>
+        </w:numPr>
       </w:pPr>
       <w:r>
         <w:t xml:space="preserve">How should the system know which practice a prescription belongs to?</w:t>
@@ -4347,11 +3207,11 @@
     </w:p>
     <w:p>
       <w:pPr>
-        <w:numPr>
-          <w:ilvl w:val="0"/>
-          <w:numId w:val="1013"/>
-        </w:numPr>
-        <w:pStyle w:val="Compact"/>
+        <w:pStyle w:val="Compact"/>
+        <w:numPr>
+          <w:ilvl w:val="0"/>
+          <w:numId w:val="1014"/>
+        </w:numPr>
       </w:pPr>
       <w:r>
         <w:t xml:space="preserve">Do you need a default pharmacy per patient or per clinic?</w:t>
@@ -4361,9 +3221,8 @@
       <w:tblPr>
         <w:tblStyle w:val="Table"/>
         <w:tblW w:w="9360" w:type="dxa"/>
+        <w:tblLayout w:type="fixed"/>
         <w:tblLook w:firstRow="1" w:lastRow="0" w:firstColumn="0" w:lastColumn="0" w:noHBand="0" w:noVBand="0" w:val="0020"/>
-        <w:jc w:val="start"/>
-        <w:tblLayout w:type="fixed"/>
       </w:tblPr>
       <w:tblGrid>
         <w:gridCol w:w="4756"/>
@@ -4372,7 +3231,7 @@
       <w:tr>
         <w:trPr>
           <w:cantSplit/>
-          <w:tblHeader w:val="true"/>
+          <w:tblHeader w:val="on"/>
         </w:trPr>
         <w:tc>
           <w:tcPr/>
@@ -4423,23 +3282,7 @@
               <w:jc w:val="left"/>
             </w:pPr>
             <w:r>
-              <w:t xml:space="preserve">Model each</w:t>
-            </w:r>
-            <w:r>
-              <w:t xml:space="preserve"> </w:t>
-            </w:r>
-            <w:r>
-              <w:rPr>
-                <w:bCs/>
-                <w:b/>
-              </w:rPr>
-              <w:t xml:space="preserve">practice</w:t>
-            </w:r>
-            <w:r>
-              <w:t xml:space="preserve"> </w:t>
-            </w:r>
-            <w:r>
-              <w:t xml:space="preserve">as an</w:t>
+              <w:t xml:space="preserve">Model practices as</w:t>
             </w:r>
             <w:r>
               <w:t xml:space="preserve"> </w:t>
@@ -4454,34 +3297,7 @@
               <w:t xml:space="preserve"> </w:t>
             </w:r>
             <w:r>
-              <w:t xml:space="preserve">(linked to a parent business-unit</w:t>
-            </w:r>
-            <w:r>
-              <w:t xml:space="preserve"> </w:t>
-            </w:r>
-            <w:r>
-              <w:rPr>
-                <w:rStyle w:val="VerbatimChar"/>
-              </w:rPr>
-              <w:t xml:space="preserve">Organization</w:t>
-            </w:r>
-            <w:r>
-              <w:t xml:space="preserve"> </w:t>
-            </w:r>
-            <w:r>
-              <w:t xml:space="preserve">via</w:t>
-            </w:r>
-            <w:r>
-              <w:t xml:space="preserve"> </w:t>
-            </w:r>
-            <w:r>
-              <w:rPr>
-                <w:rStyle w:val="VerbatimChar"/>
-              </w:rPr>
-              <w:t xml:space="preserve">partOf</w:t>
-            </w:r>
-            <w:r>
-              <w:t xml:space="preserve">) and associate prescribers via</w:t>
+              <w:t xml:space="preserve">resources and prescriber affiliations with</w:t>
             </w:r>
             <w:r>
               <w:t xml:space="preserve"> </w:t>
@@ -4493,7 +3309,7 @@
               <w:t xml:space="preserve">PractitionerRole</w:t>
             </w:r>
             <w:r>
-              <w:t xml:space="preserve">.</w:t>
+              <w:t xml:space="preserve">. Map that structure to the vendor’s practice hierarchy and enrollment requirements</w:t>
             </w:r>
           </w:p>
         </w:tc>
@@ -4522,23 +3338,7 @@
               <w:jc w:val="left"/>
             </w:pPr>
             <w:r>
-              <w:t xml:space="preserve">Precedence: explicit organization id on the operation → the prescriber’s single affiliation → a configured default.</w:t>
-            </w:r>
-            <w:r>
-              <w:t xml:space="preserve"> </w:t>
-            </w:r>
-            <w:r>
-              <w:rPr>
-                <w:bCs/>
-                <w:b/>
-              </w:rPr>
-              <w:t xml:space="preserve">If a prescriber has multiple affiliations and no organization id is passed, the request errors</w:t>
-            </w:r>
-            <w:r>
-              <w:t xml:space="preserve"> </w:t>
-            </w:r>
-            <w:r>
-              <w:t xml:space="preserve">— pass it explicitly for them.</w:t>
+              <w:t xml:space="preserve">Select the intended practice explicitly when a prescriber has multiple affiliations. Confirm how the integration accepts that context and handles missing or ambiguous selections</w:t>
             </w:r>
           </w:p>
         </w:tc>
@@ -4567,20 +3367,24 @@
               <w:jc w:val="left"/>
             </w:pPr>
             <w:r>
-              <w:t xml:space="preserve">Settable per patient or per clinic; often irrelevant for nationwide telehealth where patients are everywhere.</w:t>
+              <w:t xml:space="preserve">Decide whether pharmacy preferences belong to the patient or clinic, confirm supported behavior, and allow the correct pharmacy to be selected for each prescription</w:t>
             </w:r>
           </w:p>
         </w:tc>
       </w:tr>
     </w:tbl>
-    <w:bookmarkEnd w:id="40"/>
-    <w:bookmarkStart w:id="41" w:name="multi-tenant-platform-deployments"/>
-    <w:p>
-      <w:pPr>
-        <w:pStyle w:val="Heading4"/>
-      </w:pPr>
-      <w:r>
-        <w:t xml:space="preserve">3.10 Multi-Tenant / Platform Deployments</w:t>
+    <w:bookmarkStart w:id="70" w:name="Xfd47b11672c6fea7117c82b0d4a057ee99a0e4c"/>
+    <w:bookmarkEnd w:id="70"/>
+    <w:bookmarkStart w:id="71" w:name="X6f9860091216412cc120f6ce81ce04ddf2b7a61"/>
+    <w:bookmarkEnd w:id="71"/>
+    <w:bookmarkEnd w:id="72"/>
+    <w:bookmarkStart w:id="76" w:name="Xe683ba29178966e6178574ee51c76359196f94f"/>
+    <w:p>
+      <w:pPr>
+        <w:pStyle w:val="Heading3"/>
+      </w:pPr>
+      <w:r>
+        <w:t xml:space="preserve">How will independent clients be isolated and administered?</w:t>
       </w:r>
     </w:p>
     <w:p>
@@ -4595,8 +3399,8 @@
       </w:r>
       <w:r>
         <w:rPr>
+          <w:b/>
           <w:bCs/>
-          <w:b/>
         </w:rPr>
         <w:t xml:space="preserve">downstream clients</w:t>
       </w:r>
@@ -4604,7 +3408,18 @@
         <w:t xml:space="preserve"> </w:t>
       </w:r>
       <w:r>
-        <w:t xml:space="preserve">that prescribe independently (a platform or enablement model) — distinct from one organization’s own locations (3.9). This is an architecture fork worth settling before the second client onboards.</w:t>
+        <w:t xml:space="preserve">that prescribe independently (a platform or enablement model) — distinct from one organization’s own locations (</w:t>
+      </w:r>
+      <w:hyperlink w:anchor="X580f58f2cbbc042ddfc79b17e853d0b931897ff">
+        <w:r>
+          <w:rPr>
+            <w:rStyle w:val="Hyperlink"/>
+          </w:rPr>
+          <w:t xml:space="preserve">Practice selection</w:t>
+        </w:r>
+      </w:hyperlink>
+      <w:r>
+        <w:t xml:space="preserve">). This is an architecture fork worth settling before the second client onboards.</w:t>
       </w:r>
     </w:p>
     <w:p>
@@ -4613,19 +3428,19 @@
       </w:pPr>
       <w:r>
         <w:rPr>
+          <w:b/>
           <w:bCs/>
-          <w:b/>
         </w:rPr>
         <w:t xml:space="preserve">Questions:</w:t>
       </w:r>
     </w:p>
     <w:p>
       <w:pPr>
-        <w:numPr>
-          <w:ilvl w:val="0"/>
-          <w:numId w:val="1014"/>
-        </w:numPr>
-        <w:pStyle w:val="Compact"/>
+        <w:pStyle w:val="Compact"/>
+        <w:numPr>
+          <w:ilvl w:val="0"/>
+          <w:numId w:val="1015"/>
+        </w:numPr>
       </w:pPr>
       <w:r>
         <w:t xml:space="preserve">Does a single Medplum project serve multiple downstream clients or brands that prescribe independently?</w:t>
@@ -4633,11 +3448,11 @@
     </w:p>
     <w:p>
       <w:pPr>
-        <w:numPr>
-          <w:ilvl w:val="0"/>
-          <w:numId w:val="1014"/>
-        </w:numPr>
-        <w:pStyle w:val="Compact"/>
+        <w:pStyle w:val="Compact"/>
+        <w:numPr>
+          <w:ilvl w:val="0"/>
+          <w:numId w:val="1015"/>
+        </w:numPr>
       </w:pPr>
       <w:r>
         <w:t xml:space="preserve">Must each client’s prescribers and patients be isolated from the others?</w:t>
@@ -4645,11 +3460,11 @@
     </w:p>
     <w:p>
       <w:pPr>
-        <w:numPr>
-          <w:ilvl w:val="0"/>
-          <w:numId w:val="1014"/>
-        </w:numPr>
-        <w:pStyle w:val="Compact"/>
+        <w:pStyle w:val="Compact"/>
+        <w:numPr>
+          <w:ilvl w:val="0"/>
+          <w:numId w:val="1015"/>
+        </w:numPr>
       </w:pPr>
       <w:r>
         <w:t xml:space="preserve">Does the originating clinic’s identity or branding need to reach the pharmacy?</w:t>
@@ -4657,11 +3472,11 @@
     </w:p>
     <w:p>
       <w:pPr>
-        <w:numPr>
-          <w:ilvl w:val="0"/>
-          <w:numId w:val="1014"/>
-        </w:numPr>
-        <w:pStyle w:val="Compact"/>
+        <w:pStyle w:val="Compact"/>
+        <w:numPr>
+          <w:ilvl w:val="0"/>
+          <w:numId w:val="1015"/>
+        </w:numPr>
       </w:pPr>
       <w:r>
         <w:t xml:space="preserve">Do downstream clients’ admins need scoped self-service access to manage their own prescribers?</w:t>
@@ -4671,9 +3486,8 @@
       <w:tblPr>
         <w:tblStyle w:val="Table"/>
         <w:tblW w:w="9360" w:type="dxa"/>
+        <w:tblLayout w:type="fixed"/>
         <w:tblLook w:firstRow="1" w:lastRow="0" w:firstColumn="0" w:lastColumn="0" w:noHBand="0" w:noVBand="0" w:val="0020"/>
-        <w:jc w:val="start"/>
-        <w:tblLayout w:type="fixed"/>
       </w:tblPr>
       <w:tblGrid>
         <w:gridCol w:w="4437"/>
@@ -4682,7 +3496,7 @@
       <w:tr>
         <w:trPr>
           <w:cantSplit/>
-          <w:tblHeader w:val="true"/>
+          <w:tblHeader w:val="on"/>
         </w:trPr>
         <w:tc>
           <w:tcPr/>
@@ -4733,7 +3547,18 @@
               <w:jc w:val="left"/>
             </w:pPr>
             <w:r>
-              <w:t xml:space="preserve">Not multi-tenant — use Multi-Location (3.9).</w:t>
+              <w:t xml:space="preserve">Not multi-tenant — use Multi-Location (</w:t>
+            </w:r>
+            <w:hyperlink w:anchor="X580f58f2cbbc042ddfc79b17e853d0b931897ff">
+              <w:r>
+                <w:rPr>
+                  <w:rStyle w:val="Hyperlink"/>
+                </w:rPr>
+                <w:t xml:space="preserve">Practice selection</w:t>
+              </w:r>
+            </w:hyperlink>
+            <w:r>
+              <w:t xml:space="preserve">).</w:t>
             </w:r>
           </w:p>
         </w:tc>
@@ -4849,40 +3674,19 @@
               <w:jc w:val="left"/>
             </w:pPr>
             <w:r>
-              <w:t xml:space="preserve">The</w:t>
+              <w:t xml:space="preserve">Confirm whether the selected hosted or custom workflow can restrict client admins to their own prescribers and patients. Define and verify those permissions in Medplum and the vendor system before granting access; include this in</w:t>
             </w:r>
             <w:r>
               <w:t xml:space="preserve"> </w:t>
             </w:r>
-            <w:r>
-              <w:rPr>
-                <w:bCs/>
-                <w:b/>
-              </w:rPr>
-              <w:t xml:space="preserve">custom workflow</w:t>
-            </w:r>
-            <w:r>
-              <w:t xml:space="preserve"> </w:t>
-            </w:r>
-            <w:r>
-              <w:t xml:space="preserve">can grant client admins access scoped to their own tenant (cross-tenant admin access is blocked for HIPAA); the</w:t>
-            </w:r>
-            <w:r>
-              <w:t xml:space="preserve"> </w:t>
-            </w:r>
-            <w:r>
-              <w:rPr>
-                <w:bCs/>
-                <w:b/>
-              </w:rPr>
-              <w:t xml:space="preserve">hosted-iframe</w:t>
-            </w:r>
-            <w:r>
-              <w:t xml:space="preserve"> </w:t>
-            </w:r>
-            <w:r>
-              <w:t xml:space="preserve">path generally cannot expose a scoped admin portal — a factor in the 3.1 decision.</w:t>
-            </w:r>
+            <w:hyperlink w:anchor="hosted-or-custom-prescribing">
+              <w:r>
+                <w:rPr>
+                  <w:rStyle w:val="Hyperlink"/>
+                </w:rPr>
+                <w:t xml:space="preserve">Prescribing workflow</w:t>
+              </w:r>
+            </w:hyperlink>
           </w:p>
         </w:tc>
       </w:tr>
@@ -4916,31 +3720,20 @@
         </w:tc>
       </w:tr>
     </w:tbl>
-    <w:p>
-      <w:r>
-        <w:pict>
-          <v:rect style="width:0;height:1.5pt" o:hralign="center" o:hrstd="t" o:hr="t"/>
-        </w:pict>
-      </w:r>
-    </w:p>
-    <w:bookmarkEnd w:id="41"/>
-    <w:bookmarkEnd w:id="42"/>
-    <w:bookmarkStart w:id="44" w:name="situational"/>
+    <w:bookmarkStart w:id="73" w:name="situational"/>
+    <w:bookmarkEnd w:id="73"/>
+    <w:bookmarkStart w:id="74" w:name="X35d738a5bbcef58cf49d5d033319ba42222763d"/>
+    <w:bookmarkEnd w:id="74"/>
+    <w:bookmarkStart w:id="75" w:name="X3089521e3825326d6720440c00982a008830f0b"/>
+    <w:bookmarkEnd w:id="75"/>
+    <w:bookmarkEnd w:id="76"/>
+    <w:bookmarkStart w:id="77" w:name="X65bac591accc0f62d1184bb4e7e2a0499527739"/>
     <w:p>
       <w:pPr>
         <w:pStyle w:val="Heading3"/>
       </w:pPr>
       <w:r>
-        <w:t xml:space="preserve">Situational</w:t>
-      </w:r>
-    </w:p>
-    <w:bookmarkStart w:id="43" w:name="Xc05e7dc0a018fe694ee587ad8dfd07f5ff84d89"/>
-    <w:p>
-      <w:pPr>
-        <w:pStyle w:val="Heading4"/>
-      </w:pPr>
-      <w:r>
-        <w:t xml:space="preserve">3.11 Migration from an Existing e-Rx System (Change of Vendor)</w:t>
+        <w:t xml:space="preserve">How will prescribers transition from an existing e-Rx system?</w:t>
       </w:r>
     </w:p>
     <w:p>
@@ -4948,7 +3741,18 @@
         <w:pStyle w:val="FirstParagraph"/>
       </w:pPr>
       <w:r>
-        <w:t xml:space="preserve">Read only when replacing an existing EHR or e-Rx vendor (1.3).</w:t>
+        <w:t xml:space="preserve">Read only when replacing an existing EHR or e-Rx vendor (</w:t>
+      </w:r>
+      <w:hyperlink w:anchor="Xb25e96f6b4ef17a17239f2dc54c7f6e34760dba">
+        <w:r>
+          <w:rPr>
+            <w:rStyle w:val="Hyperlink"/>
+          </w:rPr>
+          <w:t xml:space="preserve">Existing systems</w:t>
+        </w:r>
+      </w:hyperlink>
+      <w:r>
+        <w:t xml:space="preserve">).</w:t>
       </w:r>
     </w:p>
     <w:p>
@@ -4957,31 +3761,31 @@
       </w:pPr>
       <w:r>
         <w:rPr>
+          <w:b/>
           <w:bCs/>
-          <w:b/>
         </w:rPr>
         <w:t xml:space="preserve">Questions:</w:t>
       </w:r>
     </w:p>
     <w:p>
       <w:pPr>
-        <w:numPr>
-          <w:ilvl w:val="0"/>
-          <w:numId w:val="1015"/>
-        </w:numPr>
-        <w:pStyle w:val="Compact"/>
-      </w:pPr>
-      <w:r>
-        <w:t xml:space="preserve">Are prescribers currently sending through another system on SureScripts?</w:t>
-      </w:r>
-    </w:p>
-    <w:p>
-      <w:pPr>
-        <w:numPr>
-          <w:ilvl w:val="0"/>
-          <w:numId w:val="1015"/>
-        </w:numPr>
-        <w:pStyle w:val="Compact"/>
+        <w:pStyle w:val="Compact"/>
+        <w:numPr>
+          <w:ilvl w:val="0"/>
+          <w:numId w:val="1016"/>
+        </w:numPr>
+      </w:pPr>
+      <w:r>
+        <w:t xml:space="preserve">Are prescribers currently sending through another system on the prescribing network?</w:t>
+      </w:r>
+    </w:p>
+    <w:p>
+      <w:pPr>
+        <w:pStyle w:val="Compact"/>
+        <w:numPr>
+          <w:ilvl w:val="0"/>
+          <w:numId w:val="1016"/>
+        </w:numPr>
       </w:pPr>
       <w:r>
         <w:t xml:space="preserve">Do pending refills and history need to follow prescribers over?</w:t>
@@ -4989,11 +3793,11 @@
     </w:p>
     <w:p>
       <w:pPr>
-        <w:numPr>
-          <w:ilvl w:val="0"/>
-          <w:numId w:val="1015"/>
-        </w:numPr>
-        <w:pStyle w:val="Compact"/>
+        <w:pStyle w:val="Compact"/>
+        <w:numPr>
+          <w:ilvl w:val="0"/>
+          <w:numId w:val="1016"/>
+        </w:numPr>
       </w:pPr>
       <w:r>
         <w:t xml:space="preserve">Can migration be phased prescriber-by-prescriber, or must it be all at once?</w:t>
@@ -5003,18 +3807,17 @@
       <w:tblPr>
         <w:tblStyle w:val="Table"/>
         <w:tblW w:w="9360" w:type="dxa"/>
+        <w:tblLayout w:type="fixed"/>
         <w:tblLook w:firstRow="1" w:lastRow="0" w:firstColumn="0" w:lastColumn="0" w:noHBand="0" w:noVBand="0" w:val="0020"/>
-        <w:jc w:val="start"/>
-        <w:tblLayout w:type="fixed"/>
       </w:tblPr>
       <w:tblGrid>
-        <w:gridCol w:w="3828"/>
-        <w:gridCol w:w="5532"/>
+        <w:gridCol w:w="4640"/>
+        <w:gridCol w:w="4720"/>
       </w:tblGrid>
       <w:tr>
         <w:trPr>
           <w:cantSplit/>
-          <w:tblHeader w:val="true"/>
+          <w:tblHeader w:val="on"/>
         </w:trPr>
         <w:tc>
           <w:tcPr/>
@@ -5053,27 +3856,27 @@
               <w:jc w:val="left"/>
             </w:pPr>
             <w:r>
-              <w:t xml:space="preserve">Already on SureScripts</w:t>
-            </w:r>
-          </w:p>
-        </w:tc>
-        <w:tc>
-          <w:tcPr/>
-          <w:p>
-            <w:pPr>
-              <w:pStyle w:val="Compact"/>
-              <w:jc w:val="left"/>
-            </w:pPr>
-            <w:r>
-              <w:t xml:space="preserve">Coordinate a</w:t>
+              <w:t xml:space="preserve">Already prescribing through another system</w:t>
+            </w:r>
+          </w:p>
+        </w:tc>
+        <w:tc>
+          <w:tcPr/>
+          <w:p>
+            <w:pPr>
+              <w:pStyle w:val="Compact"/>
+              <w:jc w:val="left"/>
+            </w:pPr>
+            <w:r>
+              <w:t xml:space="preserve">Coordinate the network’s</w:t>
             </w:r>
             <w:r>
               <w:t xml:space="preserve"> </w:t>
             </w:r>
             <w:r>
               <w:rPr>
+                <w:b/>
                 <w:bCs/>
-                <w:b/>
               </w:rPr>
               <w:t xml:space="preserve">Change of Vendor</w:t>
             </w:r>
@@ -5081,7 +3884,7 @@
               <w:t xml:space="preserve"> </w:t>
             </w:r>
             <w:r>
-              <w:t xml:space="preserve">so the new system is recognized; without it, new prescriptions may work while refills and edits fail.</w:t>
+              <w:t xml:space="preserve">process so the new system is recognized; without it, new prescriptions may work while refills and edits fail.</w:t>
             </w:r>
           </w:p>
         </w:tc>
@@ -5145,17 +3948,9 @@
         </w:tc>
       </w:tr>
     </w:tbl>
-    <w:p>
-      <w:r>
-        <w:pict>
-          <v:rect style="width:0;height:1.5pt" o:hralign="center" o:hrstd="t" o:hr="t"/>
-        </w:pict>
-      </w:r>
-    </w:p>
-    <w:bookmarkEnd w:id="43"/>
-    <w:bookmarkEnd w:id="44"/>
-    <w:bookmarkEnd w:id="45"/>
-    <w:bookmarkStart w:id="49" w:name="related-integrations"/>
+    <w:bookmarkEnd w:id="77"/>
+    <w:bookmarkEnd w:id="78"/>
+    <w:bookmarkStart w:id="83" w:name="related-integrations"/>
     <w:p>
       <w:pPr>
         <w:pStyle w:val="Heading2"/>
@@ -5164,99 +3959,60 @@
         <w:t xml:space="preserve">Related Integrations</w:t>
       </w:r>
     </w:p>
+    <w:bookmarkStart w:id="79" w:name="scriptsure"/>
+    <w:bookmarkEnd w:id="79"/>
+    <w:bookmarkStart w:id="80" w:name="dosespot"/>
+    <w:bookmarkEnd w:id="80"/>
     <w:p>
       <w:pPr>
         <w:pStyle w:val="FirstParagraph"/>
       </w:pPr>
       <w:r>
-        <w:t xml:space="preserve">The e-prescribing vendors Medplum integrates with first-party:</w:t>
-      </w:r>
-    </w:p>
-    <w:p>
-      <w:pPr>
-        <w:numPr>
-          <w:ilvl w:val="0"/>
-          <w:numId w:val="1016"/>
-        </w:numPr>
-        <w:pStyle w:val="Compact"/>
-      </w:pPr>
-      <w:hyperlink r:id="rId46">
+        <w:t xml:space="preserve">See the integration docs for setup and implementation details:</w:t>
+      </w:r>
+    </w:p>
+    <w:p>
+      <w:pPr>
+        <w:pStyle w:val="Compact"/>
+        <w:numPr>
+          <w:ilvl w:val="0"/>
+          <w:numId w:val="1017"/>
+        </w:numPr>
+      </w:pPr>
+      <w:hyperlink r:id="rId81">
         <w:r>
           <w:rPr>
             <w:rStyle w:val="Hyperlink"/>
-            <w:bCs/>
-            <w:b/>
           </w:rPr>
           <w:t xml:space="preserve">ScriptSure</w:t>
         </w:r>
       </w:hyperlink>
       <w:r>
-        <w:t xml:space="preserve"> </w:t>
-      </w:r>
-      <w:r>
-        <w:t xml:space="preserve">— FHIR operations and bots, plus an authenticated iframe. The option behind the</w:t>
-      </w:r>
-      <w:r>
-        <w:t xml:space="preserve"> </w:t>
-      </w:r>
-      <w:r>
-        <w:rPr>
-          <w:bCs/>
-          <w:b/>
-        </w:rPr>
-        <w:t xml:space="preserve">custom workflow</w:t>
-      </w:r>
-      <w:r>
-        <w:t xml:space="preserve"> </w:t>
-      </w:r>
-      <w:r>
-        <w:t xml:space="preserve">in 3.1.</w:t>
-      </w:r>
-    </w:p>
-    <w:p>
-      <w:pPr>
-        <w:numPr>
-          <w:ilvl w:val="0"/>
-          <w:numId w:val="1016"/>
-        </w:numPr>
-        <w:pStyle w:val="Compact"/>
-      </w:pPr>
-      <w:hyperlink r:id="rId47">
+        <w:t xml:space="preserve">: custom prescribing workflows using FHIR operations and Bots, with hosted review and send.</w:t>
+      </w:r>
+    </w:p>
+    <w:p>
+      <w:pPr>
+        <w:pStyle w:val="Compact"/>
+        <w:numPr>
+          <w:ilvl w:val="0"/>
+          <w:numId w:val="1017"/>
+        </w:numPr>
+      </w:pPr>
+      <w:hyperlink r:id="rId82">
         <w:r>
           <w:rPr>
             <w:rStyle w:val="Hyperlink"/>
-            <w:bCs/>
-            <w:b/>
           </w:rPr>
           <w:t xml:space="preserve">DoseSpot</w:t>
         </w:r>
       </w:hyperlink>
       <w:r>
-        <w:t xml:space="preserve"> </w:t>
-      </w:r>
-      <w:r>
-        <w:t xml:space="preserve">— embedded iFrame prescribing, including clinic favorites (3.7) and</w:t>
-      </w:r>
-      <w:r>
-        <w:t xml:space="preserve"> </w:t>
-      </w:r>
-      <w:hyperlink r:id="rId48">
-        <w:r>
-          <w:rPr>
-            <w:rStyle w:val="Hyperlink"/>
-          </w:rPr>
-          <w:t xml:space="preserve">prescriber enrollment</w:t>
-        </w:r>
-      </w:hyperlink>
-      <w:r>
-        <w:t xml:space="preserve"> </w:t>
-      </w:r>
-      <w:r>
-        <w:t xml:space="preserve">(3.2).</w:t>
-      </w:r>
-    </w:p>
-    <w:bookmarkEnd w:id="49"/>
-    <w:bookmarkEnd w:id="50"/>
+        <w:t xml:space="preserve">: embedded prescribing through a hosted iframe.</w:t>
+      </w:r>
+    </w:p>
+    <w:bookmarkEnd w:id="83"/>
+    <w:bookmarkEnd w:id="84"/>
     <w:sectPr>
       <w:pgSz w:h="15840" w:w="12240"/>
       <w:pgMar w:bottom="1440" w:footer="720" w:gutter="0" w:header="720" w:left="1440" w:right="1440" w:top="1440"/>
@@ -5294,14 +4050,14 @@
 <file path=word/numbering.xml><?xml version="1.0" encoding="utf-8"?>
 <w:numbering xmlns:w="http://schemas.openxmlformats.org/wordprocessingml/2006/main">
   <w:abstractNum w:abstractNumId="990">
-    <w:nsid w:val="A990"/>
+    <w:nsid w:val="0000A990"/>
     <w:multiLevelType w:val="multilevel"/>
     <w:lvl w:ilvl="0">
       <w:numFmt w:val="bullet"/>
       <w:lvlText w:val=" "/>
       <w:lvlJc w:val="left"/>
       <w:pPr>
-        <w:ind w:left="720" w:hanging="480"/>
+        <w:ind w:left="720" w:hanging="360"/>
       </w:pPr>
     </w:lvl>
     <w:lvl w:ilvl="1">
@@ -5309,7 +4065,7 @@
       <w:lvlText w:val=" "/>
       <w:lvlJc w:val="left"/>
       <w:pPr>
-        <w:ind w:left="1440" w:hanging="480"/>
+        <w:ind w:left="1440" w:hanging="360"/>
       </w:pPr>
     </w:lvl>
     <w:lvl w:ilvl="2">
@@ -5317,7 +4073,7 @@
       <w:lvlText w:val=" "/>
       <w:lvlJc w:val="left"/>
       <w:pPr>
-        <w:ind w:left="2160" w:hanging="480"/>
+        <w:ind w:left="2160" w:hanging="360"/>
       </w:pPr>
     </w:lvl>
     <w:lvl w:ilvl="3">
@@ -5325,7 +4081,7 @@
       <w:lvlText w:val=" "/>
       <w:lvlJc w:val="left"/>
       <w:pPr>
-        <w:ind w:left="2880" w:hanging="480"/>
+        <w:ind w:left="2880" w:hanging="360"/>
       </w:pPr>
     </w:lvl>
     <w:lvl w:ilvl="4">
@@ -5333,7 +4089,7 @@
       <w:lvlText w:val=" "/>
       <w:lvlJc w:val="left"/>
       <w:pPr>
-        <w:ind w:left="3600" w:hanging="480"/>
+        <w:ind w:left="3600" w:hanging="360"/>
       </w:pPr>
     </w:lvl>
     <w:lvl w:ilvl="5">
@@ -5341,7 +4097,7 @@
       <w:lvlText w:val=" "/>
       <w:lvlJc w:val="left"/>
       <w:pPr>
-        <w:ind w:left="4320" w:hanging="480"/>
+        <w:ind w:left="4320" w:hanging="360"/>
       </w:pPr>
     </w:lvl>
     <w:lvl w:ilvl="6">
@@ -5349,7 +4105,7 @@
       <w:lvlText w:val=" "/>
       <w:lvlJc w:val="left"/>
       <w:pPr>
-        <w:ind w:left="5040" w:hanging="480"/>
+        <w:ind w:left="5040" w:hanging="360"/>
       </w:pPr>
     </w:lvl>
     <w:lvl w:ilvl="7">
@@ -5357,7 +4113,7 @@
       <w:lvlText w:val=" "/>
       <w:lvlJc w:val="left"/>
       <w:pPr>
-        <w:ind w:left="5760" w:hanging="480"/>
+        <w:ind w:left="5760" w:hanging="360"/>
       </w:pPr>
     </w:lvl>
     <w:lvl w:ilvl="8">
@@ -5365,91 +4121,230 @@
       <w:lvlText w:val=" "/>
       <w:lvlJc w:val="left"/>
       <w:pPr>
-        <w:ind w:left="6480" w:hanging="480"/>
+        <w:ind w:left="6480" w:hanging="360"/>
+      </w:pPr>
+    </w:lvl>
+  </w:abstractNum>
+  <w:abstractNum w:abstractNumId="99411">
+    <w:nsid w:val="00A99411"/>
+    <w:multiLevelType w:val="multilevel"/>
+    <w:lvl w:ilvl="0">
+      <w:start w:val="1"/>
+      <w:numFmt w:val="decimal"/>
+      <w:lvlText w:val="%1."/>
+      <w:lvlJc w:val="left"/>
+      <w:pPr>
+        <w:ind w:left="720" w:hanging="360"/>
+      </w:pPr>
+    </w:lvl>
+    <w:lvl w:ilvl="1">
+      <w:start w:val="1"/>
+      <w:numFmt w:val="decimal"/>
+      <w:lvlText w:val="%2."/>
+      <w:lvlJc w:val="left"/>
+      <w:pPr>
+        <w:ind w:left="1440" w:hanging="360"/>
+      </w:pPr>
+    </w:lvl>
+    <w:lvl w:ilvl="2">
+      <w:start w:val="1"/>
+      <w:numFmt w:val="decimal"/>
+      <w:lvlText w:val="%3."/>
+      <w:lvlJc w:val="left"/>
+      <w:pPr>
+        <w:ind w:left="2160" w:hanging="360"/>
+      </w:pPr>
+    </w:lvl>
+    <w:lvl w:ilvl="3">
+      <w:start w:val="1"/>
+      <w:numFmt w:val="decimal"/>
+      <w:lvlText w:val="%4."/>
+      <w:lvlJc w:val="left"/>
+      <w:pPr>
+        <w:ind w:left="2880" w:hanging="360"/>
+      </w:pPr>
+    </w:lvl>
+    <w:lvl w:ilvl="4">
+      <w:start w:val="1"/>
+      <w:numFmt w:val="decimal"/>
+      <w:lvlText w:val="%5."/>
+      <w:lvlJc w:val="left"/>
+      <w:pPr>
+        <w:ind w:left="3600" w:hanging="360"/>
+      </w:pPr>
+    </w:lvl>
+    <w:lvl w:ilvl="5">
+      <w:start w:val="1"/>
+      <w:numFmt w:val="decimal"/>
+      <w:lvlText w:val="%6."/>
+      <w:lvlJc w:val="left"/>
+      <w:pPr>
+        <w:ind w:left="4320" w:hanging="360"/>
+      </w:pPr>
+    </w:lvl>
+    <w:lvl w:ilvl="6">
+      <w:start w:val="1"/>
+      <w:numFmt w:val="decimal"/>
+      <w:lvlText w:val="%7."/>
+      <w:lvlJc w:val="left"/>
+      <w:pPr>
+        <w:ind w:left="5040" w:hanging="360"/>
+      </w:pPr>
+    </w:lvl>
+    <w:lvl w:ilvl="7">
+      <w:start w:val="1"/>
+      <w:numFmt w:val="decimal"/>
+      <w:lvlText w:val="%8."/>
+      <w:lvlJc w:val="left"/>
+      <w:pPr>
+        <w:ind w:left="5760" w:hanging="360"/>
+      </w:pPr>
+    </w:lvl>
+    <w:lvl w:ilvl="8">
+      <w:start w:val="1"/>
+      <w:numFmt w:val="decimal"/>
+      <w:lvlText w:val="%9."/>
+      <w:lvlJc w:val="left"/>
+      <w:pPr>
+        <w:ind w:left="6480" w:hanging="360"/>
       </w:pPr>
     </w:lvl>
   </w:abstractNum>
   <w:abstractNum w:abstractNumId="991">
-    <w:nsid w:val="A991"/>
+    <w:nsid w:val="0000A991"/>
     <w:multiLevelType w:val="multilevel"/>
     <w:lvl w:ilvl="0">
       <w:numFmt w:val="bullet"/>
-      <w:lvlText w:val="•"/>
+      <w:lvlText w:val=""/>
       <w:lvlJc w:val="left"/>
       <w:pPr>
-        <w:ind w:left="720" w:hanging="480"/>
-      </w:pPr>
+        <w:ind w:left="720" w:hanging="360"/>
+      </w:pPr>
+      <w:rPr>
+        <w:rFonts w:ascii="Symbol" w:hAnsi="Symbol" w:cs="Symbol" w:hint="default"/>
+      </w:rPr>
     </w:lvl>
     <w:lvl w:ilvl="1">
       <w:numFmt w:val="bullet"/>
-      <w:lvlText w:val="–"/>
+      <w:lvlText w:val="o"/>
       <w:lvlJc w:val="left"/>
       <w:pPr>
-        <w:ind w:left="1440" w:hanging="480"/>
-      </w:pPr>
+        <w:ind w:left="1440" w:hanging="360"/>
+      </w:pPr>
+      <w:rPr>
+        <w:rFonts w:ascii="Courier New" w:hAnsi="Courier New" w:cs="Courier New" w:hint="default"/>
+      </w:rPr>
     </w:lvl>
     <w:lvl w:ilvl="2">
       <w:numFmt w:val="bullet"/>
-      <w:lvlText w:val="•"/>
+      <w:lvlText w:val=""/>
       <w:lvlJc w:val="left"/>
       <w:pPr>
-        <w:ind w:left="2160" w:hanging="480"/>
-      </w:pPr>
+        <w:ind w:left="2160" w:hanging="360"/>
+      </w:pPr>
+      <w:rPr>
+        <w:rFonts w:ascii="Wingdings" w:hAnsi="Wingdings" w:cs="Wingdings" w:hint="default"/>
+      </w:rPr>
     </w:lvl>
     <w:lvl w:ilvl="3">
       <w:numFmt w:val="bullet"/>
-      <w:lvlText w:val="–"/>
+      <w:lvlText w:val=""/>
       <w:lvlJc w:val="left"/>
       <w:pPr>
-        <w:ind w:left="2880" w:hanging="480"/>
-      </w:pPr>
+        <w:ind w:left="2880" w:hanging="360"/>
+      </w:pPr>
+      <w:rPr>
+        <w:rFonts w:ascii="Symbol" w:hAnsi="Symbol" w:cs="Symbol" w:hint="default"/>
+      </w:rPr>
     </w:lvl>
     <w:lvl w:ilvl="4">
       <w:numFmt w:val="bullet"/>
-      <w:lvlText w:val="•"/>
+      <w:lvlText w:val="o"/>
       <w:lvlJc w:val="left"/>
       <w:pPr>
-        <w:ind w:left="3600" w:hanging="480"/>
-      </w:pPr>
+        <w:ind w:left="3600" w:hanging="360"/>
+      </w:pPr>
+      <w:rPr>
+        <w:rFonts w:ascii="Courier New" w:hAnsi="Courier New" w:cs="Courier New" w:hint="default"/>
+      </w:rPr>
     </w:lvl>
     <w:lvl w:ilvl="5">
       <w:numFmt w:val="bullet"/>
-      <w:lvlText w:val="–"/>
+      <w:lvlText w:val=""/>
       <w:lvlJc w:val="left"/>
       <w:pPr>
-        <w:ind w:left="4320" w:hanging="480"/>
-      </w:pPr>
+        <w:ind w:left="4320" w:hanging="360"/>
+      </w:pPr>
+      <w:rPr>
+        <w:rFonts w:ascii="Wingdings" w:hAnsi="Wingdings" w:cs="Wingdings" w:hint="default"/>
+      </w:rPr>
     </w:lvl>
     <w:lvl w:ilvl="6">
       <w:numFmt w:val="bullet"/>
-      <w:lvlText w:val="•"/>
+      <w:lvlText w:val=""/>
       <w:lvlJc w:val="left"/>
       <w:pPr>
-        <w:ind w:left="5040" w:hanging="480"/>
-      </w:pPr>
+        <w:ind w:left="5040" w:hanging="360"/>
+      </w:pPr>
+      <w:rPr>
+        <w:rFonts w:ascii="Symbol" w:hAnsi="Symbol" w:cs="Symbol" w:hint="default"/>
+      </w:rPr>
     </w:lvl>
     <w:lvl w:ilvl="7">
       <w:numFmt w:val="bullet"/>
-      <w:lvlText w:val="–"/>
+      <w:lvlText w:val="o"/>
       <w:lvlJc w:val="left"/>
       <w:pPr>
-        <w:ind w:left="5760" w:hanging="480"/>
-      </w:pPr>
+        <w:ind w:left="5760" w:hanging="360"/>
+      </w:pPr>
+      <w:rPr>
+        <w:rFonts w:ascii="Courier New" w:hAnsi="Courier New" w:cs="Courier New" w:hint="default"/>
+      </w:rPr>
     </w:lvl>
     <w:lvl w:ilvl="8">
       <w:numFmt w:val="bullet"/>
-      <w:lvlText w:val="•"/>
+      <w:lvlText w:val=""/>
       <w:lvlJc w:val="left"/>
       <w:pPr>
-        <w:ind w:left="6480" w:hanging="480"/>
-      </w:pPr>
+        <w:ind w:left="6480" w:hanging="360"/>
+      </w:pPr>
+      <w:rPr>
+        <w:rFonts w:ascii="Wingdings" w:hAnsi="Wingdings" w:cs="Wingdings" w:hint="default"/>
+      </w:rPr>
     </w:lvl>
   </w:abstractNum>
   <w:num w:numId="1000">
     <w:abstractNumId w:val="990"/>
   </w:num>
   <w:num w:numId="1001">
-    <w:abstractNumId w:val="991"/>
+    <w:abstractNumId w:val="99411"/>
+    <w:lvlOverride w:ilvl="0">
+      <w:startOverride w:val="1"/>
+    </w:lvlOverride>
+    <w:lvlOverride w:ilvl="1">
+      <w:startOverride w:val="1"/>
+    </w:lvlOverride>
+    <w:lvlOverride w:ilvl="2">
+      <w:startOverride w:val="1"/>
+    </w:lvlOverride>
+    <w:lvlOverride w:ilvl="3">
+      <w:startOverride w:val="1"/>
+    </w:lvlOverride>
+    <w:lvlOverride w:ilvl="4">
+      <w:startOverride w:val="1"/>
+    </w:lvlOverride>
+    <w:lvlOverride w:ilvl="5">
+      <w:startOverride w:val="1"/>
+    </w:lvlOverride>
+    <w:lvlOverride w:ilvl="6">
+      <w:startOverride w:val="1"/>
+    </w:lvlOverride>
+    <w:lvlOverride w:ilvl="7">
+      <w:startOverride w:val="1"/>
+    </w:lvlOverride>
+    <w:lvlOverride w:ilvl="8">
+      <w:startOverride w:val="1"/>
+    </w:lvlOverride>
   </w:num>
   <w:num w:numId="1002">
     <w:abstractNumId w:val="991"/>
@@ -5496,6 +4391,9 @@
   <w:num w:numId="1016">
     <w:abstractNumId w:val="991"/>
   </w:num>
+  <w:num w:numId="1017">
+    <w:abstractNumId w:val="991"/>
+  </w:num>
 </w:numbering>
 </file>
 
@@ -6175,8 +5073,8 @@
     <w:name w:val="KeywordTok"/>
     <w:basedOn w:val="VerbatimChar"/>
     <w:rPr>
+      <w:b/>
       <w:color w:val="007020"/>
-      <w:b/>
     </w:rPr>
   </w:style>
   <w:style w:type="character" w:customStyle="1" w:styleId="DataTypeTok">
@@ -6253,42 +5151,42 @@
     <w:name w:val="ImportTok"/>
     <w:basedOn w:val="VerbatimChar"/>
     <w:rPr>
+      <w:b/>
       <w:color w:val="008000"/>
-      <w:b/>
     </w:rPr>
   </w:style>
   <w:style w:type="character" w:customStyle="1" w:styleId="CommentTok">
     <w:name w:val="CommentTok"/>
     <w:basedOn w:val="VerbatimChar"/>
     <w:rPr>
+      <w:i/>
       <w:color w:val="60a0b0"/>
-      <w:i/>
     </w:rPr>
   </w:style>
   <w:style w:type="character" w:customStyle="1" w:styleId="DocumentationTok">
     <w:name w:val="DocumentationTok"/>
     <w:basedOn w:val="VerbatimChar"/>
     <w:rPr>
+      <w:i/>
       <w:color w:val="ba2121"/>
-      <w:i/>
     </w:rPr>
   </w:style>
   <w:style w:type="character" w:customStyle="1" w:styleId="AnnotationTok">
     <w:name w:val="AnnotationTok"/>
     <w:basedOn w:val="VerbatimChar"/>
     <w:rPr>
-      <w:color w:val="60a0b0"/>
       <w:b/>
       <w:i/>
+      <w:color w:val="60a0b0"/>
     </w:rPr>
   </w:style>
   <w:style w:type="character" w:customStyle="1" w:styleId="CommentVarTok">
     <w:name w:val="CommentVarTok"/>
     <w:basedOn w:val="VerbatimChar"/>
     <w:rPr>
-      <w:color w:val="60a0b0"/>
       <w:b/>
       <w:i/>
+      <w:color w:val="60a0b0"/>
     </w:rPr>
   </w:style>
   <w:style w:type="character" w:customStyle="1" w:styleId="OtherTok">
@@ -6316,8 +5214,8 @@
     <w:name w:val="ControlFlowTok"/>
     <w:basedOn w:val="VerbatimChar"/>
     <w:rPr>
+      <w:b/>
       <w:color w:val="007020"/>
-      <w:b/>
     </w:rPr>
   </w:style>
   <w:style w:type="character" w:customStyle="1" w:styleId="OperatorTok">
@@ -6362,34 +5260,34 @@
     <w:name w:val="InformationTok"/>
     <w:basedOn w:val="VerbatimChar"/>
     <w:rPr>
-      <w:color w:val="60a0b0"/>
       <w:b/>
       <w:i/>
+      <w:color w:val="60a0b0"/>
     </w:rPr>
   </w:style>
   <w:style w:type="character" w:customStyle="1" w:styleId="WarningTok">
     <w:name w:val="WarningTok"/>
     <w:basedOn w:val="VerbatimChar"/>
     <w:rPr>
-      <w:color w:val="60a0b0"/>
       <w:b/>
       <w:i/>
+      <w:color w:val="60a0b0"/>
     </w:rPr>
   </w:style>
   <w:style w:type="character" w:customStyle="1" w:styleId="AlertTok">
     <w:name w:val="AlertTok"/>
     <w:basedOn w:val="VerbatimChar"/>
     <w:rPr>
+      <w:b/>
       <w:color w:val="ff0000"/>
-      <w:b/>
     </w:rPr>
   </w:style>
   <w:style w:type="character" w:customStyle="1" w:styleId="ErrorTok">
     <w:name w:val="ErrorTok"/>
     <w:basedOn w:val="VerbatimChar"/>
     <w:rPr>
+      <w:b/>
       <w:color w:val="ff0000"/>
-      <w:b/>
     </w:rPr>
   </w:style>
   <w:style w:type="character" w:customStyle="1" w:styleId="NormalTok">
